--- a/Rapports_mensuels/2025_11/ipc_note_08_ar_2025_11.docx
+++ b/Rapports_mensuels/2025_11/ipc_note_08_ar_2025_11.docx
@@ -574,7 +574,82 @@
         <w:t xml:space="preserve"> </w:t>
       </w:r>
       <w:r>
-        <w:t xml:space="preserve">ب 1.4 % مقارنة بشهر نونبر 2024</w:t>
+        <w:t xml:space="preserve">ب 0.6 % مقارنة بشهر نونبر 2024</w:t>
+      </w:r>
+    </w:p>
+    <w:p>
+      <w:pPr>
+        <w:pStyle w:val="ipctitre0"/>
+      </w:pPr>
+      <w:r>
+        <w:t xml:space="preserve">6- تطور معدل التغير السنوي (%) للرقم الاستدلالي للأثمان عند الاستهلاك لشهر نونبر</w:t>
+      </w:r>
+    </w:p>
+    <w:p>
+      <w:pPr>
+        <w:pStyle w:val="BodyText"/>
+      </w:pPr>
+      <w:r>
+        <w:drawing>
+          <wp:inline>
+            <wp:extent cx="5544151" cy="3696101"/>
+            <wp:effectExtent b="0" l="0" r="0" t="0"/>
+            <wp:docPr descr="" title="" id="24" name="Picture"/>
+            <a:graphic>
+              <a:graphicData uri="http://schemas.openxmlformats.org/drawingml/2006/picture">
+                <pic:pic>
+                  <pic:nvPicPr>
+                    <pic:cNvPr descr="ipc_note_ar_quarto_files/figure-docx/unnamed-chunk-3-1.png" id="25" name="Picture"/>
+                    <pic:cNvPicPr>
+                      <a:picLocks noChangeArrowheads="1" noChangeAspect="1"/>
+                    </pic:cNvPicPr>
+                  </pic:nvPicPr>
+                  <pic:blipFill>
+                    <a:blip r:embed="rId23"/>
+                    <a:stretch>
+                      <a:fillRect/>
+                    </a:stretch>
+                  </pic:blipFill>
+                  <pic:spPr bwMode="auto">
+                    <a:xfrm>
+                      <a:off x="0" y="0"/>
+                      <a:ext cx="5544151" cy="3696101"/>
+                    </a:xfrm>
+                    <a:prstGeom prst="rect">
+                      <a:avLst/>
+                    </a:prstGeom>
+                    <a:noFill/>
+                    <a:ln w="9525">
+                      <a:noFill/>
+                      <a:headEnd/>
+                      <a:tailEnd/>
+                    </a:ln>
+                  </pic:spPr>
+                </pic:pic>
+              </a:graphicData>
+            </a:graphic>
+          </wp:inline>
+        </w:drawing>
+      </w:r>
+    </w:p>
+    <w:p>
+      <w:pPr>
+        <w:pStyle w:val="ipccorps"/>
+      </w:pPr>
+      <w:r>
+        <w:t xml:space="preserve">قراءة: في نونبر 2025 انخفظ الرقم الاستدلالي للأثمان عند الاستهلاك</w:t>
+      </w:r>
+      <w:r>
+        <w:t xml:space="preserve"> </w:t>
+      </w:r>
+      <w:r>
+        <w:t xml:space="preserve">ب -0.3 % مقارنة بشهر اكتوبر 2025</w:t>
+      </w:r>
+      <w:r>
+        <w:t xml:space="preserve"> </w:t>
+      </w:r>
+      <w:r>
+        <w:t xml:space="preserve">::: nbbbbbbbbbbb</w:t>
       </w:r>
     </w:p>
     <w:sectPr>

--- a/Rapports_mensuels/2025_11/ipc_note_08_ar_2025_11.docx
+++ b/Rapports_mensuels/2025_11/ipc_note_08_ar_2025_11.docx
@@ -21,7 +21,7 @@
         <w:t xml:space="preserve"> </w:t>
       </w:r>
       <w:r>
-        <w:t xml:space="preserve">مدينة تطوان</w:t>
+        <w:t xml:space="preserve">لمدينة تطوان</w:t>
       </w:r>
     </w:p>
     <w:p>
@@ -645,11 +645,8980 @@
       <w:r>
         <w:t xml:space="preserve">ب -0.3 % مقارنة بشهر اكتوبر 2025</w:t>
       </w:r>
-      <w:r>
-        <w:t xml:space="preserve"> </w:t>
-      </w:r>
-      <w:r>
-        <w:t xml:space="preserve">::: nbbbbbbbbbbb</w:t>
+    </w:p>
+    <w:p>
+      <w:pPr>
+        <w:pStyle w:val="ipcpara0"/>
+      </w:pPr>
+      <w:r>
+        <w:t xml:space="preserve">جدول 3: الرقم الاستدلالي للأثمان عند الاستهلاك لمدينة تطوان نونبر :2025 (أساس 2017:100)</w:t>
+      </w:r>
+    </w:p>
+    <w:tbl xmlns:w="http://schemas.openxmlformats.org/wordprocessingml/2006/main" xmlns:r="http://schemas.openxmlformats.org/officeDocument/2006/relationships" xmlns:w14="http://schemas.microsoft.com/office/word/2010/wordml" xmlns:wp="http://schemas.openxmlformats.org/drawingml/2006/wordprocessingDrawing" xmlns:a="http://schemas.openxmlformats.org/drawingml/2006/main" xmlns:pic="http://schemas.openxmlformats.org/drawingml/2006/picture">
+      <w:tblPr>
+        <w:tblLayout w:type="fixed"/>
+        <w:jc w:val="center"/>
+        <w:tblLook w:firstRow="1" w:lastRow="0" w:firstColumn="0" w:lastColumn="0" w:noHBand="0" w:noVBand="1"/>
+      </w:tblPr>
+      <w:tblGrid>
+        <w:gridCol w:w="794"/>
+        <w:gridCol w:w="794"/>
+        <w:gridCol w:w="794"/>
+        <w:gridCol w:w="794"/>
+        <w:gridCol w:w="794"/>
+        <w:gridCol w:w="794"/>
+        <w:gridCol w:w="794"/>
+        <w:gridCol w:w="794"/>
+        <w:gridCol w:w="850"/>
+        <w:gridCol w:w="3402"/>
+      </w:tblGrid>
+      <w:tr>
+        <w:trPr>
+          <w:trHeight w:val="507" w:hRule="auto"/>
+          <w:tblHeader/>
+        </w:trPr>
+        header 1
+        <w:tc>
+          <w:tcPr>
+            <w:gridSpan w:val="3"/>
+            <w:tcBorders>
+              <w:bottom w:val="single" w:sz="8" w:space="0" w:color="000000"/>
+              <w:top w:val="single" w:sz="8" w:space="0" w:color="000000"/>
+              <w:left w:val="none" w:sz="0" w:space="0" w:color="FFFFFF"/>
+              <w:right w:val="none" w:sz="0" w:space="0" w:color="FFFFFF"/>
+            </w:tcBorders>
+            <w:shd w:val="clear" w:color="auto" w:fill="FFFFFF"/>
+            <w:tcMar>
+              <w:top w:w="0" w:type="dxa"/>
+              <w:bottom w:w="0" w:type="dxa"/>
+              <w:left w:w="0" w:type="dxa"/>
+              <w:right w:w="0" w:type="dxa"/>
+            </w:tcMar>
+            <w:vAlign w:val="center"/>
+          </w:tcPr>
+          <w:p>
+            <w:pPr>
+              <w:jc w:val="center"/>
+              <w:pBdr>
+                <w:bottom w:val="none" w:sz="0" w:space="0" w:color="000000"/>
+                <w:top w:val="none" w:sz="0" w:space="0" w:color="000000"/>
+                <w:left w:val="none" w:sz="0" w:space="0" w:color="000000"/>
+                <w:right w:val="none" w:sz="0" w:space="0" w:color="000000"/>
+              </w:pBdr>
+              <w:spacing w:after="36" w:before="36" w:line="432"/>
+              <w:ind w:left="100" w:right="100" w:firstLine="0" w:firstLineChars="0"/>
+              <w:rPr>
+                <w:rFonts w:ascii="Times New Roman" w:hAnsi="Times New Roman" w:eastAsia="Times New Roman" w:cs="Times New Roman"/>
+                <w:i w:val="false"/>
+                <w:b w:val="true"/>
+                <w:u w:val="none"/>
+                <w:strike w:val="false"/>
+                <w:sz w:val="16"/>
+                <w:szCs w:val="16"/>
+                <w:color w:val="000000"/>
+              </w:rPr>
+            </w:pPr>
+            <w:r xmlns:w="http://schemas.openxmlformats.org/wordprocessingml/2006/main" xmlns:wp="http://schemas.openxmlformats.org/drawingml/2006/wordprocessingDrawing" xmlns:r="http://schemas.openxmlformats.org/officeDocument/2006/relationships" xmlns:w14="http://schemas.microsoft.com/office/word/2010/wordml">
+              <w:rPr>
+                <w:rFonts w:ascii="Times New Roman" w:hAnsi="Times New Roman" w:eastAsia="Times New Roman" w:cs="Times New Roman"/>
+                <w:i w:val="false"/>
+                <w:b w:val="true"/>
+                <w:u w:val="none"/>
+                <w:strike w:val="false"/>
+                <w:sz w:val="16"/>
+                <w:szCs w:val="16"/>
+                <w:color w:val="000000"/>
+              </w:rPr>
+              <w:t xml:space="preserve">التغير (%) منذ</w:t>
+            </w:r>
+          </w:p>
+        </w:tc>
+        <w:tc>
+          <w:tcPr>
+            <w:gridSpan w:val="5"/>
+            <w:tcBorders>
+              <w:bottom w:val="single" w:sz="8" w:space="0" w:color="000000"/>
+              <w:top w:val="single" w:sz="8" w:space="0" w:color="000000"/>
+              <w:left w:val="none" w:sz="0" w:space="0" w:color="FFFFFF"/>
+              <w:right w:val="none" w:sz="0" w:space="0" w:color="FFFFFF"/>
+            </w:tcBorders>
+            <w:shd w:val="clear" w:color="auto" w:fill="FFFFFF"/>
+            <w:tcMar>
+              <w:top w:w="0" w:type="dxa"/>
+              <w:bottom w:w="0" w:type="dxa"/>
+              <w:left w:w="0" w:type="dxa"/>
+              <w:right w:w="0" w:type="dxa"/>
+            </w:tcMar>
+            <w:vAlign w:val="center"/>
+          </w:tcPr>
+          <w:p>
+            <w:pPr>
+              <w:jc w:val="center"/>
+              <w:pBdr>
+                <w:bottom w:val="none" w:sz="0" w:space="0" w:color="000000"/>
+                <w:top w:val="none" w:sz="0" w:space="0" w:color="000000"/>
+                <w:left w:val="none" w:sz="0" w:space="0" w:color="000000"/>
+                <w:right w:val="none" w:sz="0" w:space="0" w:color="000000"/>
+              </w:pBdr>
+              <w:spacing w:after="36" w:before="36" w:line="432"/>
+              <w:ind w:left="100" w:right="100" w:firstLine="0" w:firstLineChars="0"/>
+              <w:rPr>
+                <w:rFonts w:ascii="Times New Roman" w:hAnsi="Times New Roman" w:eastAsia="Times New Roman" w:cs="Times New Roman"/>
+                <w:i w:val="false"/>
+                <w:b w:val="true"/>
+                <w:u w:val="none"/>
+                <w:strike w:val="false"/>
+                <w:sz w:val="16"/>
+                <w:szCs w:val="16"/>
+                <w:color w:val="000000"/>
+              </w:rPr>
+            </w:pPr>
+            <w:r xmlns:w="http://schemas.openxmlformats.org/wordprocessingml/2006/main" xmlns:wp="http://schemas.openxmlformats.org/drawingml/2006/wordprocessingDrawing" xmlns:r="http://schemas.openxmlformats.org/officeDocument/2006/relationships" xmlns:w14="http://schemas.microsoft.com/office/word/2010/wordml">
+              <w:rPr>
+                <w:rFonts w:ascii="Times New Roman" w:hAnsi="Times New Roman" w:eastAsia="Times New Roman" w:cs="Times New Roman"/>
+                <w:i w:val="false"/>
+                <w:b w:val="true"/>
+                <w:u w:val="none"/>
+                <w:strike w:val="false"/>
+                <w:sz w:val="16"/>
+                <w:szCs w:val="16"/>
+                <w:color w:val="000000"/>
+              </w:rPr>
+              <w:t xml:space="preserve">الرقم الاستدلالي لشهر</w:t>
+            </w:r>
+          </w:p>
+        </w:tc>
+        <w:tc>
+          <w:tcPr>
+            <w:vMerge w:val="restart"/>
+            <w:tcBorders>
+              <w:bottom w:val="single" w:sz="8" w:space="0" w:color="000000"/>
+              <w:top w:val="single" w:sz="8" w:space="0" w:color="000000"/>
+              <w:left w:val="none" w:sz="0" w:space="0" w:color="FFFFFF"/>
+              <w:right w:val="none" w:sz="0" w:space="0" w:color="FFFFFF"/>
+            </w:tcBorders>
+            <w:shd w:val="clear" w:color="auto" w:fill="FFFFFF"/>
+            <w:tcMar>
+              <w:top w:w="0" w:type="dxa"/>
+              <w:bottom w:w="0" w:type="dxa"/>
+              <w:left w:w="0" w:type="dxa"/>
+              <w:right w:w="0" w:type="dxa"/>
+            </w:tcMar>
+            <w:vAlign w:val="center"/>
+          </w:tcPr>
+          <w:p>
+            <w:pPr>
+              <w:jc w:val="center"/>
+              <w:pBdr>
+                <w:bottom w:val="none" w:sz="0" w:space="0" w:color="000000"/>
+                <w:top w:val="none" w:sz="0" w:space="0" w:color="000000"/>
+                <w:left w:val="none" w:sz="0" w:space="0" w:color="000000"/>
+                <w:right w:val="none" w:sz="0" w:space="0" w:color="000000"/>
+              </w:pBdr>
+              <w:spacing w:after="36" w:before="36" w:line="432"/>
+              <w:ind w:left="100" w:right="100" w:firstLine="0" w:firstLineChars="0"/>
+              <w:rPr>
+                <w:rFonts w:ascii="Times New Roman" w:hAnsi="Times New Roman" w:eastAsia="Times New Roman" w:cs="Times New Roman"/>
+                <w:i w:val="false"/>
+                <w:b w:val="true"/>
+                <w:u w:val="none"/>
+                <w:strike w:val="false"/>
+                <w:sz w:val="16"/>
+                <w:szCs w:val="16"/>
+                <w:color w:val="000000"/>
+              </w:rPr>
+            </w:pPr>
+            <w:r xmlns:w="http://schemas.openxmlformats.org/wordprocessingml/2006/main" xmlns:wp="http://schemas.openxmlformats.org/drawingml/2006/wordprocessingDrawing" xmlns:r="http://schemas.openxmlformats.org/officeDocument/2006/relationships" xmlns:w14="http://schemas.microsoft.com/office/word/2010/wordml">
+              <w:rPr>
+                <w:rFonts w:ascii="Times New Roman" w:hAnsi="Times New Roman" w:eastAsia="Times New Roman" w:cs="Times New Roman"/>
+                <w:i w:val="false"/>
+                <w:b w:val="true"/>
+                <w:u w:val="none"/>
+                <w:strike w:val="false"/>
+                <w:sz w:val="16"/>
+                <w:szCs w:val="16"/>
+                <w:color w:val="000000"/>
+              </w:rPr>
+              <w:t xml:space="preserve">الترجيحات</w:t>
+            </w:r>
+          </w:p>
+        </w:tc>
+        <w:tc>
+          <w:tcPr>
+            <w:vMerge w:val="restart"/>
+            <w:tcBorders>
+              <w:bottom w:val="single" w:sz="8" w:space="0" w:color="000000"/>
+              <w:top w:val="single" w:sz="8" w:space="0" w:color="000000"/>
+              <w:left w:val="none" w:sz="0" w:space="0" w:color="FFFFFF"/>
+              <w:right w:val="none" w:sz="0" w:space="0" w:color="FFFFFF"/>
+            </w:tcBorders>
+            <w:shd w:val="clear" w:color="auto" w:fill="FFFFFF"/>
+            <w:tcMar>
+              <w:top w:w="0" w:type="dxa"/>
+              <w:bottom w:w="0" w:type="dxa"/>
+              <w:left w:w="0" w:type="dxa"/>
+              <w:right w:w="0" w:type="dxa"/>
+            </w:tcMar>
+            <w:vAlign w:val="center"/>
+          </w:tcPr>
+          <w:p>
+            <w:pPr>
+              <w:jc w:val="center"/>
+              <w:pBdr>
+                <w:bottom w:val="none" w:sz="0" w:space="0" w:color="000000"/>
+                <w:top w:val="none" w:sz="0" w:space="0" w:color="000000"/>
+                <w:left w:val="none" w:sz="0" w:space="0" w:color="000000"/>
+                <w:right w:val="none" w:sz="0" w:space="0" w:color="000000"/>
+              </w:pBdr>
+              <w:spacing w:after="36" w:before="36" w:line="432"/>
+              <w:ind w:left="100" w:right="100" w:firstLine="0" w:firstLineChars="0"/>
+              <w:rPr>
+                <w:rFonts w:ascii="Times New Roman" w:hAnsi="Times New Roman" w:eastAsia="Times New Roman" w:cs="Times New Roman"/>
+                <w:i w:val="false"/>
+                <w:b w:val="true"/>
+                <w:u w:val="none"/>
+                <w:strike w:val="false"/>
+                <w:sz w:val="16"/>
+                <w:szCs w:val="16"/>
+                <w:color w:val="000000"/>
+              </w:rPr>
+            </w:pPr>
+            <w:r xmlns:w="http://schemas.openxmlformats.org/wordprocessingml/2006/main" xmlns:wp="http://schemas.openxmlformats.org/drawingml/2006/wordprocessingDrawing" xmlns:r="http://schemas.openxmlformats.org/officeDocument/2006/relationships" xmlns:w14="http://schemas.microsoft.com/office/word/2010/wordml">
+              <w:rPr>
+                <w:rFonts w:ascii="Times New Roman" w:hAnsi="Times New Roman" w:eastAsia="Times New Roman" w:cs="Times New Roman"/>
+                <w:i w:val="false"/>
+                <w:b w:val="true"/>
+                <w:u w:val="none"/>
+                <w:strike w:val="false"/>
+                <w:sz w:val="16"/>
+                <w:szCs w:val="16"/>
+                <w:color w:val="000000"/>
+              </w:rPr>
+              <w:t xml:space="preserve">أقسام المواد</w:t>
+            </w:r>
+          </w:p>
+        </w:tc>
+      </w:tr>
+      <w:tr>
+        <w:trPr>
+          <w:trHeight w:val="507" w:hRule="auto"/>
+          <w:tblHeader/>
+        </w:trPr>
+        header 2
+        <w:tc>
+          <w:tcPr>
+            <w:tcBorders>
+              <w:bottom w:val="single" w:sz="8" w:space="0" w:color="000000"/>
+              <w:top w:val="single" w:sz="8" w:space="0" w:color="000000"/>
+              <w:left w:val="none" w:sz="0" w:space="0" w:color="FFFFFF"/>
+              <w:right w:val="none" w:sz="0" w:space="0" w:color="FFFFFF"/>
+            </w:tcBorders>
+            <w:shd w:val="clear" w:color="auto" w:fill="FFFFFF"/>
+            <w:tcMar>
+              <w:top w:w="0" w:type="dxa"/>
+              <w:bottom w:w="0" w:type="dxa"/>
+              <w:left w:w="0" w:type="dxa"/>
+              <w:right w:w="0" w:type="dxa"/>
+            </w:tcMar>
+            <w:vAlign w:val="center"/>
+          </w:tcPr>
+          <w:p>
+            <w:pPr>
+              <w:jc w:val="center"/>
+              <w:pBdr>
+                <w:bottom w:val="none" w:sz="0" w:space="0" w:color="000000"/>
+                <w:top w:val="none" w:sz="0" w:space="0" w:color="000000"/>
+                <w:left w:val="none" w:sz="0" w:space="0" w:color="000000"/>
+                <w:right w:val="none" w:sz="0" w:space="0" w:color="000000"/>
+              </w:pBdr>
+              <w:spacing w:after="36" w:before="36" w:line="432"/>
+              <w:ind w:left="100" w:right="100" w:firstLine="0" w:firstLineChars="0"/>
+              <w:rPr>
+                <w:rFonts w:ascii="Times New Roman" w:hAnsi="Times New Roman" w:eastAsia="Times New Roman" w:cs="Times New Roman"/>
+                <w:i w:val="false"/>
+                <w:b w:val="true"/>
+                <w:u w:val="none"/>
+                <w:strike w:val="false"/>
+                <w:sz w:val="16"/>
+                <w:szCs w:val="16"/>
+                <w:color w:val="000000"/>
+              </w:rPr>
+            </w:pPr>
+            <w:r xmlns:w="http://schemas.openxmlformats.org/wordprocessingml/2006/main" xmlns:wp="http://schemas.openxmlformats.org/drawingml/2006/wordprocessingDrawing" xmlns:r="http://schemas.openxmlformats.org/officeDocument/2006/relationships" xmlns:w14="http://schemas.microsoft.com/office/word/2010/wordml">
+              <w:rPr>
+                <w:rFonts w:ascii="Times New Roman" w:hAnsi="Times New Roman" w:eastAsia="Times New Roman" w:cs="Times New Roman"/>
+                <w:i w:val="false"/>
+                <w:b w:val="true"/>
+                <w:u w:val="none"/>
+                <w:strike w:val="false"/>
+                <w:sz w:val="16"/>
+                <w:szCs w:val="16"/>
+                <w:color w:val="000000"/>
+              </w:rPr>
+              <w:t xml:space="preserve">12 شهرا</w:t>
+            </w:r>
+          </w:p>
+        </w:tc>
+        <w:tc>
+          <w:tcPr>
+            <w:tcBorders>
+              <w:bottom w:val="single" w:sz="8" w:space="0" w:color="000000"/>
+              <w:top w:val="single" w:sz="8" w:space="0" w:color="000000"/>
+              <w:left w:val="none" w:sz="0" w:space="0" w:color="FFFFFF"/>
+              <w:right w:val="none" w:sz="0" w:space="0" w:color="FFFFFF"/>
+            </w:tcBorders>
+            <w:shd w:val="clear" w:color="auto" w:fill="FFFFFF"/>
+            <w:tcMar>
+              <w:top w:w="0" w:type="dxa"/>
+              <w:bottom w:w="0" w:type="dxa"/>
+              <w:left w:w="0" w:type="dxa"/>
+              <w:right w:w="0" w:type="dxa"/>
+            </w:tcMar>
+            <w:vAlign w:val="center"/>
+          </w:tcPr>
+          <w:p>
+            <w:pPr>
+              <w:jc w:val="center"/>
+              <w:pBdr>
+                <w:bottom w:val="none" w:sz="0" w:space="0" w:color="000000"/>
+                <w:top w:val="none" w:sz="0" w:space="0" w:color="000000"/>
+                <w:left w:val="none" w:sz="0" w:space="0" w:color="000000"/>
+                <w:right w:val="none" w:sz="0" w:space="0" w:color="000000"/>
+              </w:pBdr>
+              <w:spacing w:after="36" w:before="36" w:line="432"/>
+              <w:ind w:left="100" w:right="100" w:firstLine="0" w:firstLineChars="0"/>
+              <w:rPr>
+                <w:rFonts w:ascii="Times New Roman" w:hAnsi="Times New Roman" w:eastAsia="Times New Roman" w:cs="Times New Roman"/>
+                <w:i w:val="false"/>
+                <w:b w:val="true"/>
+                <w:u w:val="none"/>
+                <w:strike w:val="false"/>
+                <w:sz w:val="16"/>
+                <w:szCs w:val="16"/>
+                <w:color w:val="000000"/>
+              </w:rPr>
+            </w:pPr>
+            <w:r xmlns:w="http://schemas.openxmlformats.org/wordprocessingml/2006/main" xmlns:wp="http://schemas.openxmlformats.org/drawingml/2006/wordprocessingDrawing" xmlns:r="http://schemas.openxmlformats.org/officeDocument/2006/relationships" xmlns:w14="http://schemas.microsoft.com/office/word/2010/wordml">
+              <w:rPr>
+                <w:rFonts w:ascii="Times New Roman" w:hAnsi="Times New Roman" w:eastAsia="Times New Roman" w:cs="Times New Roman"/>
+                <w:i w:val="false"/>
+                <w:b w:val="true"/>
+                <w:u w:val="none"/>
+                <w:strike w:val="false"/>
+                <w:sz w:val="16"/>
+                <w:szCs w:val="16"/>
+                <w:color w:val="000000"/>
+              </w:rPr>
+              <w:t xml:space="preserve">3أشهر</w:t>
+            </w:r>
+          </w:p>
+        </w:tc>
+        <w:tc>
+          <w:tcPr>
+            <w:tcBorders>
+              <w:bottom w:val="single" w:sz="8" w:space="0" w:color="000000"/>
+              <w:top w:val="single" w:sz="8" w:space="0" w:color="000000"/>
+              <w:left w:val="none" w:sz="0" w:space="0" w:color="FFFFFF"/>
+              <w:right w:val="none" w:sz="0" w:space="0" w:color="FFFFFF"/>
+            </w:tcBorders>
+            <w:shd w:val="clear" w:color="auto" w:fill="FFFFFF"/>
+            <w:tcMar>
+              <w:top w:w="0" w:type="dxa"/>
+              <w:bottom w:w="0" w:type="dxa"/>
+              <w:left w:w="0" w:type="dxa"/>
+              <w:right w:w="0" w:type="dxa"/>
+            </w:tcMar>
+            <w:vAlign w:val="center"/>
+          </w:tcPr>
+          <w:p>
+            <w:pPr>
+              <w:jc w:val="center"/>
+              <w:pBdr>
+                <w:bottom w:val="none" w:sz="0" w:space="0" w:color="000000"/>
+                <w:top w:val="none" w:sz="0" w:space="0" w:color="000000"/>
+                <w:left w:val="none" w:sz="0" w:space="0" w:color="000000"/>
+                <w:right w:val="none" w:sz="0" w:space="0" w:color="000000"/>
+              </w:pBdr>
+              <w:spacing w:after="36" w:before="36" w:line="432"/>
+              <w:ind w:left="100" w:right="100" w:firstLine="0" w:firstLineChars="0"/>
+              <w:rPr>
+                <w:rFonts w:ascii="Times New Roman" w:hAnsi="Times New Roman" w:eastAsia="Times New Roman" w:cs="Times New Roman"/>
+                <w:i w:val="false"/>
+                <w:b w:val="true"/>
+                <w:u w:val="none"/>
+                <w:strike w:val="false"/>
+                <w:sz w:val="16"/>
+                <w:szCs w:val="16"/>
+                <w:color w:val="000000"/>
+              </w:rPr>
+            </w:pPr>
+            <w:r xmlns:w="http://schemas.openxmlformats.org/wordprocessingml/2006/main" xmlns:wp="http://schemas.openxmlformats.org/drawingml/2006/wordprocessingDrawing" xmlns:r="http://schemas.openxmlformats.org/officeDocument/2006/relationships" xmlns:w14="http://schemas.microsoft.com/office/word/2010/wordml">
+              <w:rPr>
+                <w:rFonts w:ascii="Times New Roman" w:hAnsi="Times New Roman" w:eastAsia="Times New Roman" w:cs="Times New Roman"/>
+                <w:i w:val="false"/>
+                <w:b w:val="true"/>
+                <w:u w:val="none"/>
+                <w:strike w:val="false"/>
+                <w:sz w:val="16"/>
+                <w:szCs w:val="16"/>
+                <w:color w:val="000000"/>
+              </w:rPr>
+              <w:t xml:space="preserve">شهر واحد</w:t>
+            </w:r>
+          </w:p>
+        </w:tc>
+        <w:tc>
+          <w:tcPr>
+            <w:tcBorders>
+              <w:bottom w:val="single" w:sz="8" w:space="0" w:color="000000"/>
+              <w:top w:val="single" w:sz="8" w:space="0" w:color="000000"/>
+              <w:left w:val="none" w:sz="0" w:space="0" w:color="FFFFFF"/>
+              <w:right w:val="none" w:sz="0" w:space="0" w:color="FFFFFF"/>
+            </w:tcBorders>
+            <w:shd w:val="clear" w:color="auto" w:fill="FFFFFF"/>
+            <w:tcMar>
+              <w:top w:w="0" w:type="dxa"/>
+              <w:bottom w:w="0" w:type="dxa"/>
+              <w:left w:w="0" w:type="dxa"/>
+              <w:right w:w="0" w:type="dxa"/>
+            </w:tcMar>
+            <w:vAlign w:val="center"/>
+          </w:tcPr>
+          <w:p>
+            <w:pPr>
+              <w:jc w:val="center"/>
+              <w:pBdr>
+                <w:bottom w:val="none" w:sz="0" w:space="0" w:color="000000"/>
+                <w:top w:val="none" w:sz="0" w:space="0" w:color="000000"/>
+                <w:left w:val="none" w:sz="0" w:space="0" w:color="000000"/>
+                <w:right w:val="none" w:sz="0" w:space="0" w:color="000000"/>
+              </w:pBdr>
+              <w:spacing w:after="36" w:before="36" w:line="432"/>
+              <w:ind w:left="100" w:right="100" w:firstLine="0" w:firstLineChars="0"/>
+              <w:rPr>
+                <w:rFonts w:ascii="Times New Roman" w:hAnsi="Times New Roman" w:eastAsia="Times New Roman" w:cs="Times New Roman"/>
+                <w:i w:val="false"/>
+                <w:b w:val="true"/>
+                <w:u w:val="none"/>
+                <w:strike w:val="false"/>
+                <w:sz w:val="16"/>
+                <w:szCs w:val="16"/>
+                <w:color w:val="000000"/>
+              </w:rPr>
+            </w:pPr>
+            <w:r xmlns:w="http://schemas.openxmlformats.org/wordprocessingml/2006/main" xmlns:wp="http://schemas.openxmlformats.org/drawingml/2006/wordprocessingDrawing" xmlns:r="http://schemas.openxmlformats.org/officeDocument/2006/relationships" xmlns:w14="http://schemas.microsoft.com/office/word/2010/wordml">
+              <w:rPr>
+                <w:rFonts w:ascii="Times New Roman" w:hAnsi="Times New Roman" w:eastAsia="Times New Roman" w:cs="Times New Roman"/>
+                <w:i w:val="false"/>
+                <w:b w:val="true"/>
+                <w:u w:val="none"/>
+                <w:strike w:val="false"/>
+                <w:sz w:val="16"/>
+                <w:szCs w:val="16"/>
+                <w:color w:val="000000"/>
+              </w:rPr>
+              <w:t xml:space="preserve">يناير 2026</w:t>
+            </w:r>
+          </w:p>
+        </w:tc>
+        <w:tc>
+          <w:tcPr>
+            <w:tcBorders>
+              <w:bottom w:val="single" w:sz="8" w:space="0" w:color="000000"/>
+              <w:top w:val="single" w:sz="8" w:space="0" w:color="000000"/>
+              <w:left w:val="none" w:sz="0" w:space="0" w:color="FFFFFF"/>
+              <w:right w:val="none" w:sz="0" w:space="0" w:color="FFFFFF"/>
+            </w:tcBorders>
+            <w:shd w:val="clear" w:color="auto" w:fill="FFFFFF"/>
+            <w:tcMar>
+              <w:top w:w="0" w:type="dxa"/>
+              <w:bottom w:w="0" w:type="dxa"/>
+              <w:left w:w="0" w:type="dxa"/>
+              <w:right w:w="0" w:type="dxa"/>
+            </w:tcMar>
+            <w:vAlign w:val="center"/>
+          </w:tcPr>
+          <w:p>
+            <w:pPr>
+              <w:jc w:val="center"/>
+              <w:pBdr>
+                <w:bottom w:val="none" w:sz="0" w:space="0" w:color="000000"/>
+                <w:top w:val="none" w:sz="0" w:space="0" w:color="000000"/>
+                <w:left w:val="none" w:sz="0" w:space="0" w:color="000000"/>
+                <w:right w:val="none" w:sz="0" w:space="0" w:color="000000"/>
+              </w:pBdr>
+              <w:spacing w:after="36" w:before="36" w:line="432"/>
+              <w:ind w:left="100" w:right="100" w:firstLine="0" w:firstLineChars="0"/>
+              <w:rPr>
+                <w:rFonts w:ascii="Times New Roman" w:hAnsi="Times New Roman" w:eastAsia="Times New Roman" w:cs="Times New Roman"/>
+                <w:i w:val="false"/>
+                <w:b w:val="true"/>
+                <w:u w:val="none"/>
+                <w:strike w:val="false"/>
+                <w:sz w:val="16"/>
+                <w:szCs w:val="16"/>
+                <w:color w:val="000000"/>
+              </w:rPr>
+            </w:pPr>
+            <w:r xmlns:w="http://schemas.openxmlformats.org/wordprocessingml/2006/main" xmlns:wp="http://schemas.openxmlformats.org/drawingml/2006/wordprocessingDrawing" xmlns:r="http://schemas.openxmlformats.org/officeDocument/2006/relationships" xmlns:w14="http://schemas.microsoft.com/office/word/2010/wordml">
+              <w:rPr>
+                <w:rFonts w:ascii="Times New Roman" w:hAnsi="Times New Roman" w:eastAsia="Times New Roman" w:cs="Times New Roman"/>
+                <w:i w:val="false"/>
+                <w:b w:val="true"/>
+                <w:u w:val="none"/>
+                <w:strike w:val="false"/>
+                <w:sz w:val="16"/>
+                <w:szCs w:val="16"/>
+                <w:color w:val="000000"/>
+              </w:rPr>
+              <w:t xml:space="preserve">دجنبر 2025</w:t>
+            </w:r>
+          </w:p>
+        </w:tc>
+        <w:tc>
+          <w:tcPr>
+            <w:tcBorders>
+              <w:bottom w:val="single" w:sz="8" w:space="0" w:color="000000"/>
+              <w:top w:val="single" w:sz="8" w:space="0" w:color="000000"/>
+              <w:left w:val="none" w:sz="0" w:space="0" w:color="FFFFFF"/>
+              <w:right w:val="none" w:sz="0" w:space="0" w:color="FFFFFF"/>
+            </w:tcBorders>
+            <w:shd w:val="clear" w:color="auto" w:fill="FFFFFF"/>
+            <w:tcMar>
+              <w:top w:w="0" w:type="dxa"/>
+              <w:bottom w:w="0" w:type="dxa"/>
+              <w:left w:w="0" w:type="dxa"/>
+              <w:right w:w="0" w:type="dxa"/>
+            </w:tcMar>
+            <w:vAlign w:val="center"/>
+          </w:tcPr>
+          <w:p>
+            <w:pPr>
+              <w:jc w:val="center"/>
+              <w:pBdr>
+                <w:bottom w:val="none" w:sz="0" w:space="0" w:color="000000"/>
+                <w:top w:val="none" w:sz="0" w:space="0" w:color="000000"/>
+                <w:left w:val="none" w:sz="0" w:space="0" w:color="000000"/>
+                <w:right w:val="none" w:sz="0" w:space="0" w:color="000000"/>
+              </w:pBdr>
+              <w:spacing w:after="36" w:before="36" w:line="432"/>
+              <w:ind w:left="100" w:right="100" w:firstLine="0" w:firstLineChars="0"/>
+              <w:rPr>
+                <w:rFonts w:ascii="Times New Roman" w:hAnsi="Times New Roman" w:eastAsia="Times New Roman" w:cs="Times New Roman"/>
+                <w:i w:val="false"/>
+                <w:b w:val="true"/>
+                <w:u w:val="none"/>
+                <w:strike w:val="false"/>
+                <w:sz w:val="16"/>
+                <w:szCs w:val="16"/>
+                <w:color w:val="000000"/>
+              </w:rPr>
+            </w:pPr>
+            <w:r xmlns:w="http://schemas.openxmlformats.org/wordprocessingml/2006/main" xmlns:wp="http://schemas.openxmlformats.org/drawingml/2006/wordprocessingDrawing" xmlns:r="http://schemas.openxmlformats.org/officeDocument/2006/relationships" xmlns:w14="http://schemas.microsoft.com/office/word/2010/wordml">
+              <w:rPr>
+                <w:rFonts w:ascii="Times New Roman" w:hAnsi="Times New Roman" w:eastAsia="Times New Roman" w:cs="Times New Roman"/>
+                <w:i w:val="false"/>
+                <w:b w:val="true"/>
+                <w:u w:val="none"/>
+                <w:strike w:val="false"/>
+                <w:sz w:val="16"/>
+                <w:szCs w:val="16"/>
+                <w:color w:val="000000"/>
+              </w:rPr>
+              <w:t xml:space="preserve">نونبر 2025</w:t>
+            </w:r>
+          </w:p>
+        </w:tc>
+        <w:tc>
+          <w:tcPr>
+            <w:tcBorders>
+              <w:bottom w:val="single" w:sz="8" w:space="0" w:color="000000"/>
+              <w:top w:val="single" w:sz="8" w:space="0" w:color="000000"/>
+              <w:left w:val="none" w:sz="0" w:space="0" w:color="FFFFFF"/>
+              <w:right w:val="none" w:sz="0" w:space="0" w:color="FFFFFF"/>
+            </w:tcBorders>
+            <w:shd w:val="clear" w:color="auto" w:fill="FFFFFF"/>
+            <w:tcMar>
+              <w:top w:w="0" w:type="dxa"/>
+              <w:bottom w:w="0" w:type="dxa"/>
+              <w:left w:w="0" w:type="dxa"/>
+              <w:right w:w="0" w:type="dxa"/>
+            </w:tcMar>
+            <w:vAlign w:val="center"/>
+          </w:tcPr>
+          <w:p>
+            <w:pPr>
+              <w:jc w:val="center"/>
+              <w:pBdr>
+                <w:bottom w:val="none" w:sz="0" w:space="0" w:color="000000"/>
+                <w:top w:val="none" w:sz="0" w:space="0" w:color="000000"/>
+                <w:left w:val="none" w:sz="0" w:space="0" w:color="000000"/>
+                <w:right w:val="none" w:sz="0" w:space="0" w:color="000000"/>
+              </w:pBdr>
+              <w:spacing w:after="36" w:before="36" w:line="432"/>
+              <w:ind w:left="100" w:right="100" w:firstLine="0" w:firstLineChars="0"/>
+              <w:rPr>
+                <w:rFonts w:ascii="Times New Roman" w:hAnsi="Times New Roman" w:eastAsia="Times New Roman" w:cs="Times New Roman"/>
+                <w:i w:val="false"/>
+                <w:b w:val="true"/>
+                <w:u w:val="none"/>
+                <w:strike w:val="false"/>
+                <w:sz w:val="16"/>
+                <w:szCs w:val="16"/>
+                <w:color w:val="000000"/>
+              </w:rPr>
+            </w:pPr>
+            <w:r xmlns:w="http://schemas.openxmlformats.org/wordprocessingml/2006/main" xmlns:wp="http://schemas.openxmlformats.org/drawingml/2006/wordprocessingDrawing" xmlns:r="http://schemas.openxmlformats.org/officeDocument/2006/relationships" xmlns:w14="http://schemas.microsoft.com/office/word/2010/wordml">
+              <w:rPr>
+                <w:rFonts w:ascii="Times New Roman" w:hAnsi="Times New Roman" w:eastAsia="Times New Roman" w:cs="Times New Roman"/>
+                <w:i w:val="false"/>
+                <w:b w:val="true"/>
+                <w:u w:val="none"/>
+                <w:strike w:val="false"/>
+                <w:sz w:val="16"/>
+                <w:szCs w:val="16"/>
+                <w:color w:val="000000"/>
+              </w:rPr>
+              <w:t xml:space="preserve">اكتوبر 2025</w:t>
+            </w:r>
+          </w:p>
+        </w:tc>
+        <w:tc>
+          <w:tcPr>
+            <w:tcBorders>
+              <w:bottom w:val="single" w:sz="8" w:space="0" w:color="000000"/>
+              <w:top w:val="single" w:sz="8" w:space="0" w:color="000000"/>
+              <w:left w:val="none" w:sz="0" w:space="0" w:color="FFFFFF"/>
+              <w:right w:val="none" w:sz="0" w:space="0" w:color="FFFFFF"/>
+            </w:tcBorders>
+            <w:shd w:val="clear" w:color="auto" w:fill="FFFFFF"/>
+            <w:tcMar>
+              <w:top w:w="0" w:type="dxa"/>
+              <w:bottom w:w="0" w:type="dxa"/>
+              <w:left w:w="0" w:type="dxa"/>
+              <w:right w:w="0" w:type="dxa"/>
+            </w:tcMar>
+            <w:vAlign w:val="center"/>
+          </w:tcPr>
+          <w:p>
+            <w:pPr>
+              <w:jc w:val="center"/>
+              <w:pBdr>
+                <w:bottom w:val="none" w:sz="0" w:space="0" w:color="000000"/>
+                <w:top w:val="none" w:sz="0" w:space="0" w:color="000000"/>
+                <w:left w:val="none" w:sz="0" w:space="0" w:color="000000"/>
+                <w:right w:val="none" w:sz="0" w:space="0" w:color="000000"/>
+              </w:pBdr>
+              <w:spacing w:after="36" w:before="36" w:line="432"/>
+              <w:ind w:left="100" w:right="100" w:firstLine="0" w:firstLineChars="0"/>
+              <w:rPr>
+                <w:rFonts w:ascii="Times New Roman" w:hAnsi="Times New Roman" w:eastAsia="Times New Roman" w:cs="Times New Roman"/>
+                <w:i w:val="false"/>
+                <w:b w:val="true"/>
+                <w:u w:val="none"/>
+                <w:strike w:val="false"/>
+                <w:sz w:val="16"/>
+                <w:szCs w:val="16"/>
+                <w:color w:val="000000"/>
+              </w:rPr>
+            </w:pPr>
+            <w:r xmlns:w="http://schemas.openxmlformats.org/wordprocessingml/2006/main" xmlns:wp="http://schemas.openxmlformats.org/drawingml/2006/wordprocessingDrawing" xmlns:r="http://schemas.openxmlformats.org/officeDocument/2006/relationships" xmlns:w14="http://schemas.microsoft.com/office/word/2010/wordml">
+              <w:rPr>
+                <w:rFonts w:ascii="Times New Roman" w:hAnsi="Times New Roman" w:eastAsia="Times New Roman" w:cs="Times New Roman"/>
+                <w:i w:val="false"/>
+                <w:b w:val="true"/>
+                <w:u w:val="none"/>
+                <w:strike w:val="false"/>
+                <w:sz w:val="16"/>
+                <w:szCs w:val="16"/>
+                <w:color w:val="000000"/>
+              </w:rPr>
+              <w:t xml:space="preserve">يناير 2025</w:t>
+            </w:r>
+          </w:p>
+        </w:tc>
+        <w:tc>
+          <w:tcPr>
+            <w:vMerge/>
+            <w:tcBorders>
+              <w:bottom w:val="single" w:sz="8" w:space="0" w:color="000000"/>
+              <w:top w:val="single" w:sz="8" w:space="0" w:color="000000"/>
+              <w:left w:val="none" w:sz="0" w:space="0" w:color="FFFFFF"/>
+              <w:right w:val="none" w:sz="0" w:space="0" w:color="FFFFFF"/>
+            </w:tcBorders>
+            <w:shd w:val="clear" w:color="auto" w:fill="FFFFFF"/>
+            <w:tcMar>
+              <w:top w:w="0" w:type="dxa"/>
+              <w:bottom w:w="0" w:type="dxa"/>
+              <w:left w:w="0" w:type="dxa"/>
+              <w:right w:w="0" w:type="dxa"/>
+            </w:tcMar>
+            <w:vAlign w:val="center"/>
+          </w:tcPr>
+          <w:p>
+            <w:pPr>
+              <w:jc w:val="center"/>
+              <w:pBdr>
+                <w:bottom w:val="none" w:sz="0" w:space="0" w:color="000000"/>
+                <w:top w:val="none" w:sz="0" w:space="0" w:color="000000"/>
+                <w:left w:val="none" w:sz="0" w:space="0" w:color="000000"/>
+                <w:right w:val="none" w:sz="0" w:space="0" w:color="000000"/>
+              </w:pBdr>
+              <w:spacing w:after="36" w:before="36" w:line="432"/>
+              <w:ind w:left="100" w:right="100" w:firstLine="0" w:firstLineChars="0"/>
+              <w:rPr>
+                <w:rFonts w:ascii="Times New Roman" w:hAnsi="Times New Roman" w:eastAsia="Times New Roman" w:cs="Times New Roman"/>
+                <w:i w:val="false"/>
+                <w:b w:val="true"/>
+                <w:u w:val="none"/>
+                <w:strike w:val="false"/>
+                <w:sz w:val="16"/>
+                <w:szCs w:val="16"/>
+                <w:color w:val="000000"/>
+              </w:rPr>
+            </w:pPr>
+          </w:p>
+        </w:tc>
+        <w:tc>
+          <w:tcPr>
+            <w:vMerge/>
+            <w:tcBorders>
+              <w:bottom w:val="single" w:sz="8" w:space="0" w:color="000000"/>
+              <w:top w:val="single" w:sz="8" w:space="0" w:color="000000"/>
+              <w:left w:val="none" w:sz="0" w:space="0" w:color="FFFFFF"/>
+              <w:right w:val="none" w:sz="0" w:space="0" w:color="FFFFFF"/>
+            </w:tcBorders>
+            <w:shd w:val="clear" w:color="auto" w:fill="FFFFFF"/>
+            <w:tcMar>
+              <w:top w:w="0" w:type="dxa"/>
+              <w:bottom w:w="0" w:type="dxa"/>
+              <w:left w:w="0" w:type="dxa"/>
+              <w:right w:w="0" w:type="dxa"/>
+            </w:tcMar>
+            <w:vAlign w:val="center"/>
+          </w:tcPr>
+          <w:p>
+            <w:pPr>
+              <w:jc w:val="center"/>
+              <w:pBdr>
+                <w:bottom w:val="none" w:sz="0" w:space="0" w:color="000000"/>
+                <w:top w:val="none" w:sz="0" w:space="0" w:color="000000"/>
+                <w:left w:val="none" w:sz="0" w:space="0" w:color="000000"/>
+                <w:right w:val="none" w:sz="0" w:space="0" w:color="000000"/>
+              </w:pBdr>
+              <w:spacing w:after="36" w:before="36" w:line="432"/>
+              <w:ind w:left="100" w:right="100" w:firstLine="0" w:firstLineChars="0"/>
+              <w:rPr>
+                <w:rFonts w:ascii="Times New Roman" w:hAnsi="Times New Roman" w:eastAsia="Times New Roman" w:cs="Times New Roman"/>
+                <w:i w:val="false"/>
+                <w:b w:val="true"/>
+                <w:u w:val="none"/>
+                <w:strike w:val="false"/>
+                <w:sz w:val="16"/>
+                <w:szCs w:val="16"/>
+                <w:color w:val="000000"/>
+              </w:rPr>
+            </w:pPr>
+          </w:p>
+        </w:tc>
+      </w:tr>
+      <w:tr>
+        <w:trPr>
+          <w:trHeight w:val="360" w:hRule="auto"/>
+        </w:trPr>
+        body 1
+        <w:tc>
+          <w:tcPr>
+            <w:tcBorders>
+              <w:bottom w:val="single" w:sz="8" w:space="0" w:color="000000"/>
+              <w:top w:val="single" w:sz="8" w:space="0" w:color="000000"/>
+              <w:left w:val="none" w:sz="0" w:space="0" w:color="000000"/>
+              <w:right w:val="none" w:sz="0" w:space="0" w:color="000000"/>
+            </w:tcBorders>
+            <w:shd w:val="clear" w:color="auto" w:fill="FBD4B4"/>
+            <w:tcMar>
+              <w:top w:w="0" w:type="dxa"/>
+              <w:bottom w:w="0" w:type="dxa"/>
+              <w:left w:w="0" w:type="dxa"/>
+              <w:right w:w="0" w:type="dxa"/>
+            </w:tcMar>
+            <w:vAlign w:val="center"/>
+          </w:tcPr>
+          <w:p>
+            <w:pPr>
+              <w:jc w:val="right"/>
+              <w:pBdr>
+                <w:bottom w:val="none" w:sz="0" w:space="0" w:color="000000"/>
+                <w:top w:val="none" w:sz="0" w:space="0" w:color="000000"/>
+                <w:left w:val="none" w:sz="0" w:space="0" w:color="000000"/>
+                <w:right w:val="none" w:sz="0" w:space="0" w:color="000000"/>
+              </w:pBdr>
+              <w:spacing w:after="36" w:before="36" w:line="240"/>
+              <w:ind w:left="100" w:right="100" w:firstLine="0" w:firstLineChars="0"/>
+              <w:rPr>
+                <w:rFonts w:ascii="Times New Roman" w:hAnsi="Times New Roman" w:eastAsia="Times New Roman" w:cs="Times New Roman"/>
+                <w:i w:val="false"/>
+                <w:b w:val="true"/>
+                <w:u w:val="none"/>
+                <w:strike w:val="false"/>
+                <w:sz w:val="16"/>
+                <w:szCs w:val="16"/>
+                <w:color w:val="000000"/>
+              </w:rPr>
+            </w:pPr>
+            <w:r xmlns:w="http://schemas.openxmlformats.org/wordprocessingml/2006/main" xmlns:wp="http://schemas.openxmlformats.org/drawingml/2006/wordprocessingDrawing" xmlns:r="http://schemas.openxmlformats.org/officeDocument/2006/relationships" xmlns:w14="http://schemas.microsoft.com/office/word/2010/wordml">
+              <w:rPr>
+                <w:rFonts w:ascii="Times New Roman" w:hAnsi="Times New Roman" w:eastAsia="Times New Roman" w:cs="Times New Roman"/>
+                <w:i w:val="false"/>
+                <w:b w:val="true"/>
+                <w:u w:val="none"/>
+                <w:strike w:val="false"/>
+                <w:sz w:val="16"/>
+                <w:szCs w:val="16"/>
+                <w:color w:val="000000"/>
+              </w:rPr>
+              <w:t xml:space="preserve">-2,2</w:t>
+            </w:r>
+          </w:p>
+        </w:tc>
+        <w:tc>
+          <w:tcPr>
+            <w:tcBorders>
+              <w:bottom w:val="single" w:sz="8" w:space="0" w:color="000000"/>
+              <w:top w:val="single" w:sz="8" w:space="0" w:color="000000"/>
+              <w:left w:val="none" w:sz="0" w:space="0" w:color="000000"/>
+              <w:right w:val="none" w:sz="0" w:space="0" w:color="000000"/>
+            </w:tcBorders>
+            <w:shd w:val="clear" w:color="auto" w:fill="FBD4B4"/>
+            <w:tcMar>
+              <w:top w:w="0" w:type="dxa"/>
+              <w:bottom w:w="0" w:type="dxa"/>
+              <w:left w:w="0" w:type="dxa"/>
+              <w:right w:w="0" w:type="dxa"/>
+            </w:tcMar>
+            <w:vAlign w:val="center"/>
+          </w:tcPr>
+          <w:p>
+            <w:pPr>
+              <w:jc w:val="right"/>
+              <w:pBdr>
+                <w:bottom w:val="none" w:sz="0" w:space="0" w:color="000000"/>
+                <w:top w:val="none" w:sz="0" w:space="0" w:color="000000"/>
+                <w:left w:val="none" w:sz="0" w:space="0" w:color="000000"/>
+                <w:right w:val="none" w:sz="0" w:space="0" w:color="000000"/>
+              </w:pBdr>
+              <w:spacing w:after="36" w:before="36" w:line="240"/>
+              <w:ind w:left="100" w:right="100" w:firstLine="0" w:firstLineChars="0"/>
+              <w:rPr>
+                <w:rFonts w:ascii="Times New Roman" w:hAnsi="Times New Roman" w:eastAsia="Times New Roman" w:cs="Times New Roman"/>
+                <w:i w:val="false"/>
+                <w:b w:val="true"/>
+                <w:u w:val="none"/>
+                <w:strike w:val="false"/>
+                <w:sz w:val="16"/>
+                <w:szCs w:val="16"/>
+                <w:color w:val="000000"/>
+              </w:rPr>
+            </w:pPr>
+            <w:r xmlns:w="http://schemas.openxmlformats.org/wordprocessingml/2006/main" xmlns:wp="http://schemas.openxmlformats.org/drawingml/2006/wordprocessingDrawing" xmlns:r="http://schemas.openxmlformats.org/officeDocument/2006/relationships" xmlns:w14="http://schemas.microsoft.com/office/word/2010/wordml">
+              <w:rPr>
+                <w:rFonts w:ascii="Times New Roman" w:hAnsi="Times New Roman" w:eastAsia="Times New Roman" w:cs="Times New Roman"/>
+                <w:i w:val="false"/>
+                <w:b w:val="true"/>
+                <w:u w:val="none"/>
+                <w:strike w:val="false"/>
+                <w:sz w:val="16"/>
+                <w:szCs w:val="16"/>
+                <w:color w:val="000000"/>
+              </w:rPr>
+              <w:t xml:space="preserve">-0,8</w:t>
+            </w:r>
+          </w:p>
+        </w:tc>
+        <w:tc>
+          <w:tcPr>
+            <w:tcBorders>
+              <w:bottom w:val="single" w:sz="8" w:space="0" w:color="000000"/>
+              <w:top w:val="single" w:sz="8" w:space="0" w:color="000000"/>
+              <w:left w:val="none" w:sz="0" w:space="0" w:color="000000"/>
+              <w:right w:val="none" w:sz="0" w:space="0" w:color="000000"/>
+            </w:tcBorders>
+            <w:shd w:val="clear" w:color="auto" w:fill="FBD4B4"/>
+            <w:tcMar>
+              <w:top w:w="0" w:type="dxa"/>
+              <w:bottom w:w="0" w:type="dxa"/>
+              <w:left w:w="0" w:type="dxa"/>
+              <w:right w:w="0" w:type="dxa"/>
+            </w:tcMar>
+            <w:vAlign w:val="center"/>
+          </w:tcPr>
+          <w:p>
+            <w:pPr>
+              <w:jc w:val="center"/>
+              <w:pBdr>
+                <w:bottom w:val="none" w:sz="0" w:space="0" w:color="000000"/>
+                <w:top w:val="none" w:sz="0" w:space="0" w:color="000000"/>
+                <w:left w:val="none" w:sz="0" w:space="0" w:color="000000"/>
+                <w:right w:val="none" w:sz="0" w:space="0" w:color="000000"/>
+              </w:pBdr>
+              <w:spacing w:after="36" w:before="36" w:line="240"/>
+              <w:ind w:left="100" w:right="100" w:firstLine="0" w:firstLineChars="0"/>
+              <w:rPr>
+                <w:rFonts w:ascii="Times New Roman" w:hAnsi="Times New Roman" w:eastAsia="Times New Roman" w:cs="Times New Roman"/>
+                <w:i w:val="false"/>
+                <w:b w:val="true"/>
+                <w:u w:val="none"/>
+                <w:strike w:val="false"/>
+                <w:sz w:val="16"/>
+                <w:szCs w:val="16"/>
+                <w:color w:val="000000"/>
+              </w:rPr>
+            </w:pPr>
+            <w:r xmlns:w="http://schemas.openxmlformats.org/wordprocessingml/2006/main" xmlns:wp="http://schemas.openxmlformats.org/drawingml/2006/wordprocessingDrawing" xmlns:r="http://schemas.openxmlformats.org/officeDocument/2006/relationships" xmlns:w14="http://schemas.microsoft.com/office/word/2010/wordml">
+              <w:rPr>
+                <w:rFonts w:ascii="Times New Roman" w:hAnsi="Times New Roman" w:eastAsia="Times New Roman" w:cs="Times New Roman"/>
+                <w:i w:val="false"/>
+                <w:b w:val="true"/>
+                <w:u w:val="none"/>
+                <w:strike w:val="false"/>
+                <w:sz w:val="16"/>
+                <w:szCs w:val="16"/>
+                <w:color w:val="000000"/>
+              </w:rPr>
+              <w:t xml:space="preserve">0,8</w:t>
+            </w:r>
+          </w:p>
+        </w:tc>
+        <w:tc>
+          <w:tcPr>
+            <w:tcBorders>
+              <w:bottom w:val="single" w:sz="8" w:space="0" w:color="000000"/>
+              <w:top w:val="single" w:sz="8" w:space="0" w:color="000000"/>
+              <w:left w:val="none" w:sz="0" w:space="0" w:color="000000"/>
+              <w:right w:val="none" w:sz="0" w:space="0" w:color="000000"/>
+            </w:tcBorders>
+            <w:shd w:val="clear" w:color="auto" w:fill="FBD4B4"/>
+            <w:tcMar>
+              <w:top w:w="0" w:type="dxa"/>
+              <w:bottom w:w="0" w:type="dxa"/>
+              <w:left w:w="0" w:type="dxa"/>
+              <w:right w:w="0" w:type="dxa"/>
+            </w:tcMar>
+            <w:vAlign w:val="center"/>
+          </w:tcPr>
+          <w:p>
+            <w:pPr>
+              <w:jc w:val="center"/>
+              <w:pBdr>
+                <w:bottom w:val="none" w:sz="0" w:space="0" w:color="000000"/>
+                <w:top w:val="none" w:sz="0" w:space="0" w:color="000000"/>
+                <w:left w:val="none" w:sz="0" w:space="0" w:color="000000"/>
+                <w:right w:val="none" w:sz="0" w:space="0" w:color="000000"/>
+              </w:pBdr>
+              <w:spacing w:after="36" w:before="36" w:line="240"/>
+              <w:ind w:left="100" w:right="100" w:firstLine="0" w:firstLineChars="0"/>
+              <w:rPr>
+                <w:rFonts w:ascii="Times New Roman" w:hAnsi="Times New Roman" w:eastAsia="Times New Roman" w:cs="Times New Roman"/>
+                <w:i w:val="false"/>
+                <w:b w:val="true"/>
+                <w:u w:val="none"/>
+                <w:strike w:val="false"/>
+                <w:sz w:val="16"/>
+                <w:szCs w:val="16"/>
+                <w:color w:val="000000"/>
+              </w:rPr>
+            </w:pPr>
+            <w:r xmlns:w="http://schemas.openxmlformats.org/wordprocessingml/2006/main" xmlns:wp="http://schemas.openxmlformats.org/drawingml/2006/wordprocessingDrawing" xmlns:r="http://schemas.openxmlformats.org/officeDocument/2006/relationships" xmlns:w14="http://schemas.microsoft.com/office/word/2010/wordml">
+              <w:rPr>
+                <w:rFonts w:ascii="Times New Roman" w:hAnsi="Times New Roman" w:eastAsia="Times New Roman" w:cs="Times New Roman"/>
+                <w:i w:val="false"/>
+                <w:b w:val="true"/>
+                <w:u w:val="none"/>
+                <w:strike w:val="false"/>
+                <w:sz w:val="16"/>
+                <w:szCs w:val="16"/>
+                <w:color w:val="000000"/>
+              </w:rPr>
+              <w:t xml:space="preserve">129,2</w:t>
+            </w:r>
+          </w:p>
+        </w:tc>
+        <w:tc>
+          <w:tcPr>
+            <w:tcBorders>
+              <w:bottom w:val="single" w:sz="8" w:space="0" w:color="000000"/>
+              <w:top w:val="single" w:sz="8" w:space="0" w:color="000000"/>
+              <w:left w:val="none" w:sz="0" w:space="0" w:color="000000"/>
+              <w:right w:val="none" w:sz="0" w:space="0" w:color="000000"/>
+            </w:tcBorders>
+            <w:shd w:val="clear" w:color="auto" w:fill="FBD4B4"/>
+            <w:tcMar>
+              <w:top w:w="0" w:type="dxa"/>
+              <w:bottom w:w="0" w:type="dxa"/>
+              <w:left w:w="0" w:type="dxa"/>
+              <w:right w:w="0" w:type="dxa"/>
+            </w:tcMar>
+            <w:vAlign w:val="center"/>
+          </w:tcPr>
+          <w:p>
+            <w:pPr>
+              <w:jc w:val="center"/>
+              <w:pBdr>
+                <w:bottom w:val="none" w:sz="0" w:space="0" w:color="000000"/>
+                <w:top w:val="none" w:sz="0" w:space="0" w:color="000000"/>
+                <w:left w:val="none" w:sz="0" w:space="0" w:color="000000"/>
+                <w:right w:val="none" w:sz="0" w:space="0" w:color="000000"/>
+              </w:pBdr>
+              <w:spacing w:after="36" w:before="36" w:line="240"/>
+              <w:ind w:left="100" w:right="100" w:firstLine="0" w:firstLineChars="0"/>
+              <w:rPr>
+                <w:rFonts w:ascii="Times New Roman" w:hAnsi="Times New Roman" w:eastAsia="Times New Roman" w:cs="Times New Roman"/>
+                <w:i w:val="false"/>
+                <w:b w:val="true"/>
+                <w:u w:val="none"/>
+                <w:strike w:val="false"/>
+                <w:sz w:val="16"/>
+                <w:szCs w:val="16"/>
+                <w:color w:val="000000"/>
+              </w:rPr>
+            </w:pPr>
+            <w:r xmlns:w="http://schemas.openxmlformats.org/wordprocessingml/2006/main" xmlns:wp="http://schemas.openxmlformats.org/drawingml/2006/wordprocessingDrawing" xmlns:r="http://schemas.openxmlformats.org/officeDocument/2006/relationships" xmlns:w14="http://schemas.microsoft.com/office/word/2010/wordml">
+              <w:rPr>
+                <w:rFonts w:ascii="Times New Roman" w:hAnsi="Times New Roman" w:eastAsia="Times New Roman" w:cs="Times New Roman"/>
+                <w:i w:val="false"/>
+                <w:b w:val="true"/>
+                <w:u w:val="none"/>
+                <w:strike w:val="false"/>
+                <w:sz w:val="16"/>
+                <w:szCs w:val="16"/>
+                <w:color w:val="000000"/>
+              </w:rPr>
+              <w:t xml:space="preserve">128,2</w:t>
+            </w:r>
+          </w:p>
+        </w:tc>
+        <w:tc>
+          <w:tcPr>
+            <w:tcBorders>
+              <w:bottom w:val="single" w:sz="8" w:space="0" w:color="000000"/>
+              <w:top w:val="single" w:sz="8" w:space="0" w:color="000000"/>
+              <w:left w:val="none" w:sz="0" w:space="0" w:color="000000"/>
+              <w:right w:val="none" w:sz="0" w:space="0" w:color="000000"/>
+            </w:tcBorders>
+            <w:shd w:val="clear" w:color="auto" w:fill="FBD4B4"/>
+            <w:tcMar>
+              <w:top w:w="0" w:type="dxa"/>
+              <w:bottom w:w="0" w:type="dxa"/>
+              <w:left w:w="0" w:type="dxa"/>
+              <w:right w:w="0" w:type="dxa"/>
+            </w:tcMar>
+            <w:vAlign w:val="center"/>
+          </w:tcPr>
+          <w:p>
+            <w:pPr>
+              <w:jc w:val="center"/>
+              <w:pBdr>
+                <w:bottom w:val="none" w:sz="0" w:space="0" w:color="000000"/>
+                <w:top w:val="none" w:sz="0" w:space="0" w:color="000000"/>
+                <w:left w:val="none" w:sz="0" w:space="0" w:color="000000"/>
+                <w:right w:val="none" w:sz="0" w:space="0" w:color="000000"/>
+              </w:pBdr>
+              <w:spacing w:after="36" w:before="36" w:line="240"/>
+              <w:ind w:left="100" w:right="100" w:firstLine="0" w:firstLineChars="0"/>
+              <w:rPr>
+                <w:rFonts w:ascii="Times New Roman" w:hAnsi="Times New Roman" w:eastAsia="Times New Roman" w:cs="Times New Roman"/>
+                <w:i w:val="false"/>
+                <w:b w:val="true"/>
+                <w:u w:val="none"/>
+                <w:strike w:val="false"/>
+                <w:sz w:val="16"/>
+                <w:szCs w:val="16"/>
+                <w:color w:val="000000"/>
+              </w:rPr>
+            </w:pPr>
+            <w:r xmlns:w="http://schemas.openxmlformats.org/wordprocessingml/2006/main" xmlns:wp="http://schemas.openxmlformats.org/drawingml/2006/wordprocessingDrawing" xmlns:r="http://schemas.openxmlformats.org/officeDocument/2006/relationships" xmlns:w14="http://schemas.microsoft.com/office/word/2010/wordml">
+              <w:rPr>
+                <w:rFonts w:ascii="Times New Roman" w:hAnsi="Times New Roman" w:eastAsia="Times New Roman" w:cs="Times New Roman"/>
+                <w:i w:val="false"/>
+                <w:b w:val="true"/>
+                <w:u w:val="none"/>
+                <w:strike w:val="false"/>
+                <w:sz w:val="16"/>
+                <w:szCs w:val="16"/>
+                <w:color w:val="000000"/>
+              </w:rPr>
+              <w:t xml:space="preserve">128,6</w:t>
+            </w:r>
+          </w:p>
+        </w:tc>
+        <w:tc>
+          <w:tcPr>
+            <w:tcBorders>
+              <w:bottom w:val="single" w:sz="8" w:space="0" w:color="000000"/>
+              <w:top w:val="single" w:sz="8" w:space="0" w:color="000000"/>
+              <w:left w:val="none" w:sz="0" w:space="0" w:color="000000"/>
+              <w:right w:val="none" w:sz="0" w:space="0" w:color="000000"/>
+            </w:tcBorders>
+            <w:shd w:val="clear" w:color="auto" w:fill="FBD4B4"/>
+            <w:tcMar>
+              <w:top w:w="0" w:type="dxa"/>
+              <w:bottom w:w="0" w:type="dxa"/>
+              <w:left w:w="0" w:type="dxa"/>
+              <w:right w:w="0" w:type="dxa"/>
+            </w:tcMar>
+            <w:vAlign w:val="center"/>
+          </w:tcPr>
+          <w:p>
+            <w:pPr>
+              <w:jc w:val="center"/>
+              <w:pBdr>
+                <w:bottom w:val="none" w:sz="0" w:space="0" w:color="000000"/>
+                <w:top w:val="none" w:sz="0" w:space="0" w:color="000000"/>
+                <w:left w:val="none" w:sz="0" w:space="0" w:color="000000"/>
+                <w:right w:val="none" w:sz="0" w:space="0" w:color="000000"/>
+              </w:pBdr>
+              <w:spacing w:after="36" w:before="36" w:line="240"/>
+              <w:ind w:left="100" w:right="100" w:firstLine="0" w:firstLineChars="0"/>
+              <w:rPr>
+                <w:rFonts w:ascii="Times New Roman" w:hAnsi="Times New Roman" w:eastAsia="Times New Roman" w:cs="Times New Roman"/>
+                <w:i w:val="false"/>
+                <w:b w:val="true"/>
+                <w:u w:val="none"/>
+                <w:strike w:val="false"/>
+                <w:sz w:val="16"/>
+                <w:szCs w:val="16"/>
+                <w:color w:val="000000"/>
+              </w:rPr>
+            </w:pPr>
+            <w:r xmlns:w="http://schemas.openxmlformats.org/wordprocessingml/2006/main" xmlns:wp="http://schemas.openxmlformats.org/drawingml/2006/wordprocessingDrawing" xmlns:r="http://schemas.openxmlformats.org/officeDocument/2006/relationships" xmlns:w14="http://schemas.microsoft.com/office/word/2010/wordml">
+              <w:rPr>
+                <w:rFonts w:ascii="Times New Roman" w:hAnsi="Times New Roman" w:eastAsia="Times New Roman" w:cs="Times New Roman"/>
+                <w:i w:val="false"/>
+                <w:b w:val="true"/>
+                <w:u w:val="none"/>
+                <w:strike w:val="false"/>
+                <w:sz w:val="16"/>
+                <w:szCs w:val="16"/>
+                <w:color w:val="000000"/>
+              </w:rPr>
+              <w:t xml:space="preserve">130,3</w:t>
+            </w:r>
+          </w:p>
+        </w:tc>
+        <w:tc>
+          <w:tcPr>
+            <w:tcBorders>
+              <w:bottom w:val="single" w:sz="8" w:space="0" w:color="000000"/>
+              <w:top w:val="single" w:sz="8" w:space="0" w:color="000000"/>
+              <w:left w:val="none" w:sz="0" w:space="0" w:color="000000"/>
+              <w:right w:val="none" w:sz="0" w:space="0" w:color="000000"/>
+            </w:tcBorders>
+            <w:shd w:val="clear" w:color="auto" w:fill="FBD4B4"/>
+            <w:tcMar>
+              <w:top w:w="0" w:type="dxa"/>
+              <w:bottom w:w="0" w:type="dxa"/>
+              <w:left w:w="0" w:type="dxa"/>
+              <w:right w:w="0" w:type="dxa"/>
+            </w:tcMar>
+            <w:vAlign w:val="center"/>
+          </w:tcPr>
+          <w:p>
+            <w:pPr>
+              <w:jc w:val="right"/>
+              <w:pBdr>
+                <w:bottom w:val="none" w:sz="0" w:space="0" w:color="000000"/>
+                <w:top w:val="none" w:sz="0" w:space="0" w:color="000000"/>
+                <w:left w:val="none" w:sz="0" w:space="0" w:color="000000"/>
+                <w:right w:val="none" w:sz="0" w:space="0" w:color="000000"/>
+              </w:pBdr>
+              <w:spacing w:after="36" w:before="36" w:line="240"/>
+              <w:ind w:left="100" w:right="100" w:firstLine="0" w:firstLineChars="0"/>
+              <w:rPr>
+                <w:rFonts w:ascii="Times New Roman" w:hAnsi="Times New Roman" w:eastAsia="Times New Roman" w:cs="Times New Roman"/>
+                <w:i w:val="false"/>
+                <w:b w:val="true"/>
+                <w:u w:val="none"/>
+                <w:strike w:val="false"/>
+                <w:sz w:val="16"/>
+                <w:szCs w:val="16"/>
+                <w:color w:val="000000"/>
+              </w:rPr>
+            </w:pPr>
+            <w:r xmlns:w="http://schemas.openxmlformats.org/wordprocessingml/2006/main" xmlns:wp="http://schemas.openxmlformats.org/drawingml/2006/wordprocessingDrawing" xmlns:r="http://schemas.openxmlformats.org/officeDocument/2006/relationships" xmlns:w14="http://schemas.microsoft.com/office/word/2010/wordml">
+              <w:rPr>
+                <w:rFonts w:ascii="Times New Roman" w:hAnsi="Times New Roman" w:eastAsia="Times New Roman" w:cs="Times New Roman"/>
+                <w:i w:val="false"/>
+                <w:b w:val="true"/>
+                <w:u w:val="none"/>
+                <w:strike w:val="false"/>
+                <w:sz w:val="16"/>
+                <w:szCs w:val="16"/>
+                <w:color w:val="000000"/>
+              </w:rPr>
+              <w:t xml:space="preserve">132,1</w:t>
+            </w:r>
+          </w:p>
+        </w:tc>
+        <w:tc>
+          <w:tcPr>
+            <w:tcBorders>
+              <w:bottom w:val="single" w:sz="8" w:space="0" w:color="000000"/>
+              <w:top w:val="single" w:sz="8" w:space="0" w:color="000000"/>
+              <w:left w:val="none" w:sz="0" w:space="0" w:color="000000"/>
+              <w:right w:val="none" w:sz="0" w:space="0" w:color="000000"/>
+            </w:tcBorders>
+            <w:shd w:val="clear" w:color="auto" w:fill="FBD4B4"/>
+            <w:tcMar>
+              <w:top w:w="0" w:type="dxa"/>
+              <w:bottom w:w="0" w:type="dxa"/>
+              <w:left w:w="0" w:type="dxa"/>
+              <w:right w:w="0" w:type="dxa"/>
+            </w:tcMar>
+            <w:vAlign w:val="center"/>
+          </w:tcPr>
+          <w:p>
+            <w:pPr>
+              <w:jc w:val="right"/>
+              <w:pBdr>
+                <w:bottom w:val="none" w:sz="0" w:space="0" w:color="000000"/>
+                <w:top w:val="none" w:sz="0" w:space="0" w:color="000000"/>
+                <w:left w:val="none" w:sz="0" w:space="0" w:color="000000"/>
+                <w:right w:val="none" w:sz="0" w:space="0" w:color="000000"/>
+              </w:pBdr>
+              <w:spacing w:after="36" w:before="36" w:line="240"/>
+              <w:ind w:left="100" w:right="100" w:firstLine="0" w:firstLineChars="0"/>
+              <w:rPr>
+                <w:rFonts w:ascii="Times New Roman" w:hAnsi="Times New Roman" w:eastAsia="Times New Roman" w:cs="Times New Roman"/>
+                <w:i w:val="false"/>
+                <w:b w:val="true"/>
+                <w:u w:val="none"/>
+                <w:strike w:val="false"/>
+                <w:sz w:val="16"/>
+                <w:szCs w:val="16"/>
+                <w:color w:val="000000"/>
+              </w:rPr>
+            </w:pPr>
+            <w:r xmlns:w="http://schemas.openxmlformats.org/wordprocessingml/2006/main" xmlns:wp="http://schemas.openxmlformats.org/drawingml/2006/wordprocessingDrawing" xmlns:r="http://schemas.openxmlformats.org/officeDocument/2006/relationships" xmlns:w14="http://schemas.microsoft.com/office/word/2010/wordml">
+              <w:rPr>
+                <w:rFonts w:ascii="Times New Roman" w:hAnsi="Times New Roman" w:eastAsia="Times New Roman" w:cs="Times New Roman"/>
+                <w:i w:val="false"/>
+                <w:b w:val="true"/>
+                <w:u w:val="none"/>
+                <w:strike w:val="false"/>
+                <w:sz w:val="16"/>
+                <w:szCs w:val="16"/>
+                <w:color w:val="000000"/>
+              </w:rPr>
+              <w:t xml:space="preserve">39,009</w:t>
+            </w:r>
+          </w:p>
+        </w:tc>
+        <w:tc>
+          <w:tcPr>
+            <w:tcBorders>
+              <w:bottom w:val="single" w:sz="8" w:space="0" w:color="000000"/>
+              <w:top w:val="single" w:sz="8" w:space="0" w:color="000000"/>
+              <w:left w:val="none" w:sz="0" w:space="0" w:color="000000"/>
+              <w:right w:val="none" w:sz="0" w:space="0" w:color="000000"/>
+            </w:tcBorders>
+            <w:shd w:val="clear" w:color="auto" w:fill="FBD4B4"/>
+            <w:tcMar>
+              <w:top w:w="0" w:type="dxa"/>
+              <w:bottom w:w="0" w:type="dxa"/>
+              <w:left w:w="0" w:type="dxa"/>
+              <w:right w:w="0" w:type="dxa"/>
+            </w:tcMar>
+            <w:vAlign w:val="center"/>
+          </w:tcPr>
+          <w:p>
+            <w:pPr>
+              <w:jc w:val="right"/>
+              <w:pBdr>
+                <w:bottom w:val="none" w:sz="0" w:space="0" w:color="000000"/>
+                <w:top w:val="none" w:sz="0" w:space="0" w:color="000000"/>
+                <w:left w:val="none" w:sz="0" w:space="0" w:color="000000"/>
+                <w:right w:val="none" w:sz="0" w:space="0" w:color="000000"/>
+              </w:pBdr>
+              <w:spacing w:after="36" w:before="36" w:line="240"/>
+              <w:ind w:left="100" w:right="100" w:firstLine="0" w:firstLineChars="0"/>
+              <w:rPr>
+                <w:rFonts w:ascii="Times New Roman" w:hAnsi="Times New Roman" w:eastAsia="Times New Roman" w:cs="Times New Roman"/>
+                <w:i w:val="false"/>
+                <w:b w:val="true"/>
+                <w:u w:val="none"/>
+                <w:strike w:val="false"/>
+                <w:sz w:val="16"/>
+                <w:szCs w:val="16"/>
+                <w:color w:val="000000"/>
+              </w:rPr>
+            </w:pPr>
+            <w:r xmlns:w="http://schemas.openxmlformats.org/wordprocessingml/2006/main" xmlns:wp="http://schemas.openxmlformats.org/drawingml/2006/wordprocessingDrawing" xmlns:r="http://schemas.openxmlformats.org/officeDocument/2006/relationships" xmlns:w14="http://schemas.microsoft.com/office/word/2010/wordml">
+              <w:rPr>
+                <w:rFonts w:ascii="Times New Roman" w:hAnsi="Times New Roman" w:eastAsia="Times New Roman" w:cs="Times New Roman"/>
+                <w:i w:val="false"/>
+                <w:b w:val="true"/>
+                <w:u w:val="none"/>
+                <w:strike w:val="false"/>
+                <w:sz w:val="16"/>
+                <w:szCs w:val="16"/>
+                <w:color w:val="000000"/>
+              </w:rPr>
+              <w:t xml:space="preserve">المواد الغذائية</w:t>
+            </w:r>
+          </w:p>
+        </w:tc>
+      </w:tr>
+      <w:tr>
+        <w:trPr>
+          <w:trHeight w:val="360" w:hRule="auto"/>
+        </w:trPr>
+        body 2
+        <w:tc>
+          <w:tcPr>
+            <w:tcBorders>
+              <w:bottom w:val="none" w:sz="0" w:space="0" w:color="000000"/>
+              <w:top w:val="single" w:sz="8" w:space="0" w:color="000000"/>
+              <w:left w:val="none" w:sz="0" w:space="0" w:color="000000"/>
+              <w:right w:val="none" w:sz="0" w:space="0" w:color="000000"/>
+            </w:tcBorders>
+            <w:shd w:val="clear" w:color="auto" w:fill="FFFFFF"/>
+            <w:tcMar>
+              <w:top w:w="0" w:type="dxa"/>
+              <w:bottom w:w="0" w:type="dxa"/>
+              <w:left w:w="0" w:type="dxa"/>
+              <w:right w:w="0" w:type="dxa"/>
+            </w:tcMar>
+            <w:vAlign w:val="center"/>
+          </w:tcPr>
+          <w:p>
+            <w:pPr>
+              <w:jc w:val="right"/>
+              <w:pBdr>
+                <w:bottom w:val="none" w:sz="0" w:space="0" w:color="000000"/>
+                <w:top w:val="none" w:sz="0" w:space="0" w:color="000000"/>
+                <w:left w:val="none" w:sz="0" w:space="0" w:color="000000"/>
+                <w:right w:val="none" w:sz="0" w:space="0" w:color="000000"/>
+              </w:pBdr>
+              <w:spacing w:after="36" w:before="36" w:line="240"/>
+              <w:ind w:left="100" w:right="100" w:firstLine="0" w:firstLineChars="0"/>
+              <w:rPr>
+                <w:rFonts w:ascii="Times New Roman" w:hAnsi="Times New Roman" w:eastAsia="Times New Roman" w:cs="Times New Roman"/>
+                <w:i w:val="false"/>
+                <w:b w:val="true"/>
+                <w:u w:val="none"/>
+                <w:strike w:val="false"/>
+                <w:sz w:val="16"/>
+                <w:szCs w:val="16"/>
+                <w:color w:val="000000"/>
+              </w:rPr>
+            </w:pPr>
+            <w:r xmlns:w="http://schemas.openxmlformats.org/wordprocessingml/2006/main" xmlns:wp="http://schemas.openxmlformats.org/drawingml/2006/wordprocessingDrawing" xmlns:r="http://schemas.openxmlformats.org/officeDocument/2006/relationships" xmlns:w14="http://schemas.microsoft.com/office/word/2010/wordml">
+              <w:rPr>
+                <w:rFonts w:ascii="Times New Roman" w:hAnsi="Times New Roman" w:eastAsia="Times New Roman" w:cs="Times New Roman"/>
+                <w:i w:val="false"/>
+                <w:b w:val="true"/>
+                <w:u w:val="none"/>
+                <w:strike w:val="false"/>
+                <w:sz w:val="16"/>
+                <w:szCs w:val="16"/>
+                <w:color w:val="000000"/>
+              </w:rPr>
+              <w:t xml:space="preserve">-2,4</w:t>
+            </w:r>
+          </w:p>
+        </w:tc>
+        <w:tc>
+          <w:tcPr>
+            <w:tcBorders>
+              <w:bottom w:val="none" w:sz="0" w:space="0" w:color="000000"/>
+              <w:top w:val="single" w:sz="8" w:space="0" w:color="000000"/>
+              <w:left w:val="none" w:sz="0" w:space="0" w:color="000000"/>
+              <w:right w:val="none" w:sz="0" w:space="0" w:color="000000"/>
+            </w:tcBorders>
+            <w:shd w:val="clear" w:color="auto" w:fill="FFFFFF"/>
+            <w:tcMar>
+              <w:top w:w="0" w:type="dxa"/>
+              <w:bottom w:w="0" w:type="dxa"/>
+              <w:left w:w="0" w:type="dxa"/>
+              <w:right w:w="0" w:type="dxa"/>
+            </w:tcMar>
+            <w:vAlign w:val="center"/>
+          </w:tcPr>
+          <w:p>
+            <w:pPr>
+              <w:jc w:val="right"/>
+              <w:pBdr>
+                <w:bottom w:val="none" w:sz="0" w:space="0" w:color="000000"/>
+                <w:top w:val="none" w:sz="0" w:space="0" w:color="000000"/>
+                <w:left w:val="none" w:sz="0" w:space="0" w:color="000000"/>
+                <w:right w:val="none" w:sz="0" w:space="0" w:color="000000"/>
+              </w:pBdr>
+              <w:spacing w:after="36" w:before="36" w:line="240"/>
+              <w:ind w:left="100" w:right="100" w:firstLine="0" w:firstLineChars="0"/>
+              <w:rPr>
+                <w:rFonts w:ascii="Times New Roman" w:hAnsi="Times New Roman" w:eastAsia="Times New Roman" w:cs="Times New Roman"/>
+                <w:i w:val="false"/>
+                <w:b w:val="true"/>
+                <w:u w:val="none"/>
+                <w:strike w:val="false"/>
+                <w:sz w:val="16"/>
+                <w:szCs w:val="16"/>
+                <w:color w:val="000000"/>
+              </w:rPr>
+            </w:pPr>
+            <w:r xmlns:w="http://schemas.openxmlformats.org/wordprocessingml/2006/main" xmlns:wp="http://schemas.openxmlformats.org/drawingml/2006/wordprocessingDrawing" xmlns:r="http://schemas.openxmlformats.org/officeDocument/2006/relationships" xmlns:w14="http://schemas.microsoft.com/office/word/2010/wordml">
+              <w:rPr>
+                <w:rFonts w:ascii="Times New Roman" w:hAnsi="Times New Roman" w:eastAsia="Times New Roman" w:cs="Times New Roman"/>
+                <w:i w:val="false"/>
+                <w:b w:val="true"/>
+                <w:u w:val="none"/>
+                <w:strike w:val="false"/>
+                <w:sz w:val="16"/>
+                <w:szCs w:val="16"/>
+                <w:color w:val="000000"/>
+              </w:rPr>
+              <w:t xml:space="preserve">-1,0</w:t>
+            </w:r>
+          </w:p>
+        </w:tc>
+        <w:tc>
+          <w:tcPr>
+            <w:tcBorders>
+              <w:bottom w:val="none" w:sz="0" w:space="0" w:color="000000"/>
+              <w:top w:val="single" w:sz="8" w:space="0" w:color="000000"/>
+              <w:left w:val="none" w:sz="0" w:space="0" w:color="000000"/>
+              <w:right w:val="none" w:sz="0" w:space="0" w:color="000000"/>
+            </w:tcBorders>
+            <w:shd w:val="clear" w:color="auto" w:fill="FFFFFF"/>
+            <w:tcMar>
+              <w:top w:w="0" w:type="dxa"/>
+              <w:bottom w:w="0" w:type="dxa"/>
+              <w:left w:w="0" w:type="dxa"/>
+              <w:right w:w="0" w:type="dxa"/>
+            </w:tcMar>
+            <w:vAlign w:val="center"/>
+          </w:tcPr>
+          <w:p>
+            <w:pPr>
+              <w:jc w:val="center"/>
+              <w:pBdr>
+                <w:bottom w:val="none" w:sz="0" w:space="0" w:color="000000"/>
+                <w:top w:val="none" w:sz="0" w:space="0" w:color="000000"/>
+                <w:left w:val="none" w:sz="0" w:space="0" w:color="000000"/>
+                <w:right w:val="none" w:sz="0" w:space="0" w:color="000000"/>
+              </w:pBdr>
+              <w:spacing w:after="36" w:before="36" w:line="240"/>
+              <w:ind w:left="100" w:right="100" w:firstLine="0" w:firstLineChars="0"/>
+              <w:rPr>
+                <w:rFonts w:ascii="Times New Roman" w:hAnsi="Times New Roman" w:eastAsia="Times New Roman" w:cs="Times New Roman"/>
+                <w:i w:val="false"/>
+                <w:b w:val="true"/>
+                <w:u w:val="none"/>
+                <w:strike w:val="false"/>
+                <w:sz w:val="16"/>
+                <w:szCs w:val="16"/>
+                <w:color w:val="000000"/>
+              </w:rPr>
+            </w:pPr>
+            <w:r xmlns:w="http://schemas.openxmlformats.org/wordprocessingml/2006/main" xmlns:wp="http://schemas.openxmlformats.org/drawingml/2006/wordprocessingDrawing" xmlns:r="http://schemas.openxmlformats.org/officeDocument/2006/relationships" xmlns:w14="http://schemas.microsoft.com/office/word/2010/wordml">
+              <w:rPr>
+                <w:rFonts w:ascii="Times New Roman" w:hAnsi="Times New Roman" w:eastAsia="Times New Roman" w:cs="Times New Roman"/>
+                <w:i w:val="false"/>
+                <w:b w:val="true"/>
+                <w:u w:val="none"/>
+                <w:strike w:val="false"/>
+                <w:sz w:val="16"/>
+                <w:szCs w:val="16"/>
+                <w:color w:val="000000"/>
+              </w:rPr>
+              <w:t xml:space="preserve">0,7</w:t>
+            </w:r>
+          </w:p>
+        </w:tc>
+        <w:tc>
+          <w:tcPr>
+            <w:tcBorders>
+              <w:bottom w:val="none" w:sz="0" w:space="0" w:color="000000"/>
+              <w:top w:val="single" w:sz="8" w:space="0" w:color="000000"/>
+              <w:left w:val="none" w:sz="0" w:space="0" w:color="000000"/>
+              <w:right w:val="none" w:sz="0" w:space="0" w:color="000000"/>
+            </w:tcBorders>
+            <w:shd w:val="clear" w:color="auto" w:fill="FFFFFF"/>
+            <w:tcMar>
+              <w:top w:w="0" w:type="dxa"/>
+              <w:bottom w:w="0" w:type="dxa"/>
+              <w:left w:w="0" w:type="dxa"/>
+              <w:right w:w="0" w:type="dxa"/>
+            </w:tcMar>
+            <w:vAlign w:val="center"/>
+          </w:tcPr>
+          <w:p>
+            <w:pPr>
+              <w:jc w:val="center"/>
+              <w:pBdr>
+                <w:bottom w:val="none" w:sz="0" w:space="0" w:color="000000"/>
+                <w:top w:val="none" w:sz="0" w:space="0" w:color="000000"/>
+                <w:left w:val="none" w:sz="0" w:space="0" w:color="000000"/>
+                <w:right w:val="none" w:sz="0" w:space="0" w:color="000000"/>
+              </w:pBdr>
+              <w:spacing w:after="36" w:before="36" w:line="240"/>
+              <w:ind w:left="100" w:right="100" w:firstLine="0" w:firstLineChars="0"/>
+              <w:rPr>
+                <w:rFonts w:ascii="Times New Roman" w:hAnsi="Times New Roman" w:eastAsia="Times New Roman" w:cs="Times New Roman"/>
+                <w:i w:val="false"/>
+                <w:b w:val="true"/>
+                <w:u w:val="none"/>
+                <w:strike w:val="false"/>
+                <w:sz w:val="16"/>
+                <w:szCs w:val="16"/>
+                <w:color w:val="000000"/>
+              </w:rPr>
+            </w:pPr>
+            <w:r xmlns:w="http://schemas.openxmlformats.org/wordprocessingml/2006/main" xmlns:wp="http://schemas.openxmlformats.org/drawingml/2006/wordprocessingDrawing" xmlns:r="http://schemas.openxmlformats.org/officeDocument/2006/relationships" xmlns:w14="http://schemas.microsoft.com/office/word/2010/wordml">
+              <w:rPr>
+                <w:rFonts w:ascii="Times New Roman" w:hAnsi="Times New Roman" w:eastAsia="Times New Roman" w:cs="Times New Roman"/>
+                <w:i w:val="false"/>
+                <w:b w:val="true"/>
+                <w:u w:val="none"/>
+                <w:strike w:val="false"/>
+                <w:sz w:val="16"/>
+                <w:szCs w:val="16"/>
+                <w:color w:val="000000"/>
+              </w:rPr>
+              <w:t xml:space="preserve">128,4</w:t>
+            </w:r>
+          </w:p>
+        </w:tc>
+        <w:tc>
+          <w:tcPr>
+            <w:tcBorders>
+              <w:bottom w:val="none" w:sz="0" w:space="0" w:color="000000"/>
+              <w:top w:val="single" w:sz="8" w:space="0" w:color="000000"/>
+              <w:left w:val="none" w:sz="0" w:space="0" w:color="000000"/>
+              <w:right w:val="none" w:sz="0" w:space="0" w:color="000000"/>
+            </w:tcBorders>
+            <w:shd w:val="clear" w:color="auto" w:fill="FFFFFF"/>
+            <w:tcMar>
+              <w:top w:w="0" w:type="dxa"/>
+              <w:bottom w:w="0" w:type="dxa"/>
+              <w:left w:w="0" w:type="dxa"/>
+              <w:right w:w="0" w:type="dxa"/>
+            </w:tcMar>
+            <w:vAlign w:val="center"/>
+          </w:tcPr>
+          <w:p>
+            <w:pPr>
+              <w:jc w:val="center"/>
+              <w:pBdr>
+                <w:bottom w:val="none" w:sz="0" w:space="0" w:color="000000"/>
+                <w:top w:val="none" w:sz="0" w:space="0" w:color="000000"/>
+                <w:left w:val="none" w:sz="0" w:space="0" w:color="000000"/>
+                <w:right w:val="none" w:sz="0" w:space="0" w:color="000000"/>
+              </w:pBdr>
+              <w:spacing w:after="36" w:before="36" w:line="240"/>
+              <w:ind w:left="100" w:right="100" w:firstLine="0" w:firstLineChars="0"/>
+              <w:rPr>
+                <w:rFonts w:ascii="Times New Roman" w:hAnsi="Times New Roman" w:eastAsia="Times New Roman" w:cs="Times New Roman"/>
+                <w:i w:val="false"/>
+                <w:b w:val="true"/>
+                <w:u w:val="none"/>
+                <w:strike w:val="false"/>
+                <w:sz w:val="16"/>
+                <w:szCs w:val="16"/>
+                <w:color w:val="000000"/>
+              </w:rPr>
+            </w:pPr>
+            <w:r xmlns:w="http://schemas.openxmlformats.org/wordprocessingml/2006/main" xmlns:wp="http://schemas.openxmlformats.org/drawingml/2006/wordprocessingDrawing" xmlns:r="http://schemas.openxmlformats.org/officeDocument/2006/relationships" xmlns:w14="http://schemas.microsoft.com/office/word/2010/wordml">
+              <w:rPr>
+                <w:rFonts w:ascii="Times New Roman" w:hAnsi="Times New Roman" w:eastAsia="Times New Roman" w:cs="Times New Roman"/>
+                <w:i w:val="false"/>
+                <w:b w:val="true"/>
+                <w:u w:val="none"/>
+                <w:strike w:val="false"/>
+                <w:sz w:val="16"/>
+                <w:szCs w:val="16"/>
+                <w:color w:val="000000"/>
+              </w:rPr>
+              <w:t xml:space="preserve">127,5</w:t>
+            </w:r>
+          </w:p>
+        </w:tc>
+        <w:tc>
+          <w:tcPr>
+            <w:tcBorders>
+              <w:bottom w:val="none" w:sz="0" w:space="0" w:color="000000"/>
+              <w:top w:val="single" w:sz="8" w:space="0" w:color="000000"/>
+              <w:left w:val="none" w:sz="0" w:space="0" w:color="000000"/>
+              <w:right w:val="none" w:sz="0" w:space="0" w:color="000000"/>
+            </w:tcBorders>
+            <w:shd w:val="clear" w:color="auto" w:fill="FFFFFF"/>
+            <w:tcMar>
+              <w:top w:w="0" w:type="dxa"/>
+              <w:bottom w:w="0" w:type="dxa"/>
+              <w:left w:w="0" w:type="dxa"/>
+              <w:right w:w="0" w:type="dxa"/>
+            </w:tcMar>
+            <w:vAlign w:val="center"/>
+          </w:tcPr>
+          <w:p>
+            <w:pPr>
+              <w:jc w:val="center"/>
+              <w:pBdr>
+                <w:bottom w:val="none" w:sz="0" w:space="0" w:color="000000"/>
+                <w:top w:val="none" w:sz="0" w:space="0" w:color="000000"/>
+                <w:left w:val="none" w:sz="0" w:space="0" w:color="000000"/>
+                <w:right w:val="none" w:sz="0" w:space="0" w:color="000000"/>
+              </w:pBdr>
+              <w:spacing w:after="36" w:before="36" w:line="240"/>
+              <w:ind w:left="100" w:right="100" w:firstLine="0" w:firstLineChars="0"/>
+              <w:rPr>
+                <w:rFonts w:ascii="Times New Roman" w:hAnsi="Times New Roman" w:eastAsia="Times New Roman" w:cs="Times New Roman"/>
+                <w:i w:val="false"/>
+                <w:b w:val="true"/>
+                <w:u w:val="none"/>
+                <w:strike w:val="false"/>
+                <w:sz w:val="16"/>
+                <w:szCs w:val="16"/>
+                <w:color w:val="000000"/>
+              </w:rPr>
+            </w:pPr>
+            <w:r xmlns:w="http://schemas.openxmlformats.org/wordprocessingml/2006/main" xmlns:wp="http://schemas.openxmlformats.org/drawingml/2006/wordprocessingDrawing" xmlns:r="http://schemas.openxmlformats.org/officeDocument/2006/relationships" xmlns:w14="http://schemas.microsoft.com/office/word/2010/wordml">
+              <w:rPr>
+                <w:rFonts w:ascii="Times New Roman" w:hAnsi="Times New Roman" w:eastAsia="Times New Roman" w:cs="Times New Roman"/>
+                <w:i w:val="false"/>
+                <w:b w:val="true"/>
+                <w:u w:val="none"/>
+                <w:strike w:val="false"/>
+                <w:sz w:val="16"/>
+                <w:szCs w:val="16"/>
+                <w:color w:val="000000"/>
+              </w:rPr>
+              <w:t xml:space="preserve">127,9</w:t>
+            </w:r>
+          </w:p>
+        </w:tc>
+        <w:tc>
+          <w:tcPr>
+            <w:tcBorders>
+              <w:bottom w:val="none" w:sz="0" w:space="0" w:color="000000"/>
+              <w:top w:val="single" w:sz="8" w:space="0" w:color="000000"/>
+              <w:left w:val="none" w:sz="0" w:space="0" w:color="000000"/>
+              <w:right w:val="none" w:sz="0" w:space="0" w:color="000000"/>
+            </w:tcBorders>
+            <w:shd w:val="clear" w:color="auto" w:fill="FFFFFF"/>
+            <w:tcMar>
+              <w:top w:w="0" w:type="dxa"/>
+              <w:bottom w:w="0" w:type="dxa"/>
+              <w:left w:w="0" w:type="dxa"/>
+              <w:right w:w="0" w:type="dxa"/>
+            </w:tcMar>
+            <w:vAlign w:val="center"/>
+          </w:tcPr>
+          <w:p>
+            <w:pPr>
+              <w:jc w:val="center"/>
+              <w:pBdr>
+                <w:bottom w:val="none" w:sz="0" w:space="0" w:color="000000"/>
+                <w:top w:val="none" w:sz="0" w:space="0" w:color="000000"/>
+                <w:left w:val="none" w:sz="0" w:space="0" w:color="000000"/>
+                <w:right w:val="none" w:sz="0" w:space="0" w:color="000000"/>
+              </w:pBdr>
+              <w:spacing w:after="36" w:before="36" w:line="240"/>
+              <w:ind w:left="100" w:right="100" w:firstLine="0" w:firstLineChars="0"/>
+              <w:rPr>
+                <w:rFonts w:ascii="Times New Roman" w:hAnsi="Times New Roman" w:eastAsia="Times New Roman" w:cs="Times New Roman"/>
+                <w:i w:val="false"/>
+                <w:b w:val="true"/>
+                <w:u w:val="none"/>
+                <w:strike w:val="false"/>
+                <w:sz w:val="16"/>
+                <w:szCs w:val="16"/>
+                <w:color w:val="000000"/>
+              </w:rPr>
+            </w:pPr>
+            <w:r xmlns:w="http://schemas.openxmlformats.org/wordprocessingml/2006/main" xmlns:wp="http://schemas.openxmlformats.org/drawingml/2006/wordprocessingDrawing" xmlns:r="http://schemas.openxmlformats.org/officeDocument/2006/relationships" xmlns:w14="http://schemas.microsoft.com/office/word/2010/wordml">
+              <w:rPr>
+                <w:rFonts w:ascii="Times New Roman" w:hAnsi="Times New Roman" w:eastAsia="Times New Roman" w:cs="Times New Roman"/>
+                <w:i w:val="false"/>
+                <w:b w:val="true"/>
+                <w:u w:val="none"/>
+                <w:strike w:val="false"/>
+                <w:sz w:val="16"/>
+                <w:szCs w:val="16"/>
+                <w:color w:val="000000"/>
+              </w:rPr>
+              <w:t xml:space="preserve">129,7</w:t>
+            </w:r>
+          </w:p>
+        </w:tc>
+        <w:tc>
+          <w:tcPr>
+            <w:tcBorders>
+              <w:bottom w:val="none" w:sz="0" w:space="0" w:color="000000"/>
+              <w:top w:val="single" w:sz="8" w:space="0" w:color="000000"/>
+              <w:left w:val="none" w:sz="0" w:space="0" w:color="000000"/>
+              <w:right w:val="none" w:sz="0" w:space="0" w:color="000000"/>
+            </w:tcBorders>
+            <w:shd w:val="clear" w:color="auto" w:fill="FFFFFF"/>
+            <w:tcMar>
+              <w:top w:w="0" w:type="dxa"/>
+              <w:bottom w:w="0" w:type="dxa"/>
+              <w:left w:w="0" w:type="dxa"/>
+              <w:right w:w="0" w:type="dxa"/>
+            </w:tcMar>
+            <w:vAlign w:val="center"/>
+          </w:tcPr>
+          <w:p>
+            <w:pPr>
+              <w:jc w:val="right"/>
+              <w:pBdr>
+                <w:bottom w:val="none" w:sz="0" w:space="0" w:color="000000"/>
+                <w:top w:val="none" w:sz="0" w:space="0" w:color="000000"/>
+                <w:left w:val="none" w:sz="0" w:space="0" w:color="000000"/>
+                <w:right w:val="none" w:sz="0" w:space="0" w:color="000000"/>
+              </w:pBdr>
+              <w:spacing w:after="36" w:before="36" w:line="240"/>
+              <w:ind w:left="100" w:right="100" w:firstLine="0" w:firstLineChars="0"/>
+              <w:rPr>
+                <w:rFonts w:ascii="Times New Roman" w:hAnsi="Times New Roman" w:eastAsia="Times New Roman" w:cs="Times New Roman"/>
+                <w:i w:val="false"/>
+                <w:b w:val="true"/>
+                <w:u w:val="none"/>
+                <w:strike w:val="false"/>
+                <w:sz w:val="16"/>
+                <w:szCs w:val="16"/>
+                <w:color w:val="000000"/>
+              </w:rPr>
+            </w:pPr>
+            <w:r xmlns:w="http://schemas.openxmlformats.org/wordprocessingml/2006/main" xmlns:wp="http://schemas.openxmlformats.org/drawingml/2006/wordprocessingDrawing" xmlns:r="http://schemas.openxmlformats.org/officeDocument/2006/relationships" xmlns:w14="http://schemas.microsoft.com/office/word/2010/wordml">
+              <w:rPr>
+                <w:rFonts w:ascii="Times New Roman" w:hAnsi="Times New Roman" w:eastAsia="Times New Roman" w:cs="Times New Roman"/>
+                <w:i w:val="false"/>
+                <w:b w:val="true"/>
+                <w:u w:val="none"/>
+                <w:strike w:val="false"/>
+                <w:sz w:val="16"/>
+                <w:szCs w:val="16"/>
+                <w:color w:val="000000"/>
+              </w:rPr>
+              <w:t xml:space="preserve">131,6</w:t>
+            </w:r>
+          </w:p>
+        </w:tc>
+        <w:tc>
+          <w:tcPr>
+            <w:tcBorders>
+              <w:bottom w:val="none" w:sz="0" w:space="0" w:color="000000"/>
+              <w:top w:val="single" w:sz="8" w:space="0" w:color="000000"/>
+              <w:left w:val="none" w:sz="0" w:space="0" w:color="000000"/>
+              <w:right w:val="none" w:sz="0" w:space="0" w:color="000000"/>
+            </w:tcBorders>
+            <w:shd w:val="clear" w:color="auto" w:fill="FFFFFF"/>
+            <w:tcMar>
+              <w:top w:w="0" w:type="dxa"/>
+              <w:bottom w:w="0" w:type="dxa"/>
+              <w:left w:w="0" w:type="dxa"/>
+              <w:right w:w="0" w:type="dxa"/>
+            </w:tcMar>
+            <w:vAlign w:val="center"/>
+          </w:tcPr>
+          <w:p>
+            <w:pPr>
+              <w:jc w:val="right"/>
+              <w:pBdr>
+                <w:bottom w:val="none" w:sz="0" w:space="0" w:color="000000"/>
+                <w:top w:val="none" w:sz="0" w:space="0" w:color="000000"/>
+                <w:left w:val="none" w:sz="0" w:space="0" w:color="000000"/>
+                <w:right w:val="none" w:sz="0" w:space="0" w:color="000000"/>
+              </w:pBdr>
+              <w:spacing w:after="36" w:before="36" w:line="240"/>
+              <w:ind w:left="100" w:right="100" w:firstLine="0" w:firstLineChars="0"/>
+              <w:rPr>
+                <w:rFonts w:ascii="Times New Roman" w:hAnsi="Times New Roman" w:eastAsia="Times New Roman" w:cs="Times New Roman"/>
+                <w:i w:val="false"/>
+                <w:b w:val="true"/>
+                <w:u w:val="none"/>
+                <w:strike w:val="false"/>
+                <w:sz w:val="16"/>
+                <w:szCs w:val="16"/>
+                <w:color w:val="000000"/>
+              </w:rPr>
+            </w:pPr>
+            <w:r xmlns:w="http://schemas.openxmlformats.org/wordprocessingml/2006/main" xmlns:wp="http://schemas.openxmlformats.org/drawingml/2006/wordprocessingDrawing" xmlns:r="http://schemas.openxmlformats.org/officeDocument/2006/relationships" xmlns:w14="http://schemas.microsoft.com/office/word/2010/wordml">
+              <w:rPr>
+                <w:rFonts w:ascii="Times New Roman" w:hAnsi="Times New Roman" w:eastAsia="Times New Roman" w:cs="Times New Roman"/>
+                <w:i w:val="false"/>
+                <w:b w:val="true"/>
+                <w:u w:val="none"/>
+                <w:strike w:val="false"/>
+                <w:sz w:val="16"/>
+                <w:szCs w:val="16"/>
+                <w:color w:val="000000"/>
+              </w:rPr>
+              <w:t xml:space="preserve">37,502</w:t>
+            </w:r>
+          </w:p>
+        </w:tc>
+        <w:tc>
+          <w:tcPr>
+            <w:tcBorders>
+              <w:bottom w:val="none" w:sz="0" w:space="0" w:color="000000"/>
+              <w:top w:val="single" w:sz="8" w:space="0" w:color="000000"/>
+              <w:left w:val="none" w:sz="0" w:space="0" w:color="000000"/>
+              <w:right w:val="none" w:sz="0" w:space="0" w:color="000000"/>
+            </w:tcBorders>
+            <w:shd w:val="clear" w:color="auto" w:fill="FFFFFF"/>
+            <w:tcMar>
+              <w:top w:w="0" w:type="dxa"/>
+              <w:bottom w:w="0" w:type="dxa"/>
+              <w:left w:w="0" w:type="dxa"/>
+              <w:right w:w="0" w:type="dxa"/>
+            </w:tcMar>
+            <w:vAlign w:val="center"/>
+          </w:tcPr>
+          <w:p>
+            <w:pPr>
+              <w:jc w:val="right"/>
+              <w:pBdr>
+                <w:bottom w:val="none" w:sz="0" w:space="0" w:color="000000"/>
+                <w:top w:val="none" w:sz="0" w:space="0" w:color="000000"/>
+                <w:left w:val="none" w:sz="0" w:space="0" w:color="000000"/>
+                <w:right w:val="none" w:sz="0" w:space="0" w:color="000000"/>
+              </w:pBdr>
+              <w:spacing w:after="36" w:before="36" w:line="240"/>
+              <w:ind w:left="100" w:right="100" w:firstLine="0" w:firstLineChars="0"/>
+              <w:rPr>
+                <w:rFonts w:ascii="Times New Roman" w:hAnsi="Times New Roman" w:eastAsia="Times New Roman" w:cs="Times New Roman"/>
+                <w:i w:val="false"/>
+                <w:b w:val="true"/>
+                <w:u w:val="none"/>
+                <w:strike w:val="false"/>
+                <w:sz w:val="16"/>
+                <w:szCs w:val="16"/>
+                <w:color w:val="000000"/>
+              </w:rPr>
+            </w:pPr>
+            <w:r xmlns:w="http://schemas.openxmlformats.org/wordprocessingml/2006/main" xmlns:wp="http://schemas.openxmlformats.org/drawingml/2006/wordprocessingDrawing" xmlns:r="http://schemas.openxmlformats.org/officeDocument/2006/relationships" xmlns:w14="http://schemas.microsoft.com/office/word/2010/wordml">
+              <w:rPr>
+                <w:rFonts w:ascii="Times New Roman" w:hAnsi="Times New Roman" w:eastAsia="Times New Roman" w:cs="Times New Roman"/>
+                <w:i w:val="false"/>
+                <w:b w:val="true"/>
+                <w:u w:val="none"/>
+                <w:strike w:val="false"/>
+                <w:sz w:val="16"/>
+                <w:szCs w:val="16"/>
+                <w:color w:val="000000"/>
+              </w:rPr>
+              <w:t xml:space="preserve">01- المواد الغذائية والمشروبات غير الكحولية</w:t>
+            </w:r>
+          </w:p>
+        </w:tc>
+      </w:tr>
+      <w:tr>
+        <w:trPr>
+          <w:trHeight w:val="360" w:hRule="auto"/>
+        </w:trPr>
+        body 3
+        <w:tc>
+          <w:tcPr>
+            <w:tcBorders>
+              <w:bottom w:val="single" w:sz="8" w:space="0" w:color="000000"/>
+              <w:top w:val="none" w:sz="0" w:space="0" w:color="000000"/>
+              <w:left w:val="none" w:sz="0" w:space="0" w:color="000000"/>
+              <w:right w:val="none" w:sz="0" w:space="0" w:color="000000"/>
+            </w:tcBorders>
+            <w:shd w:val="clear" w:color="auto" w:fill="FFFFFF"/>
+            <w:tcMar>
+              <w:top w:w="0" w:type="dxa"/>
+              <w:bottom w:w="0" w:type="dxa"/>
+              <w:left w:w="0" w:type="dxa"/>
+              <w:right w:w="0" w:type="dxa"/>
+            </w:tcMar>
+            <w:vAlign w:val="center"/>
+          </w:tcPr>
+          <w:p>
+            <w:pPr>
+              <w:jc w:val="right"/>
+              <w:pBdr>
+                <w:bottom w:val="none" w:sz="0" w:space="0" w:color="000000"/>
+                <w:top w:val="none" w:sz="0" w:space="0" w:color="000000"/>
+                <w:left w:val="none" w:sz="0" w:space="0" w:color="000000"/>
+                <w:right w:val="none" w:sz="0" w:space="0" w:color="000000"/>
+              </w:pBdr>
+              <w:spacing w:after="36" w:before="36" w:line="240"/>
+              <w:ind w:left="100" w:right="100" w:firstLine="0" w:firstLineChars="0"/>
+              <w:rPr>
+                <w:rFonts w:ascii="Times New Roman" w:hAnsi="Times New Roman" w:eastAsia="Times New Roman" w:cs="Times New Roman"/>
+                <w:i w:val="false"/>
+                <w:b w:val="true"/>
+                <w:u w:val="none"/>
+                <w:strike w:val="false"/>
+                <w:sz w:val="16"/>
+                <w:szCs w:val="16"/>
+                <w:color w:val="000000"/>
+              </w:rPr>
+            </w:pPr>
+            <w:r xmlns:w="http://schemas.openxmlformats.org/wordprocessingml/2006/main" xmlns:wp="http://schemas.openxmlformats.org/drawingml/2006/wordprocessingDrawing" xmlns:r="http://schemas.openxmlformats.org/officeDocument/2006/relationships" xmlns:w14="http://schemas.microsoft.com/office/word/2010/wordml">
+              <w:rPr>
+                <w:rFonts w:ascii="Times New Roman" w:hAnsi="Times New Roman" w:eastAsia="Times New Roman" w:cs="Times New Roman"/>
+                <w:i w:val="false"/>
+                <w:b w:val="true"/>
+                <w:u w:val="none"/>
+                <w:strike w:val="false"/>
+                <w:sz w:val="16"/>
+                <w:szCs w:val="16"/>
+                <w:color w:val="000000"/>
+              </w:rPr>
+              <w:t xml:space="preserve">3,7</w:t>
+            </w:r>
+          </w:p>
+        </w:tc>
+        <w:tc>
+          <w:tcPr>
+            <w:tcBorders>
+              <w:bottom w:val="single" w:sz="8" w:space="0" w:color="000000"/>
+              <w:top w:val="none" w:sz="0" w:space="0" w:color="000000"/>
+              <w:left w:val="none" w:sz="0" w:space="0" w:color="000000"/>
+              <w:right w:val="none" w:sz="0" w:space="0" w:color="000000"/>
+            </w:tcBorders>
+            <w:shd w:val="clear" w:color="auto" w:fill="FFFFFF"/>
+            <w:tcMar>
+              <w:top w:w="0" w:type="dxa"/>
+              <w:bottom w:w="0" w:type="dxa"/>
+              <w:left w:w="0" w:type="dxa"/>
+              <w:right w:w="0" w:type="dxa"/>
+            </w:tcMar>
+            <w:vAlign w:val="center"/>
+          </w:tcPr>
+          <w:p>
+            <w:pPr>
+              <w:jc w:val="right"/>
+              <w:pBdr>
+                <w:bottom w:val="none" w:sz="0" w:space="0" w:color="000000"/>
+                <w:top w:val="none" w:sz="0" w:space="0" w:color="000000"/>
+                <w:left w:val="none" w:sz="0" w:space="0" w:color="000000"/>
+                <w:right w:val="none" w:sz="0" w:space="0" w:color="000000"/>
+              </w:pBdr>
+              <w:spacing w:after="36" w:before="36" w:line="240"/>
+              <w:ind w:left="100" w:right="100" w:firstLine="0" w:firstLineChars="0"/>
+              <w:rPr>
+                <w:rFonts w:ascii="Times New Roman" w:hAnsi="Times New Roman" w:eastAsia="Times New Roman" w:cs="Times New Roman"/>
+                <w:i w:val="false"/>
+                <w:b w:val="true"/>
+                <w:u w:val="none"/>
+                <w:strike w:val="false"/>
+                <w:sz w:val="16"/>
+                <w:szCs w:val="16"/>
+                <w:color w:val="000000"/>
+              </w:rPr>
+            </w:pPr>
+            <w:r xmlns:w="http://schemas.openxmlformats.org/wordprocessingml/2006/main" xmlns:wp="http://schemas.openxmlformats.org/drawingml/2006/wordprocessingDrawing" xmlns:r="http://schemas.openxmlformats.org/officeDocument/2006/relationships" xmlns:w14="http://schemas.microsoft.com/office/word/2010/wordml">
+              <w:rPr>
+                <w:rFonts w:ascii="Times New Roman" w:hAnsi="Times New Roman" w:eastAsia="Times New Roman" w:cs="Times New Roman"/>
+                <w:i w:val="false"/>
+                <w:b w:val="true"/>
+                <w:u w:val="none"/>
+                <w:strike w:val="false"/>
+                <w:sz w:val="16"/>
+                <w:szCs w:val="16"/>
+                <w:color w:val="000000"/>
+              </w:rPr>
+              <w:t xml:space="preserve">3,0</w:t>
+            </w:r>
+          </w:p>
+        </w:tc>
+        <w:tc>
+          <w:tcPr>
+            <w:tcBorders>
+              <w:bottom w:val="single" w:sz="8" w:space="0" w:color="000000"/>
+              <w:top w:val="none" w:sz="0" w:space="0" w:color="000000"/>
+              <w:left w:val="none" w:sz="0" w:space="0" w:color="000000"/>
+              <w:right w:val="none" w:sz="0" w:space="0" w:color="000000"/>
+            </w:tcBorders>
+            <w:shd w:val="clear" w:color="auto" w:fill="FFFFFF"/>
+            <w:tcMar>
+              <w:top w:w="0" w:type="dxa"/>
+              <w:bottom w:w="0" w:type="dxa"/>
+              <w:left w:w="0" w:type="dxa"/>
+              <w:right w:w="0" w:type="dxa"/>
+            </w:tcMar>
+            <w:vAlign w:val="center"/>
+          </w:tcPr>
+          <w:p>
+            <w:pPr>
+              <w:jc w:val="center"/>
+              <w:pBdr>
+                <w:bottom w:val="none" w:sz="0" w:space="0" w:color="000000"/>
+                <w:top w:val="none" w:sz="0" w:space="0" w:color="000000"/>
+                <w:left w:val="none" w:sz="0" w:space="0" w:color="000000"/>
+                <w:right w:val="none" w:sz="0" w:space="0" w:color="000000"/>
+              </w:pBdr>
+              <w:spacing w:after="36" w:before="36" w:line="240"/>
+              <w:ind w:left="100" w:right="100" w:firstLine="0" w:firstLineChars="0"/>
+              <w:rPr>
+                <w:rFonts w:ascii="Times New Roman" w:hAnsi="Times New Roman" w:eastAsia="Times New Roman" w:cs="Times New Roman"/>
+                <w:i w:val="false"/>
+                <w:b w:val="true"/>
+                <w:u w:val="none"/>
+                <w:strike w:val="false"/>
+                <w:sz w:val="16"/>
+                <w:szCs w:val="16"/>
+                <w:color w:val="000000"/>
+              </w:rPr>
+            </w:pPr>
+            <w:r xmlns:w="http://schemas.openxmlformats.org/wordprocessingml/2006/main" xmlns:wp="http://schemas.openxmlformats.org/drawingml/2006/wordprocessingDrawing" xmlns:r="http://schemas.openxmlformats.org/officeDocument/2006/relationships" xmlns:w14="http://schemas.microsoft.com/office/word/2010/wordml">
+              <w:rPr>
+                <w:rFonts w:ascii="Times New Roman" w:hAnsi="Times New Roman" w:eastAsia="Times New Roman" w:cs="Times New Roman"/>
+                <w:i w:val="false"/>
+                <w:b w:val="true"/>
+                <w:u w:val="none"/>
+                <w:strike w:val="false"/>
+                <w:sz w:val="16"/>
+                <w:szCs w:val="16"/>
+                <w:color w:val="000000"/>
+              </w:rPr>
+              <w:t xml:space="preserve">3,0</w:t>
+            </w:r>
+          </w:p>
+        </w:tc>
+        <w:tc>
+          <w:tcPr>
+            <w:tcBorders>
+              <w:bottom w:val="single" w:sz="8" w:space="0" w:color="000000"/>
+              <w:top w:val="none" w:sz="0" w:space="0" w:color="000000"/>
+              <w:left w:val="none" w:sz="0" w:space="0" w:color="000000"/>
+              <w:right w:val="none" w:sz="0" w:space="0" w:color="000000"/>
+            </w:tcBorders>
+            <w:shd w:val="clear" w:color="auto" w:fill="FFFFFF"/>
+            <w:tcMar>
+              <w:top w:w="0" w:type="dxa"/>
+              <w:bottom w:w="0" w:type="dxa"/>
+              <w:left w:w="0" w:type="dxa"/>
+              <w:right w:w="0" w:type="dxa"/>
+            </w:tcMar>
+            <w:vAlign w:val="center"/>
+          </w:tcPr>
+          <w:p>
+            <w:pPr>
+              <w:jc w:val="center"/>
+              <w:pBdr>
+                <w:bottom w:val="none" w:sz="0" w:space="0" w:color="000000"/>
+                <w:top w:val="none" w:sz="0" w:space="0" w:color="000000"/>
+                <w:left w:val="none" w:sz="0" w:space="0" w:color="000000"/>
+                <w:right w:val="none" w:sz="0" w:space="0" w:color="000000"/>
+              </w:pBdr>
+              <w:spacing w:after="36" w:before="36" w:line="240"/>
+              <w:ind w:left="100" w:right="100" w:firstLine="0" w:firstLineChars="0"/>
+              <w:rPr>
+                <w:rFonts w:ascii="Times New Roman" w:hAnsi="Times New Roman" w:eastAsia="Times New Roman" w:cs="Times New Roman"/>
+                <w:i w:val="false"/>
+                <w:b w:val="true"/>
+                <w:u w:val="none"/>
+                <w:strike w:val="false"/>
+                <w:sz w:val="16"/>
+                <w:szCs w:val="16"/>
+                <w:color w:val="000000"/>
+              </w:rPr>
+            </w:pPr>
+            <w:r xmlns:w="http://schemas.openxmlformats.org/wordprocessingml/2006/main" xmlns:wp="http://schemas.openxmlformats.org/drawingml/2006/wordprocessingDrawing" xmlns:r="http://schemas.openxmlformats.org/officeDocument/2006/relationships" xmlns:w14="http://schemas.microsoft.com/office/word/2010/wordml">
+              <w:rPr>
+                <w:rFonts w:ascii="Times New Roman" w:hAnsi="Times New Roman" w:eastAsia="Times New Roman" w:cs="Times New Roman"/>
+                <w:i w:val="false"/>
+                <w:b w:val="true"/>
+                <w:u w:val="none"/>
+                <w:strike w:val="false"/>
+                <w:sz w:val="16"/>
+                <w:szCs w:val="16"/>
+                <w:color w:val="000000"/>
+              </w:rPr>
+              <w:t xml:space="preserve">149,3</w:t>
+            </w:r>
+          </w:p>
+        </w:tc>
+        <w:tc>
+          <w:tcPr>
+            <w:tcBorders>
+              <w:bottom w:val="single" w:sz="8" w:space="0" w:color="000000"/>
+              <w:top w:val="none" w:sz="0" w:space="0" w:color="000000"/>
+              <w:left w:val="none" w:sz="0" w:space="0" w:color="000000"/>
+              <w:right w:val="none" w:sz="0" w:space="0" w:color="000000"/>
+            </w:tcBorders>
+            <w:shd w:val="clear" w:color="auto" w:fill="FFFFFF"/>
+            <w:tcMar>
+              <w:top w:w="0" w:type="dxa"/>
+              <w:bottom w:w="0" w:type="dxa"/>
+              <w:left w:w="0" w:type="dxa"/>
+              <w:right w:w="0" w:type="dxa"/>
+            </w:tcMar>
+            <w:vAlign w:val="center"/>
+          </w:tcPr>
+          <w:p>
+            <w:pPr>
+              <w:jc w:val="center"/>
+              <w:pBdr>
+                <w:bottom w:val="none" w:sz="0" w:space="0" w:color="000000"/>
+                <w:top w:val="none" w:sz="0" w:space="0" w:color="000000"/>
+                <w:left w:val="none" w:sz="0" w:space="0" w:color="000000"/>
+                <w:right w:val="none" w:sz="0" w:space="0" w:color="000000"/>
+              </w:pBdr>
+              <w:spacing w:after="36" w:before="36" w:line="240"/>
+              <w:ind w:left="100" w:right="100" w:firstLine="0" w:firstLineChars="0"/>
+              <w:rPr>
+                <w:rFonts w:ascii="Times New Roman" w:hAnsi="Times New Roman" w:eastAsia="Times New Roman" w:cs="Times New Roman"/>
+                <w:i w:val="false"/>
+                <w:b w:val="true"/>
+                <w:u w:val="none"/>
+                <w:strike w:val="false"/>
+                <w:sz w:val="16"/>
+                <w:szCs w:val="16"/>
+                <w:color w:val="000000"/>
+              </w:rPr>
+            </w:pPr>
+            <w:r xmlns:w="http://schemas.openxmlformats.org/wordprocessingml/2006/main" xmlns:wp="http://schemas.openxmlformats.org/drawingml/2006/wordprocessingDrawing" xmlns:r="http://schemas.openxmlformats.org/officeDocument/2006/relationships" xmlns:w14="http://schemas.microsoft.com/office/word/2010/wordml">
+              <w:rPr>
+                <w:rFonts w:ascii="Times New Roman" w:hAnsi="Times New Roman" w:eastAsia="Times New Roman" w:cs="Times New Roman"/>
+                <w:i w:val="false"/>
+                <w:b w:val="true"/>
+                <w:u w:val="none"/>
+                <w:strike w:val="false"/>
+                <w:sz w:val="16"/>
+                <w:szCs w:val="16"/>
+                <w:color w:val="000000"/>
+              </w:rPr>
+              <w:t xml:space="preserve">145,0</w:t>
+            </w:r>
+          </w:p>
+        </w:tc>
+        <w:tc>
+          <w:tcPr>
+            <w:tcBorders>
+              <w:bottom w:val="single" w:sz="8" w:space="0" w:color="000000"/>
+              <w:top w:val="none" w:sz="0" w:space="0" w:color="000000"/>
+              <w:left w:val="none" w:sz="0" w:space="0" w:color="000000"/>
+              <w:right w:val="none" w:sz="0" w:space="0" w:color="000000"/>
+            </w:tcBorders>
+            <w:shd w:val="clear" w:color="auto" w:fill="FFFFFF"/>
+            <w:tcMar>
+              <w:top w:w="0" w:type="dxa"/>
+              <w:bottom w:w="0" w:type="dxa"/>
+              <w:left w:w="0" w:type="dxa"/>
+              <w:right w:w="0" w:type="dxa"/>
+            </w:tcMar>
+            <w:vAlign w:val="center"/>
+          </w:tcPr>
+          <w:p>
+            <w:pPr>
+              <w:jc w:val="center"/>
+              <w:pBdr>
+                <w:bottom w:val="none" w:sz="0" w:space="0" w:color="000000"/>
+                <w:top w:val="none" w:sz="0" w:space="0" w:color="000000"/>
+                <w:left w:val="none" w:sz="0" w:space="0" w:color="000000"/>
+                <w:right w:val="none" w:sz="0" w:space="0" w:color="000000"/>
+              </w:pBdr>
+              <w:spacing w:after="36" w:before="36" w:line="240"/>
+              <w:ind w:left="100" w:right="100" w:firstLine="0" w:firstLineChars="0"/>
+              <w:rPr>
+                <w:rFonts w:ascii="Times New Roman" w:hAnsi="Times New Roman" w:eastAsia="Times New Roman" w:cs="Times New Roman"/>
+                <w:i w:val="false"/>
+                <w:b w:val="true"/>
+                <w:u w:val="none"/>
+                <w:strike w:val="false"/>
+                <w:sz w:val="16"/>
+                <w:szCs w:val="16"/>
+                <w:color w:val="000000"/>
+              </w:rPr>
+            </w:pPr>
+            <w:r xmlns:w="http://schemas.openxmlformats.org/wordprocessingml/2006/main" xmlns:wp="http://schemas.openxmlformats.org/drawingml/2006/wordprocessingDrawing" xmlns:r="http://schemas.openxmlformats.org/officeDocument/2006/relationships" xmlns:w14="http://schemas.microsoft.com/office/word/2010/wordml">
+              <w:rPr>
+                <w:rFonts w:ascii="Times New Roman" w:hAnsi="Times New Roman" w:eastAsia="Times New Roman" w:cs="Times New Roman"/>
+                <w:i w:val="false"/>
+                <w:b w:val="true"/>
+                <w:u w:val="none"/>
+                <w:strike w:val="false"/>
+                <w:sz w:val="16"/>
+                <w:szCs w:val="16"/>
+                <w:color w:val="000000"/>
+              </w:rPr>
+              <w:t xml:space="preserve">145,0</w:t>
+            </w:r>
+          </w:p>
+        </w:tc>
+        <w:tc>
+          <w:tcPr>
+            <w:tcBorders>
+              <w:bottom w:val="single" w:sz="8" w:space="0" w:color="000000"/>
+              <w:top w:val="none" w:sz="0" w:space="0" w:color="000000"/>
+              <w:left w:val="none" w:sz="0" w:space="0" w:color="000000"/>
+              <w:right w:val="none" w:sz="0" w:space="0" w:color="000000"/>
+            </w:tcBorders>
+            <w:shd w:val="clear" w:color="auto" w:fill="FFFFFF"/>
+            <w:tcMar>
+              <w:top w:w="0" w:type="dxa"/>
+              <w:bottom w:w="0" w:type="dxa"/>
+              <w:left w:w="0" w:type="dxa"/>
+              <w:right w:w="0" w:type="dxa"/>
+            </w:tcMar>
+            <w:vAlign w:val="center"/>
+          </w:tcPr>
+          <w:p>
+            <w:pPr>
+              <w:jc w:val="center"/>
+              <w:pBdr>
+                <w:bottom w:val="none" w:sz="0" w:space="0" w:color="000000"/>
+                <w:top w:val="none" w:sz="0" w:space="0" w:color="000000"/>
+                <w:left w:val="none" w:sz="0" w:space="0" w:color="000000"/>
+                <w:right w:val="none" w:sz="0" w:space="0" w:color="000000"/>
+              </w:pBdr>
+              <w:spacing w:after="36" w:before="36" w:line="240"/>
+              <w:ind w:left="100" w:right="100" w:firstLine="0" w:firstLineChars="0"/>
+              <w:rPr>
+                <w:rFonts w:ascii="Times New Roman" w:hAnsi="Times New Roman" w:eastAsia="Times New Roman" w:cs="Times New Roman"/>
+                <w:i w:val="false"/>
+                <w:b w:val="true"/>
+                <w:u w:val="none"/>
+                <w:strike w:val="false"/>
+                <w:sz w:val="16"/>
+                <w:szCs w:val="16"/>
+                <w:color w:val="000000"/>
+              </w:rPr>
+            </w:pPr>
+            <w:r xmlns:w="http://schemas.openxmlformats.org/wordprocessingml/2006/main" xmlns:wp="http://schemas.openxmlformats.org/drawingml/2006/wordprocessingDrawing" xmlns:r="http://schemas.openxmlformats.org/officeDocument/2006/relationships" xmlns:w14="http://schemas.microsoft.com/office/word/2010/wordml">
+              <w:rPr>
+                <w:rFonts w:ascii="Times New Roman" w:hAnsi="Times New Roman" w:eastAsia="Times New Roman" w:cs="Times New Roman"/>
+                <w:i w:val="false"/>
+                <w:b w:val="true"/>
+                <w:u w:val="none"/>
+                <w:strike w:val="false"/>
+                <w:sz w:val="16"/>
+                <w:szCs w:val="16"/>
+                <w:color w:val="000000"/>
+              </w:rPr>
+              <w:t xml:space="preserve">145,0</w:t>
+            </w:r>
+          </w:p>
+        </w:tc>
+        <w:tc>
+          <w:tcPr>
+            <w:tcBorders>
+              <w:bottom w:val="single" w:sz="8" w:space="0" w:color="000000"/>
+              <w:top w:val="none" w:sz="0" w:space="0" w:color="000000"/>
+              <w:left w:val="none" w:sz="0" w:space="0" w:color="000000"/>
+              <w:right w:val="none" w:sz="0" w:space="0" w:color="000000"/>
+            </w:tcBorders>
+            <w:shd w:val="clear" w:color="auto" w:fill="FFFFFF"/>
+            <w:tcMar>
+              <w:top w:w="0" w:type="dxa"/>
+              <w:bottom w:w="0" w:type="dxa"/>
+              <w:left w:w="0" w:type="dxa"/>
+              <w:right w:w="0" w:type="dxa"/>
+            </w:tcMar>
+            <w:vAlign w:val="center"/>
+          </w:tcPr>
+          <w:p>
+            <w:pPr>
+              <w:jc w:val="right"/>
+              <w:pBdr>
+                <w:bottom w:val="none" w:sz="0" w:space="0" w:color="000000"/>
+                <w:top w:val="none" w:sz="0" w:space="0" w:color="000000"/>
+                <w:left w:val="none" w:sz="0" w:space="0" w:color="000000"/>
+                <w:right w:val="none" w:sz="0" w:space="0" w:color="000000"/>
+              </w:pBdr>
+              <w:spacing w:after="36" w:before="36" w:line="240"/>
+              <w:ind w:left="100" w:right="100" w:firstLine="0" w:firstLineChars="0"/>
+              <w:rPr>
+                <w:rFonts w:ascii="Times New Roman" w:hAnsi="Times New Roman" w:eastAsia="Times New Roman" w:cs="Times New Roman"/>
+                <w:i w:val="false"/>
+                <w:b w:val="true"/>
+                <w:u w:val="none"/>
+                <w:strike w:val="false"/>
+                <w:sz w:val="16"/>
+                <w:szCs w:val="16"/>
+                <w:color w:val="000000"/>
+              </w:rPr>
+            </w:pPr>
+            <w:r xmlns:w="http://schemas.openxmlformats.org/wordprocessingml/2006/main" xmlns:wp="http://schemas.openxmlformats.org/drawingml/2006/wordprocessingDrawing" xmlns:r="http://schemas.openxmlformats.org/officeDocument/2006/relationships" xmlns:w14="http://schemas.microsoft.com/office/word/2010/wordml">
+              <w:rPr>
+                <w:rFonts w:ascii="Times New Roman" w:hAnsi="Times New Roman" w:eastAsia="Times New Roman" w:cs="Times New Roman"/>
+                <w:i w:val="false"/>
+                <w:b w:val="true"/>
+                <w:u w:val="none"/>
+                <w:strike w:val="false"/>
+                <w:sz w:val="16"/>
+                <w:szCs w:val="16"/>
+                <w:color w:val="000000"/>
+              </w:rPr>
+              <w:t xml:space="preserve">144,0</w:t>
+            </w:r>
+          </w:p>
+        </w:tc>
+        <w:tc>
+          <w:tcPr>
+            <w:tcBorders>
+              <w:bottom w:val="single" w:sz="8" w:space="0" w:color="000000"/>
+              <w:top w:val="none" w:sz="0" w:space="0" w:color="000000"/>
+              <w:left w:val="none" w:sz="0" w:space="0" w:color="000000"/>
+              <w:right w:val="none" w:sz="0" w:space="0" w:color="000000"/>
+            </w:tcBorders>
+            <w:shd w:val="clear" w:color="auto" w:fill="FFFFFF"/>
+            <w:tcMar>
+              <w:top w:w="0" w:type="dxa"/>
+              <w:bottom w:w="0" w:type="dxa"/>
+              <w:left w:w="0" w:type="dxa"/>
+              <w:right w:w="0" w:type="dxa"/>
+            </w:tcMar>
+            <w:vAlign w:val="center"/>
+          </w:tcPr>
+          <w:p>
+            <w:pPr>
+              <w:jc w:val="right"/>
+              <w:pBdr>
+                <w:bottom w:val="none" w:sz="0" w:space="0" w:color="000000"/>
+                <w:top w:val="none" w:sz="0" w:space="0" w:color="000000"/>
+                <w:left w:val="none" w:sz="0" w:space="0" w:color="000000"/>
+                <w:right w:val="none" w:sz="0" w:space="0" w:color="000000"/>
+              </w:pBdr>
+              <w:spacing w:after="36" w:before="36" w:line="240"/>
+              <w:ind w:left="100" w:right="100" w:firstLine="0" w:firstLineChars="0"/>
+              <w:rPr>
+                <w:rFonts w:ascii="Times New Roman" w:hAnsi="Times New Roman" w:eastAsia="Times New Roman" w:cs="Times New Roman"/>
+                <w:i w:val="false"/>
+                <w:b w:val="true"/>
+                <w:u w:val="none"/>
+                <w:strike w:val="false"/>
+                <w:sz w:val="16"/>
+                <w:szCs w:val="16"/>
+                <w:color w:val="000000"/>
+              </w:rPr>
+            </w:pPr>
+            <w:r xmlns:w="http://schemas.openxmlformats.org/wordprocessingml/2006/main" xmlns:wp="http://schemas.openxmlformats.org/drawingml/2006/wordprocessingDrawing" xmlns:r="http://schemas.openxmlformats.org/officeDocument/2006/relationships" xmlns:w14="http://schemas.microsoft.com/office/word/2010/wordml">
+              <w:rPr>
+                <w:rFonts w:ascii="Times New Roman" w:hAnsi="Times New Roman" w:eastAsia="Times New Roman" w:cs="Times New Roman"/>
+                <w:i w:val="false"/>
+                <w:b w:val="true"/>
+                <w:u w:val="none"/>
+                <w:strike w:val="false"/>
+                <w:sz w:val="16"/>
+                <w:szCs w:val="16"/>
+                <w:color w:val="000000"/>
+              </w:rPr>
+              <w:t xml:space="preserve">1,507</w:t>
+            </w:r>
+          </w:p>
+        </w:tc>
+        <w:tc>
+          <w:tcPr>
+            <w:tcBorders>
+              <w:bottom w:val="single" w:sz="8" w:space="0" w:color="000000"/>
+              <w:top w:val="none" w:sz="0" w:space="0" w:color="000000"/>
+              <w:left w:val="none" w:sz="0" w:space="0" w:color="000000"/>
+              <w:right w:val="none" w:sz="0" w:space="0" w:color="000000"/>
+            </w:tcBorders>
+            <w:shd w:val="clear" w:color="auto" w:fill="FFFFFF"/>
+            <w:tcMar>
+              <w:top w:w="0" w:type="dxa"/>
+              <w:bottom w:w="0" w:type="dxa"/>
+              <w:left w:w="0" w:type="dxa"/>
+              <w:right w:w="0" w:type="dxa"/>
+            </w:tcMar>
+            <w:vAlign w:val="center"/>
+          </w:tcPr>
+          <w:p>
+            <w:pPr>
+              <w:jc w:val="right"/>
+              <w:pBdr>
+                <w:bottom w:val="none" w:sz="0" w:space="0" w:color="000000"/>
+                <w:top w:val="none" w:sz="0" w:space="0" w:color="000000"/>
+                <w:left w:val="none" w:sz="0" w:space="0" w:color="000000"/>
+                <w:right w:val="none" w:sz="0" w:space="0" w:color="000000"/>
+              </w:pBdr>
+              <w:spacing w:after="36" w:before="36" w:line="240"/>
+              <w:ind w:left="100" w:right="100" w:firstLine="0" w:firstLineChars="0"/>
+              <w:rPr>
+                <w:rFonts w:ascii="Times New Roman" w:hAnsi="Times New Roman" w:eastAsia="Times New Roman" w:cs="Times New Roman"/>
+                <w:i w:val="false"/>
+                <w:b w:val="true"/>
+                <w:u w:val="none"/>
+                <w:strike w:val="false"/>
+                <w:sz w:val="16"/>
+                <w:szCs w:val="16"/>
+                <w:color w:val="000000"/>
+              </w:rPr>
+            </w:pPr>
+            <w:r xmlns:w="http://schemas.openxmlformats.org/wordprocessingml/2006/main" xmlns:wp="http://schemas.openxmlformats.org/drawingml/2006/wordprocessingDrawing" xmlns:r="http://schemas.openxmlformats.org/officeDocument/2006/relationships" xmlns:w14="http://schemas.microsoft.com/office/word/2010/wordml">
+              <w:rPr>
+                <w:rFonts w:ascii="Times New Roman" w:hAnsi="Times New Roman" w:eastAsia="Times New Roman" w:cs="Times New Roman"/>
+                <w:i w:val="false"/>
+                <w:b w:val="true"/>
+                <w:u w:val="none"/>
+                <w:strike w:val="false"/>
+                <w:sz w:val="16"/>
+                <w:szCs w:val="16"/>
+                <w:color w:val="000000"/>
+              </w:rPr>
+              <w:t xml:space="preserve">02- المشروبات الكحولية والتبغ</w:t>
+            </w:r>
+          </w:p>
+        </w:tc>
+      </w:tr>
+      <w:tr>
+        <w:trPr>
+          <w:trHeight w:val="360" w:hRule="auto"/>
+        </w:trPr>
+        body 4
+        <w:tc>
+          <w:tcPr>
+            <w:tcBorders>
+              <w:bottom w:val="single" w:sz="8" w:space="0" w:color="000000"/>
+              <w:top w:val="single" w:sz="8" w:space="0" w:color="000000"/>
+              <w:left w:val="none" w:sz="0" w:space="0" w:color="000000"/>
+              <w:right w:val="none" w:sz="0" w:space="0" w:color="000000"/>
+            </w:tcBorders>
+            <w:shd w:val="clear" w:color="auto" w:fill="FBD4B4"/>
+            <w:tcMar>
+              <w:top w:w="0" w:type="dxa"/>
+              <w:bottom w:w="0" w:type="dxa"/>
+              <w:left w:w="0" w:type="dxa"/>
+              <w:right w:w="0" w:type="dxa"/>
+            </w:tcMar>
+            <w:vAlign w:val="center"/>
+          </w:tcPr>
+          <w:p>
+            <w:pPr>
+              <w:jc w:val="right"/>
+              <w:pBdr>
+                <w:bottom w:val="none" w:sz="0" w:space="0" w:color="000000"/>
+                <w:top w:val="none" w:sz="0" w:space="0" w:color="000000"/>
+                <w:left w:val="none" w:sz="0" w:space="0" w:color="000000"/>
+                <w:right w:val="none" w:sz="0" w:space="0" w:color="000000"/>
+              </w:pBdr>
+              <w:spacing w:after="36" w:before="36" w:line="240"/>
+              <w:ind w:left="100" w:right="100" w:firstLine="0" w:firstLineChars="0"/>
+              <w:rPr>
+                <w:rFonts w:ascii="Times New Roman" w:hAnsi="Times New Roman" w:eastAsia="Times New Roman" w:cs="Times New Roman"/>
+                <w:i w:val="false"/>
+                <w:b w:val="true"/>
+                <w:u w:val="none"/>
+                <w:strike w:val="false"/>
+                <w:sz w:val="16"/>
+                <w:szCs w:val="16"/>
+                <w:color w:val="000000"/>
+              </w:rPr>
+            </w:pPr>
+            <w:r xmlns:w="http://schemas.openxmlformats.org/wordprocessingml/2006/main" xmlns:wp="http://schemas.openxmlformats.org/drawingml/2006/wordprocessingDrawing" xmlns:r="http://schemas.openxmlformats.org/officeDocument/2006/relationships" xmlns:w14="http://schemas.microsoft.com/office/word/2010/wordml">
+              <w:rPr>
+                <w:rFonts w:ascii="Times New Roman" w:hAnsi="Times New Roman" w:eastAsia="Times New Roman" w:cs="Times New Roman"/>
+                <w:i w:val="false"/>
+                <w:b w:val="true"/>
+                <w:u w:val="none"/>
+                <w:strike w:val="false"/>
+                <w:sz w:val="16"/>
+                <w:szCs w:val="16"/>
+                <w:color w:val="000000"/>
+              </w:rPr>
+              <w:t xml:space="preserve">0,4</w:t>
+            </w:r>
+          </w:p>
+        </w:tc>
+        <w:tc>
+          <w:tcPr>
+            <w:tcBorders>
+              <w:bottom w:val="single" w:sz="8" w:space="0" w:color="000000"/>
+              <w:top w:val="single" w:sz="8" w:space="0" w:color="000000"/>
+              <w:left w:val="none" w:sz="0" w:space="0" w:color="000000"/>
+              <w:right w:val="none" w:sz="0" w:space="0" w:color="000000"/>
+            </w:tcBorders>
+            <w:shd w:val="clear" w:color="auto" w:fill="FBD4B4"/>
+            <w:tcMar>
+              <w:top w:w="0" w:type="dxa"/>
+              <w:bottom w:w="0" w:type="dxa"/>
+              <w:left w:w="0" w:type="dxa"/>
+              <w:right w:w="0" w:type="dxa"/>
+            </w:tcMar>
+            <w:vAlign w:val="center"/>
+          </w:tcPr>
+          <w:p>
+            <w:pPr>
+              <w:jc w:val="right"/>
+              <w:pBdr>
+                <w:bottom w:val="none" w:sz="0" w:space="0" w:color="000000"/>
+                <w:top w:val="none" w:sz="0" w:space="0" w:color="000000"/>
+                <w:left w:val="none" w:sz="0" w:space="0" w:color="000000"/>
+                <w:right w:val="none" w:sz="0" w:space="0" w:color="000000"/>
+              </w:pBdr>
+              <w:spacing w:after="36" w:before="36" w:line="240"/>
+              <w:ind w:left="100" w:right="100" w:firstLine="0" w:firstLineChars="0"/>
+              <w:rPr>
+                <w:rFonts w:ascii="Times New Roman" w:hAnsi="Times New Roman" w:eastAsia="Times New Roman" w:cs="Times New Roman"/>
+                <w:i w:val="false"/>
+                <w:b w:val="true"/>
+                <w:u w:val="none"/>
+                <w:strike w:val="false"/>
+                <w:sz w:val="16"/>
+                <w:szCs w:val="16"/>
+                <w:color w:val="000000"/>
+              </w:rPr>
+            </w:pPr>
+            <w:r xmlns:w="http://schemas.openxmlformats.org/wordprocessingml/2006/main" xmlns:wp="http://schemas.openxmlformats.org/drawingml/2006/wordprocessingDrawing" xmlns:r="http://schemas.openxmlformats.org/officeDocument/2006/relationships" xmlns:w14="http://schemas.microsoft.com/office/word/2010/wordml">
+              <w:rPr>
+                <w:rFonts w:ascii="Times New Roman" w:hAnsi="Times New Roman" w:eastAsia="Times New Roman" w:cs="Times New Roman"/>
+                <w:i w:val="false"/>
+                <w:b w:val="true"/>
+                <w:u w:val="none"/>
+                <w:strike w:val="false"/>
+                <w:sz w:val="16"/>
+                <w:szCs w:val="16"/>
+                <w:color w:val="000000"/>
+              </w:rPr>
+              <w:t xml:space="preserve">-0,1</w:t>
+            </w:r>
+          </w:p>
+        </w:tc>
+        <w:tc>
+          <w:tcPr>
+            <w:tcBorders>
+              <w:bottom w:val="single" w:sz="8" w:space="0" w:color="000000"/>
+              <w:top w:val="single" w:sz="8" w:space="0" w:color="000000"/>
+              <w:left w:val="none" w:sz="0" w:space="0" w:color="000000"/>
+              <w:right w:val="none" w:sz="0" w:space="0" w:color="000000"/>
+            </w:tcBorders>
+            <w:shd w:val="clear" w:color="auto" w:fill="FBD4B4"/>
+            <w:tcMar>
+              <w:top w:w="0" w:type="dxa"/>
+              <w:bottom w:w="0" w:type="dxa"/>
+              <w:left w:w="0" w:type="dxa"/>
+              <w:right w:w="0" w:type="dxa"/>
+            </w:tcMar>
+            <w:vAlign w:val="center"/>
+          </w:tcPr>
+          <w:p>
+            <w:pPr>
+              <w:jc w:val="center"/>
+              <w:pBdr>
+                <w:bottom w:val="none" w:sz="0" w:space="0" w:color="000000"/>
+                <w:top w:val="none" w:sz="0" w:space="0" w:color="000000"/>
+                <w:left w:val="none" w:sz="0" w:space="0" w:color="000000"/>
+                <w:right w:val="none" w:sz="0" w:space="0" w:color="000000"/>
+              </w:pBdr>
+              <w:spacing w:after="36" w:before="36" w:line="240"/>
+              <w:ind w:left="100" w:right="100" w:firstLine="0" w:firstLineChars="0"/>
+              <w:rPr>
+                <w:rFonts w:ascii="Times New Roman" w:hAnsi="Times New Roman" w:eastAsia="Times New Roman" w:cs="Times New Roman"/>
+                <w:i w:val="false"/>
+                <w:b w:val="true"/>
+                <w:u w:val="none"/>
+                <w:strike w:val="false"/>
+                <w:sz w:val="16"/>
+                <w:szCs w:val="16"/>
+                <w:color w:val="000000"/>
+              </w:rPr>
+            </w:pPr>
+            <w:r xmlns:w="http://schemas.openxmlformats.org/wordprocessingml/2006/main" xmlns:wp="http://schemas.openxmlformats.org/drawingml/2006/wordprocessingDrawing" xmlns:r="http://schemas.openxmlformats.org/officeDocument/2006/relationships" xmlns:w14="http://schemas.microsoft.com/office/word/2010/wordml">
+              <w:rPr>
+                <w:rFonts w:ascii="Times New Roman" w:hAnsi="Times New Roman" w:eastAsia="Times New Roman" w:cs="Times New Roman"/>
+                <w:i w:val="false"/>
+                <w:b w:val="true"/>
+                <w:u w:val="none"/>
+                <w:strike w:val="false"/>
+                <w:sz w:val="16"/>
+                <w:szCs w:val="16"/>
+                <w:color w:val="000000"/>
+              </w:rPr>
+              <w:t xml:space="preserve">-0,2</w:t>
+            </w:r>
+          </w:p>
+        </w:tc>
+        <w:tc>
+          <w:tcPr>
+            <w:tcBorders>
+              <w:bottom w:val="single" w:sz="8" w:space="0" w:color="000000"/>
+              <w:top w:val="single" w:sz="8" w:space="0" w:color="000000"/>
+              <w:left w:val="none" w:sz="0" w:space="0" w:color="000000"/>
+              <w:right w:val="none" w:sz="0" w:space="0" w:color="000000"/>
+            </w:tcBorders>
+            <w:shd w:val="clear" w:color="auto" w:fill="FBD4B4"/>
+            <w:tcMar>
+              <w:top w:w="0" w:type="dxa"/>
+              <w:bottom w:w="0" w:type="dxa"/>
+              <w:left w:w="0" w:type="dxa"/>
+              <w:right w:w="0" w:type="dxa"/>
+            </w:tcMar>
+            <w:vAlign w:val="center"/>
+          </w:tcPr>
+          <w:p>
+            <w:pPr>
+              <w:jc w:val="center"/>
+              <w:pBdr>
+                <w:bottom w:val="none" w:sz="0" w:space="0" w:color="000000"/>
+                <w:top w:val="none" w:sz="0" w:space="0" w:color="000000"/>
+                <w:left w:val="none" w:sz="0" w:space="0" w:color="000000"/>
+                <w:right w:val="none" w:sz="0" w:space="0" w:color="000000"/>
+              </w:pBdr>
+              <w:spacing w:after="36" w:before="36" w:line="240"/>
+              <w:ind w:left="100" w:right="100" w:firstLine="0" w:firstLineChars="0"/>
+              <w:rPr>
+                <w:rFonts w:ascii="Times New Roman" w:hAnsi="Times New Roman" w:eastAsia="Times New Roman" w:cs="Times New Roman"/>
+                <w:i w:val="false"/>
+                <w:b w:val="true"/>
+                <w:u w:val="none"/>
+                <w:strike w:val="false"/>
+                <w:sz w:val="16"/>
+                <w:szCs w:val="16"/>
+                <w:color w:val="000000"/>
+              </w:rPr>
+            </w:pPr>
+            <w:r xmlns:w="http://schemas.openxmlformats.org/wordprocessingml/2006/main" xmlns:wp="http://schemas.openxmlformats.org/drawingml/2006/wordprocessingDrawing" xmlns:r="http://schemas.openxmlformats.org/officeDocument/2006/relationships" xmlns:w14="http://schemas.microsoft.com/office/word/2010/wordml">
+              <w:rPr>
+                <w:rFonts w:ascii="Times New Roman" w:hAnsi="Times New Roman" w:eastAsia="Times New Roman" w:cs="Times New Roman"/>
+                <w:i w:val="false"/>
+                <w:b w:val="true"/>
+                <w:u w:val="none"/>
+                <w:strike w:val="false"/>
+                <w:sz w:val="16"/>
+                <w:szCs w:val="16"/>
+                <w:color w:val="000000"/>
+              </w:rPr>
+              <w:t xml:space="preserve">112,4</w:t>
+            </w:r>
+          </w:p>
+        </w:tc>
+        <w:tc>
+          <w:tcPr>
+            <w:tcBorders>
+              <w:bottom w:val="single" w:sz="8" w:space="0" w:color="000000"/>
+              <w:top w:val="single" w:sz="8" w:space="0" w:color="000000"/>
+              <w:left w:val="none" w:sz="0" w:space="0" w:color="000000"/>
+              <w:right w:val="none" w:sz="0" w:space="0" w:color="000000"/>
+            </w:tcBorders>
+            <w:shd w:val="clear" w:color="auto" w:fill="FBD4B4"/>
+            <w:tcMar>
+              <w:top w:w="0" w:type="dxa"/>
+              <w:bottom w:w="0" w:type="dxa"/>
+              <w:left w:w="0" w:type="dxa"/>
+              <w:right w:w="0" w:type="dxa"/>
+            </w:tcMar>
+            <w:vAlign w:val="center"/>
+          </w:tcPr>
+          <w:p>
+            <w:pPr>
+              <w:jc w:val="center"/>
+              <w:pBdr>
+                <w:bottom w:val="none" w:sz="0" w:space="0" w:color="000000"/>
+                <w:top w:val="none" w:sz="0" w:space="0" w:color="000000"/>
+                <w:left w:val="none" w:sz="0" w:space="0" w:color="000000"/>
+                <w:right w:val="none" w:sz="0" w:space="0" w:color="000000"/>
+              </w:pBdr>
+              <w:spacing w:after="36" w:before="36" w:line="240"/>
+              <w:ind w:left="100" w:right="100" w:firstLine="0" w:firstLineChars="0"/>
+              <w:rPr>
+                <w:rFonts w:ascii="Times New Roman" w:hAnsi="Times New Roman" w:eastAsia="Times New Roman" w:cs="Times New Roman"/>
+                <w:i w:val="false"/>
+                <w:b w:val="true"/>
+                <w:u w:val="none"/>
+                <w:strike w:val="false"/>
+                <w:sz w:val="16"/>
+                <w:szCs w:val="16"/>
+                <w:color w:val="000000"/>
+              </w:rPr>
+            </w:pPr>
+            <w:r xmlns:w="http://schemas.openxmlformats.org/wordprocessingml/2006/main" xmlns:wp="http://schemas.openxmlformats.org/drawingml/2006/wordprocessingDrawing" xmlns:r="http://schemas.openxmlformats.org/officeDocument/2006/relationships" xmlns:w14="http://schemas.microsoft.com/office/word/2010/wordml">
+              <w:rPr>
+                <w:rFonts w:ascii="Times New Roman" w:hAnsi="Times New Roman" w:eastAsia="Times New Roman" w:cs="Times New Roman"/>
+                <w:i w:val="false"/>
+                <w:b w:val="true"/>
+                <w:u w:val="none"/>
+                <w:strike w:val="false"/>
+                <w:sz w:val="16"/>
+                <w:szCs w:val="16"/>
+                <w:color w:val="000000"/>
+              </w:rPr>
+              <w:t xml:space="preserve">112,6</w:t>
+            </w:r>
+          </w:p>
+        </w:tc>
+        <w:tc>
+          <w:tcPr>
+            <w:tcBorders>
+              <w:bottom w:val="single" w:sz="8" w:space="0" w:color="000000"/>
+              <w:top w:val="single" w:sz="8" w:space="0" w:color="000000"/>
+              <w:left w:val="none" w:sz="0" w:space="0" w:color="000000"/>
+              <w:right w:val="none" w:sz="0" w:space="0" w:color="000000"/>
+            </w:tcBorders>
+            <w:shd w:val="clear" w:color="auto" w:fill="FBD4B4"/>
+            <w:tcMar>
+              <w:top w:w="0" w:type="dxa"/>
+              <w:bottom w:w="0" w:type="dxa"/>
+              <w:left w:w="0" w:type="dxa"/>
+              <w:right w:w="0" w:type="dxa"/>
+            </w:tcMar>
+            <w:vAlign w:val="center"/>
+          </w:tcPr>
+          <w:p>
+            <w:pPr>
+              <w:jc w:val="center"/>
+              <w:pBdr>
+                <w:bottom w:val="none" w:sz="0" w:space="0" w:color="000000"/>
+                <w:top w:val="none" w:sz="0" w:space="0" w:color="000000"/>
+                <w:left w:val="none" w:sz="0" w:space="0" w:color="000000"/>
+                <w:right w:val="none" w:sz="0" w:space="0" w:color="000000"/>
+              </w:pBdr>
+              <w:spacing w:after="36" w:before="36" w:line="240"/>
+              <w:ind w:left="100" w:right="100" w:firstLine="0" w:firstLineChars="0"/>
+              <w:rPr>
+                <w:rFonts w:ascii="Times New Roman" w:hAnsi="Times New Roman" w:eastAsia="Times New Roman" w:cs="Times New Roman"/>
+                <w:i w:val="false"/>
+                <w:b w:val="true"/>
+                <w:u w:val="none"/>
+                <w:strike w:val="false"/>
+                <w:sz w:val="16"/>
+                <w:szCs w:val="16"/>
+                <w:color w:val="000000"/>
+              </w:rPr>
+            </w:pPr>
+            <w:r xmlns:w="http://schemas.openxmlformats.org/wordprocessingml/2006/main" xmlns:wp="http://schemas.openxmlformats.org/drawingml/2006/wordprocessingDrawing" xmlns:r="http://schemas.openxmlformats.org/officeDocument/2006/relationships" xmlns:w14="http://schemas.microsoft.com/office/word/2010/wordml">
+              <w:rPr>
+                <w:rFonts w:ascii="Times New Roman" w:hAnsi="Times New Roman" w:eastAsia="Times New Roman" w:cs="Times New Roman"/>
+                <w:i w:val="false"/>
+                <w:b w:val="true"/>
+                <w:u w:val="none"/>
+                <w:strike w:val="false"/>
+                <w:sz w:val="16"/>
+                <w:szCs w:val="16"/>
+                <w:color w:val="000000"/>
+              </w:rPr>
+              <w:t xml:space="preserve">112,5</w:t>
+            </w:r>
+          </w:p>
+        </w:tc>
+        <w:tc>
+          <w:tcPr>
+            <w:tcBorders>
+              <w:bottom w:val="single" w:sz="8" w:space="0" w:color="000000"/>
+              <w:top w:val="single" w:sz="8" w:space="0" w:color="000000"/>
+              <w:left w:val="none" w:sz="0" w:space="0" w:color="000000"/>
+              <w:right w:val="none" w:sz="0" w:space="0" w:color="000000"/>
+            </w:tcBorders>
+            <w:shd w:val="clear" w:color="auto" w:fill="FBD4B4"/>
+            <w:tcMar>
+              <w:top w:w="0" w:type="dxa"/>
+              <w:bottom w:w="0" w:type="dxa"/>
+              <w:left w:w="0" w:type="dxa"/>
+              <w:right w:w="0" w:type="dxa"/>
+            </w:tcMar>
+            <w:vAlign w:val="center"/>
+          </w:tcPr>
+          <w:p>
+            <w:pPr>
+              <w:jc w:val="center"/>
+              <w:pBdr>
+                <w:bottom w:val="none" w:sz="0" w:space="0" w:color="000000"/>
+                <w:top w:val="none" w:sz="0" w:space="0" w:color="000000"/>
+                <w:left w:val="none" w:sz="0" w:space="0" w:color="000000"/>
+                <w:right w:val="none" w:sz="0" w:space="0" w:color="000000"/>
+              </w:pBdr>
+              <w:spacing w:after="36" w:before="36" w:line="240"/>
+              <w:ind w:left="100" w:right="100" w:firstLine="0" w:firstLineChars="0"/>
+              <w:rPr>
+                <w:rFonts w:ascii="Times New Roman" w:hAnsi="Times New Roman" w:eastAsia="Times New Roman" w:cs="Times New Roman"/>
+                <w:i w:val="false"/>
+                <w:b w:val="true"/>
+                <w:u w:val="none"/>
+                <w:strike w:val="false"/>
+                <w:sz w:val="16"/>
+                <w:szCs w:val="16"/>
+                <w:color w:val="000000"/>
+              </w:rPr>
+            </w:pPr>
+            <w:r xmlns:w="http://schemas.openxmlformats.org/wordprocessingml/2006/main" xmlns:wp="http://schemas.openxmlformats.org/drawingml/2006/wordprocessingDrawing" xmlns:r="http://schemas.openxmlformats.org/officeDocument/2006/relationships" xmlns:w14="http://schemas.microsoft.com/office/word/2010/wordml">
+              <w:rPr>
+                <w:rFonts w:ascii="Times New Roman" w:hAnsi="Times New Roman" w:eastAsia="Times New Roman" w:cs="Times New Roman"/>
+                <w:i w:val="false"/>
+                <w:b w:val="true"/>
+                <w:u w:val="none"/>
+                <w:strike w:val="false"/>
+                <w:sz w:val="16"/>
+                <w:szCs w:val="16"/>
+                <w:color w:val="000000"/>
+              </w:rPr>
+              <w:t xml:space="preserve">112,5</w:t>
+            </w:r>
+          </w:p>
+        </w:tc>
+        <w:tc>
+          <w:tcPr>
+            <w:tcBorders>
+              <w:bottom w:val="single" w:sz="8" w:space="0" w:color="000000"/>
+              <w:top w:val="single" w:sz="8" w:space="0" w:color="000000"/>
+              <w:left w:val="none" w:sz="0" w:space="0" w:color="000000"/>
+              <w:right w:val="none" w:sz="0" w:space="0" w:color="000000"/>
+            </w:tcBorders>
+            <w:shd w:val="clear" w:color="auto" w:fill="FBD4B4"/>
+            <w:tcMar>
+              <w:top w:w="0" w:type="dxa"/>
+              <w:bottom w:w="0" w:type="dxa"/>
+              <w:left w:w="0" w:type="dxa"/>
+              <w:right w:w="0" w:type="dxa"/>
+            </w:tcMar>
+            <w:vAlign w:val="center"/>
+          </w:tcPr>
+          <w:p>
+            <w:pPr>
+              <w:jc w:val="right"/>
+              <w:pBdr>
+                <w:bottom w:val="none" w:sz="0" w:space="0" w:color="000000"/>
+                <w:top w:val="none" w:sz="0" w:space="0" w:color="000000"/>
+                <w:left w:val="none" w:sz="0" w:space="0" w:color="000000"/>
+                <w:right w:val="none" w:sz="0" w:space="0" w:color="000000"/>
+              </w:pBdr>
+              <w:spacing w:after="36" w:before="36" w:line="240"/>
+              <w:ind w:left="100" w:right="100" w:firstLine="0" w:firstLineChars="0"/>
+              <w:rPr>
+                <w:rFonts w:ascii="Times New Roman" w:hAnsi="Times New Roman" w:eastAsia="Times New Roman" w:cs="Times New Roman"/>
+                <w:i w:val="false"/>
+                <w:b w:val="true"/>
+                <w:u w:val="none"/>
+                <w:strike w:val="false"/>
+                <w:sz w:val="16"/>
+                <w:szCs w:val="16"/>
+                <w:color w:val="000000"/>
+              </w:rPr>
+            </w:pPr>
+            <w:r xmlns:w="http://schemas.openxmlformats.org/wordprocessingml/2006/main" xmlns:wp="http://schemas.openxmlformats.org/drawingml/2006/wordprocessingDrawing" xmlns:r="http://schemas.openxmlformats.org/officeDocument/2006/relationships" xmlns:w14="http://schemas.microsoft.com/office/word/2010/wordml">
+              <w:rPr>
+                <w:rFonts w:ascii="Times New Roman" w:hAnsi="Times New Roman" w:eastAsia="Times New Roman" w:cs="Times New Roman"/>
+                <w:i w:val="false"/>
+                <w:b w:val="true"/>
+                <w:u w:val="none"/>
+                <w:strike w:val="false"/>
+                <w:sz w:val="16"/>
+                <w:szCs w:val="16"/>
+                <w:color w:val="000000"/>
+              </w:rPr>
+              <w:t xml:space="preserve">112,0</w:t>
+            </w:r>
+          </w:p>
+        </w:tc>
+        <w:tc>
+          <w:tcPr>
+            <w:tcBorders>
+              <w:bottom w:val="single" w:sz="8" w:space="0" w:color="000000"/>
+              <w:top w:val="single" w:sz="8" w:space="0" w:color="000000"/>
+              <w:left w:val="none" w:sz="0" w:space="0" w:color="000000"/>
+              <w:right w:val="none" w:sz="0" w:space="0" w:color="000000"/>
+            </w:tcBorders>
+            <w:shd w:val="clear" w:color="auto" w:fill="FBD4B4"/>
+            <w:tcMar>
+              <w:top w:w="0" w:type="dxa"/>
+              <w:bottom w:w="0" w:type="dxa"/>
+              <w:left w:w="0" w:type="dxa"/>
+              <w:right w:w="0" w:type="dxa"/>
+            </w:tcMar>
+            <w:vAlign w:val="center"/>
+          </w:tcPr>
+          <w:p>
+            <w:pPr>
+              <w:jc w:val="right"/>
+              <w:pBdr>
+                <w:bottom w:val="none" w:sz="0" w:space="0" w:color="000000"/>
+                <w:top w:val="none" w:sz="0" w:space="0" w:color="000000"/>
+                <w:left w:val="none" w:sz="0" w:space="0" w:color="000000"/>
+                <w:right w:val="none" w:sz="0" w:space="0" w:color="000000"/>
+              </w:pBdr>
+              <w:spacing w:after="36" w:before="36" w:line="240"/>
+              <w:ind w:left="100" w:right="100" w:firstLine="0" w:firstLineChars="0"/>
+              <w:rPr>
+                <w:rFonts w:ascii="Times New Roman" w:hAnsi="Times New Roman" w:eastAsia="Times New Roman" w:cs="Times New Roman"/>
+                <w:i w:val="false"/>
+                <w:b w:val="true"/>
+                <w:u w:val="none"/>
+                <w:strike w:val="false"/>
+                <w:sz w:val="16"/>
+                <w:szCs w:val="16"/>
+                <w:color w:val="000000"/>
+              </w:rPr>
+            </w:pPr>
+            <w:r xmlns:w="http://schemas.openxmlformats.org/wordprocessingml/2006/main" xmlns:wp="http://schemas.openxmlformats.org/drawingml/2006/wordprocessingDrawing" xmlns:r="http://schemas.openxmlformats.org/officeDocument/2006/relationships" xmlns:w14="http://schemas.microsoft.com/office/word/2010/wordml">
+              <w:rPr>
+                <w:rFonts w:ascii="Times New Roman" w:hAnsi="Times New Roman" w:eastAsia="Times New Roman" w:cs="Times New Roman"/>
+                <w:i w:val="false"/>
+                <w:b w:val="true"/>
+                <w:u w:val="none"/>
+                <w:strike w:val="false"/>
+                <w:sz w:val="16"/>
+                <w:szCs w:val="16"/>
+                <w:color w:val="000000"/>
+              </w:rPr>
+              <w:t xml:space="preserve">60,991</w:t>
+            </w:r>
+          </w:p>
+        </w:tc>
+        <w:tc>
+          <w:tcPr>
+            <w:tcBorders>
+              <w:bottom w:val="single" w:sz="8" w:space="0" w:color="000000"/>
+              <w:top w:val="single" w:sz="8" w:space="0" w:color="000000"/>
+              <w:left w:val="none" w:sz="0" w:space="0" w:color="000000"/>
+              <w:right w:val="none" w:sz="0" w:space="0" w:color="000000"/>
+            </w:tcBorders>
+            <w:shd w:val="clear" w:color="auto" w:fill="FBD4B4"/>
+            <w:tcMar>
+              <w:top w:w="0" w:type="dxa"/>
+              <w:bottom w:w="0" w:type="dxa"/>
+              <w:left w:w="0" w:type="dxa"/>
+              <w:right w:w="0" w:type="dxa"/>
+            </w:tcMar>
+            <w:vAlign w:val="center"/>
+          </w:tcPr>
+          <w:p>
+            <w:pPr>
+              <w:jc w:val="right"/>
+              <w:pBdr>
+                <w:bottom w:val="none" w:sz="0" w:space="0" w:color="000000"/>
+                <w:top w:val="none" w:sz="0" w:space="0" w:color="000000"/>
+                <w:left w:val="none" w:sz="0" w:space="0" w:color="000000"/>
+                <w:right w:val="none" w:sz="0" w:space="0" w:color="000000"/>
+              </w:pBdr>
+              <w:spacing w:after="36" w:before="36" w:line="240"/>
+              <w:ind w:left="100" w:right="100" w:firstLine="0" w:firstLineChars="0"/>
+              <w:rPr>
+                <w:rFonts w:ascii="Times New Roman" w:hAnsi="Times New Roman" w:eastAsia="Times New Roman" w:cs="Times New Roman"/>
+                <w:i w:val="false"/>
+                <w:b w:val="true"/>
+                <w:u w:val="none"/>
+                <w:strike w:val="false"/>
+                <w:sz w:val="16"/>
+                <w:szCs w:val="16"/>
+                <w:color w:val="000000"/>
+              </w:rPr>
+            </w:pPr>
+            <w:r xmlns:w="http://schemas.openxmlformats.org/wordprocessingml/2006/main" xmlns:wp="http://schemas.openxmlformats.org/drawingml/2006/wordprocessingDrawing" xmlns:r="http://schemas.openxmlformats.org/officeDocument/2006/relationships" xmlns:w14="http://schemas.microsoft.com/office/word/2010/wordml">
+              <w:rPr>
+                <w:rFonts w:ascii="Times New Roman" w:hAnsi="Times New Roman" w:eastAsia="Times New Roman" w:cs="Times New Roman"/>
+                <w:i w:val="false"/>
+                <w:b w:val="true"/>
+                <w:u w:val="none"/>
+                <w:strike w:val="false"/>
+                <w:sz w:val="16"/>
+                <w:szCs w:val="16"/>
+                <w:color w:val="000000"/>
+              </w:rPr>
+              <w:t xml:space="preserve">المواد غير الغذائية</w:t>
+            </w:r>
+          </w:p>
+        </w:tc>
+      </w:tr>
+      <w:tr>
+        <w:trPr>
+          <w:trHeight w:val="360" w:hRule="auto"/>
+        </w:trPr>
+        body 5
+        <w:tc>
+          <w:tcPr>
+            <w:tcBorders>
+              <w:bottom w:val="none" w:sz="0" w:space="0" w:color="000000"/>
+              <w:top w:val="single" w:sz="8" w:space="0" w:color="000000"/>
+              <w:left w:val="none" w:sz="0" w:space="0" w:color="000000"/>
+              <w:right w:val="none" w:sz="0" w:space="0" w:color="000000"/>
+            </w:tcBorders>
+            <w:shd w:val="clear" w:color="auto" w:fill="FFFFFF"/>
+            <w:tcMar>
+              <w:top w:w="0" w:type="dxa"/>
+              <w:bottom w:w="0" w:type="dxa"/>
+              <w:left w:w="0" w:type="dxa"/>
+              <w:right w:w="0" w:type="dxa"/>
+            </w:tcMar>
+            <w:vAlign w:val="center"/>
+          </w:tcPr>
+          <w:p>
+            <w:pPr>
+              <w:jc w:val="right"/>
+              <w:pBdr>
+                <w:bottom w:val="none" w:sz="0" w:space="0" w:color="000000"/>
+                <w:top w:val="none" w:sz="0" w:space="0" w:color="000000"/>
+                <w:left w:val="none" w:sz="0" w:space="0" w:color="000000"/>
+                <w:right w:val="none" w:sz="0" w:space="0" w:color="000000"/>
+              </w:pBdr>
+              <w:spacing w:after="36" w:before="36" w:line="240"/>
+              <w:ind w:left="100" w:right="100" w:firstLine="0" w:firstLineChars="0"/>
+              <w:rPr>
+                <w:rFonts w:ascii="Times New Roman" w:hAnsi="Times New Roman" w:eastAsia="Times New Roman" w:cs="Times New Roman"/>
+                <w:i w:val="false"/>
+                <w:b w:val="true"/>
+                <w:u w:val="none"/>
+                <w:strike w:val="false"/>
+                <w:sz w:val="16"/>
+                <w:szCs w:val="16"/>
+                <w:color w:val="000000"/>
+              </w:rPr>
+            </w:pPr>
+            <w:r xmlns:w="http://schemas.openxmlformats.org/wordprocessingml/2006/main" xmlns:wp="http://schemas.openxmlformats.org/drawingml/2006/wordprocessingDrawing" xmlns:r="http://schemas.openxmlformats.org/officeDocument/2006/relationships" xmlns:w14="http://schemas.microsoft.com/office/word/2010/wordml">
+              <w:rPr>
+                <w:rFonts w:ascii="Times New Roman" w:hAnsi="Times New Roman" w:eastAsia="Times New Roman" w:cs="Times New Roman"/>
+                <w:i w:val="false"/>
+                <w:b w:val="true"/>
+                <w:u w:val="none"/>
+                <w:strike w:val="false"/>
+                <w:sz w:val="16"/>
+                <w:szCs w:val="16"/>
+                <w:color w:val="000000"/>
+              </w:rPr>
+              <w:t xml:space="preserve">0,9</w:t>
+            </w:r>
+          </w:p>
+        </w:tc>
+        <w:tc>
+          <w:tcPr>
+            <w:tcBorders>
+              <w:bottom w:val="none" w:sz="0" w:space="0" w:color="000000"/>
+              <w:top w:val="single" w:sz="8" w:space="0" w:color="000000"/>
+              <w:left w:val="none" w:sz="0" w:space="0" w:color="000000"/>
+              <w:right w:val="none" w:sz="0" w:space="0" w:color="000000"/>
+            </w:tcBorders>
+            <w:shd w:val="clear" w:color="auto" w:fill="FFFFFF"/>
+            <w:tcMar>
+              <w:top w:w="0" w:type="dxa"/>
+              <w:bottom w:w="0" w:type="dxa"/>
+              <w:left w:w="0" w:type="dxa"/>
+              <w:right w:w="0" w:type="dxa"/>
+            </w:tcMar>
+            <w:vAlign w:val="center"/>
+          </w:tcPr>
+          <w:p>
+            <w:pPr>
+              <w:jc w:val="right"/>
+              <w:pBdr>
+                <w:bottom w:val="none" w:sz="0" w:space="0" w:color="000000"/>
+                <w:top w:val="none" w:sz="0" w:space="0" w:color="000000"/>
+                <w:left w:val="none" w:sz="0" w:space="0" w:color="000000"/>
+                <w:right w:val="none" w:sz="0" w:space="0" w:color="000000"/>
+              </w:pBdr>
+              <w:spacing w:after="36" w:before="36" w:line="240"/>
+              <w:ind w:left="100" w:right="100" w:firstLine="0" w:firstLineChars="0"/>
+              <w:rPr>
+                <w:rFonts w:ascii="Times New Roman" w:hAnsi="Times New Roman" w:eastAsia="Times New Roman" w:cs="Times New Roman"/>
+                <w:i w:val="false"/>
+                <w:b w:val="true"/>
+                <w:u w:val="none"/>
+                <w:strike w:val="false"/>
+                <w:sz w:val="16"/>
+                <w:szCs w:val="16"/>
+                <w:color w:val="000000"/>
+              </w:rPr>
+            </w:pPr>
+            <w:r xmlns:w="http://schemas.openxmlformats.org/wordprocessingml/2006/main" xmlns:wp="http://schemas.openxmlformats.org/drawingml/2006/wordprocessingDrawing" xmlns:r="http://schemas.openxmlformats.org/officeDocument/2006/relationships" xmlns:w14="http://schemas.microsoft.com/office/word/2010/wordml">
+              <w:rPr>
+                <w:rFonts w:ascii="Times New Roman" w:hAnsi="Times New Roman" w:eastAsia="Times New Roman" w:cs="Times New Roman"/>
+                <w:i w:val="false"/>
+                <w:b w:val="true"/>
+                <w:u w:val="none"/>
+                <w:strike w:val="false"/>
+                <w:sz w:val="16"/>
+                <w:szCs w:val="16"/>
+                <w:color w:val="000000"/>
+              </w:rPr>
+              <w:t xml:space="preserve">-0,1</w:t>
+            </w:r>
+          </w:p>
+        </w:tc>
+        <w:tc>
+          <w:tcPr>
+            <w:tcBorders>
+              <w:bottom w:val="none" w:sz="0" w:space="0" w:color="000000"/>
+              <w:top w:val="single" w:sz="8" w:space="0" w:color="000000"/>
+              <w:left w:val="none" w:sz="0" w:space="0" w:color="000000"/>
+              <w:right w:val="none" w:sz="0" w:space="0" w:color="000000"/>
+            </w:tcBorders>
+            <w:shd w:val="clear" w:color="auto" w:fill="FFFFFF"/>
+            <w:tcMar>
+              <w:top w:w="0" w:type="dxa"/>
+              <w:bottom w:w="0" w:type="dxa"/>
+              <w:left w:w="0" w:type="dxa"/>
+              <w:right w:w="0" w:type="dxa"/>
+            </w:tcMar>
+            <w:vAlign w:val="center"/>
+          </w:tcPr>
+          <w:p>
+            <w:pPr>
+              <w:jc w:val="center"/>
+              <w:pBdr>
+                <w:bottom w:val="none" w:sz="0" w:space="0" w:color="000000"/>
+                <w:top w:val="none" w:sz="0" w:space="0" w:color="000000"/>
+                <w:left w:val="none" w:sz="0" w:space="0" w:color="000000"/>
+                <w:right w:val="none" w:sz="0" w:space="0" w:color="000000"/>
+              </w:pBdr>
+              <w:spacing w:after="36" w:before="36" w:line="240"/>
+              <w:ind w:left="100" w:right="100" w:firstLine="0" w:firstLineChars="0"/>
+              <w:rPr>
+                <w:rFonts w:ascii="Times New Roman" w:hAnsi="Times New Roman" w:eastAsia="Times New Roman" w:cs="Times New Roman"/>
+                <w:i w:val="false"/>
+                <w:b w:val="true"/>
+                <w:u w:val="none"/>
+                <w:strike w:val="false"/>
+                <w:sz w:val="16"/>
+                <w:szCs w:val="16"/>
+                <w:color w:val="000000"/>
+              </w:rPr>
+            </w:pPr>
+            <w:r xmlns:w="http://schemas.openxmlformats.org/wordprocessingml/2006/main" xmlns:wp="http://schemas.openxmlformats.org/drawingml/2006/wordprocessingDrawing" xmlns:r="http://schemas.openxmlformats.org/officeDocument/2006/relationships" xmlns:w14="http://schemas.microsoft.com/office/word/2010/wordml">
+              <w:rPr>
+                <w:rFonts w:ascii="Times New Roman" w:hAnsi="Times New Roman" w:eastAsia="Times New Roman" w:cs="Times New Roman"/>
+                <w:i w:val="false"/>
+                <w:b w:val="true"/>
+                <w:u w:val="none"/>
+                <w:strike w:val="false"/>
+                <w:sz w:val="16"/>
+                <w:szCs w:val="16"/>
+                <w:color w:val="000000"/>
+              </w:rPr>
+              <w:t xml:space="preserve">0,0</w:t>
+            </w:r>
+          </w:p>
+        </w:tc>
+        <w:tc>
+          <w:tcPr>
+            <w:tcBorders>
+              <w:bottom w:val="none" w:sz="0" w:space="0" w:color="000000"/>
+              <w:top w:val="single" w:sz="8" w:space="0" w:color="000000"/>
+              <w:left w:val="none" w:sz="0" w:space="0" w:color="000000"/>
+              <w:right w:val="none" w:sz="0" w:space="0" w:color="000000"/>
+            </w:tcBorders>
+            <w:shd w:val="clear" w:color="auto" w:fill="FFFFFF"/>
+            <w:tcMar>
+              <w:top w:w="0" w:type="dxa"/>
+              <w:bottom w:w="0" w:type="dxa"/>
+              <w:left w:w="0" w:type="dxa"/>
+              <w:right w:w="0" w:type="dxa"/>
+            </w:tcMar>
+            <w:vAlign w:val="center"/>
+          </w:tcPr>
+          <w:p>
+            <w:pPr>
+              <w:jc w:val="center"/>
+              <w:pBdr>
+                <w:bottom w:val="none" w:sz="0" w:space="0" w:color="000000"/>
+                <w:top w:val="none" w:sz="0" w:space="0" w:color="000000"/>
+                <w:left w:val="none" w:sz="0" w:space="0" w:color="000000"/>
+                <w:right w:val="none" w:sz="0" w:space="0" w:color="000000"/>
+              </w:pBdr>
+              <w:spacing w:after="36" w:before="36" w:line="240"/>
+              <w:ind w:left="100" w:right="100" w:firstLine="0" w:firstLineChars="0"/>
+              <w:rPr>
+                <w:rFonts w:ascii="Times New Roman" w:hAnsi="Times New Roman" w:eastAsia="Times New Roman" w:cs="Times New Roman"/>
+                <w:i w:val="false"/>
+                <w:b w:val="true"/>
+                <w:u w:val="none"/>
+                <w:strike w:val="false"/>
+                <w:sz w:val="16"/>
+                <w:szCs w:val="16"/>
+                <w:color w:val="000000"/>
+              </w:rPr>
+            </w:pPr>
+            <w:r xmlns:w="http://schemas.openxmlformats.org/wordprocessingml/2006/main" xmlns:wp="http://schemas.openxmlformats.org/drawingml/2006/wordprocessingDrawing" xmlns:r="http://schemas.openxmlformats.org/officeDocument/2006/relationships" xmlns:w14="http://schemas.microsoft.com/office/word/2010/wordml">
+              <w:rPr>
+                <w:rFonts w:ascii="Times New Roman" w:hAnsi="Times New Roman" w:eastAsia="Times New Roman" w:cs="Times New Roman"/>
+                <w:i w:val="false"/>
+                <w:b w:val="true"/>
+                <w:u w:val="none"/>
+                <w:strike w:val="false"/>
+                <w:sz w:val="16"/>
+                <w:szCs w:val="16"/>
+                <w:color w:val="000000"/>
+              </w:rPr>
+              <w:t xml:space="preserve">117,5</w:t>
+            </w:r>
+          </w:p>
+        </w:tc>
+        <w:tc>
+          <w:tcPr>
+            <w:tcBorders>
+              <w:bottom w:val="none" w:sz="0" w:space="0" w:color="000000"/>
+              <w:top w:val="single" w:sz="8" w:space="0" w:color="000000"/>
+              <w:left w:val="none" w:sz="0" w:space="0" w:color="000000"/>
+              <w:right w:val="none" w:sz="0" w:space="0" w:color="000000"/>
+            </w:tcBorders>
+            <w:shd w:val="clear" w:color="auto" w:fill="FFFFFF"/>
+            <w:tcMar>
+              <w:top w:w="0" w:type="dxa"/>
+              <w:bottom w:w="0" w:type="dxa"/>
+              <w:left w:w="0" w:type="dxa"/>
+              <w:right w:w="0" w:type="dxa"/>
+            </w:tcMar>
+            <w:vAlign w:val="center"/>
+          </w:tcPr>
+          <w:p>
+            <w:pPr>
+              <w:jc w:val="center"/>
+              <w:pBdr>
+                <w:bottom w:val="none" w:sz="0" w:space="0" w:color="000000"/>
+                <w:top w:val="none" w:sz="0" w:space="0" w:color="000000"/>
+                <w:left w:val="none" w:sz="0" w:space="0" w:color="000000"/>
+                <w:right w:val="none" w:sz="0" w:space="0" w:color="000000"/>
+              </w:pBdr>
+              <w:spacing w:after="36" w:before="36" w:line="240"/>
+              <w:ind w:left="100" w:right="100" w:firstLine="0" w:firstLineChars="0"/>
+              <w:rPr>
+                <w:rFonts w:ascii="Times New Roman" w:hAnsi="Times New Roman" w:eastAsia="Times New Roman" w:cs="Times New Roman"/>
+                <w:i w:val="false"/>
+                <w:b w:val="true"/>
+                <w:u w:val="none"/>
+                <w:strike w:val="false"/>
+                <w:sz w:val="16"/>
+                <w:szCs w:val="16"/>
+                <w:color w:val="000000"/>
+              </w:rPr>
+            </w:pPr>
+            <w:r xmlns:w="http://schemas.openxmlformats.org/wordprocessingml/2006/main" xmlns:wp="http://schemas.openxmlformats.org/drawingml/2006/wordprocessingDrawing" xmlns:r="http://schemas.openxmlformats.org/officeDocument/2006/relationships" xmlns:w14="http://schemas.microsoft.com/office/word/2010/wordml">
+              <w:rPr>
+                <w:rFonts w:ascii="Times New Roman" w:hAnsi="Times New Roman" w:eastAsia="Times New Roman" w:cs="Times New Roman"/>
+                <w:i w:val="false"/>
+                <w:b w:val="true"/>
+                <w:u w:val="none"/>
+                <w:strike w:val="false"/>
+                <w:sz w:val="16"/>
+                <w:szCs w:val="16"/>
+                <w:color w:val="000000"/>
+              </w:rPr>
+              <w:t xml:space="preserve">117,5</w:t>
+            </w:r>
+          </w:p>
+        </w:tc>
+        <w:tc>
+          <w:tcPr>
+            <w:tcBorders>
+              <w:bottom w:val="none" w:sz="0" w:space="0" w:color="000000"/>
+              <w:top w:val="single" w:sz="8" w:space="0" w:color="000000"/>
+              <w:left w:val="none" w:sz="0" w:space="0" w:color="000000"/>
+              <w:right w:val="none" w:sz="0" w:space="0" w:color="000000"/>
+            </w:tcBorders>
+            <w:shd w:val="clear" w:color="auto" w:fill="FFFFFF"/>
+            <w:tcMar>
+              <w:top w:w="0" w:type="dxa"/>
+              <w:bottom w:w="0" w:type="dxa"/>
+              <w:left w:w="0" w:type="dxa"/>
+              <w:right w:w="0" w:type="dxa"/>
+            </w:tcMar>
+            <w:vAlign w:val="center"/>
+          </w:tcPr>
+          <w:p>
+            <w:pPr>
+              <w:jc w:val="center"/>
+              <w:pBdr>
+                <w:bottom w:val="none" w:sz="0" w:space="0" w:color="000000"/>
+                <w:top w:val="none" w:sz="0" w:space="0" w:color="000000"/>
+                <w:left w:val="none" w:sz="0" w:space="0" w:color="000000"/>
+                <w:right w:val="none" w:sz="0" w:space="0" w:color="000000"/>
+              </w:pBdr>
+              <w:spacing w:after="36" w:before="36" w:line="240"/>
+              <w:ind w:left="100" w:right="100" w:firstLine="0" w:firstLineChars="0"/>
+              <w:rPr>
+                <w:rFonts w:ascii="Times New Roman" w:hAnsi="Times New Roman" w:eastAsia="Times New Roman" w:cs="Times New Roman"/>
+                <w:i w:val="false"/>
+                <w:b w:val="true"/>
+                <w:u w:val="none"/>
+                <w:strike w:val="false"/>
+                <w:sz w:val="16"/>
+                <w:szCs w:val="16"/>
+                <w:color w:val="000000"/>
+              </w:rPr>
+            </w:pPr>
+            <w:r xmlns:w="http://schemas.openxmlformats.org/wordprocessingml/2006/main" xmlns:wp="http://schemas.openxmlformats.org/drawingml/2006/wordprocessingDrawing" xmlns:r="http://schemas.openxmlformats.org/officeDocument/2006/relationships" xmlns:w14="http://schemas.microsoft.com/office/word/2010/wordml">
+              <w:rPr>
+                <w:rFonts w:ascii="Times New Roman" w:hAnsi="Times New Roman" w:eastAsia="Times New Roman" w:cs="Times New Roman"/>
+                <w:i w:val="false"/>
+                <w:b w:val="true"/>
+                <w:u w:val="none"/>
+                <w:strike w:val="false"/>
+                <w:sz w:val="16"/>
+                <w:szCs w:val="16"/>
+                <w:color w:val="000000"/>
+              </w:rPr>
+              <w:t xml:space="preserve">117,4</w:t>
+            </w:r>
+          </w:p>
+        </w:tc>
+        <w:tc>
+          <w:tcPr>
+            <w:tcBorders>
+              <w:bottom w:val="none" w:sz="0" w:space="0" w:color="000000"/>
+              <w:top w:val="single" w:sz="8" w:space="0" w:color="000000"/>
+              <w:left w:val="none" w:sz="0" w:space="0" w:color="000000"/>
+              <w:right w:val="none" w:sz="0" w:space="0" w:color="000000"/>
+            </w:tcBorders>
+            <w:shd w:val="clear" w:color="auto" w:fill="FFFFFF"/>
+            <w:tcMar>
+              <w:top w:w="0" w:type="dxa"/>
+              <w:bottom w:w="0" w:type="dxa"/>
+              <w:left w:w="0" w:type="dxa"/>
+              <w:right w:w="0" w:type="dxa"/>
+            </w:tcMar>
+            <w:vAlign w:val="center"/>
+          </w:tcPr>
+          <w:p>
+            <w:pPr>
+              <w:jc w:val="center"/>
+              <w:pBdr>
+                <w:bottom w:val="none" w:sz="0" w:space="0" w:color="000000"/>
+                <w:top w:val="none" w:sz="0" w:space="0" w:color="000000"/>
+                <w:left w:val="none" w:sz="0" w:space="0" w:color="000000"/>
+                <w:right w:val="none" w:sz="0" w:space="0" w:color="000000"/>
+              </w:pBdr>
+              <w:spacing w:after="36" w:before="36" w:line="240"/>
+              <w:ind w:left="100" w:right="100" w:firstLine="0" w:firstLineChars="0"/>
+              <w:rPr>
+                <w:rFonts w:ascii="Times New Roman" w:hAnsi="Times New Roman" w:eastAsia="Times New Roman" w:cs="Times New Roman"/>
+                <w:i w:val="false"/>
+                <w:b w:val="true"/>
+                <w:u w:val="none"/>
+                <w:strike w:val="false"/>
+                <w:sz w:val="16"/>
+                <w:szCs w:val="16"/>
+                <w:color w:val="000000"/>
+              </w:rPr>
+            </w:pPr>
+            <w:r xmlns:w="http://schemas.openxmlformats.org/wordprocessingml/2006/main" xmlns:wp="http://schemas.openxmlformats.org/drawingml/2006/wordprocessingDrawing" xmlns:r="http://schemas.openxmlformats.org/officeDocument/2006/relationships" xmlns:w14="http://schemas.microsoft.com/office/word/2010/wordml">
+              <w:rPr>
+                <w:rFonts w:ascii="Times New Roman" w:hAnsi="Times New Roman" w:eastAsia="Times New Roman" w:cs="Times New Roman"/>
+                <w:i w:val="false"/>
+                <w:b w:val="true"/>
+                <w:u w:val="none"/>
+                <w:strike w:val="false"/>
+                <w:sz w:val="16"/>
+                <w:szCs w:val="16"/>
+                <w:color w:val="000000"/>
+              </w:rPr>
+              <w:t xml:space="preserve">117,6</w:t>
+            </w:r>
+          </w:p>
+        </w:tc>
+        <w:tc>
+          <w:tcPr>
+            <w:tcBorders>
+              <w:bottom w:val="none" w:sz="0" w:space="0" w:color="000000"/>
+              <w:top w:val="single" w:sz="8" w:space="0" w:color="000000"/>
+              <w:left w:val="none" w:sz="0" w:space="0" w:color="000000"/>
+              <w:right w:val="none" w:sz="0" w:space="0" w:color="000000"/>
+            </w:tcBorders>
+            <w:shd w:val="clear" w:color="auto" w:fill="FFFFFF"/>
+            <w:tcMar>
+              <w:top w:w="0" w:type="dxa"/>
+              <w:bottom w:w="0" w:type="dxa"/>
+              <w:left w:w="0" w:type="dxa"/>
+              <w:right w:w="0" w:type="dxa"/>
+            </w:tcMar>
+            <w:vAlign w:val="center"/>
+          </w:tcPr>
+          <w:p>
+            <w:pPr>
+              <w:jc w:val="right"/>
+              <w:pBdr>
+                <w:bottom w:val="none" w:sz="0" w:space="0" w:color="000000"/>
+                <w:top w:val="none" w:sz="0" w:space="0" w:color="000000"/>
+                <w:left w:val="none" w:sz="0" w:space="0" w:color="000000"/>
+                <w:right w:val="none" w:sz="0" w:space="0" w:color="000000"/>
+              </w:pBdr>
+              <w:spacing w:after="36" w:before="36" w:line="240"/>
+              <w:ind w:left="100" w:right="100" w:firstLine="0" w:firstLineChars="0"/>
+              <w:rPr>
+                <w:rFonts w:ascii="Times New Roman" w:hAnsi="Times New Roman" w:eastAsia="Times New Roman" w:cs="Times New Roman"/>
+                <w:i w:val="false"/>
+                <w:b w:val="true"/>
+                <w:u w:val="none"/>
+                <w:strike w:val="false"/>
+                <w:sz w:val="16"/>
+                <w:szCs w:val="16"/>
+                <w:color w:val="000000"/>
+              </w:rPr>
+            </w:pPr>
+            <w:r xmlns:w="http://schemas.openxmlformats.org/wordprocessingml/2006/main" xmlns:wp="http://schemas.openxmlformats.org/drawingml/2006/wordprocessingDrawing" xmlns:r="http://schemas.openxmlformats.org/officeDocument/2006/relationships" xmlns:w14="http://schemas.microsoft.com/office/word/2010/wordml">
+              <w:rPr>
+                <w:rFonts w:ascii="Times New Roman" w:hAnsi="Times New Roman" w:eastAsia="Times New Roman" w:cs="Times New Roman"/>
+                <w:i w:val="false"/>
+                <w:b w:val="true"/>
+                <w:u w:val="none"/>
+                <w:strike w:val="false"/>
+                <w:sz w:val="16"/>
+                <w:szCs w:val="16"/>
+                <w:color w:val="000000"/>
+              </w:rPr>
+              <w:t xml:space="preserve">116,4</w:t>
+            </w:r>
+          </w:p>
+        </w:tc>
+        <w:tc>
+          <w:tcPr>
+            <w:tcBorders>
+              <w:bottom w:val="none" w:sz="0" w:space="0" w:color="000000"/>
+              <w:top w:val="single" w:sz="8" w:space="0" w:color="000000"/>
+              <w:left w:val="none" w:sz="0" w:space="0" w:color="000000"/>
+              <w:right w:val="none" w:sz="0" w:space="0" w:color="000000"/>
+            </w:tcBorders>
+            <w:shd w:val="clear" w:color="auto" w:fill="FFFFFF"/>
+            <w:tcMar>
+              <w:top w:w="0" w:type="dxa"/>
+              <w:bottom w:w="0" w:type="dxa"/>
+              <w:left w:w="0" w:type="dxa"/>
+              <w:right w:w="0" w:type="dxa"/>
+            </w:tcMar>
+            <w:vAlign w:val="center"/>
+          </w:tcPr>
+          <w:p>
+            <w:pPr>
+              <w:jc w:val="right"/>
+              <w:pBdr>
+                <w:bottom w:val="none" w:sz="0" w:space="0" w:color="000000"/>
+                <w:top w:val="none" w:sz="0" w:space="0" w:color="000000"/>
+                <w:left w:val="none" w:sz="0" w:space="0" w:color="000000"/>
+                <w:right w:val="none" w:sz="0" w:space="0" w:color="000000"/>
+              </w:pBdr>
+              <w:spacing w:after="36" w:before="36" w:line="240"/>
+              <w:ind w:left="100" w:right="100" w:firstLine="0" w:firstLineChars="0"/>
+              <w:rPr>
+                <w:rFonts w:ascii="Times New Roman" w:hAnsi="Times New Roman" w:eastAsia="Times New Roman" w:cs="Times New Roman"/>
+                <w:i w:val="false"/>
+                <w:b w:val="true"/>
+                <w:u w:val="none"/>
+                <w:strike w:val="false"/>
+                <w:sz w:val="16"/>
+                <w:szCs w:val="16"/>
+                <w:color w:val="000000"/>
+              </w:rPr>
+            </w:pPr>
+            <w:r xmlns:w="http://schemas.openxmlformats.org/wordprocessingml/2006/main" xmlns:wp="http://schemas.openxmlformats.org/drawingml/2006/wordprocessingDrawing" xmlns:r="http://schemas.openxmlformats.org/officeDocument/2006/relationships" xmlns:w14="http://schemas.microsoft.com/office/word/2010/wordml">
+              <w:rPr>
+                <w:rFonts w:ascii="Times New Roman" w:hAnsi="Times New Roman" w:eastAsia="Times New Roman" w:cs="Times New Roman"/>
+                <w:i w:val="false"/>
+                <w:b w:val="true"/>
+                <w:u w:val="none"/>
+                <w:strike w:val="false"/>
+                <w:sz w:val="16"/>
+                <w:szCs w:val="16"/>
+                <w:color w:val="000000"/>
+              </w:rPr>
+              <w:t xml:space="preserve">4,323</w:t>
+            </w:r>
+          </w:p>
+        </w:tc>
+        <w:tc>
+          <w:tcPr>
+            <w:tcBorders>
+              <w:bottom w:val="none" w:sz="0" w:space="0" w:color="000000"/>
+              <w:top w:val="single" w:sz="8" w:space="0" w:color="000000"/>
+              <w:left w:val="none" w:sz="0" w:space="0" w:color="000000"/>
+              <w:right w:val="none" w:sz="0" w:space="0" w:color="000000"/>
+            </w:tcBorders>
+            <w:shd w:val="clear" w:color="auto" w:fill="FFFFFF"/>
+            <w:tcMar>
+              <w:top w:w="0" w:type="dxa"/>
+              <w:bottom w:w="0" w:type="dxa"/>
+              <w:left w:w="0" w:type="dxa"/>
+              <w:right w:w="0" w:type="dxa"/>
+            </w:tcMar>
+            <w:vAlign w:val="center"/>
+          </w:tcPr>
+          <w:p>
+            <w:pPr>
+              <w:jc w:val="right"/>
+              <w:pBdr>
+                <w:bottom w:val="none" w:sz="0" w:space="0" w:color="000000"/>
+                <w:top w:val="none" w:sz="0" w:space="0" w:color="000000"/>
+                <w:left w:val="none" w:sz="0" w:space="0" w:color="000000"/>
+                <w:right w:val="none" w:sz="0" w:space="0" w:color="000000"/>
+              </w:pBdr>
+              <w:spacing w:after="36" w:before="36" w:line="240"/>
+              <w:ind w:left="100" w:right="100" w:firstLine="0" w:firstLineChars="0"/>
+              <w:rPr>
+                <w:rFonts w:ascii="Times New Roman" w:hAnsi="Times New Roman" w:eastAsia="Times New Roman" w:cs="Times New Roman"/>
+                <w:i w:val="false"/>
+                <w:b w:val="true"/>
+                <w:u w:val="none"/>
+                <w:strike w:val="false"/>
+                <w:sz w:val="16"/>
+                <w:szCs w:val="16"/>
+                <w:color w:val="000000"/>
+              </w:rPr>
+            </w:pPr>
+            <w:r xmlns:w="http://schemas.openxmlformats.org/wordprocessingml/2006/main" xmlns:wp="http://schemas.openxmlformats.org/drawingml/2006/wordprocessingDrawing" xmlns:r="http://schemas.openxmlformats.org/officeDocument/2006/relationships" xmlns:w14="http://schemas.microsoft.com/office/word/2010/wordml">
+              <w:rPr>
+                <w:rFonts w:ascii="Times New Roman" w:hAnsi="Times New Roman" w:eastAsia="Times New Roman" w:cs="Times New Roman"/>
+                <w:i w:val="false"/>
+                <w:b w:val="true"/>
+                <w:u w:val="none"/>
+                <w:strike w:val="false"/>
+                <w:sz w:val="16"/>
+                <w:szCs w:val="16"/>
+                <w:color w:val="000000"/>
+              </w:rPr>
+              <w:t xml:space="preserve">03 - الملابس والأحذية</w:t>
+            </w:r>
+          </w:p>
+        </w:tc>
+      </w:tr>
+      <w:tr>
+        <w:trPr>
+          <w:trHeight w:val="360" w:hRule="auto"/>
+        </w:trPr>
+        body 6
+        <w:tc>
+          <w:tcPr>
+            <w:tcBorders>
+              <w:bottom w:val="none" w:sz="0" w:space="0" w:color="000000"/>
+              <w:top w:val="none" w:sz="0" w:space="0" w:color="000000"/>
+              <w:left w:val="none" w:sz="0" w:space="0" w:color="000000"/>
+              <w:right w:val="none" w:sz="0" w:space="0" w:color="000000"/>
+            </w:tcBorders>
+            <w:shd w:val="clear" w:color="auto" w:fill="FFFFFF"/>
+            <w:tcMar>
+              <w:top w:w="0" w:type="dxa"/>
+              <w:bottom w:w="0" w:type="dxa"/>
+              <w:left w:w="0" w:type="dxa"/>
+              <w:right w:w="0" w:type="dxa"/>
+            </w:tcMar>
+            <w:vAlign w:val="center"/>
+          </w:tcPr>
+          <w:p>
+            <w:pPr>
+              <w:jc w:val="right"/>
+              <w:pBdr>
+                <w:bottom w:val="none" w:sz="0" w:space="0" w:color="000000"/>
+                <w:top w:val="none" w:sz="0" w:space="0" w:color="000000"/>
+                <w:left w:val="none" w:sz="0" w:space="0" w:color="000000"/>
+                <w:right w:val="none" w:sz="0" w:space="0" w:color="000000"/>
+              </w:pBdr>
+              <w:spacing w:after="36" w:before="36" w:line="240"/>
+              <w:ind w:left="100" w:right="100" w:firstLine="0" w:firstLineChars="0"/>
+              <w:rPr>
+                <w:rFonts w:ascii="Times New Roman" w:hAnsi="Times New Roman" w:eastAsia="Times New Roman" w:cs="Times New Roman"/>
+                <w:i w:val="false"/>
+                <w:b w:val="true"/>
+                <w:u w:val="none"/>
+                <w:strike w:val="false"/>
+                <w:sz w:val="16"/>
+                <w:szCs w:val="16"/>
+                <w:color w:val="000000"/>
+              </w:rPr>
+            </w:pPr>
+            <w:r xmlns:w="http://schemas.openxmlformats.org/wordprocessingml/2006/main" xmlns:wp="http://schemas.openxmlformats.org/drawingml/2006/wordprocessingDrawing" xmlns:r="http://schemas.openxmlformats.org/officeDocument/2006/relationships" xmlns:w14="http://schemas.microsoft.com/office/word/2010/wordml">
+              <w:rPr>
+                <w:rFonts w:ascii="Times New Roman" w:hAnsi="Times New Roman" w:eastAsia="Times New Roman" w:cs="Times New Roman"/>
+                <w:i w:val="false"/>
+                <w:b w:val="true"/>
+                <w:u w:val="none"/>
+                <w:strike w:val="false"/>
+                <w:sz w:val="16"/>
+                <w:szCs w:val="16"/>
+                <w:color w:val="000000"/>
+              </w:rPr>
+              <w:t xml:space="preserve">0,6</w:t>
+            </w:r>
+          </w:p>
+        </w:tc>
+        <w:tc>
+          <w:tcPr>
+            <w:tcBorders>
+              <w:bottom w:val="none" w:sz="0" w:space="0" w:color="000000"/>
+              <w:top w:val="none" w:sz="0" w:space="0" w:color="000000"/>
+              <w:left w:val="none" w:sz="0" w:space="0" w:color="000000"/>
+              <w:right w:val="none" w:sz="0" w:space="0" w:color="000000"/>
+            </w:tcBorders>
+            <w:shd w:val="clear" w:color="auto" w:fill="FFFFFF"/>
+            <w:tcMar>
+              <w:top w:w="0" w:type="dxa"/>
+              <w:bottom w:w="0" w:type="dxa"/>
+              <w:left w:w="0" w:type="dxa"/>
+              <w:right w:w="0" w:type="dxa"/>
+            </w:tcMar>
+            <w:vAlign w:val="center"/>
+          </w:tcPr>
+          <w:p>
+            <w:pPr>
+              <w:jc w:val="right"/>
+              <w:pBdr>
+                <w:bottom w:val="none" w:sz="0" w:space="0" w:color="000000"/>
+                <w:top w:val="none" w:sz="0" w:space="0" w:color="000000"/>
+                <w:left w:val="none" w:sz="0" w:space="0" w:color="000000"/>
+                <w:right w:val="none" w:sz="0" w:space="0" w:color="000000"/>
+              </w:pBdr>
+              <w:spacing w:after="36" w:before="36" w:line="240"/>
+              <w:ind w:left="100" w:right="100" w:firstLine="0" w:firstLineChars="0"/>
+              <w:rPr>
+                <w:rFonts w:ascii="Times New Roman" w:hAnsi="Times New Roman" w:eastAsia="Times New Roman" w:cs="Times New Roman"/>
+                <w:i w:val="false"/>
+                <w:b w:val="true"/>
+                <w:u w:val="none"/>
+                <w:strike w:val="false"/>
+                <w:sz w:val="16"/>
+                <w:szCs w:val="16"/>
+                <w:color w:val="000000"/>
+              </w:rPr>
+            </w:pPr>
+            <w:r xmlns:w="http://schemas.openxmlformats.org/wordprocessingml/2006/main" xmlns:wp="http://schemas.openxmlformats.org/drawingml/2006/wordprocessingDrawing" xmlns:r="http://schemas.openxmlformats.org/officeDocument/2006/relationships" xmlns:w14="http://schemas.microsoft.com/office/word/2010/wordml">
+              <w:rPr>
+                <w:rFonts w:ascii="Times New Roman" w:hAnsi="Times New Roman" w:eastAsia="Times New Roman" w:cs="Times New Roman"/>
+                <w:i w:val="false"/>
+                <w:b w:val="true"/>
+                <w:u w:val="none"/>
+                <w:strike w:val="false"/>
+                <w:sz w:val="16"/>
+                <w:szCs w:val="16"/>
+                <w:color w:val="000000"/>
+              </w:rPr>
+              <w:t xml:space="preserve">0,1</w:t>
+            </w:r>
+          </w:p>
+        </w:tc>
+        <w:tc>
+          <w:tcPr>
+            <w:tcBorders>
+              <w:bottom w:val="none" w:sz="0" w:space="0" w:color="000000"/>
+              <w:top w:val="none" w:sz="0" w:space="0" w:color="000000"/>
+              <w:left w:val="none" w:sz="0" w:space="0" w:color="000000"/>
+              <w:right w:val="none" w:sz="0" w:space="0" w:color="000000"/>
+            </w:tcBorders>
+            <w:shd w:val="clear" w:color="auto" w:fill="FFFFFF"/>
+            <w:tcMar>
+              <w:top w:w="0" w:type="dxa"/>
+              <w:bottom w:w="0" w:type="dxa"/>
+              <w:left w:w="0" w:type="dxa"/>
+              <w:right w:w="0" w:type="dxa"/>
+            </w:tcMar>
+            <w:vAlign w:val="center"/>
+          </w:tcPr>
+          <w:p>
+            <w:pPr>
+              <w:jc w:val="center"/>
+              <w:pBdr>
+                <w:bottom w:val="none" w:sz="0" w:space="0" w:color="000000"/>
+                <w:top w:val="none" w:sz="0" w:space="0" w:color="000000"/>
+                <w:left w:val="none" w:sz="0" w:space="0" w:color="000000"/>
+                <w:right w:val="none" w:sz="0" w:space="0" w:color="000000"/>
+              </w:pBdr>
+              <w:spacing w:after="36" w:before="36" w:line="240"/>
+              <w:ind w:left="100" w:right="100" w:firstLine="0" w:firstLineChars="0"/>
+              <w:rPr>
+                <w:rFonts w:ascii="Times New Roman" w:hAnsi="Times New Roman" w:eastAsia="Times New Roman" w:cs="Times New Roman"/>
+                <w:i w:val="false"/>
+                <w:b w:val="true"/>
+                <w:u w:val="none"/>
+                <w:strike w:val="false"/>
+                <w:sz w:val="16"/>
+                <w:szCs w:val="16"/>
+                <w:color w:val="000000"/>
+              </w:rPr>
+            </w:pPr>
+            <w:r xmlns:w="http://schemas.openxmlformats.org/wordprocessingml/2006/main" xmlns:wp="http://schemas.openxmlformats.org/drawingml/2006/wordprocessingDrawing" xmlns:r="http://schemas.openxmlformats.org/officeDocument/2006/relationships" xmlns:w14="http://schemas.microsoft.com/office/word/2010/wordml">
+              <w:rPr>
+                <w:rFonts w:ascii="Times New Roman" w:hAnsi="Times New Roman" w:eastAsia="Times New Roman" w:cs="Times New Roman"/>
+                <w:i w:val="false"/>
+                <w:b w:val="true"/>
+                <w:u w:val="none"/>
+                <w:strike w:val="false"/>
+                <w:sz w:val="16"/>
+                <w:szCs w:val="16"/>
+                <w:color w:val="000000"/>
+              </w:rPr>
+              <w:t xml:space="preserve">0,0</w:t>
+            </w:r>
+          </w:p>
+        </w:tc>
+        <w:tc>
+          <w:tcPr>
+            <w:tcBorders>
+              <w:bottom w:val="none" w:sz="0" w:space="0" w:color="000000"/>
+              <w:top w:val="none" w:sz="0" w:space="0" w:color="000000"/>
+              <w:left w:val="none" w:sz="0" w:space="0" w:color="000000"/>
+              <w:right w:val="none" w:sz="0" w:space="0" w:color="000000"/>
+            </w:tcBorders>
+            <w:shd w:val="clear" w:color="auto" w:fill="FFFFFF"/>
+            <w:tcMar>
+              <w:top w:w="0" w:type="dxa"/>
+              <w:bottom w:w="0" w:type="dxa"/>
+              <w:left w:w="0" w:type="dxa"/>
+              <w:right w:w="0" w:type="dxa"/>
+            </w:tcMar>
+            <w:vAlign w:val="center"/>
+          </w:tcPr>
+          <w:p>
+            <w:pPr>
+              <w:jc w:val="center"/>
+              <w:pBdr>
+                <w:bottom w:val="none" w:sz="0" w:space="0" w:color="000000"/>
+                <w:top w:val="none" w:sz="0" w:space="0" w:color="000000"/>
+                <w:left w:val="none" w:sz="0" w:space="0" w:color="000000"/>
+                <w:right w:val="none" w:sz="0" w:space="0" w:color="000000"/>
+              </w:pBdr>
+              <w:spacing w:after="36" w:before="36" w:line="240"/>
+              <w:ind w:left="100" w:right="100" w:firstLine="0" w:firstLineChars="0"/>
+              <w:rPr>
+                <w:rFonts w:ascii="Times New Roman" w:hAnsi="Times New Roman" w:eastAsia="Times New Roman" w:cs="Times New Roman"/>
+                <w:i w:val="false"/>
+                <w:b w:val="true"/>
+                <w:u w:val="none"/>
+                <w:strike w:val="false"/>
+                <w:sz w:val="16"/>
+                <w:szCs w:val="16"/>
+                <w:color w:val="000000"/>
+              </w:rPr>
+            </w:pPr>
+            <w:r xmlns:w="http://schemas.openxmlformats.org/wordprocessingml/2006/main" xmlns:wp="http://schemas.openxmlformats.org/drawingml/2006/wordprocessingDrawing" xmlns:r="http://schemas.openxmlformats.org/officeDocument/2006/relationships" xmlns:w14="http://schemas.microsoft.com/office/word/2010/wordml">
+              <w:rPr>
+                <w:rFonts w:ascii="Times New Roman" w:hAnsi="Times New Roman" w:eastAsia="Times New Roman" w:cs="Times New Roman"/>
+                <w:i w:val="false"/>
+                <w:b w:val="true"/>
+                <w:u w:val="none"/>
+                <w:strike w:val="false"/>
+                <w:sz w:val="16"/>
+                <w:szCs w:val="16"/>
+                <w:color w:val="000000"/>
+              </w:rPr>
+              <w:t xml:space="preserve">109,6</w:t>
+            </w:r>
+          </w:p>
+        </w:tc>
+        <w:tc>
+          <w:tcPr>
+            <w:tcBorders>
+              <w:bottom w:val="none" w:sz="0" w:space="0" w:color="000000"/>
+              <w:top w:val="none" w:sz="0" w:space="0" w:color="000000"/>
+              <w:left w:val="none" w:sz="0" w:space="0" w:color="000000"/>
+              <w:right w:val="none" w:sz="0" w:space="0" w:color="000000"/>
+            </w:tcBorders>
+            <w:shd w:val="clear" w:color="auto" w:fill="FFFFFF"/>
+            <w:tcMar>
+              <w:top w:w="0" w:type="dxa"/>
+              <w:bottom w:w="0" w:type="dxa"/>
+              <w:left w:w="0" w:type="dxa"/>
+              <w:right w:w="0" w:type="dxa"/>
+            </w:tcMar>
+            <w:vAlign w:val="center"/>
+          </w:tcPr>
+          <w:p>
+            <w:pPr>
+              <w:jc w:val="center"/>
+              <w:pBdr>
+                <w:bottom w:val="none" w:sz="0" w:space="0" w:color="000000"/>
+                <w:top w:val="none" w:sz="0" w:space="0" w:color="000000"/>
+                <w:left w:val="none" w:sz="0" w:space="0" w:color="000000"/>
+                <w:right w:val="none" w:sz="0" w:space="0" w:color="000000"/>
+              </w:pBdr>
+              <w:spacing w:after="36" w:before="36" w:line="240"/>
+              <w:ind w:left="100" w:right="100" w:firstLine="0" w:firstLineChars="0"/>
+              <w:rPr>
+                <w:rFonts w:ascii="Times New Roman" w:hAnsi="Times New Roman" w:eastAsia="Times New Roman" w:cs="Times New Roman"/>
+                <w:i w:val="false"/>
+                <w:b w:val="true"/>
+                <w:u w:val="none"/>
+                <w:strike w:val="false"/>
+                <w:sz w:val="16"/>
+                <w:szCs w:val="16"/>
+                <w:color w:val="000000"/>
+              </w:rPr>
+            </w:pPr>
+            <w:r xmlns:w="http://schemas.openxmlformats.org/wordprocessingml/2006/main" xmlns:wp="http://schemas.openxmlformats.org/drawingml/2006/wordprocessingDrawing" xmlns:r="http://schemas.openxmlformats.org/officeDocument/2006/relationships" xmlns:w14="http://schemas.microsoft.com/office/word/2010/wordml">
+              <w:rPr>
+                <w:rFonts w:ascii="Times New Roman" w:hAnsi="Times New Roman" w:eastAsia="Times New Roman" w:cs="Times New Roman"/>
+                <w:i w:val="false"/>
+                <w:b w:val="true"/>
+                <w:u w:val="none"/>
+                <w:strike w:val="false"/>
+                <w:sz w:val="16"/>
+                <w:szCs w:val="16"/>
+                <w:color w:val="000000"/>
+              </w:rPr>
+              <w:t xml:space="preserve">109,6</w:t>
+            </w:r>
+          </w:p>
+        </w:tc>
+        <w:tc>
+          <w:tcPr>
+            <w:tcBorders>
+              <w:bottom w:val="none" w:sz="0" w:space="0" w:color="000000"/>
+              <w:top w:val="none" w:sz="0" w:space="0" w:color="000000"/>
+              <w:left w:val="none" w:sz="0" w:space="0" w:color="000000"/>
+              <w:right w:val="none" w:sz="0" w:space="0" w:color="000000"/>
+            </w:tcBorders>
+            <w:shd w:val="clear" w:color="auto" w:fill="FFFFFF"/>
+            <w:tcMar>
+              <w:top w:w="0" w:type="dxa"/>
+              <w:bottom w:w="0" w:type="dxa"/>
+              <w:left w:w="0" w:type="dxa"/>
+              <w:right w:w="0" w:type="dxa"/>
+            </w:tcMar>
+            <w:vAlign w:val="center"/>
+          </w:tcPr>
+          <w:p>
+            <w:pPr>
+              <w:jc w:val="center"/>
+              <w:pBdr>
+                <w:bottom w:val="none" w:sz="0" w:space="0" w:color="000000"/>
+                <w:top w:val="none" w:sz="0" w:space="0" w:color="000000"/>
+                <w:left w:val="none" w:sz="0" w:space="0" w:color="000000"/>
+                <w:right w:val="none" w:sz="0" w:space="0" w:color="000000"/>
+              </w:pBdr>
+              <w:spacing w:after="36" w:before="36" w:line="240"/>
+              <w:ind w:left="100" w:right="100" w:firstLine="0" w:firstLineChars="0"/>
+              <w:rPr>
+                <w:rFonts w:ascii="Times New Roman" w:hAnsi="Times New Roman" w:eastAsia="Times New Roman" w:cs="Times New Roman"/>
+                <w:i w:val="false"/>
+                <w:b w:val="true"/>
+                <w:u w:val="none"/>
+                <w:strike w:val="false"/>
+                <w:sz w:val="16"/>
+                <w:szCs w:val="16"/>
+                <w:color w:val="000000"/>
+              </w:rPr>
+            </w:pPr>
+            <w:r xmlns:w="http://schemas.openxmlformats.org/wordprocessingml/2006/main" xmlns:wp="http://schemas.openxmlformats.org/drawingml/2006/wordprocessingDrawing" xmlns:r="http://schemas.openxmlformats.org/officeDocument/2006/relationships" xmlns:w14="http://schemas.microsoft.com/office/word/2010/wordml">
+              <w:rPr>
+                <w:rFonts w:ascii="Times New Roman" w:hAnsi="Times New Roman" w:eastAsia="Times New Roman" w:cs="Times New Roman"/>
+                <w:i w:val="false"/>
+                <w:b w:val="true"/>
+                <w:u w:val="none"/>
+                <w:strike w:val="false"/>
+                <w:sz w:val="16"/>
+                <w:szCs w:val="16"/>
+                <w:color w:val="000000"/>
+              </w:rPr>
+              <w:t xml:space="preserve">109,5</w:t>
+            </w:r>
+          </w:p>
+        </w:tc>
+        <w:tc>
+          <w:tcPr>
+            <w:tcBorders>
+              <w:bottom w:val="none" w:sz="0" w:space="0" w:color="000000"/>
+              <w:top w:val="none" w:sz="0" w:space="0" w:color="000000"/>
+              <w:left w:val="none" w:sz="0" w:space="0" w:color="000000"/>
+              <w:right w:val="none" w:sz="0" w:space="0" w:color="000000"/>
+            </w:tcBorders>
+            <w:shd w:val="clear" w:color="auto" w:fill="FFFFFF"/>
+            <w:tcMar>
+              <w:top w:w="0" w:type="dxa"/>
+              <w:bottom w:w="0" w:type="dxa"/>
+              <w:left w:w="0" w:type="dxa"/>
+              <w:right w:w="0" w:type="dxa"/>
+            </w:tcMar>
+            <w:vAlign w:val="center"/>
+          </w:tcPr>
+          <w:p>
+            <w:pPr>
+              <w:jc w:val="center"/>
+              <w:pBdr>
+                <w:bottom w:val="none" w:sz="0" w:space="0" w:color="000000"/>
+                <w:top w:val="none" w:sz="0" w:space="0" w:color="000000"/>
+                <w:left w:val="none" w:sz="0" w:space="0" w:color="000000"/>
+                <w:right w:val="none" w:sz="0" w:space="0" w:color="000000"/>
+              </w:pBdr>
+              <w:spacing w:after="36" w:before="36" w:line="240"/>
+              <w:ind w:left="100" w:right="100" w:firstLine="0" w:firstLineChars="0"/>
+              <w:rPr>
+                <w:rFonts w:ascii="Times New Roman" w:hAnsi="Times New Roman" w:eastAsia="Times New Roman" w:cs="Times New Roman"/>
+                <w:i w:val="false"/>
+                <w:b w:val="true"/>
+                <w:u w:val="none"/>
+                <w:strike w:val="false"/>
+                <w:sz w:val="16"/>
+                <w:szCs w:val="16"/>
+                <w:color w:val="000000"/>
+              </w:rPr>
+            </w:pPr>
+            <w:r xmlns:w="http://schemas.openxmlformats.org/wordprocessingml/2006/main" xmlns:wp="http://schemas.openxmlformats.org/drawingml/2006/wordprocessingDrawing" xmlns:r="http://schemas.openxmlformats.org/officeDocument/2006/relationships" xmlns:w14="http://schemas.microsoft.com/office/word/2010/wordml">
+              <w:rPr>
+                <w:rFonts w:ascii="Times New Roman" w:hAnsi="Times New Roman" w:eastAsia="Times New Roman" w:cs="Times New Roman"/>
+                <w:i w:val="false"/>
+                <w:b w:val="true"/>
+                <w:u w:val="none"/>
+                <w:strike w:val="false"/>
+                <w:sz w:val="16"/>
+                <w:szCs w:val="16"/>
+                <w:color w:val="000000"/>
+              </w:rPr>
+              <w:t xml:space="preserve">109,5</w:t>
+            </w:r>
+          </w:p>
+        </w:tc>
+        <w:tc>
+          <w:tcPr>
+            <w:tcBorders>
+              <w:bottom w:val="none" w:sz="0" w:space="0" w:color="000000"/>
+              <w:top w:val="none" w:sz="0" w:space="0" w:color="000000"/>
+              <w:left w:val="none" w:sz="0" w:space="0" w:color="000000"/>
+              <w:right w:val="none" w:sz="0" w:space="0" w:color="000000"/>
+            </w:tcBorders>
+            <w:shd w:val="clear" w:color="auto" w:fill="FFFFFF"/>
+            <w:tcMar>
+              <w:top w:w="0" w:type="dxa"/>
+              <w:bottom w:w="0" w:type="dxa"/>
+              <w:left w:w="0" w:type="dxa"/>
+              <w:right w:w="0" w:type="dxa"/>
+            </w:tcMar>
+            <w:vAlign w:val="center"/>
+          </w:tcPr>
+          <w:p>
+            <w:pPr>
+              <w:jc w:val="right"/>
+              <w:pBdr>
+                <w:bottom w:val="none" w:sz="0" w:space="0" w:color="000000"/>
+                <w:top w:val="none" w:sz="0" w:space="0" w:color="000000"/>
+                <w:left w:val="none" w:sz="0" w:space="0" w:color="000000"/>
+                <w:right w:val="none" w:sz="0" w:space="0" w:color="000000"/>
+              </w:pBdr>
+              <w:spacing w:after="36" w:before="36" w:line="240"/>
+              <w:ind w:left="100" w:right="100" w:firstLine="0" w:firstLineChars="0"/>
+              <w:rPr>
+                <w:rFonts w:ascii="Times New Roman" w:hAnsi="Times New Roman" w:eastAsia="Times New Roman" w:cs="Times New Roman"/>
+                <w:i w:val="false"/>
+                <w:b w:val="true"/>
+                <w:u w:val="none"/>
+                <w:strike w:val="false"/>
+                <w:sz w:val="16"/>
+                <w:szCs w:val="16"/>
+                <w:color w:val="000000"/>
+              </w:rPr>
+            </w:pPr>
+            <w:r xmlns:w="http://schemas.openxmlformats.org/wordprocessingml/2006/main" xmlns:wp="http://schemas.openxmlformats.org/drawingml/2006/wordprocessingDrawing" xmlns:r="http://schemas.openxmlformats.org/officeDocument/2006/relationships" xmlns:w14="http://schemas.microsoft.com/office/word/2010/wordml">
+              <w:rPr>
+                <w:rFonts w:ascii="Times New Roman" w:hAnsi="Times New Roman" w:eastAsia="Times New Roman" w:cs="Times New Roman"/>
+                <w:i w:val="false"/>
+                <w:b w:val="true"/>
+                <w:u w:val="none"/>
+                <w:strike w:val="false"/>
+                <w:sz w:val="16"/>
+                <w:szCs w:val="16"/>
+                <w:color w:val="000000"/>
+              </w:rPr>
+              <w:t xml:space="preserve">108,9</w:t>
+            </w:r>
+          </w:p>
+        </w:tc>
+        <w:tc>
+          <w:tcPr>
+            <w:tcBorders>
+              <w:bottom w:val="none" w:sz="0" w:space="0" w:color="000000"/>
+              <w:top w:val="none" w:sz="0" w:space="0" w:color="000000"/>
+              <w:left w:val="none" w:sz="0" w:space="0" w:color="000000"/>
+              <w:right w:val="none" w:sz="0" w:space="0" w:color="000000"/>
+            </w:tcBorders>
+            <w:shd w:val="clear" w:color="auto" w:fill="FFFFFF"/>
+            <w:tcMar>
+              <w:top w:w="0" w:type="dxa"/>
+              <w:bottom w:w="0" w:type="dxa"/>
+              <w:left w:w="0" w:type="dxa"/>
+              <w:right w:w="0" w:type="dxa"/>
+            </w:tcMar>
+            <w:vAlign w:val="center"/>
+          </w:tcPr>
+          <w:p>
+            <w:pPr>
+              <w:jc w:val="right"/>
+              <w:pBdr>
+                <w:bottom w:val="none" w:sz="0" w:space="0" w:color="000000"/>
+                <w:top w:val="none" w:sz="0" w:space="0" w:color="000000"/>
+                <w:left w:val="none" w:sz="0" w:space="0" w:color="000000"/>
+                <w:right w:val="none" w:sz="0" w:space="0" w:color="000000"/>
+              </w:pBdr>
+              <w:spacing w:after="36" w:before="36" w:line="240"/>
+              <w:ind w:left="100" w:right="100" w:firstLine="0" w:firstLineChars="0"/>
+              <w:rPr>
+                <w:rFonts w:ascii="Times New Roman" w:hAnsi="Times New Roman" w:eastAsia="Times New Roman" w:cs="Times New Roman"/>
+                <w:i w:val="false"/>
+                <w:b w:val="true"/>
+                <w:u w:val="none"/>
+                <w:strike w:val="false"/>
+                <w:sz w:val="16"/>
+                <w:szCs w:val="16"/>
+                <w:color w:val="000000"/>
+              </w:rPr>
+            </w:pPr>
+            <w:r xmlns:w="http://schemas.openxmlformats.org/wordprocessingml/2006/main" xmlns:wp="http://schemas.openxmlformats.org/drawingml/2006/wordprocessingDrawing" xmlns:r="http://schemas.openxmlformats.org/officeDocument/2006/relationships" xmlns:w14="http://schemas.microsoft.com/office/word/2010/wordml">
+              <w:rPr>
+                <w:rFonts w:ascii="Times New Roman" w:hAnsi="Times New Roman" w:eastAsia="Times New Roman" w:cs="Times New Roman"/>
+                <w:i w:val="false"/>
+                <w:b w:val="true"/>
+                <w:u w:val="none"/>
+                <w:strike w:val="false"/>
+                <w:sz w:val="16"/>
+                <w:szCs w:val="16"/>
+                <w:color w:val="000000"/>
+              </w:rPr>
+              <w:t xml:space="preserve">14,575</w:t>
+            </w:r>
+          </w:p>
+        </w:tc>
+        <w:tc>
+          <w:tcPr>
+            <w:tcBorders>
+              <w:bottom w:val="none" w:sz="0" w:space="0" w:color="000000"/>
+              <w:top w:val="none" w:sz="0" w:space="0" w:color="000000"/>
+              <w:left w:val="none" w:sz="0" w:space="0" w:color="000000"/>
+              <w:right w:val="none" w:sz="0" w:space="0" w:color="000000"/>
+            </w:tcBorders>
+            <w:shd w:val="clear" w:color="auto" w:fill="FFFFFF"/>
+            <w:tcMar>
+              <w:top w:w="0" w:type="dxa"/>
+              <w:bottom w:w="0" w:type="dxa"/>
+              <w:left w:w="0" w:type="dxa"/>
+              <w:right w:w="0" w:type="dxa"/>
+            </w:tcMar>
+            <w:vAlign w:val="center"/>
+          </w:tcPr>
+          <w:p>
+            <w:pPr>
+              <w:jc w:val="right"/>
+              <w:pBdr>
+                <w:bottom w:val="none" w:sz="0" w:space="0" w:color="000000"/>
+                <w:top w:val="none" w:sz="0" w:space="0" w:color="000000"/>
+                <w:left w:val="none" w:sz="0" w:space="0" w:color="000000"/>
+                <w:right w:val="none" w:sz="0" w:space="0" w:color="000000"/>
+              </w:pBdr>
+              <w:spacing w:after="36" w:before="36" w:line="240"/>
+              <w:ind w:left="100" w:right="100" w:firstLine="0" w:firstLineChars="0"/>
+              <w:rPr>
+                <w:rFonts w:ascii="Times New Roman" w:hAnsi="Times New Roman" w:eastAsia="Times New Roman" w:cs="Times New Roman"/>
+                <w:i w:val="false"/>
+                <w:b w:val="true"/>
+                <w:u w:val="none"/>
+                <w:strike w:val="false"/>
+                <w:sz w:val="16"/>
+                <w:szCs w:val="16"/>
+                <w:color w:val="000000"/>
+              </w:rPr>
+            </w:pPr>
+            <w:r xmlns:w="http://schemas.openxmlformats.org/wordprocessingml/2006/main" xmlns:wp="http://schemas.openxmlformats.org/drawingml/2006/wordprocessingDrawing" xmlns:r="http://schemas.openxmlformats.org/officeDocument/2006/relationships" xmlns:w14="http://schemas.microsoft.com/office/word/2010/wordml">
+              <w:rPr>
+                <w:rFonts w:ascii="Times New Roman" w:hAnsi="Times New Roman" w:eastAsia="Times New Roman" w:cs="Times New Roman"/>
+                <w:i w:val="false"/>
+                <w:b w:val="true"/>
+                <w:u w:val="none"/>
+                <w:strike w:val="false"/>
+                <w:sz w:val="16"/>
+                <w:szCs w:val="16"/>
+                <w:color w:val="000000"/>
+              </w:rPr>
+              <w:t xml:space="preserve">04 - السكن والماء والكهرباء والغاز ومحروقات أخرى</w:t>
+            </w:r>
+          </w:p>
+        </w:tc>
+      </w:tr>
+      <w:tr>
+        <w:trPr>
+          <w:trHeight w:val="360" w:hRule="auto"/>
+        </w:trPr>
+        body 7
+        <w:tc>
+          <w:tcPr>
+            <w:tcBorders>
+              <w:bottom w:val="none" w:sz="0" w:space="0" w:color="000000"/>
+              <w:top w:val="none" w:sz="0" w:space="0" w:color="000000"/>
+              <w:left w:val="none" w:sz="0" w:space="0" w:color="000000"/>
+              <w:right w:val="none" w:sz="0" w:space="0" w:color="000000"/>
+            </w:tcBorders>
+            <w:shd w:val="clear" w:color="auto" w:fill="FFFFFF"/>
+            <w:tcMar>
+              <w:top w:w="0" w:type="dxa"/>
+              <w:bottom w:w="0" w:type="dxa"/>
+              <w:left w:w="0" w:type="dxa"/>
+              <w:right w:w="0" w:type="dxa"/>
+            </w:tcMar>
+            <w:vAlign w:val="center"/>
+          </w:tcPr>
+          <w:p>
+            <w:pPr>
+              <w:jc w:val="right"/>
+              <w:pBdr>
+                <w:bottom w:val="none" w:sz="0" w:space="0" w:color="000000"/>
+                <w:top w:val="none" w:sz="0" w:space="0" w:color="000000"/>
+                <w:left w:val="none" w:sz="0" w:space="0" w:color="000000"/>
+                <w:right w:val="none" w:sz="0" w:space="0" w:color="000000"/>
+              </w:pBdr>
+              <w:spacing w:after="36" w:before="36" w:line="240"/>
+              <w:ind w:left="100" w:right="100" w:firstLine="0" w:firstLineChars="0"/>
+              <w:rPr>
+                <w:rFonts w:ascii="Times New Roman" w:hAnsi="Times New Roman" w:eastAsia="Times New Roman" w:cs="Times New Roman"/>
+                <w:i w:val="false"/>
+                <w:b w:val="true"/>
+                <w:u w:val="none"/>
+                <w:strike w:val="false"/>
+                <w:sz w:val="16"/>
+                <w:szCs w:val="16"/>
+                <w:color w:val="000000"/>
+              </w:rPr>
+            </w:pPr>
+            <w:r xmlns:w="http://schemas.openxmlformats.org/wordprocessingml/2006/main" xmlns:wp="http://schemas.openxmlformats.org/drawingml/2006/wordprocessingDrawing" xmlns:r="http://schemas.openxmlformats.org/officeDocument/2006/relationships" xmlns:w14="http://schemas.microsoft.com/office/word/2010/wordml">
+              <w:rPr>
+                <w:rFonts w:ascii="Times New Roman" w:hAnsi="Times New Roman" w:eastAsia="Times New Roman" w:cs="Times New Roman"/>
+                <w:i w:val="false"/>
+                <w:b w:val="true"/>
+                <w:u w:val="none"/>
+                <w:strike w:val="false"/>
+                <w:sz w:val="16"/>
+                <w:szCs w:val="16"/>
+                <w:color w:val="000000"/>
+              </w:rPr>
+              <w:t xml:space="preserve">0,8</w:t>
+            </w:r>
+          </w:p>
+        </w:tc>
+        <w:tc>
+          <w:tcPr>
+            <w:tcBorders>
+              <w:bottom w:val="none" w:sz="0" w:space="0" w:color="000000"/>
+              <w:top w:val="none" w:sz="0" w:space="0" w:color="000000"/>
+              <w:left w:val="none" w:sz="0" w:space="0" w:color="000000"/>
+              <w:right w:val="none" w:sz="0" w:space="0" w:color="000000"/>
+            </w:tcBorders>
+            <w:shd w:val="clear" w:color="auto" w:fill="FFFFFF"/>
+            <w:tcMar>
+              <w:top w:w="0" w:type="dxa"/>
+              <w:bottom w:w="0" w:type="dxa"/>
+              <w:left w:w="0" w:type="dxa"/>
+              <w:right w:w="0" w:type="dxa"/>
+            </w:tcMar>
+            <w:vAlign w:val="center"/>
+          </w:tcPr>
+          <w:p>
+            <w:pPr>
+              <w:jc w:val="right"/>
+              <w:pBdr>
+                <w:bottom w:val="none" w:sz="0" w:space="0" w:color="000000"/>
+                <w:top w:val="none" w:sz="0" w:space="0" w:color="000000"/>
+                <w:left w:val="none" w:sz="0" w:space="0" w:color="000000"/>
+                <w:right w:val="none" w:sz="0" w:space="0" w:color="000000"/>
+              </w:pBdr>
+              <w:spacing w:after="36" w:before="36" w:line="240"/>
+              <w:ind w:left="100" w:right="100" w:firstLine="0" w:firstLineChars="0"/>
+              <w:rPr>
+                <w:rFonts w:ascii="Times New Roman" w:hAnsi="Times New Roman" w:eastAsia="Times New Roman" w:cs="Times New Roman"/>
+                <w:i w:val="false"/>
+                <w:b w:val="true"/>
+                <w:u w:val="none"/>
+                <w:strike w:val="false"/>
+                <w:sz w:val="16"/>
+                <w:szCs w:val="16"/>
+                <w:color w:val="000000"/>
+              </w:rPr>
+            </w:pPr>
+            <w:r xmlns:w="http://schemas.openxmlformats.org/wordprocessingml/2006/main" xmlns:wp="http://schemas.openxmlformats.org/drawingml/2006/wordprocessingDrawing" xmlns:r="http://schemas.openxmlformats.org/officeDocument/2006/relationships" xmlns:w14="http://schemas.microsoft.com/office/word/2010/wordml">
+              <w:rPr>
+                <w:rFonts w:ascii="Times New Roman" w:hAnsi="Times New Roman" w:eastAsia="Times New Roman" w:cs="Times New Roman"/>
+                <w:i w:val="false"/>
+                <w:b w:val="true"/>
+                <w:u w:val="none"/>
+                <w:strike w:val="false"/>
+                <w:sz w:val="16"/>
+                <w:szCs w:val="16"/>
+                <w:color w:val="000000"/>
+              </w:rPr>
+              <w:t xml:space="preserve">0,2</w:t>
+            </w:r>
+          </w:p>
+        </w:tc>
+        <w:tc>
+          <w:tcPr>
+            <w:tcBorders>
+              <w:bottom w:val="none" w:sz="0" w:space="0" w:color="000000"/>
+              <w:top w:val="none" w:sz="0" w:space="0" w:color="000000"/>
+              <w:left w:val="none" w:sz="0" w:space="0" w:color="000000"/>
+              <w:right w:val="none" w:sz="0" w:space="0" w:color="000000"/>
+            </w:tcBorders>
+            <w:shd w:val="clear" w:color="auto" w:fill="FFFFFF"/>
+            <w:tcMar>
+              <w:top w:w="0" w:type="dxa"/>
+              <w:bottom w:w="0" w:type="dxa"/>
+              <w:left w:w="0" w:type="dxa"/>
+              <w:right w:w="0" w:type="dxa"/>
+            </w:tcMar>
+            <w:vAlign w:val="center"/>
+          </w:tcPr>
+          <w:p>
+            <w:pPr>
+              <w:jc w:val="center"/>
+              <w:pBdr>
+                <w:bottom w:val="none" w:sz="0" w:space="0" w:color="000000"/>
+                <w:top w:val="none" w:sz="0" w:space="0" w:color="000000"/>
+                <w:left w:val="none" w:sz="0" w:space="0" w:color="000000"/>
+                <w:right w:val="none" w:sz="0" w:space="0" w:color="000000"/>
+              </w:pBdr>
+              <w:spacing w:after="36" w:before="36" w:line="240"/>
+              <w:ind w:left="100" w:right="100" w:firstLine="0" w:firstLineChars="0"/>
+              <w:rPr>
+                <w:rFonts w:ascii="Times New Roman" w:hAnsi="Times New Roman" w:eastAsia="Times New Roman" w:cs="Times New Roman"/>
+                <w:i w:val="false"/>
+                <w:b w:val="true"/>
+                <w:u w:val="none"/>
+                <w:strike w:val="false"/>
+                <w:sz w:val="16"/>
+                <w:szCs w:val="16"/>
+                <w:color w:val="000000"/>
+              </w:rPr>
+            </w:pPr>
+            <w:r xmlns:w="http://schemas.openxmlformats.org/wordprocessingml/2006/main" xmlns:wp="http://schemas.openxmlformats.org/drawingml/2006/wordprocessingDrawing" xmlns:r="http://schemas.openxmlformats.org/officeDocument/2006/relationships" xmlns:w14="http://schemas.microsoft.com/office/word/2010/wordml">
+              <w:rPr>
+                <w:rFonts w:ascii="Times New Roman" w:hAnsi="Times New Roman" w:eastAsia="Times New Roman" w:cs="Times New Roman"/>
+                <w:i w:val="false"/>
+                <w:b w:val="true"/>
+                <w:u w:val="none"/>
+                <w:strike w:val="false"/>
+                <w:sz w:val="16"/>
+                <w:szCs w:val="16"/>
+                <w:color w:val="000000"/>
+              </w:rPr>
+              <w:t xml:space="preserve">0,0</w:t>
+            </w:r>
+          </w:p>
+        </w:tc>
+        <w:tc>
+          <w:tcPr>
+            <w:tcBorders>
+              <w:bottom w:val="none" w:sz="0" w:space="0" w:color="000000"/>
+              <w:top w:val="none" w:sz="0" w:space="0" w:color="000000"/>
+              <w:left w:val="none" w:sz="0" w:space="0" w:color="000000"/>
+              <w:right w:val="none" w:sz="0" w:space="0" w:color="000000"/>
+            </w:tcBorders>
+            <w:shd w:val="clear" w:color="auto" w:fill="FFFFFF"/>
+            <w:tcMar>
+              <w:top w:w="0" w:type="dxa"/>
+              <w:bottom w:w="0" w:type="dxa"/>
+              <w:left w:w="0" w:type="dxa"/>
+              <w:right w:w="0" w:type="dxa"/>
+            </w:tcMar>
+            <w:vAlign w:val="center"/>
+          </w:tcPr>
+          <w:p>
+            <w:pPr>
+              <w:jc w:val="center"/>
+              <w:pBdr>
+                <w:bottom w:val="none" w:sz="0" w:space="0" w:color="000000"/>
+                <w:top w:val="none" w:sz="0" w:space="0" w:color="000000"/>
+                <w:left w:val="none" w:sz="0" w:space="0" w:color="000000"/>
+                <w:right w:val="none" w:sz="0" w:space="0" w:color="000000"/>
+              </w:pBdr>
+              <w:spacing w:after="36" w:before="36" w:line="240"/>
+              <w:ind w:left="100" w:right="100" w:firstLine="0" w:firstLineChars="0"/>
+              <w:rPr>
+                <w:rFonts w:ascii="Times New Roman" w:hAnsi="Times New Roman" w:eastAsia="Times New Roman" w:cs="Times New Roman"/>
+                <w:i w:val="false"/>
+                <w:b w:val="true"/>
+                <w:u w:val="none"/>
+                <w:strike w:val="false"/>
+                <w:sz w:val="16"/>
+                <w:szCs w:val="16"/>
+                <w:color w:val="000000"/>
+              </w:rPr>
+            </w:pPr>
+            <w:r xmlns:w="http://schemas.openxmlformats.org/wordprocessingml/2006/main" xmlns:wp="http://schemas.openxmlformats.org/drawingml/2006/wordprocessingDrawing" xmlns:r="http://schemas.openxmlformats.org/officeDocument/2006/relationships" xmlns:w14="http://schemas.microsoft.com/office/word/2010/wordml">
+              <w:rPr>
+                <w:rFonts w:ascii="Times New Roman" w:hAnsi="Times New Roman" w:eastAsia="Times New Roman" w:cs="Times New Roman"/>
+                <w:i w:val="false"/>
+                <w:b w:val="true"/>
+                <w:u w:val="none"/>
+                <w:strike w:val="false"/>
+                <w:sz w:val="16"/>
+                <w:szCs w:val="16"/>
+                <w:color w:val="000000"/>
+              </w:rPr>
+              <w:t xml:space="preserve">113,2</w:t>
+            </w:r>
+          </w:p>
+        </w:tc>
+        <w:tc>
+          <w:tcPr>
+            <w:tcBorders>
+              <w:bottom w:val="none" w:sz="0" w:space="0" w:color="000000"/>
+              <w:top w:val="none" w:sz="0" w:space="0" w:color="000000"/>
+              <w:left w:val="none" w:sz="0" w:space="0" w:color="000000"/>
+              <w:right w:val="none" w:sz="0" w:space="0" w:color="000000"/>
+            </w:tcBorders>
+            <w:shd w:val="clear" w:color="auto" w:fill="FFFFFF"/>
+            <w:tcMar>
+              <w:top w:w="0" w:type="dxa"/>
+              <w:bottom w:w="0" w:type="dxa"/>
+              <w:left w:w="0" w:type="dxa"/>
+              <w:right w:w="0" w:type="dxa"/>
+            </w:tcMar>
+            <w:vAlign w:val="center"/>
+          </w:tcPr>
+          <w:p>
+            <w:pPr>
+              <w:jc w:val="center"/>
+              <w:pBdr>
+                <w:bottom w:val="none" w:sz="0" w:space="0" w:color="000000"/>
+                <w:top w:val="none" w:sz="0" w:space="0" w:color="000000"/>
+                <w:left w:val="none" w:sz="0" w:space="0" w:color="000000"/>
+                <w:right w:val="none" w:sz="0" w:space="0" w:color="000000"/>
+              </w:pBdr>
+              <w:spacing w:after="36" w:before="36" w:line="240"/>
+              <w:ind w:left="100" w:right="100" w:firstLine="0" w:firstLineChars="0"/>
+              <w:rPr>
+                <w:rFonts w:ascii="Times New Roman" w:hAnsi="Times New Roman" w:eastAsia="Times New Roman" w:cs="Times New Roman"/>
+                <w:i w:val="false"/>
+                <w:b w:val="true"/>
+                <w:u w:val="none"/>
+                <w:strike w:val="false"/>
+                <w:sz w:val="16"/>
+                <w:szCs w:val="16"/>
+                <w:color w:val="000000"/>
+              </w:rPr>
+            </w:pPr>
+            <w:r xmlns:w="http://schemas.openxmlformats.org/wordprocessingml/2006/main" xmlns:wp="http://schemas.openxmlformats.org/drawingml/2006/wordprocessingDrawing" xmlns:r="http://schemas.openxmlformats.org/officeDocument/2006/relationships" xmlns:w14="http://schemas.microsoft.com/office/word/2010/wordml">
+              <w:rPr>
+                <w:rFonts w:ascii="Times New Roman" w:hAnsi="Times New Roman" w:eastAsia="Times New Roman" w:cs="Times New Roman"/>
+                <w:i w:val="false"/>
+                <w:b w:val="true"/>
+                <w:u w:val="none"/>
+                <w:strike w:val="false"/>
+                <w:sz w:val="16"/>
+                <w:szCs w:val="16"/>
+                <w:color w:val="000000"/>
+              </w:rPr>
+              <w:t xml:space="preserve">113,2</w:t>
+            </w:r>
+          </w:p>
+        </w:tc>
+        <w:tc>
+          <w:tcPr>
+            <w:tcBorders>
+              <w:bottom w:val="none" w:sz="0" w:space="0" w:color="000000"/>
+              <w:top w:val="none" w:sz="0" w:space="0" w:color="000000"/>
+              <w:left w:val="none" w:sz="0" w:space="0" w:color="000000"/>
+              <w:right w:val="none" w:sz="0" w:space="0" w:color="000000"/>
+            </w:tcBorders>
+            <w:shd w:val="clear" w:color="auto" w:fill="FFFFFF"/>
+            <w:tcMar>
+              <w:top w:w="0" w:type="dxa"/>
+              <w:bottom w:w="0" w:type="dxa"/>
+              <w:left w:w="0" w:type="dxa"/>
+              <w:right w:w="0" w:type="dxa"/>
+            </w:tcMar>
+            <w:vAlign w:val="center"/>
+          </w:tcPr>
+          <w:p>
+            <w:pPr>
+              <w:jc w:val="center"/>
+              <w:pBdr>
+                <w:bottom w:val="none" w:sz="0" w:space="0" w:color="000000"/>
+                <w:top w:val="none" w:sz="0" w:space="0" w:color="000000"/>
+                <w:left w:val="none" w:sz="0" w:space="0" w:color="000000"/>
+                <w:right w:val="none" w:sz="0" w:space="0" w:color="000000"/>
+              </w:pBdr>
+              <w:spacing w:after="36" w:before="36" w:line="240"/>
+              <w:ind w:left="100" w:right="100" w:firstLine="0" w:firstLineChars="0"/>
+              <w:rPr>
+                <w:rFonts w:ascii="Times New Roman" w:hAnsi="Times New Roman" w:eastAsia="Times New Roman" w:cs="Times New Roman"/>
+                <w:i w:val="false"/>
+                <w:b w:val="true"/>
+                <w:u w:val="none"/>
+                <w:strike w:val="false"/>
+                <w:sz w:val="16"/>
+                <w:szCs w:val="16"/>
+                <w:color w:val="000000"/>
+              </w:rPr>
+            </w:pPr>
+            <w:r xmlns:w="http://schemas.openxmlformats.org/wordprocessingml/2006/main" xmlns:wp="http://schemas.openxmlformats.org/drawingml/2006/wordprocessingDrawing" xmlns:r="http://schemas.openxmlformats.org/officeDocument/2006/relationships" xmlns:w14="http://schemas.microsoft.com/office/word/2010/wordml">
+              <w:rPr>
+                <w:rFonts w:ascii="Times New Roman" w:hAnsi="Times New Roman" w:eastAsia="Times New Roman" w:cs="Times New Roman"/>
+                <w:i w:val="false"/>
+                <w:b w:val="true"/>
+                <w:u w:val="none"/>
+                <w:strike w:val="false"/>
+                <w:sz w:val="16"/>
+                <w:szCs w:val="16"/>
+                <w:color w:val="000000"/>
+              </w:rPr>
+              <w:t xml:space="preserve">113,1</w:t>
+            </w:r>
+          </w:p>
+        </w:tc>
+        <w:tc>
+          <w:tcPr>
+            <w:tcBorders>
+              <w:bottom w:val="none" w:sz="0" w:space="0" w:color="000000"/>
+              <w:top w:val="none" w:sz="0" w:space="0" w:color="000000"/>
+              <w:left w:val="none" w:sz="0" w:space="0" w:color="000000"/>
+              <w:right w:val="none" w:sz="0" w:space="0" w:color="000000"/>
+            </w:tcBorders>
+            <w:shd w:val="clear" w:color="auto" w:fill="FFFFFF"/>
+            <w:tcMar>
+              <w:top w:w="0" w:type="dxa"/>
+              <w:bottom w:w="0" w:type="dxa"/>
+              <w:left w:w="0" w:type="dxa"/>
+              <w:right w:w="0" w:type="dxa"/>
+            </w:tcMar>
+            <w:vAlign w:val="center"/>
+          </w:tcPr>
+          <w:p>
+            <w:pPr>
+              <w:jc w:val="center"/>
+              <w:pBdr>
+                <w:bottom w:val="none" w:sz="0" w:space="0" w:color="000000"/>
+                <w:top w:val="none" w:sz="0" w:space="0" w:color="000000"/>
+                <w:left w:val="none" w:sz="0" w:space="0" w:color="000000"/>
+                <w:right w:val="none" w:sz="0" w:space="0" w:color="000000"/>
+              </w:pBdr>
+              <w:spacing w:after="36" w:before="36" w:line="240"/>
+              <w:ind w:left="100" w:right="100" w:firstLine="0" w:firstLineChars="0"/>
+              <w:rPr>
+                <w:rFonts w:ascii="Times New Roman" w:hAnsi="Times New Roman" w:eastAsia="Times New Roman" w:cs="Times New Roman"/>
+                <w:i w:val="false"/>
+                <w:b w:val="true"/>
+                <w:u w:val="none"/>
+                <w:strike w:val="false"/>
+                <w:sz w:val="16"/>
+                <w:szCs w:val="16"/>
+                <w:color w:val="000000"/>
+              </w:rPr>
+            </w:pPr>
+            <w:r xmlns:w="http://schemas.openxmlformats.org/wordprocessingml/2006/main" xmlns:wp="http://schemas.openxmlformats.org/drawingml/2006/wordprocessingDrawing" xmlns:r="http://schemas.openxmlformats.org/officeDocument/2006/relationships" xmlns:w14="http://schemas.microsoft.com/office/word/2010/wordml">
+              <w:rPr>
+                <w:rFonts w:ascii="Times New Roman" w:hAnsi="Times New Roman" w:eastAsia="Times New Roman" w:cs="Times New Roman"/>
+                <w:i w:val="false"/>
+                <w:b w:val="true"/>
+                <w:u w:val="none"/>
+                <w:strike w:val="false"/>
+                <w:sz w:val="16"/>
+                <w:szCs w:val="16"/>
+                <w:color w:val="000000"/>
+              </w:rPr>
+              <w:t xml:space="preserve">113,0</w:t>
+            </w:r>
+          </w:p>
+        </w:tc>
+        <w:tc>
+          <w:tcPr>
+            <w:tcBorders>
+              <w:bottom w:val="none" w:sz="0" w:space="0" w:color="000000"/>
+              <w:top w:val="none" w:sz="0" w:space="0" w:color="000000"/>
+              <w:left w:val="none" w:sz="0" w:space="0" w:color="000000"/>
+              <w:right w:val="none" w:sz="0" w:space="0" w:color="000000"/>
+            </w:tcBorders>
+            <w:shd w:val="clear" w:color="auto" w:fill="FFFFFF"/>
+            <w:tcMar>
+              <w:top w:w="0" w:type="dxa"/>
+              <w:bottom w:w="0" w:type="dxa"/>
+              <w:left w:w="0" w:type="dxa"/>
+              <w:right w:w="0" w:type="dxa"/>
+            </w:tcMar>
+            <w:vAlign w:val="center"/>
+          </w:tcPr>
+          <w:p>
+            <w:pPr>
+              <w:jc w:val="right"/>
+              <w:pBdr>
+                <w:bottom w:val="none" w:sz="0" w:space="0" w:color="000000"/>
+                <w:top w:val="none" w:sz="0" w:space="0" w:color="000000"/>
+                <w:left w:val="none" w:sz="0" w:space="0" w:color="000000"/>
+                <w:right w:val="none" w:sz="0" w:space="0" w:color="000000"/>
+              </w:pBdr>
+              <w:spacing w:after="36" w:before="36" w:line="240"/>
+              <w:ind w:left="100" w:right="100" w:firstLine="0" w:firstLineChars="0"/>
+              <w:rPr>
+                <w:rFonts w:ascii="Times New Roman" w:hAnsi="Times New Roman" w:eastAsia="Times New Roman" w:cs="Times New Roman"/>
+                <w:i w:val="false"/>
+                <w:b w:val="true"/>
+                <w:u w:val="none"/>
+                <w:strike w:val="false"/>
+                <w:sz w:val="16"/>
+                <w:szCs w:val="16"/>
+                <w:color w:val="000000"/>
+              </w:rPr>
+            </w:pPr>
+            <w:r xmlns:w="http://schemas.openxmlformats.org/wordprocessingml/2006/main" xmlns:wp="http://schemas.openxmlformats.org/drawingml/2006/wordprocessingDrawing" xmlns:r="http://schemas.openxmlformats.org/officeDocument/2006/relationships" xmlns:w14="http://schemas.microsoft.com/office/word/2010/wordml">
+              <w:rPr>
+                <w:rFonts w:ascii="Times New Roman" w:hAnsi="Times New Roman" w:eastAsia="Times New Roman" w:cs="Times New Roman"/>
+                <w:i w:val="false"/>
+                <w:b w:val="true"/>
+                <w:u w:val="none"/>
+                <w:strike w:val="false"/>
+                <w:sz w:val="16"/>
+                <w:szCs w:val="16"/>
+                <w:color w:val="000000"/>
+              </w:rPr>
+              <w:t xml:space="preserve">112,3</w:t>
+            </w:r>
+          </w:p>
+        </w:tc>
+        <w:tc>
+          <w:tcPr>
+            <w:tcBorders>
+              <w:bottom w:val="none" w:sz="0" w:space="0" w:color="000000"/>
+              <w:top w:val="none" w:sz="0" w:space="0" w:color="000000"/>
+              <w:left w:val="none" w:sz="0" w:space="0" w:color="000000"/>
+              <w:right w:val="none" w:sz="0" w:space="0" w:color="000000"/>
+            </w:tcBorders>
+            <w:shd w:val="clear" w:color="auto" w:fill="FFFFFF"/>
+            <w:tcMar>
+              <w:top w:w="0" w:type="dxa"/>
+              <w:bottom w:w="0" w:type="dxa"/>
+              <w:left w:w="0" w:type="dxa"/>
+              <w:right w:w="0" w:type="dxa"/>
+            </w:tcMar>
+            <w:vAlign w:val="center"/>
+          </w:tcPr>
+          <w:p>
+            <w:pPr>
+              <w:jc w:val="right"/>
+              <w:pBdr>
+                <w:bottom w:val="none" w:sz="0" w:space="0" w:color="000000"/>
+                <w:top w:val="none" w:sz="0" w:space="0" w:color="000000"/>
+                <w:left w:val="none" w:sz="0" w:space="0" w:color="000000"/>
+                <w:right w:val="none" w:sz="0" w:space="0" w:color="000000"/>
+              </w:pBdr>
+              <w:spacing w:after="36" w:before="36" w:line="240"/>
+              <w:ind w:left="100" w:right="100" w:firstLine="0" w:firstLineChars="0"/>
+              <w:rPr>
+                <w:rFonts w:ascii="Times New Roman" w:hAnsi="Times New Roman" w:eastAsia="Times New Roman" w:cs="Times New Roman"/>
+                <w:i w:val="false"/>
+                <w:b w:val="true"/>
+                <w:u w:val="none"/>
+                <w:strike w:val="false"/>
+                <w:sz w:val="16"/>
+                <w:szCs w:val="16"/>
+                <w:color w:val="000000"/>
+              </w:rPr>
+            </w:pPr>
+            <w:r xmlns:w="http://schemas.openxmlformats.org/wordprocessingml/2006/main" xmlns:wp="http://schemas.openxmlformats.org/drawingml/2006/wordprocessingDrawing" xmlns:r="http://schemas.openxmlformats.org/officeDocument/2006/relationships" xmlns:w14="http://schemas.microsoft.com/office/word/2010/wordml">
+              <w:rPr>
+                <w:rFonts w:ascii="Times New Roman" w:hAnsi="Times New Roman" w:eastAsia="Times New Roman" w:cs="Times New Roman"/>
+                <w:i w:val="false"/>
+                <w:b w:val="true"/>
+                <w:u w:val="none"/>
+                <w:strike w:val="false"/>
+                <w:sz w:val="16"/>
+                <w:szCs w:val="16"/>
+                <w:color w:val="000000"/>
+              </w:rPr>
+              <w:t xml:space="preserve">4,407</w:t>
+            </w:r>
+          </w:p>
+        </w:tc>
+        <w:tc>
+          <w:tcPr>
+            <w:tcBorders>
+              <w:bottom w:val="none" w:sz="0" w:space="0" w:color="000000"/>
+              <w:top w:val="none" w:sz="0" w:space="0" w:color="000000"/>
+              <w:left w:val="none" w:sz="0" w:space="0" w:color="000000"/>
+              <w:right w:val="none" w:sz="0" w:space="0" w:color="000000"/>
+            </w:tcBorders>
+            <w:shd w:val="clear" w:color="auto" w:fill="FFFFFF"/>
+            <w:tcMar>
+              <w:top w:w="0" w:type="dxa"/>
+              <w:bottom w:w="0" w:type="dxa"/>
+              <w:left w:w="0" w:type="dxa"/>
+              <w:right w:w="0" w:type="dxa"/>
+            </w:tcMar>
+            <w:vAlign w:val="center"/>
+          </w:tcPr>
+          <w:p>
+            <w:pPr>
+              <w:jc w:val="right"/>
+              <w:pBdr>
+                <w:bottom w:val="none" w:sz="0" w:space="0" w:color="000000"/>
+                <w:top w:val="none" w:sz="0" w:space="0" w:color="000000"/>
+                <w:left w:val="none" w:sz="0" w:space="0" w:color="000000"/>
+                <w:right w:val="none" w:sz="0" w:space="0" w:color="000000"/>
+              </w:pBdr>
+              <w:spacing w:after="36" w:before="36" w:line="240"/>
+              <w:ind w:left="100" w:right="100" w:firstLine="0" w:firstLineChars="0"/>
+              <w:rPr>
+                <w:rFonts w:ascii="Times New Roman" w:hAnsi="Times New Roman" w:eastAsia="Times New Roman" w:cs="Times New Roman"/>
+                <w:i w:val="false"/>
+                <w:b w:val="true"/>
+                <w:u w:val="none"/>
+                <w:strike w:val="false"/>
+                <w:sz w:val="16"/>
+                <w:szCs w:val="16"/>
+                <w:color w:val="000000"/>
+              </w:rPr>
+            </w:pPr>
+            <w:r xmlns:w="http://schemas.openxmlformats.org/wordprocessingml/2006/main" xmlns:wp="http://schemas.openxmlformats.org/drawingml/2006/wordprocessingDrawing" xmlns:r="http://schemas.openxmlformats.org/officeDocument/2006/relationships" xmlns:w14="http://schemas.microsoft.com/office/word/2010/wordml">
+              <w:rPr>
+                <w:rFonts w:ascii="Times New Roman" w:hAnsi="Times New Roman" w:eastAsia="Times New Roman" w:cs="Times New Roman"/>
+                <w:i w:val="false"/>
+                <w:b w:val="true"/>
+                <w:u w:val="none"/>
+                <w:strike w:val="false"/>
+                <w:sz w:val="16"/>
+                <w:szCs w:val="16"/>
+                <w:color w:val="000000"/>
+              </w:rPr>
+              <w:t xml:space="preserve">05 - الأثاث والأدوات المنزلية والصيانة العادية للمنزل</w:t>
+            </w:r>
+          </w:p>
+        </w:tc>
+      </w:tr>
+      <w:tr>
+        <w:trPr>
+          <w:trHeight w:val="360" w:hRule="auto"/>
+        </w:trPr>
+        body 8
+        <w:tc>
+          <w:tcPr>
+            <w:tcBorders>
+              <w:bottom w:val="none" w:sz="0" w:space="0" w:color="000000"/>
+              <w:top w:val="none" w:sz="0" w:space="0" w:color="000000"/>
+              <w:left w:val="none" w:sz="0" w:space="0" w:color="000000"/>
+              <w:right w:val="none" w:sz="0" w:space="0" w:color="000000"/>
+            </w:tcBorders>
+            <w:shd w:val="clear" w:color="auto" w:fill="FFFFFF"/>
+            <w:tcMar>
+              <w:top w:w="0" w:type="dxa"/>
+              <w:bottom w:w="0" w:type="dxa"/>
+              <w:left w:w="0" w:type="dxa"/>
+              <w:right w:w="0" w:type="dxa"/>
+            </w:tcMar>
+            <w:vAlign w:val="center"/>
+          </w:tcPr>
+          <w:p>
+            <w:pPr>
+              <w:jc w:val="right"/>
+              <w:pBdr>
+                <w:bottom w:val="none" w:sz="0" w:space="0" w:color="000000"/>
+                <w:top w:val="none" w:sz="0" w:space="0" w:color="000000"/>
+                <w:left w:val="none" w:sz="0" w:space="0" w:color="000000"/>
+                <w:right w:val="none" w:sz="0" w:space="0" w:color="000000"/>
+              </w:pBdr>
+              <w:spacing w:after="36" w:before="36" w:line="240"/>
+              <w:ind w:left="100" w:right="100" w:firstLine="0" w:firstLineChars="0"/>
+              <w:rPr>
+                <w:rFonts w:ascii="Times New Roman" w:hAnsi="Times New Roman" w:eastAsia="Times New Roman" w:cs="Times New Roman"/>
+                <w:i w:val="false"/>
+                <w:b w:val="true"/>
+                <w:u w:val="none"/>
+                <w:strike w:val="false"/>
+                <w:sz w:val="16"/>
+                <w:szCs w:val="16"/>
+                <w:color w:val="000000"/>
+              </w:rPr>
+            </w:pPr>
+            <w:r xmlns:w="http://schemas.openxmlformats.org/wordprocessingml/2006/main" xmlns:wp="http://schemas.openxmlformats.org/drawingml/2006/wordprocessingDrawing" xmlns:r="http://schemas.openxmlformats.org/officeDocument/2006/relationships" xmlns:w14="http://schemas.microsoft.com/office/word/2010/wordml">
+              <w:rPr>
+                <w:rFonts w:ascii="Times New Roman" w:hAnsi="Times New Roman" w:eastAsia="Times New Roman" w:cs="Times New Roman"/>
+                <w:i w:val="false"/>
+                <w:b w:val="true"/>
+                <w:u w:val="none"/>
+                <w:strike w:val="false"/>
+                <w:sz w:val="16"/>
+                <w:szCs w:val="16"/>
+                <w:color w:val="000000"/>
+              </w:rPr>
+              <w:t xml:space="preserve">0,3</w:t>
+            </w:r>
+          </w:p>
+        </w:tc>
+        <w:tc>
+          <w:tcPr>
+            <w:tcBorders>
+              <w:bottom w:val="none" w:sz="0" w:space="0" w:color="000000"/>
+              <w:top w:val="none" w:sz="0" w:space="0" w:color="000000"/>
+              <w:left w:val="none" w:sz="0" w:space="0" w:color="000000"/>
+              <w:right w:val="none" w:sz="0" w:space="0" w:color="000000"/>
+            </w:tcBorders>
+            <w:shd w:val="clear" w:color="auto" w:fill="FFFFFF"/>
+            <w:tcMar>
+              <w:top w:w="0" w:type="dxa"/>
+              <w:bottom w:w="0" w:type="dxa"/>
+              <w:left w:w="0" w:type="dxa"/>
+              <w:right w:w="0" w:type="dxa"/>
+            </w:tcMar>
+            <w:vAlign w:val="center"/>
+          </w:tcPr>
+          <w:p>
+            <w:pPr>
+              <w:jc w:val="right"/>
+              <w:pBdr>
+                <w:bottom w:val="none" w:sz="0" w:space="0" w:color="000000"/>
+                <w:top w:val="none" w:sz="0" w:space="0" w:color="000000"/>
+                <w:left w:val="none" w:sz="0" w:space="0" w:color="000000"/>
+                <w:right w:val="none" w:sz="0" w:space="0" w:color="000000"/>
+              </w:pBdr>
+              <w:spacing w:after="36" w:before="36" w:line="240"/>
+              <w:ind w:left="100" w:right="100" w:firstLine="0" w:firstLineChars="0"/>
+              <w:rPr>
+                <w:rFonts w:ascii="Times New Roman" w:hAnsi="Times New Roman" w:eastAsia="Times New Roman" w:cs="Times New Roman"/>
+                <w:i w:val="false"/>
+                <w:b w:val="true"/>
+                <w:u w:val="none"/>
+                <w:strike w:val="false"/>
+                <w:sz w:val="16"/>
+                <w:szCs w:val="16"/>
+                <w:color w:val="000000"/>
+              </w:rPr>
+            </w:pPr>
+            <w:r xmlns:w="http://schemas.openxmlformats.org/wordprocessingml/2006/main" xmlns:wp="http://schemas.openxmlformats.org/drawingml/2006/wordprocessingDrawing" xmlns:r="http://schemas.openxmlformats.org/officeDocument/2006/relationships" xmlns:w14="http://schemas.microsoft.com/office/word/2010/wordml">
+              <w:rPr>
+                <w:rFonts w:ascii="Times New Roman" w:hAnsi="Times New Roman" w:eastAsia="Times New Roman" w:cs="Times New Roman"/>
+                <w:i w:val="false"/>
+                <w:b w:val="true"/>
+                <w:u w:val="none"/>
+                <w:strike w:val="false"/>
+                <w:sz w:val="16"/>
+                <w:szCs w:val="16"/>
+                <w:color w:val="000000"/>
+              </w:rPr>
+              <w:t xml:space="preserve">0,0</w:t>
+            </w:r>
+          </w:p>
+        </w:tc>
+        <w:tc>
+          <w:tcPr>
+            <w:tcBorders>
+              <w:bottom w:val="none" w:sz="0" w:space="0" w:color="000000"/>
+              <w:top w:val="none" w:sz="0" w:space="0" w:color="000000"/>
+              <w:left w:val="none" w:sz="0" w:space="0" w:color="000000"/>
+              <w:right w:val="none" w:sz="0" w:space="0" w:color="000000"/>
+            </w:tcBorders>
+            <w:shd w:val="clear" w:color="auto" w:fill="FFFFFF"/>
+            <w:tcMar>
+              <w:top w:w="0" w:type="dxa"/>
+              <w:bottom w:w="0" w:type="dxa"/>
+              <w:left w:w="0" w:type="dxa"/>
+              <w:right w:w="0" w:type="dxa"/>
+            </w:tcMar>
+            <w:vAlign w:val="center"/>
+          </w:tcPr>
+          <w:p>
+            <w:pPr>
+              <w:jc w:val="center"/>
+              <w:pBdr>
+                <w:bottom w:val="none" w:sz="0" w:space="0" w:color="000000"/>
+                <w:top w:val="none" w:sz="0" w:space="0" w:color="000000"/>
+                <w:left w:val="none" w:sz="0" w:space="0" w:color="000000"/>
+                <w:right w:val="none" w:sz="0" w:space="0" w:color="000000"/>
+              </w:pBdr>
+              <w:spacing w:after="36" w:before="36" w:line="240"/>
+              <w:ind w:left="100" w:right="100" w:firstLine="0" w:firstLineChars="0"/>
+              <w:rPr>
+                <w:rFonts w:ascii="Times New Roman" w:hAnsi="Times New Roman" w:eastAsia="Times New Roman" w:cs="Times New Roman"/>
+                <w:i w:val="false"/>
+                <w:b w:val="true"/>
+                <w:u w:val="none"/>
+                <w:strike w:val="false"/>
+                <w:sz w:val="16"/>
+                <w:szCs w:val="16"/>
+                <w:color w:val="000000"/>
+              </w:rPr>
+            </w:pPr>
+            <w:r xmlns:w="http://schemas.openxmlformats.org/wordprocessingml/2006/main" xmlns:wp="http://schemas.openxmlformats.org/drawingml/2006/wordprocessingDrawing" xmlns:r="http://schemas.openxmlformats.org/officeDocument/2006/relationships" xmlns:w14="http://schemas.microsoft.com/office/word/2010/wordml">
+              <w:rPr>
+                <w:rFonts w:ascii="Times New Roman" w:hAnsi="Times New Roman" w:eastAsia="Times New Roman" w:cs="Times New Roman"/>
+                <w:i w:val="false"/>
+                <w:b w:val="true"/>
+                <w:u w:val="none"/>
+                <w:strike w:val="false"/>
+                <w:sz w:val="16"/>
+                <w:szCs w:val="16"/>
+                <w:color w:val="000000"/>
+              </w:rPr>
+              <w:t xml:space="preserve">0,0</w:t>
+            </w:r>
+          </w:p>
+        </w:tc>
+        <w:tc>
+          <w:tcPr>
+            <w:tcBorders>
+              <w:bottom w:val="none" w:sz="0" w:space="0" w:color="000000"/>
+              <w:top w:val="none" w:sz="0" w:space="0" w:color="000000"/>
+              <w:left w:val="none" w:sz="0" w:space="0" w:color="000000"/>
+              <w:right w:val="none" w:sz="0" w:space="0" w:color="000000"/>
+            </w:tcBorders>
+            <w:shd w:val="clear" w:color="auto" w:fill="FFFFFF"/>
+            <w:tcMar>
+              <w:top w:w="0" w:type="dxa"/>
+              <w:bottom w:w="0" w:type="dxa"/>
+              <w:left w:w="0" w:type="dxa"/>
+              <w:right w:w="0" w:type="dxa"/>
+            </w:tcMar>
+            <w:vAlign w:val="center"/>
+          </w:tcPr>
+          <w:p>
+            <w:pPr>
+              <w:jc w:val="center"/>
+              <w:pBdr>
+                <w:bottom w:val="none" w:sz="0" w:space="0" w:color="000000"/>
+                <w:top w:val="none" w:sz="0" w:space="0" w:color="000000"/>
+                <w:left w:val="none" w:sz="0" w:space="0" w:color="000000"/>
+                <w:right w:val="none" w:sz="0" w:space="0" w:color="000000"/>
+              </w:pBdr>
+              <w:spacing w:after="36" w:before="36" w:line="240"/>
+              <w:ind w:left="100" w:right="100" w:firstLine="0" w:firstLineChars="0"/>
+              <w:rPr>
+                <w:rFonts w:ascii="Times New Roman" w:hAnsi="Times New Roman" w:eastAsia="Times New Roman" w:cs="Times New Roman"/>
+                <w:i w:val="false"/>
+                <w:b w:val="true"/>
+                <w:u w:val="none"/>
+                <w:strike w:val="false"/>
+                <w:sz w:val="16"/>
+                <w:szCs w:val="16"/>
+                <w:color w:val="000000"/>
+              </w:rPr>
+            </w:pPr>
+            <w:r xmlns:w="http://schemas.openxmlformats.org/wordprocessingml/2006/main" xmlns:wp="http://schemas.openxmlformats.org/drawingml/2006/wordprocessingDrawing" xmlns:r="http://schemas.openxmlformats.org/officeDocument/2006/relationships" xmlns:w14="http://schemas.microsoft.com/office/word/2010/wordml">
+              <w:rPr>
+                <w:rFonts w:ascii="Times New Roman" w:hAnsi="Times New Roman" w:eastAsia="Times New Roman" w:cs="Times New Roman"/>
+                <w:i w:val="false"/>
+                <w:b w:val="true"/>
+                <w:u w:val="none"/>
+                <w:strike w:val="false"/>
+                <w:sz w:val="16"/>
+                <w:szCs w:val="16"/>
+                <w:color w:val="000000"/>
+              </w:rPr>
+              <w:t xml:space="preserve">101,5</w:t>
+            </w:r>
+          </w:p>
+        </w:tc>
+        <w:tc>
+          <w:tcPr>
+            <w:tcBorders>
+              <w:bottom w:val="none" w:sz="0" w:space="0" w:color="000000"/>
+              <w:top w:val="none" w:sz="0" w:space="0" w:color="000000"/>
+              <w:left w:val="none" w:sz="0" w:space="0" w:color="000000"/>
+              <w:right w:val="none" w:sz="0" w:space="0" w:color="000000"/>
+            </w:tcBorders>
+            <w:shd w:val="clear" w:color="auto" w:fill="FFFFFF"/>
+            <w:tcMar>
+              <w:top w:w="0" w:type="dxa"/>
+              <w:bottom w:w="0" w:type="dxa"/>
+              <w:left w:w="0" w:type="dxa"/>
+              <w:right w:w="0" w:type="dxa"/>
+            </w:tcMar>
+            <w:vAlign w:val="center"/>
+          </w:tcPr>
+          <w:p>
+            <w:pPr>
+              <w:jc w:val="center"/>
+              <w:pBdr>
+                <w:bottom w:val="none" w:sz="0" w:space="0" w:color="000000"/>
+                <w:top w:val="none" w:sz="0" w:space="0" w:color="000000"/>
+                <w:left w:val="none" w:sz="0" w:space="0" w:color="000000"/>
+                <w:right w:val="none" w:sz="0" w:space="0" w:color="000000"/>
+              </w:pBdr>
+              <w:spacing w:after="36" w:before="36" w:line="240"/>
+              <w:ind w:left="100" w:right="100" w:firstLine="0" w:firstLineChars="0"/>
+              <w:rPr>
+                <w:rFonts w:ascii="Times New Roman" w:hAnsi="Times New Roman" w:eastAsia="Times New Roman" w:cs="Times New Roman"/>
+                <w:i w:val="false"/>
+                <w:b w:val="true"/>
+                <w:u w:val="none"/>
+                <w:strike w:val="false"/>
+                <w:sz w:val="16"/>
+                <w:szCs w:val="16"/>
+                <w:color w:val="000000"/>
+              </w:rPr>
+            </w:pPr>
+            <w:r xmlns:w="http://schemas.openxmlformats.org/wordprocessingml/2006/main" xmlns:wp="http://schemas.openxmlformats.org/drawingml/2006/wordprocessingDrawing" xmlns:r="http://schemas.openxmlformats.org/officeDocument/2006/relationships" xmlns:w14="http://schemas.microsoft.com/office/word/2010/wordml">
+              <w:rPr>
+                <w:rFonts w:ascii="Times New Roman" w:hAnsi="Times New Roman" w:eastAsia="Times New Roman" w:cs="Times New Roman"/>
+                <w:i w:val="false"/>
+                <w:b w:val="true"/>
+                <w:u w:val="none"/>
+                <w:strike w:val="false"/>
+                <w:sz w:val="16"/>
+                <w:szCs w:val="16"/>
+                <w:color w:val="000000"/>
+              </w:rPr>
+              <w:t xml:space="preserve">101,5</w:t>
+            </w:r>
+          </w:p>
+        </w:tc>
+        <w:tc>
+          <w:tcPr>
+            <w:tcBorders>
+              <w:bottom w:val="none" w:sz="0" w:space="0" w:color="000000"/>
+              <w:top w:val="none" w:sz="0" w:space="0" w:color="000000"/>
+              <w:left w:val="none" w:sz="0" w:space="0" w:color="000000"/>
+              <w:right w:val="none" w:sz="0" w:space="0" w:color="000000"/>
+            </w:tcBorders>
+            <w:shd w:val="clear" w:color="auto" w:fill="FFFFFF"/>
+            <w:tcMar>
+              <w:top w:w="0" w:type="dxa"/>
+              <w:bottom w:w="0" w:type="dxa"/>
+              <w:left w:w="0" w:type="dxa"/>
+              <w:right w:w="0" w:type="dxa"/>
+            </w:tcMar>
+            <w:vAlign w:val="center"/>
+          </w:tcPr>
+          <w:p>
+            <w:pPr>
+              <w:jc w:val="center"/>
+              <w:pBdr>
+                <w:bottom w:val="none" w:sz="0" w:space="0" w:color="000000"/>
+                <w:top w:val="none" w:sz="0" w:space="0" w:color="000000"/>
+                <w:left w:val="none" w:sz="0" w:space="0" w:color="000000"/>
+                <w:right w:val="none" w:sz="0" w:space="0" w:color="000000"/>
+              </w:pBdr>
+              <w:spacing w:after="36" w:before="36" w:line="240"/>
+              <w:ind w:left="100" w:right="100" w:firstLine="0" w:firstLineChars="0"/>
+              <w:rPr>
+                <w:rFonts w:ascii="Times New Roman" w:hAnsi="Times New Roman" w:eastAsia="Times New Roman" w:cs="Times New Roman"/>
+                <w:i w:val="false"/>
+                <w:b w:val="true"/>
+                <w:u w:val="none"/>
+                <w:strike w:val="false"/>
+                <w:sz w:val="16"/>
+                <w:szCs w:val="16"/>
+                <w:color w:val="000000"/>
+              </w:rPr>
+            </w:pPr>
+            <w:r xmlns:w="http://schemas.openxmlformats.org/wordprocessingml/2006/main" xmlns:wp="http://schemas.openxmlformats.org/drawingml/2006/wordprocessingDrawing" xmlns:r="http://schemas.openxmlformats.org/officeDocument/2006/relationships" xmlns:w14="http://schemas.microsoft.com/office/word/2010/wordml">
+              <w:rPr>
+                <w:rFonts w:ascii="Times New Roman" w:hAnsi="Times New Roman" w:eastAsia="Times New Roman" w:cs="Times New Roman"/>
+                <w:i w:val="false"/>
+                <w:b w:val="true"/>
+                <w:u w:val="none"/>
+                <w:strike w:val="false"/>
+                <w:sz w:val="16"/>
+                <w:szCs w:val="16"/>
+                <w:color w:val="000000"/>
+              </w:rPr>
+              <w:t xml:space="preserve">101,5</w:t>
+            </w:r>
+          </w:p>
+        </w:tc>
+        <w:tc>
+          <w:tcPr>
+            <w:tcBorders>
+              <w:bottom w:val="none" w:sz="0" w:space="0" w:color="000000"/>
+              <w:top w:val="none" w:sz="0" w:space="0" w:color="000000"/>
+              <w:left w:val="none" w:sz="0" w:space="0" w:color="000000"/>
+              <w:right w:val="none" w:sz="0" w:space="0" w:color="000000"/>
+            </w:tcBorders>
+            <w:shd w:val="clear" w:color="auto" w:fill="FFFFFF"/>
+            <w:tcMar>
+              <w:top w:w="0" w:type="dxa"/>
+              <w:bottom w:w="0" w:type="dxa"/>
+              <w:left w:w="0" w:type="dxa"/>
+              <w:right w:w="0" w:type="dxa"/>
+            </w:tcMar>
+            <w:vAlign w:val="center"/>
+          </w:tcPr>
+          <w:p>
+            <w:pPr>
+              <w:jc w:val="center"/>
+              <w:pBdr>
+                <w:bottom w:val="none" w:sz="0" w:space="0" w:color="000000"/>
+                <w:top w:val="none" w:sz="0" w:space="0" w:color="000000"/>
+                <w:left w:val="none" w:sz="0" w:space="0" w:color="000000"/>
+                <w:right w:val="none" w:sz="0" w:space="0" w:color="000000"/>
+              </w:pBdr>
+              <w:spacing w:after="36" w:before="36" w:line="240"/>
+              <w:ind w:left="100" w:right="100" w:firstLine="0" w:firstLineChars="0"/>
+              <w:rPr>
+                <w:rFonts w:ascii="Times New Roman" w:hAnsi="Times New Roman" w:eastAsia="Times New Roman" w:cs="Times New Roman"/>
+                <w:i w:val="false"/>
+                <w:b w:val="true"/>
+                <w:u w:val="none"/>
+                <w:strike w:val="false"/>
+                <w:sz w:val="16"/>
+                <w:szCs w:val="16"/>
+                <w:color w:val="000000"/>
+              </w:rPr>
+            </w:pPr>
+            <w:r xmlns:w="http://schemas.openxmlformats.org/wordprocessingml/2006/main" xmlns:wp="http://schemas.openxmlformats.org/drawingml/2006/wordprocessingDrawing" xmlns:r="http://schemas.openxmlformats.org/officeDocument/2006/relationships" xmlns:w14="http://schemas.microsoft.com/office/word/2010/wordml">
+              <w:rPr>
+                <w:rFonts w:ascii="Times New Roman" w:hAnsi="Times New Roman" w:eastAsia="Times New Roman" w:cs="Times New Roman"/>
+                <w:i w:val="false"/>
+                <w:b w:val="true"/>
+                <w:u w:val="none"/>
+                <w:strike w:val="false"/>
+                <w:sz w:val="16"/>
+                <w:szCs w:val="16"/>
+                <w:color w:val="000000"/>
+              </w:rPr>
+              <w:t xml:space="preserve">101,5</w:t>
+            </w:r>
+          </w:p>
+        </w:tc>
+        <w:tc>
+          <w:tcPr>
+            <w:tcBorders>
+              <w:bottom w:val="none" w:sz="0" w:space="0" w:color="000000"/>
+              <w:top w:val="none" w:sz="0" w:space="0" w:color="000000"/>
+              <w:left w:val="none" w:sz="0" w:space="0" w:color="000000"/>
+              <w:right w:val="none" w:sz="0" w:space="0" w:color="000000"/>
+            </w:tcBorders>
+            <w:shd w:val="clear" w:color="auto" w:fill="FFFFFF"/>
+            <w:tcMar>
+              <w:top w:w="0" w:type="dxa"/>
+              <w:bottom w:w="0" w:type="dxa"/>
+              <w:left w:w="0" w:type="dxa"/>
+              <w:right w:w="0" w:type="dxa"/>
+            </w:tcMar>
+            <w:vAlign w:val="center"/>
+          </w:tcPr>
+          <w:p>
+            <w:pPr>
+              <w:jc w:val="right"/>
+              <w:pBdr>
+                <w:bottom w:val="none" w:sz="0" w:space="0" w:color="000000"/>
+                <w:top w:val="none" w:sz="0" w:space="0" w:color="000000"/>
+                <w:left w:val="none" w:sz="0" w:space="0" w:color="000000"/>
+                <w:right w:val="none" w:sz="0" w:space="0" w:color="000000"/>
+              </w:pBdr>
+              <w:spacing w:after="36" w:before="36" w:line="240"/>
+              <w:ind w:left="100" w:right="100" w:firstLine="0" w:firstLineChars="0"/>
+              <w:rPr>
+                <w:rFonts w:ascii="Times New Roman" w:hAnsi="Times New Roman" w:eastAsia="Times New Roman" w:cs="Times New Roman"/>
+                <w:i w:val="false"/>
+                <w:b w:val="true"/>
+                <w:u w:val="none"/>
+                <w:strike w:val="false"/>
+                <w:sz w:val="16"/>
+                <w:szCs w:val="16"/>
+                <w:color w:val="000000"/>
+              </w:rPr>
+            </w:pPr>
+            <w:r xmlns:w="http://schemas.openxmlformats.org/wordprocessingml/2006/main" xmlns:wp="http://schemas.openxmlformats.org/drawingml/2006/wordprocessingDrawing" xmlns:r="http://schemas.openxmlformats.org/officeDocument/2006/relationships" xmlns:w14="http://schemas.microsoft.com/office/word/2010/wordml">
+              <w:rPr>
+                <w:rFonts w:ascii="Times New Roman" w:hAnsi="Times New Roman" w:eastAsia="Times New Roman" w:cs="Times New Roman"/>
+                <w:i w:val="false"/>
+                <w:b w:val="true"/>
+                <w:u w:val="none"/>
+                <w:strike w:val="false"/>
+                <w:sz w:val="16"/>
+                <w:szCs w:val="16"/>
+                <w:color w:val="000000"/>
+              </w:rPr>
+              <w:t xml:space="preserve">101,2</w:t>
+            </w:r>
+          </w:p>
+        </w:tc>
+        <w:tc>
+          <w:tcPr>
+            <w:tcBorders>
+              <w:bottom w:val="none" w:sz="0" w:space="0" w:color="000000"/>
+              <w:top w:val="none" w:sz="0" w:space="0" w:color="000000"/>
+              <w:left w:val="none" w:sz="0" w:space="0" w:color="000000"/>
+              <w:right w:val="none" w:sz="0" w:space="0" w:color="000000"/>
+            </w:tcBorders>
+            <w:shd w:val="clear" w:color="auto" w:fill="FFFFFF"/>
+            <w:tcMar>
+              <w:top w:w="0" w:type="dxa"/>
+              <w:bottom w:w="0" w:type="dxa"/>
+              <w:left w:w="0" w:type="dxa"/>
+              <w:right w:w="0" w:type="dxa"/>
+            </w:tcMar>
+            <w:vAlign w:val="center"/>
+          </w:tcPr>
+          <w:p>
+            <w:pPr>
+              <w:jc w:val="right"/>
+              <w:pBdr>
+                <w:bottom w:val="none" w:sz="0" w:space="0" w:color="000000"/>
+                <w:top w:val="none" w:sz="0" w:space="0" w:color="000000"/>
+                <w:left w:val="none" w:sz="0" w:space="0" w:color="000000"/>
+                <w:right w:val="none" w:sz="0" w:space="0" w:color="000000"/>
+              </w:pBdr>
+              <w:spacing w:after="36" w:before="36" w:line="240"/>
+              <w:ind w:left="100" w:right="100" w:firstLine="0" w:firstLineChars="0"/>
+              <w:rPr>
+                <w:rFonts w:ascii="Times New Roman" w:hAnsi="Times New Roman" w:eastAsia="Times New Roman" w:cs="Times New Roman"/>
+                <w:i w:val="false"/>
+                <w:b w:val="true"/>
+                <w:u w:val="none"/>
+                <w:strike w:val="false"/>
+                <w:sz w:val="16"/>
+                <w:szCs w:val="16"/>
+                <w:color w:val="000000"/>
+              </w:rPr>
+            </w:pPr>
+            <w:r xmlns:w="http://schemas.openxmlformats.org/wordprocessingml/2006/main" xmlns:wp="http://schemas.openxmlformats.org/drawingml/2006/wordprocessingDrawing" xmlns:r="http://schemas.openxmlformats.org/officeDocument/2006/relationships" xmlns:w14="http://schemas.microsoft.com/office/word/2010/wordml">
+              <w:rPr>
+                <w:rFonts w:ascii="Times New Roman" w:hAnsi="Times New Roman" w:eastAsia="Times New Roman" w:cs="Times New Roman"/>
+                <w:i w:val="false"/>
+                <w:b w:val="true"/>
+                <w:u w:val="none"/>
+                <w:strike w:val="false"/>
+                <w:sz w:val="16"/>
+                <w:szCs w:val="16"/>
+                <w:color w:val="000000"/>
+              </w:rPr>
+              <w:t xml:space="preserve">7,741</w:t>
+            </w:r>
+          </w:p>
+        </w:tc>
+        <w:tc>
+          <w:tcPr>
+            <w:tcBorders>
+              <w:bottom w:val="none" w:sz="0" w:space="0" w:color="000000"/>
+              <w:top w:val="none" w:sz="0" w:space="0" w:color="000000"/>
+              <w:left w:val="none" w:sz="0" w:space="0" w:color="000000"/>
+              <w:right w:val="none" w:sz="0" w:space="0" w:color="000000"/>
+            </w:tcBorders>
+            <w:shd w:val="clear" w:color="auto" w:fill="FFFFFF"/>
+            <w:tcMar>
+              <w:top w:w="0" w:type="dxa"/>
+              <w:bottom w:w="0" w:type="dxa"/>
+              <w:left w:w="0" w:type="dxa"/>
+              <w:right w:w="0" w:type="dxa"/>
+            </w:tcMar>
+            <w:vAlign w:val="center"/>
+          </w:tcPr>
+          <w:p>
+            <w:pPr>
+              <w:jc w:val="right"/>
+              <w:pBdr>
+                <w:bottom w:val="none" w:sz="0" w:space="0" w:color="000000"/>
+                <w:top w:val="none" w:sz="0" w:space="0" w:color="000000"/>
+                <w:left w:val="none" w:sz="0" w:space="0" w:color="000000"/>
+                <w:right w:val="none" w:sz="0" w:space="0" w:color="000000"/>
+              </w:pBdr>
+              <w:spacing w:after="36" w:before="36" w:line="240"/>
+              <w:ind w:left="100" w:right="100" w:firstLine="0" w:firstLineChars="0"/>
+              <w:rPr>
+                <w:rFonts w:ascii="Times New Roman" w:hAnsi="Times New Roman" w:eastAsia="Times New Roman" w:cs="Times New Roman"/>
+                <w:i w:val="false"/>
+                <w:b w:val="true"/>
+                <w:u w:val="none"/>
+                <w:strike w:val="false"/>
+                <w:sz w:val="16"/>
+                <w:szCs w:val="16"/>
+                <w:color w:val="000000"/>
+              </w:rPr>
+            </w:pPr>
+            <w:r xmlns:w="http://schemas.openxmlformats.org/wordprocessingml/2006/main" xmlns:wp="http://schemas.openxmlformats.org/drawingml/2006/wordprocessingDrawing" xmlns:r="http://schemas.openxmlformats.org/officeDocument/2006/relationships" xmlns:w14="http://schemas.microsoft.com/office/word/2010/wordml">
+              <w:rPr>
+                <w:rFonts w:ascii="Times New Roman" w:hAnsi="Times New Roman" w:eastAsia="Times New Roman" w:cs="Times New Roman"/>
+                <w:i w:val="false"/>
+                <w:b w:val="true"/>
+                <w:u w:val="none"/>
+                <w:strike w:val="false"/>
+                <w:sz w:val="16"/>
+                <w:szCs w:val="16"/>
+                <w:color w:val="000000"/>
+              </w:rPr>
+              <w:t xml:space="preserve">06 - الصحة</w:t>
+            </w:r>
+          </w:p>
+        </w:tc>
+      </w:tr>
+      <w:tr>
+        <w:trPr>
+          <w:trHeight w:val="360" w:hRule="auto"/>
+        </w:trPr>
+        body 9
+        <w:tc>
+          <w:tcPr>
+            <w:tcBorders>
+              <w:bottom w:val="none" w:sz="0" w:space="0" w:color="000000"/>
+              <w:top w:val="none" w:sz="0" w:space="0" w:color="000000"/>
+              <w:left w:val="none" w:sz="0" w:space="0" w:color="000000"/>
+              <w:right w:val="none" w:sz="0" w:space="0" w:color="000000"/>
+            </w:tcBorders>
+            <w:shd w:val="clear" w:color="auto" w:fill="FFFFFF"/>
+            <w:tcMar>
+              <w:top w:w="0" w:type="dxa"/>
+              <w:bottom w:w="0" w:type="dxa"/>
+              <w:left w:w="0" w:type="dxa"/>
+              <w:right w:w="0" w:type="dxa"/>
+            </w:tcMar>
+            <w:vAlign w:val="center"/>
+          </w:tcPr>
+          <w:p>
+            <w:pPr>
+              <w:jc w:val="right"/>
+              <w:pBdr>
+                <w:bottom w:val="none" w:sz="0" w:space="0" w:color="000000"/>
+                <w:top w:val="none" w:sz="0" w:space="0" w:color="000000"/>
+                <w:left w:val="none" w:sz="0" w:space="0" w:color="000000"/>
+                <w:right w:val="none" w:sz="0" w:space="0" w:color="000000"/>
+              </w:pBdr>
+              <w:spacing w:after="36" w:before="36" w:line="240"/>
+              <w:ind w:left="100" w:right="100" w:firstLine="0" w:firstLineChars="0"/>
+              <w:rPr>
+                <w:rFonts w:ascii="Times New Roman" w:hAnsi="Times New Roman" w:eastAsia="Times New Roman" w:cs="Times New Roman"/>
+                <w:i w:val="false"/>
+                <w:b w:val="true"/>
+                <w:u w:val="none"/>
+                <w:strike w:val="false"/>
+                <w:sz w:val="16"/>
+                <w:szCs w:val="16"/>
+                <w:color w:val="000000"/>
+              </w:rPr>
+            </w:pPr>
+            <w:r xmlns:w="http://schemas.openxmlformats.org/wordprocessingml/2006/main" xmlns:wp="http://schemas.openxmlformats.org/drawingml/2006/wordprocessingDrawing" xmlns:r="http://schemas.openxmlformats.org/officeDocument/2006/relationships" xmlns:w14="http://schemas.microsoft.com/office/word/2010/wordml">
+              <w:rPr>
+                <w:rFonts w:ascii="Times New Roman" w:hAnsi="Times New Roman" w:eastAsia="Times New Roman" w:cs="Times New Roman"/>
+                <w:i w:val="false"/>
+                <w:b w:val="true"/>
+                <w:u w:val="none"/>
+                <w:strike w:val="false"/>
+                <w:sz w:val="16"/>
+                <w:szCs w:val="16"/>
+                <w:color w:val="000000"/>
+              </w:rPr>
+              <w:t xml:space="preserve">-2,9</w:t>
+            </w:r>
+          </w:p>
+        </w:tc>
+        <w:tc>
+          <w:tcPr>
+            <w:tcBorders>
+              <w:bottom w:val="none" w:sz="0" w:space="0" w:color="000000"/>
+              <w:top w:val="none" w:sz="0" w:space="0" w:color="000000"/>
+              <w:left w:val="none" w:sz="0" w:space="0" w:color="000000"/>
+              <w:right w:val="none" w:sz="0" w:space="0" w:color="000000"/>
+            </w:tcBorders>
+            <w:shd w:val="clear" w:color="auto" w:fill="FFFFFF"/>
+            <w:tcMar>
+              <w:top w:w="0" w:type="dxa"/>
+              <w:bottom w:w="0" w:type="dxa"/>
+              <w:left w:w="0" w:type="dxa"/>
+              <w:right w:w="0" w:type="dxa"/>
+            </w:tcMar>
+            <w:vAlign w:val="center"/>
+          </w:tcPr>
+          <w:p>
+            <w:pPr>
+              <w:jc w:val="right"/>
+              <w:pBdr>
+                <w:bottom w:val="none" w:sz="0" w:space="0" w:color="000000"/>
+                <w:top w:val="none" w:sz="0" w:space="0" w:color="000000"/>
+                <w:left w:val="none" w:sz="0" w:space="0" w:color="000000"/>
+                <w:right w:val="none" w:sz="0" w:space="0" w:color="000000"/>
+              </w:pBdr>
+              <w:spacing w:after="36" w:before="36" w:line="240"/>
+              <w:ind w:left="100" w:right="100" w:firstLine="0" w:firstLineChars="0"/>
+              <w:rPr>
+                <w:rFonts w:ascii="Times New Roman" w:hAnsi="Times New Roman" w:eastAsia="Times New Roman" w:cs="Times New Roman"/>
+                <w:i w:val="false"/>
+                <w:b w:val="true"/>
+                <w:u w:val="none"/>
+                <w:strike w:val="false"/>
+                <w:sz w:val="16"/>
+                <w:szCs w:val="16"/>
+                <w:color w:val="000000"/>
+              </w:rPr>
+            </w:pPr>
+            <w:r xmlns:w="http://schemas.openxmlformats.org/wordprocessingml/2006/main" xmlns:wp="http://schemas.openxmlformats.org/drawingml/2006/wordprocessingDrawing" xmlns:r="http://schemas.openxmlformats.org/officeDocument/2006/relationships" xmlns:w14="http://schemas.microsoft.com/office/word/2010/wordml">
+              <w:rPr>
+                <w:rFonts w:ascii="Times New Roman" w:hAnsi="Times New Roman" w:eastAsia="Times New Roman" w:cs="Times New Roman"/>
+                <w:i w:val="false"/>
+                <w:b w:val="true"/>
+                <w:u w:val="none"/>
+                <w:strike w:val="false"/>
+                <w:sz w:val="16"/>
+                <w:szCs w:val="16"/>
+                <w:color w:val="000000"/>
+              </w:rPr>
+              <w:t xml:space="preserve">-1,7</w:t>
+            </w:r>
+          </w:p>
+        </w:tc>
+        <w:tc>
+          <w:tcPr>
+            <w:tcBorders>
+              <w:bottom w:val="none" w:sz="0" w:space="0" w:color="000000"/>
+              <w:top w:val="none" w:sz="0" w:space="0" w:color="000000"/>
+              <w:left w:val="none" w:sz="0" w:space="0" w:color="000000"/>
+              <w:right w:val="none" w:sz="0" w:space="0" w:color="000000"/>
+            </w:tcBorders>
+            <w:shd w:val="clear" w:color="auto" w:fill="FFFFFF"/>
+            <w:tcMar>
+              <w:top w:w="0" w:type="dxa"/>
+              <w:bottom w:w="0" w:type="dxa"/>
+              <w:left w:w="0" w:type="dxa"/>
+              <w:right w:w="0" w:type="dxa"/>
+            </w:tcMar>
+            <w:vAlign w:val="center"/>
+          </w:tcPr>
+          <w:p>
+            <w:pPr>
+              <w:jc w:val="center"/>
+              <w:pBdr>
+                <w:bottom w:val="none" w:sz="0" w:space="0" w:color="000000"/>
+                <w:top w:val="none" w:sz="0" w:space="0" w:color="000000"/>
+                <w:left w:val="none" w:sz="0" w:space="0" w:color="000000"/>
+                <w:right w:val="none" w:sz="0" w:space="0" w:color="000000"/>
+              </w:pBdr>
+              <w:spacing w:after="36" w:before="36" w:line="240"/>
+              <w:ind w:left="100" w:right="100" w:firstLine="0" w:firstLineChars="0"/>
+              <w:rPr>
+                <w:rFonts w:ascii="Times New Roman" w:hAnsi="Times New Roman" w:eastAsia="Times New Roman" w:cs="Times New Roman"/>
+                <w:i w:val="false"/>
+                <w:b w:val="true"/>
+                <w:u w:val="none"/>
+                <w:strike w:val="false"/>
+                <w:sz w:val="16"/>
+                <w:szCs w:val="16"/>
+                <w:color w:val="000000"/>
+              </w:rPr>
+            </w:pPr>
+            <w:r xmlns:w="http://schemas.openxmlformats.org/wordprocessingml/2006/main" xmlns:wp="http://schemas.openxmlformats.org/drawingml/2006/wordprocessingDrawing" xmlns:r="http://schemas.openxmlformats.org/officeDocument/2006/relationships" xmlns:w14="http://schemas.microsoft.com/office/word/2010/wordml">
+              <w:rPr>
+                <w:rFonts w:ascii="Times New Roman" w:hAnsi="Times New Roman" w:eastAsia="Times New Roman" w:cs="Times New Roman"/>
+                <w:i w:val="false"/>
+                <w:b w:val="true"/>
+                <w:u w:val="none"/>
+                <w:strike w:val="false"/>
+                <w:sz w:val="16"/>
+                <w:szCs w:val="16"/>
+                <w:color w:val="000000"/>
+              </w:rPr>
+              <w:t xml:space="preserve">-1,6</w:t>
+            </w:r>
+          </w:p>
+        </w:tc>
+        <w:tc>
+          <w:tcPr>
+            <w:tcBorders>
+              <w:bottom w:val="none" w:sz="0" w:space="0" w:color="000000"/>
+              <w:top w:val="none" w:sz="0" w:space="0" w:color="000000"/>
+              <w:left w:val="none" w:sz="0" w:space="0" w:color="000000"/>
+              <w:right w:val="none" w:sz="0" w:space="0" w:color="000000"/>
+            </w:tcBorders>
+            <w:shd w:val="clear" w:color="auto" w:fill="FFFFFF"/>
+            <w:tcMar>
+              <w:top w:w="0" w:type="dxa"/>
+              <w:bottom w:w="0" w:type="dxa"/>
+              <w:left w:w="0" w:type="dxa"/>
+              <w:right w:w="0" w:type="dxa"/>
+            </w:tcMar>
+            <w:vAlign w:val="center"/>
+          </w:tcPr>
+          <w:p>
+            <w:pPr>
+              <w:jc w:val="center"/>
+              <w:pBdr>
+                <w:bottom w:val="none" w:sz="0" w:space="0" w:color="000000"/>
+                <w:top w:val="none" w:sz="0" w:space="0" w:color="000000"/>
+                <w:left w:val="none" w:sz="0" w:space="0" w:color="000000"/>
+                <w:right w:val="none" w:sz="0" w:space="0" w:color="000000"/>
+              </w:pBdr>
+              <w:spacing w:after="36" w:before="36" w:line="240"/>
+              <w:ind w:left="100" w:right="100" w:firstLine="0" w:firstLineChars="0"/>
+              <w:rPr>
+                <w:rFonts w:ascii="Times New Roman" w:hAnsi="Times New Roman" w:eastAsia="Times New Roman" w:cs="Times New Roman"/>
+                <w:i w:val="false"/>
+                <w:b w:val="true"/>
+                <w:u w:val="none"/>
+                <w:strike w:val="false"/>
+                <w:sz w:val="16"/>
+                <w:szCs w:val="16"/>
+                <w:color w:val="000000"/>
+              </w:rPr>
+            </w:pPr>
+            <w:r xmlns:w="http://schemas.openxmlformats.org/wordprocessingml/2006/main" xmlns:wp="http://schemas.openxmlformats.org/drawingml/2006/wordprocessingDrawing" xmlns:r="http://schemas.openxmlformats.org/officeDocument/2006/relationships" xmlns:w14="http://schemas.microsoft.com/office/word/2010/wordml">
+              <w:rPr>
+                <w:rFonts w:ascii="Times New Roman" w:hAnsi="Times New Roman" w:eastAsia="Times New Roman" w:cs="Times New Roman"/>
+                <w:i w:val="false"/>
+                <w:b w:val="true"/>
+                <w:u w:val="none"/>
+                <w:strike w:val="false"/>
+                <w:sz w:val="16"/>
+                <w:szCs w:val="16"/>
+                <w:color w:val="000000"/>
+              </w:rPr>
+              <w:t xml:space="preserve">113,9</w:t>
+            </w:r>
+          </w:p>
+        </w:tc>
+        <w:tc>
+          <w:tcPr>
+            <w:tcBorders>
+              <w:bottom w:val="none" w:sz="0" w:space="0" w:color="000000"/>
+              <w:top w:val="none" w:sz="0" w:space="0" w:color="000000"/>
+              <w:left w:val="none" w:sz="0" w:space="0" w:color="000000"/>
+              <w:right w:val="none" w:sz="0" w:space="0" w:color="000000"/>
+            </w:tcBorders>
+            <w:shd w:val="clear" w:color="auto" w:fill="FFFFFF"/>
+            <w:tcMar>
+              <w:top w:w="0" w:type="dxa"/>
+              <w:bottom w:w="0" w:type="dxa"/>
+              <w:left w:w="0" w:type="dxa"/>
+              <w:right w:w="0" w:type="dxa"/>
+            </w:tcMar>
+            <w:vAlign w:val="center"/>
+          </w:tcPr>
+          <w:p>
+            <w:pPr>
+              <w:jc w:val="center"/>
+              <w:pBdr>
+                <w:bottom w:val="none" w:sz="0" w:space="0" w:color="000000"/>
+                <w:top w:val="none" w:sz="0" w:space="0" w:color="000000"/>
+                <w:left w:val="none" w:sz="0" w:space="0" w:color="000000"/>
+                <w:right w:val="none" w:sz="0" w:space="0" w:color="000000"/>
+              </w:pBdr>
+              <w:spacing w:after="36" w:before="36" w:line="240"/>
+              <w:ind w:left="100" w:right="100" w:firstLine="0" w:firstLineChars="0"/>
+              <w:rPr>
+                <w:rFonts w:ascii="Times New Roman" w:hAnsi="Times New Roman" w:eastAsia="Times New Roman" w:cs="Times New Roman"/>
+                <w:i w:val="false"/>
+                <w:b w:val="true"/>
+                <w:u w:val="none"/>
+                <w:strike w:val="false"/>
+                <w:sz w:val="16"/>
+                <w:szCs w:val="16"/>
+                <w:color w:val="000000"/>
+              </w:rPr>
+            </w:pPr>
+            <w:r xmlns:w="http://schemas.openxmlformats.org/wordprocessingml/2006/main" xmlns:wp="http://schemas.openxmlformats.org/drawingml/2006/wordprocessingDrawing" xmlns:r="http://schemas.openxmlformats.org/officeDocument/2006/relationships" xmlns:w14="http://schemas.microsoft.com/office/word/2010/wordml">
+              <w:rPr>
+                <w:rFonts w:ascii="Times New Roman" w:hAnsi="Times New Roman" w:eastAsia="Times New Roman" w:cs="Times New Roman"/>
+                <w:i w:val="false"/>
+                <w:b w:val="true"/>
+                <w:u w:val="none"/>
+                <w:strike w:val="false"/>
+                <w:sz w:val="16"/>
+                <w:szCs w:val="16"/>
+                <w:color w:val="000000"/>
+              </w:rPr>
+              <w:t xml:space="preserve">115,7</w:t>
+            </w:r>
+          </w:p>
+        </w:tc>
+        <w:tc>
+          <w:tcPr>
+            <w:tcBorders>
+              <w:bottom w:val="none" w:sz="0" w:space="0" w:color="000000"/>
+              <w:top w:val="none" w:sz="0" w:space="0" w:color="000000"/>
+              <w:left w:val="none" w:sz="0" w:space="0" w:color="000000"/>
+              <w:right w:val="none" w:sz="0" w:space="0" w:color="000000"/>
+            </w:tcBorders>
+            <w:shd w:val="clear" w:color="auto" w:fill="FFFFFF"/>
+            <w:tcMar>
+              <w:top w:w="0" w:type="dxa"/>
+              <w:bottom w:w="0" w:type="dxa"/>
+              <w:left w:w="0" w:type="dxa"/>
+              <w:right w:w="0" w:type="dxa"/>
+            </w:tcMar>
+            <w:vAlign w:val="center"/>
+          </w:tcPr>
+          <w:p>
+            <w:pPr>
+              <w:jc w:val="center"/>
+              <w:pBdr>
+                <w:bottom w:val="none" w:sz="0" w:space="0" w:color="000000"/>
+                <w:top w:val="none" w:sz="0" w:space="0" w:color="000000"/>
+                <w:left w:val="none" w:sz="0" w:space="0" w:color="000000"/>
+                <w:right w:val="none" w:sz="0" w:space="0" w:color="000000"/>
+              </w:pBdr>
+              <w:spacing w:after="36" w:before="36" w:line="240"/>
+              <w:ind w:left="100" w:right="100" w:firstLine="0" w:firstLineChars="0"/>
+              <w:rPr>
+                <w:rFonts w:ascii="Times New Roman" w:hAnsi="Times New Roman" w:eastAsia="Times New Roman" w:cs="Times New Roman"/>
+                <w:i w:val="false"/>
+                <w:b w:val="true"/>
+                <w:u w:val="none"/>
+                <w:strike w:val="false"/>
+                <w:sz w:val="16"/>
+                <w:szCs w:val="16"/>
+                <w:color w:val="000000"/>
+              </w:rPr>
+            </w:pPr>
+            <w:r xmlns:w="http://schemas.openxmlformats.org/wordprocessingml/2006/main" xmlns:wp="http://schemas.openxmlformats.org/drawingml/2006/wordprocessingDrawing" xmlns:r="http://schemas.openxmlformats.org/officeDocument/2006/relationships" xmlns:w14="http://schemas.microsoft.com/office/word/2010/wordml">
+              <w:rPr>
+                <w:rFonts w:ascii="Times New Roman" w:hAnsi="Times New Roman" w:eastAsia="Times New Roman" w:cs="Times New Roman"/>
+                <w:i w:val="false"/>
+                <w:b w:val="true"/>
+                <w:u w:val="none"/>
+                <w:strike w:val="false"/>
+                <w:sz w:val="16"/>
+                <w:szCs w:val="16"/>
+                <w:color w:val="000000"/>
+              </w:rPr>
+              <w:t xml:space="preserve">115,8</w:t>
+            </w:r>
+          </w:p>
+        </w:tc>
+        <w:tc>
+          <w:tcPr>
+            <w:tcBorders>
+              <w:bottom w:val="none" w:sz="0" w:space="0" w:color="000000"/>
+              <w:top w:val="none" w:sz="0" w:space="0" w:color="000000"/>
+              <w:left w:val="none" w:sz="0" w:space="0" w:color="000000"/>
+              <w:right w:val="none" w:sz="0" w:space="0" w:color="000000"/>
+            </w:tcBorders>
+            <w:shd w:val="clear" w:color="auto" w:fill="FFFFFF"/>
+            <w:tcMar>
+              <w:top w:w="0" w:type="dxa"/>
+              <w:bottom w:w="0" w:type="dxa"/>
+              <w:left w:w="0" w:type="dxa"/>
+              <w:right w:w="0" w:type="dxa"/>
+            </w:tcMar>
+            <w:vAlign w:val="center"/>
+          </w:tcPr>
+          <w:p>
+            <w:pPr>
+              <w:jc w:val="center"/>
+              <w:pBdr>
+                <w:bottom w:val="none" w:sz="0" w:space="0" w:color="000000"/>
+                <w:top w:val="none" w:sz="0" w:space="0" w:color="000000"/>
+                <w:left w:val="none" w:sz="0" w:space="0" w:color="000000"/>
+                <w:right w:val="none" w:sz="0" w:space="0" w:color="000000"/>
+              </w:pBdr>
+              <w:spacing w:after="36" w:before="36" w:line="240"/>
+              <w:ind w:left="100" w:right="100" w:firstLine="0" w:firstLineChars="0"/>
+              <w:rPr>
+                <w:rFonts w:ascii="Times New Roman" w:hAnsi="Times New Roman" w:eastAsia="Times New Roman" w:cs="Times New Roman"/>
+                <w:i w:val="false"/>
+                <w:b w:val="true"/>
+                <w:u w:val="none"/>
+                <w:strike w:val="false"/>
+                <w:sz w:val="16"/>
+                <w:szCs w:val="16"/>
+                <w:color w:val="000000"/>
+              </w:rPr>
+            </w:pPr>
+            <w:r xmlns:w="http://schemas.openxmlformats.org/wordprocessingml/2006/main" xmlns:wp="http://schemas.openxmlformats.org/drawingml/2006/wordprocessingDrawing" xmlns:r="http://schemas.openxmlformats.org/officeDocument/2006/relationships" xmlns:w14="http://schemas.microsoft.com/office/word/2010/wordml">
+              <w:rPr>
+                <w:rFonts w:ascii="Times New Roman" w:hAnsi="Times New Roman" w:eastAsia="Times New Roman" w:cs="Times New Roman"/>
+                <w:i w:val="false"/>
+                <w:b w:val="true"/>
+                <w:u w:val="none"/>
+                <w:strike w:val="false"/>
+                <w:sz w:val="16"/>
+                <w:szCs w:val="16"/>
+                <w:color w:val="000000"/>
+              </w:rPr>
+              <w:t xml:space="preserve">115,9</w:t>
+            </w:r>
+          </w:p>
+        </w:tc>
+        <w:tc>
+          <w:tcPr>
+            <w:tcBorders>
+              <w:bottom w:val="none" w:sz="0" w:space="0" w:color="000000"/>
+              <w:top w:val="none" w:sz="0" w:space="0" w:color="000000"/>
+              <w:left w:val="none" w:sz="0" w:space="0" w:color="000000"/>
+              <w:right w:val="none" w:sz="0" w:space="0" w:color="000000"/>
+            </w:tcBorders>
+            <w:shd w:val="clear" w:color="auto" w:fill="FFFFFF"/>
+            <w:tcMar>
+              <w:top w:w="0" w:type="dxa"/>
+              <w:bottom w:w="0" w:type="dxa"/>
+              <w:left w:w="0" w:type="dxa"/>
+              <w:right w:w="0" w:type="dxa"/>
+            </w:tcMar>
+            <w:vAlign w:val="center"/>
+          </w:tcPr>
+          <w:p>
+            <w:pPr>
+              <w:jc w:val="right"/>
+              <w:pBdr>
+                <w:bottom w:val="none" w:sz="0" w:space="0" w:color="000000"/>
+                <w:top w:val="none" w:sz="0" w:space="0" w:color="000000"/>
+                <w:left w:val="none" w:sz="0" w:space="0" w:color="000000"/>
+                <w:right w:val="none" w:sz="0" w:space="0" w:color="000000"/>
+              </w:pBdr>
+              <w:spacing w:after="36" w:before="36" w:line="240"/>
+              <w:ind w:left="100" w:right="100" w:firstLine="0" w:firstLineChars="0"/>
+              <w:rPr>
+                <w:rFonts w:ascii="Times New Roman" w:hAnsi="Times New Roman" w:eastAsia="Times New Roman" w:cs="Times New Roman"/>
+                <w:i w:val="false"/>
+                <w:b w:val="true"/>
+                <w:u w:val="none"/>
+                <w:strike w:val="false"/>
+                <w:sz w:val="16"/>
+                <w:szCs w:val="16"/>
+                <w:color w:val="000000"/>
+              </w:rPr>
+            </w:pPr>
+            <w:r xmlns:w="http://schemas.openxmlformats.org/wordprocessingml/2006/main" xmlns:wp="http://schemas.openxmlformats.org/drawingml/2006/wordprocessingDrawing" xmlns:r="http://schemas.openxmlformats.org/officeDocument/2006/relationships" xmlns:w14="http://schemas.microsoft.com/office/word/2010/wordml">
+              <w:rPr>
+                <w:rFonts w:ascii="Times New Roman" w:hAnsi="Times New Roman" w:eastAsia="Times New Roman" w:cs="Times New Roman"/>
+                <w:i w:val="false"/>
+                <w:b w:val="true"/>
+                <w:u w:val="none"/>
+                <w:strike w:val="false"/>
+                <w:sz w:val="16"/>
+                <w:szCs w:val="16"/>
+                <w:color w:val="000000"/>
+              </w:rPr>
+              <w:t xml:space="preserve">117,3</w:t>
+            </w:r>
+          </w:p>
+        </w:tc>
+        <w:tc>
+          <w:tcPr>
+            <w:tcBorders>
+              <w:bottom w:val="none" w:sz="0" w:space="0" w:color="000000"/>
+              <w:top w:val="none" w:sz="0" w:space="0" w:color="000000"/>
+              <w:left w:val="none" w:sz="0" w:space="0" w:color="000000"/>
+              <w:right w:val="none" w:sz="0" w:space="0" w:color="000000"/>
+            </w:tcBorders>
+            <w:shd w:val="clear" w:color="auto" w:fill="FFFFFF"/>
+            <w:tcMar>
+              <w:top w:w="0" w:type="dxa"/>
+              <w:bottom w:w="0" w:type="dxa"/>
+              <w:left w:w="0" w:type="dxa"/>
+              <w:right w:w="0" w:type="dxa"/>
+            </w:tcMar>
+            <w:vAlign w:val="center"/>
+          </w:tcPr>
+          <w:p>
+            <w:pPr>
+              <w:jc w:val="right"/>
+              <w:pBdr>
+                <w:bottom w:val="none" w:sz="0" w:space="0" w:color="000000"/>
+                <w:top w:val="none" w:sz="0" w:space="0" w:color="000000"/>
+                <w:left w:val="none" w:sz="0" w:space="0" w:color="000000"/>
+                <w:right w:val="none" w:sz="0" w:space="0" w:color="000000"/>
+              </w:pBdr>
+              <w:spacing w:after="36" w:before="36" w:line="240"/>
+              <w:ind w:left="100" w:right="100" w:firstLine="0" w:firstLineChars="0"/>
+              <w:rPr>
+                <w:rFonts w:ascii="Times New Roman" w:hAnsi="Times New Roman" w:eastAsia="Times New Roman" w:cs="Times New Roman"/>
+                <w:i w:val="false"/>
+                <w:b w:val="true"/>
+                <w:u w:val="none"/>
+                <w:strike w:val="false"/>
+                <w:sz w:val="16"/>
+                <w:szCs w:val="16"/>
+                <w:color w:val="000000"/>
+              </w:rPr>
+            </w:pPr>
+            <w:r xmlns:w="http://schemas.openxmlformats.org/wordprocessingml/2006/main" xmlns:wp="http://schemas.openxmlformats.org/drawingml/2006/wordprocessingDrawing" xmlns:r="http://schemas.openxmlformats.org/officeDocument/2006/relationships" xmlns:w14="http://schemas.microsoft.com/office/word/2010/wordml">
+              <w:rPr>
+                <w:rFonts w:ascii="Times New Roman" w:hAnsi="Times New Roman" w:eastAsia="Times New Roman" w:cs="Times New Roman"/>
+                <w:i w:val="false"/>
+                <w:b w:val="true"/>
+                <w:u w:val="none"/>
+                <w:strike w:val="false"/>
+                <w:sz w:val="16"/>
+                <w:szCs w:val="16"/>
+                <w:color w:val="000000"/>
+              </w:rPr>
+              <w:t xml:space="preserve">10,040</w:t>
+            </w:r>
+          </w:p>
+        </w:tc>
+        <w:tc>
+          <w:tcPr>
+            <w:tcBorders>
+              <w:bottom w:val="none" w:sz="0" w:space="0" w:color="000000"/>
+              <w:top w:val="none" w:sz="0" w:space="0" w:color="000000"/>
+              <w:left w:val="none" w:sz="0" w:space="0" w:color="000000"/>
+              <w:right w:val="none" w:sz="0" w:space="0" w:color="000000"/>
+            </w:tcBorders>
+            <w:shd w:val="clear" w:color="auto" w:fill="FFFFFF"/>
+            <w:tcMar>
+              <w:top w:w="0" w:type="dxa"/>
+              <w:bottom w:w="0" w:type="dxa"/>
+              <w:left w:w="0" w:type="dxa"/>
+              <w:right w:w="0" w:type="dxa"/>
+            </w:tcMar>
+            <w:vAlign w:val="center"/>
+          </w:tcPr>
+          <w:p>
+            <w:pPr>
+              <w:jc w:val="right"/>
+              <w:pBdr>
+                <w:bottom w:val="none" w:sz="0" w:space="0" w:color="000000"/>
+                <w:top w:val="none" w:sz="0" w:space="0" w:color="000000"/>
+                <w:left w:val="none" w:sz="0" w:space="0" w:color="000000"/>
+                <w:right w:val="none" w:sz="0" w:space="0" w:color="000000"/>
+              </w:pBdr>
+              <w:spacing w:after="36" w:before="36" w:line="240"/>
+              <w:ind w:left="100" w:right="100" w:firstLine="0" w:firstLineChars="0"/>
+              <w:rPr>
+                <w:rFonts w:ascii="Times New Roman" w:hAnsi="Times New Roman" w:eastAsia="Times New Roman" w:cs="Times New Roman"/>
+                <w:i w:val="false"/>
+                <w:b w:val="true"/>
+                <w:u w:val="none"/>
+                <w:strike w:val="false"/>
+                <w:sz w:val="16"/>
+                <w:szCs w:val="16"/>
+                <w:color w:val="000000"/>
+              </w:rPr>
+            </w:pPr>
+            <w:r xmlns:w="http://schemas.openxmlformats.org/wordprocessingml/2006/main" xmlns:wp="http://schemas.openxmlformats.org/drawingml/2006/wordprocessingDrawing" xmlns:r="http://schemas.openxmlformats.org/officeDocument/2006/relationships" xmlns:w14="http://schemas.microsoft.com/office/word/2010/wordml">
+              <w:rPr>
+                <w:rFonts w:ascii="Times New Roman" w:hAnsi="Times New Roman" w:eastAsia="Times New Roman" w:cs="Times New Roman"/>
+                <w:i w:val="false"/>
+                <w:b w:val="true"/>
+                <w:u w:val="none"/>
+                <w:strike w:val="false"/>
+                <w:sz w:val="16"/>
+                <w:szCs w:val="16"/>
+                <w:color w:val="000000"/>
+              </w:rPr>
+              <w:t xml:space="preserve">07 - النقل</w:t>
+            </w:r>
+          </w:p>
+        </w:tc>
+      </w:tr>
+      <w:tr>
+        <w:trPr>
+          <w:trHeight w:val="360" w:hRule="auto"/>
+        </w:trPr>
+        body10
+        <w:tc>
+          <w:tcPr>
+            <w:tcBorders>
+              <w:bottom w:val="none" w:sz="0" w:space="0" w:color="000000"/>
+              <w:top w:val="none" w:sz="0" w:space="0" w:color="000000"/>
+              <w:left w:val="none" w:sz="0" w:space="0" w:color="000000"/>
+              <w:right w:val="none" w:sz="0" w:space="0" w:color="000000"/>
+            </w:tcBorders>
+            <w:shd w:val="clear" w:color="auto" w:fill="FFFFFF"/>
+            <w:tcMar>
+              <w:top w:w="0" w:type="dxa"/>
+              <w:bottom w:w="0" w:type="dxa"/>
+              <w:left w:w="0" w:type="dxa"/>
+              <w:right w:w="0" w:type="dxa"/>
+            </w:tcMar>
+            <w:vAlign w:val="center"/>
+          </w:tcPr>
+          <w:p>
+            <w:pPr>
+              <w:jc w:val="right"/>
+              <w:pBdr>
+                <w:bottom w:val="none" w:sz="0" w:space="0" w:color="000000"/>
+                <w:top w:val="none" w:sz="0" w:space="0" w:color="000000"/>
+                <w:left w:val="none" w:sz="0" w:space="0" w:color="000000"/>
+                <w:right w:val="none" w:sz="0" w:space="0" w:color="000000"/>
+              </w:pBdr>
+              <w:spacing w:after="36" w:before="36" w:line="240"/>
+              <w:ind w:left="100" w:right="100" w:firstLine="0" w:firstLineChars="0"/>
+              <w:rPr>
+                <w:rFonts w:ascii="Times New Roman" w:hAnsi="Times New Roman" w:eastAsia="Times New Roman" w:cs="Times New Roman"/>
+                <w:i w:val="false"/>
+                <w:b w:val="true"/>
+                <w:u w:val="none"/>
+                <w:strike w:val="false"/>
+                <w:sz w:val="16"/>
+                <w:szCs w:val="16"/>
+                <w:color w:val="000000"/>
+              </w:rPr>
+            </w:pPr>
+            <w:r xmlns:w="http://schemas.openxmlformats.org/wordprocessingml/2006/main" xmlns:wp="http://schemas.openxmlformats.org/drawingml/2006/wordprocessingDrawing" xmlns:r="http://schemas.openxmlformats.org/officeDocument/2006/relationships" xmlns:w14="http://schemas.microsoft.com/office/word/2010/wordml">
+              <w:rPr>
+                <w:rFonts w:ascii="Times New Roman" w:hAnsi="Times New Roman" w:eastAsia="Times New Roman" w:cs="Times New Roman"/>
+                <w:i w:val="false"/>
+                <w:b w:val="true"/>
+                <w:u w:val="none"/>
+                <w:strike w:val="false"/>
+                <w:sz w:val="16"/>
+                <w:szCs w:val="16"/>
+                <w:color w:val="000000"/>
+              </w:rPr>
+              <w:t xml:space="preserve">-0,4</w:t>
+            </w:r>
+          </w:p>
+        </w:tc>
+        <w:tc>
+          <w:tcPr>
+            <w:tcBorders>
+              <w:bottom w:val="none" w:sz="0" w:space="0" w:color="000000"/>
+              <w:top w:val="none" w:sz="0" w:space="0" w:color="000000"/>
+              <w:left w:val="none" w:sz="0" w:space="0" w:color="000000"/>
+              <w:right w:val="none" w:sz="0" w:space="0" w:color="000000"/>
+            </w:tcBorders>
+            <w:shd w:val="clear" w:color="auto" w:fill="FFFFFF"/>
+            <w:tcMar>
+              <w:top w:w="0" w:type="dxa"/>
+              <w:bottom w:w="0" w:type="dxa"/>
+              <w:left w:w="0" w:type="dxa"/>
+              <w:right w:w="0" w:type="dxa"/>
+            </w:tcMar>
+            <w:vAlign w:val="center"/>
+          </w:tcPr>
+          <w:p>
+            <w:pPr>
+              <w:jc w:val="right"/>
+              <w:pBdr>
+                <w:bottom w:val="none" w:sz="0" w:space="0" w:color="000000"/>
+                <w:top w:val="none" w:sz="0" w:space="0" w:color="000000"/>
+                <w:left w:val="none" w:sz="0" w:space="0" w:color="000000"/>
+                <w:right w:val="none" w:sz="0" w:space="0" w:color="000000"/>
+              </w:pBdr>
+              <w:spacing w:after="36" w:before="36" w:line="240"/>
+              <w:ind w:left="100" w:right="100" w:firstLine="0" w:firstLineChars="0"/>
+              <w:rPr>
+                <w:rFonts w:ascii="Times New Roman" w:hAnsi="Times New Roman" w:eastAsia="Times New Roman" w:cs="Times New Roman"/>
+                <w:i w:val="false"/>
+                <w:b w:val="true"/>
+                <w:u w:val="none"/>
+                <w:strike w:val="false"/>
+                <w:sz w:val="16"/>
+                <w:szCs w:val="16"/>
+                <w:color w:val="000000"/>
+              </w:rPr>
+            </w:pPr>
+            <w:r xmlns:w="http://schemas.openxmlformats.org/wordprocessingml/2006/main" xmlns:wp="http://schemas.openxmlformats.org/drawingml/2006/wordprocessingDrawing" xmlns:r="http://schemas.openxmlformats.org/officeDocument/2006/relationships" xmlns:w14="http://schemas.microsoft.com/office/word/2010/wordml">
+              <w:rPr>
+                <w:rFonts w:ascii="Times New Roman" w:hAnsi="Times New Roman" w:eastAsia="Times New Roman" w:cs="Times New Roman"/>
+                <w:i w:val="false"/>
+                <w:b w:val="true"/>
+                <w:u w:val="none"/>
+                <w:strike w:val="false"/>
+                <w:sz w:val="16"/>
+                <w:szCs w:val="16"/>
+                <w:color w:val="000000"/>
+              </w:rPr>
+              <w:t xml:space="preserve">-0,1</w:t>
+            </w:r>
+          </w:p>
+        </w:tc>
+        <w:tc>
+          <w:tcPr>
+            <w:tcBorders>
+              <w:bottom w:val="none" w:sz="0" w:space="0" w:color="000000"/>
+              <w:top w:val="none" w:sz="0" w:space="0" w:color="000000"/>
+              <w:left w:val="none" w:sz="0" w:space="0" w:color="000000"/>
+              <w:right w:val="none" w:sz="0" w:space="0" w:color="000000"/>
+            </w:tcBorders>
+            <w:shd w:val="clear" w:color="auto" w:fill="FFFFFF"/>
+            <w:tcMar>
+              <w:top w:w="0" w:type="dxa"/>
+              <w:bottom w:w="0" w:type="dxa"/>
+              <w:left w:w="0" w:type="dxa"/>
+              <w:right w:w="0" w:type="dxa"/>
+            </w:tcMar>
+            <w:vAlign w:val="center"/>
+          </w:tcPr>
+          <w:p>
+            <w:pPr>
+              <w:jc w:val="center"/>
+              <w:pBdr>
+                <w:bottom w:val="none" w:sz="0" w:space="0" w:color="000000"/>
+                <w:top w:val="none" w:sz="0" w:space="0" w:color="000000"/>
+                <w:left w:val="none" w:sz="0" w:space="0" w:color="000000"/>
+                <w:right w:val="none" w:sz="0" w:space="0" w:color="000000"/>
+              </w:pBdr>
+              <w:spacing w:after="36" w:before="36" w:line="240"/>
+              <w:ind w:left="100" w:right="100" w:firstLine="0" w:firstLineChars="0"/>
+              <w:rPr>
+                <w:rFonts w:ascii="Times New Roman" w:hAnsi="Times New Roman" w:eastAsia="Times New Roman" w:cs="Times New Roman"/>
+                <w:i w:val="false"/>
+                <w:b w:val="true"/>
+                <w:u w:val="none"/>
+                <w:strike w:val="false"/>
+                <w:sz w:val="16"/>
+                <w:szCs w:val="16"/>
+                <w:color w:val="000000"/>
+              </w:rPr>
+            </w:pPr>
+            <w:r xmlns:w="http://schemas.openxmlformats.org/wordprocessingml/2006/main" xmlns:wp="http://schemas.openxmlformats.org/drawingml/2006/wordprocessingDrawing" xmlns:r="http://schemas.openxmlformats.org/officeDocument/2006/relationships" xmlns:w14="http://schemas.microsoft.com/office/word/2010/wordml">
+              <w:rPr>
+                <w:rFonts w:ascii="Times New Roman" w:hAnsi="Times New Roman" w:eastAsia="Times New Roman" w:cs="Times New Roman"/>
+                <w:i w:val="false"/>
+                <w:b w:val="true"/>
+                <w:u w:val="none"/>
+                <w:strike w:val="false"/>
+                <w:sz w:val="16"/>
+                <w:szCs w:val="16"/>
+                <w:color w:val="000000"/>
+              </w:rPr>
+              <w:t xml:space="preserve">-0,1</w:t>
+            </w:r>
+          </w:p>
+        </w:tc>
+        <w:tc>
+          <w:tcPr>
+            <w:tcBorders>
+              <w:bottom w:val="none" w:sz="0" w:space="0" w:color="000000"/>
+              <w:top w:val="none" w:sz="0" w:space="0" w:color="000000"/>
+              <w:left w:val="none" w:sz="0" w:space="0" w:color="000000"/>
+              <w:right w:val="none" w:sz="0" w:space="0" w:color="000000"/>
+            </w:tcBorders>
+            <w:shd w:val="clear" w:color="auto" w:fill="FFFFFF"/>
+            <w:tcMar>
+              <w:top w:w="0" w:type="dxa"/>
+              <w:bottom w:w="0" w:type="dxa"/>
+              <w:left w:w="0" w:type="dxa"/>
+              <w:right w:w="0" w:type="dxa"/>
+            </w:tcMar>
+            <w:vAlign w:val="center"/>
+          </w:tcPr>
+          <w:p>
+            <w:pPr>
+              <w:jc w:val="center"/>
+              <w:pBdr>
+                <w:bottom w:val="none" w:sz="0" w:space="0" w:color="000000"/>
+                <w:top w:val="none" w:sz="0" w:space="0" w:color="000000"/>
+                <w:left w:val="none" w:sz="0" w:space="0" w:color="000000"/>
+                <w:right w:val="none" w:sz="0" w:space="0" w:color="000000"/>
+              </w:pBdr>
+              <w:spacing w:after="36" w:before="36" w:line="240"/>
+              <w:ind w:left="100" w:right="100" w:firstLine="0" w:firstLineChars="0"/>
+              <w:rPr>
+                <w:rFonts w:ascii="Times New Roman" w:hAnsi="Times New Roman" w:eastAsia="Times New Roman" w:cs="Times New Roman"/>
+                <w:i w:val="false"/>
+                <w:b w:val="true"/>
+                <w:u w:val="none"/>
+                <w:strike w:val="false"/>
+                <w:sz w:val="16"/>
+                <w:szCs w:val="16"/>
+                <w:color w:val="000000"/>
+              </w:rPr>
+            </w:pPr>
+            <w:r xmlns:w="http://schemas.openxmlformats.org/wordprocessingml/2006/main" xmlns:wp="http://schemas.openxmlformats.org/drawingml/2006/wordprocessingDrawing" xmlns:r="http://schemas.openxmlformats.org/officeDocument/2006/relationships" xmlns:w14="http://schemas.microsoft.com/office/word/2010/wordml">
+              <w:rPr>
+                <w:rFonts w:ascii="Times New Roman" w:hAnsi="Times New Roman" w:eastAsia="Times New Roman" w:cs="Times New Roman"/>
+                <w:i w:val="false"/>
+                <w:b w:val="true"/>
+                <w:u w:val="none"/>
+                <w:strike w:val="false"/>
+                <w:sz w:val="16"/>
+                <w:szCs w:val="16"/>
+                <w:color w:val="000000"/>
+              </w:rPr>
+              <w:t xml:space="preserve">103,7</w:t>
+            </w:r>
+          </w:p>
+        </w:tc>
+        <w:tc>
+          <w:tcPr>
+            <w:tcBorders>
+              <w:bottom w:val="none" w:sz="0" w:space="0" w:color="000000"/>
+              <w:top w:val="none" w:sz="0" w:space="0" w:color="000000"/>
+              <w:left w:val="none" w:sz="0" w:space="0" w:color="000000"/>
+              <w:right w:val="none" w:sz="0" w:space="0" w:color="000000"/>
+            </w:tcBorders>
+            <w:shd w:val="clear" w:color="auto" w:fill="FFFFFF"/>
+            <w:tcMar>
+              <w:top w:w="0" w:type="dxa"/>
+              <w:bottom w:w="0" w:type="dxa"/>
+              <w:left w:w="0" w:type="dxa"/>
+              <w:right w:w="0" w:type="dxa"/>
+            </w:tcMar>
+            <w:vAlign w:val="center"/>
+          </w:tcPr>
+          <w:p>
+            <w:pPr>
+              <w:jc w:val="center"/>
+              <w:pBdr>
+                <w:bottom w:val="none" w:sz="0" w:space="0" w:color="000000"/>
+                <w:top w:val="none" w:sz="0" w:space="0" w:color="000000"/>
+                <w:left w:val="none" w:sz="0" w:space="0" w:color="000000"/>
+                <w:right w:val="none" w:sz="0" w:space="0" w:color="000000"/>
+              </w:pBdr>
+              <w:spacing w:after="36" w:before="36" w:line="240"/>
+              <w:ind w:left="100" w:right="100" w:firstLine="0" w:firstLineChars="0"/>
+              <w:rPr>
+                <w:rFonts w:ascii="Times New Roman" w:hAnsi="Times New Roman" w:eastAsia="Times New Roman" w:cs="Times New Roman"/>
+                <w:i w:val="false"/>
+                <w:b w:val="true"/>
+                <w:u w:val="none"/>
+                <w:strike w:val="false"/>
+                <w:sz w:val="16"/>
+                <w:szCs w:val="16"/>
+                <w:color w:val="000000"/>
+              </w:rPr>
+            </w:pPr>
+            <w:r xmlns:w="http://schemas.openxmlformats.org/wordprocessingml/2006/main" xmlns:wp="http://schemas.openxmlformats.org/drawingml/2006/wordprocessingDrawing" xmlns:r="http://schemas.openxmlformats.org/officeDocument/2006/relationships" xmlns:w14="http://schemas.microsoft.com/office/word/2010/wordml">
+              <w:rPr>
+                <w:rFonts w:ascii="Times New Roman" w:hAnsi="Times New Roman" w:eastAsia="Times New Roman" w:cs="Times New Roman"/>
+                <w:i w:val="false"/>
+                <w:b w:val="true"/>
+                <w:u w:val="none"/>
+                <w:strike w:val="false"/>
+                <w:sz w:val="16"/>
+                <w:szCs w:val="16"/>
+                <w:color w:val="000000"/>
+              </w:rPr>
+              <w:t xml:space="preserve">103,8</w:t>
+            </w:r>
+          </w:p>
+        </w:tc>
+        <w:tc>
+          <w:tcPr>
+            <w:tcBorders>
+              <w:bottom w:val="none" w:sz="0" w:space="0" w:color="000000"/>
+              <w:top w:val="none" w:sz="0" w:space="0" w:color="000000"/>
+              <w:left w:val="none" w:sz="0" w:space="0" w:color="000000"/>
+              <w:right w:val="none" w:sz="0" w:space="0" w:color="000000"/>
+            </w:tcBorders>
+            <w:shd w:val="clear" w:color="auto" w:fill="FFFFFF"/>
+            <w:tcMar>
+              <w:top w:w="0" w:type="dxa"/>
+              <w:bottom w:w="0" w:type="dxa"/>
+              <w:left w:w="0" w:type="dxa"/>
+              <w:right w:w="0" w:type="dxa"/>
+            </w:tcMar>
+            <w:vAlign w:val="center"/>
+          </w:tcPr>
+          <w:p>
+            <w:pPr>
+              <w:jc w:val="center"/>
+              <w:pBdr>
+                <w:bottom w:val="none" w:sz="0" w:space="0" w:color="000000"/>
+                <w:top w:val="none" w:sz="0" w:space="0" w:color="000000"/>
+                <w:left w:val="none" w:sz="0" w:space="0" w:color="000000"/>
+                <w:right w:val="none" w:sz="0" w:space="0" w:color="000000"/>
+              </w:pBdr>
+              <w:spacing w:after="36" w:before="36" w:line="240"/>
+              <w:ind w:left="100" w:right="100" w:firstLine="0" w:firstLineChars="0"/>
+              <w:rPr>
+                <w:rFonts w:ascii="Times New Roman" w:hAnsi="Times New Roman" w:eastAsia="Times New Roman" w:cs="Times New Roman"/>
+                <w:i w:val="false"/>
+                <w:b w:val="true"/>
+                <w:u w:val="none"/>
+                <w:strike w:val="false"/>
+                <w:sz w:val="16"/>
+                <w:szCs w:val="16"/>
+                <w:color w:val="000000"/>
+              </w:rPr>
+            </w:pPr>
+            <w:r xmlns:w="http://schemas.openxmlformats.org/wordprocessingml/2006/main" xmlns:wp="http://schemas.openxmlformats.org/drawingml/2006/wordprocessingDrawing" xmlns:r="http://schemas.openxmlformats.org/officeDocument/2006/relationships" xmlns:w14="http://schemas.microsoft.com/office/word/2010/wordml">
+              <w:rPr>
+                <w:rFonts w:ascii="Times New Roman" w:hAnsi="Times New Roman" w:eastAsia="Times New Roman" w:cs="Times New Roman"/>
+                <w:i w:val="false"/>
+                <w:b w:val="true"/>
+                <w:u w:val="none"/>
+                <w:strike w:val="false"/>
+                <w:sz w:val="16"/>
+                <w:szCs w:val="16"/>
+                <w:color w:val="000000"/>
+              </w:rPr>
+              <w:t xml:space="preserve">103,8</w:t>
+            </w:r>
+          </w:p>
+        </w:tc>
+        <w:tc>
+          <w:tcPr>
+            <w:tcBorders>
+              <w:bottom w:val="none" w:sz="0" w:space="0" w:color="000000"/>
+              <w:top w:val="none" w:sz="0" w:space="0" w:color="000000"/>
+              <w:left w:val="none" w:sz="0" w:space="0" w:color="000000"/>
+              <w:right w:val="none" w:sz="0" w:space="0" w:color="000000"/>
+            </w:tcBorders>
+            <w:shd w:val="clear" w:color="auto" w:fill="FFFFFF"/>
+            <w:tcMar>
+              <w:top w:w="0" w:type="dxa"/>
+              <w:bottom w:w="0" w:type="dxa"/>
+              <w:left w:w="0" w:type="dxa"/>
+              <w:right w:w="0" w:type="dxa"/>
+            </w:tcMar>
+            <w:vAlign w:val="center"/>
+          </w:tcPr>
+          <w:p>
+            <w:pPr>
+              <w:jc w:val="center"/>
+              <w:pBdr>
+                <w:bottom w:val="none" w:sz="0" w:space="0" w:color="000000"/>
+                <w:top w:val="none" w:sz="0" w:space="0" w:color="000000"/>
+                <w:left w:val="none" w:sz="0" w:space="0" w:color="000000"/>
+                <w:right w:val="none" w:sz="0" w:space="0" w:color="000000"/>
+              </w:pBdr>
+              <w:spacing w:after="36" w:before="36" w:line="240"/>
+              <w:ind w:left="100" w:right="100" w:firstLine="0" w:firstLineChars="0"/>
+              <w:rPr>
+                <w:rFonts w:ascii="Times New Roman" w:hAnsi="Times New Roman" w:eastAsia="Times New Roman" w:cs="Times New Roman"/>
+                <w:i w:val="false"/>
+                <w:b w:val="true"/>
+                <w:u w:val="none"/>
+                <w:strike w:val="false"/>
+                <w:sz w:val="16"/>
+                <w:szCs w:val="16"/>
+                <w:color w:val="000000"/>
+              </w:rPr>
+            </w:pPr>
+            <w:r xmlns:w="http://schemas.openxmlformats.org/wordprocessingml/2006/main" xmlns:wp="http://schemas.openxmlformats.org/drawingml/2006/wordprocessingDrawing" xmlns:r="http://schemas.openxmlformats.org/officeDocument/2006/relationships" xmlns:w14="http://schemas.microsoft.com/office/word/2010/wordml">
+              <w:rPr>
+                <w:rFonts w:ascii="Times New Roman" w:hAnsi="Times New Roman" w:eastAsia="Times New Roman" w:cs="Times New Roman"/>
+                <w:i w:val="false"/>
+                <w:b w:val="true"/>
+                <w:u w:val="none"/>
+                <w:strike w:val="false"/>
+                <w:sz w:val="16"/>
+                <w:szCs w:val="16"/>
+                <w:color w:val="000000"/>
+              </w:rPr>
+              <w:t xml:space="preserve">103,8</w:t>
+            </w:r>
+          </w:p>
+        </w:tc>
+        <w:tc>
+          <w:tcPr>
+            <w:tcBorders>
+              <w:bottom w:val="none" w:sz="0" w:space="0" w:color="000000"/>
+              <w:top w:val="none" w:sz="0" w:space="0" w:color="000000"/>
+              <w:left w:val="none" w:sz="0" w:space="0" w:color="000000"/>
+              <w:right w:val="none" w:sz="0" w:space="0" w:color="000000"/>
+            </w:tcBorders>
+            <w:shd w:val="clear" w:color="auto" w:fill="FFFFFF"/>
+            <w:tcMar>
+              <w:top w:w="0" w:type="dxa"/>
+              <w:bottom w:w="0" w:type="dxa"/>
+              <w:left w:w="0" w:type="dxa"/>
+              <w:right w:w="0" w:type="dxa"/>
+            </w:tcMar>
+            <w:vAlign w:val="center"/>
+          </w:tcPr>
+          <w:p>
+            <w:pPr>
+              <w:jc w:val="right"/>
+              <w:pBdr>
+                <w:bottom w:val="none" w:sz="0" w:space="0" w:color="000000"/>
+                <w:top w:val="none" w:sz="0" w:space="0" w:color="000000"/>
+                <w:left w:val="none" w:sz="0" w:space="0" w:color="000000"/>
+                <w:right w:val="none" w:sz="0" w:space="0" w:color="000000"/>
+              </w:pBdr>
+              <w:spacing w:after="36" w:before="36" w:line="240"/>
+              <w:ind w:left="100" w:right="100" w:firstLine="0" w:firstLineChars="0"/>
+              <w:rPr>
+                <w:rFonts w:ascii="Times New Roman" w:hAnsi="Times New Roman" w:eastAsia="Times New Roman" w:cs="Times New Roman"/>
+                <w:i w:val="false"/>
+                <w:b w:val="true"/>
+                <w:u w:val="none"/>
+                <w:strike w:val="false"/>
+                <w:sz w:val="16"/>
+                <w:szCs w:val="16"/>
+                <w:color w:val="000000"/>
+              </w:rPr>
+            </w:pPr>
+            <w:r xmlns:w="http://schemas.openxmlformats.org/wordprocessingml/2006/main" xmlns:wp="http://schemas.openxmlformats.org/drawingml/2006/wordprocessingDrawing" xmlns:r="http://schemas.openxmlformats.org/officeDocument/2006/relationships" xmlns:w14="http://schemas.microsoft.com/office/word/2010/wordml">
+              <w:rPr>
+                <w:rFonts w:ascii="Times New Roman" w:hAnsi="Times New Roman" w:eastAsia="Times New Roman" w:cs="Times New Roman"/>
+                <w:i w:val="false"/>
+                <w:b w:val="true"/>
+                <w:u w:val="none"/>
+                <w:strike w:val="false"/>
+                <w:sz w:val="16"/>
+                <w:szCs w:val="16"/>
+                <w:color w:val="000000"/>
+              </w:rPr>
+              <w:t xml:space="preserve">104,1</w:t>
+            </w:r>
+          </w:p>
+        </w:tc>
+        <w:tc>
+          <w:tcPr>
+            <w:tcBorders>
+              <w:bottom w:val="none" w:sz="0" w:space="0" w:color="000000"/>
+              <w:top w:val="none" w:sz="0" w:space="0" w:color="000000"/>
+              <w:left w:val="none" w:sz="0" w:space="0" w:color="000000"/>
+              <w:right w:val="none" w:sz="0" w:space="0" w:color="000000"/>
+            </w:tcBorders>
+            <w:shd w:val="clear" w:color="auto" w:fill="FFFFFF"/>
+            <w:tcMar>
+              <w:top w:w="0" w:type="dxa"/>
+              <w:bottom w:w="0" w:type="dxa"/>
+              <w:left w:w="0" w:type="dxa"/>
+              <w:right w:w="0" w:type="dxa"/>
+            </w:tcMar>
+            <w:vAlign w:val="center"/>
+          </w:tcPr>
+          <w:p>
+            <w:pPr>
+              <w:jc w:val="right"/>
+              <w:pBdr>
+                <w:bottom w:val="none" w:sz="0" w:space="0" w:color="000000"/>
+                <w:top w:val="none" w:sz="0" w:space="0" w:color="000000"/>
+                <w:left w:val="none" w:sz="0" w:space="0" w:color="000000"/>
+                <w:right w:val="none" w:sz="0" w:space="0" w:color="000000"/>
+              </w:pBdr>
+              <w:spacing w:after="36" w:before="36" w:line="240"/>
+              <w:ind w:left="100" w:right="100" w:firstLine="0" w:firstLineChars="0"/>
+              <w:rPr>
+                <w:rFonts w:ascii="Times New Roman" w:hAnsi="Times New Roman" w:eastAsia="Times New Roman" w:cs="Times New Roman"/>
+                <w:i w:val="false"/>
+                <w:b w:val="true"/>
+                <w:u w:val="none"/>
+                <w:strike w:val="false"/>
+                <w:sz w:val="16"/>
+                <w:szCs w:val="16"/>
+                <w:color w:val="000000"/>
+              </w:rPr>
+            </w:pPr>
+            <w:r xmlns:w="http://schemas.openxmlformats.org/wordprocessingml/2006/main" xmlns:wp="http://schemas.openxmlformats.org/drawingml/2006/wordprocessingDrawing" xmlns:r="http://schemas.openxmlformats.org/officeDocument/2006/relationships" xmlns:w14="http://schemas.microsoft.com/office/word/2010/wordml">
+              <w:rPr>
+                <w:rFonts w:ascii="Times New Roman" w:hAnsi="Times New Roman" w:eastAsia="Times New Roman" w:cs="Times New Roman"/>
+                <w:i w:val="false"/>
+                <w:b w:val="true"/>
+                <w:u w:val="none"/>
+                <w:strike w:val="false"/>
+                <w:sz w:val="16"/>
+                <w:szCs w:val="16"/>
+                <w:color w:val="000000"/>
+              </w:rPr>
+              <w:t xml:space="preserve">2,958</w:t>
+            </w:r>
+          </w:p>
+        </w:tc>
+        <w:tc>
+          <w:tcPr>
+            <w:tcBorders>
+              <w:bottom w:val="none" w:sz="0" w:space="0" w:color="000000"/>
+              <w:top w:val="none" w:sz="0" w:space="0" w:color="000000"/>
+              <w:left w:val="none" w:sz="0" w:space="0" w:color="000000"/>
+              <w:right w:val="none" w:sz="0" w:space="0" w:color="000000"/>
+            </w:tcBorders>
+            <w:shd w:val="clear" w:color="auto" w:fill="FFFFFF"/>
+            <w:tcMar>
+              <w:top w:w="0" w:type="dxa"/>
+              <w:bottom w:w="0" w:type="dxa"/>
+              <w:left w:w="0" w:type="dxa"/>
+              <w:right w:w="0" w:type="dxa"/>
+            </w:tcMar>
+            <w:vAlign w:val="center"/>
+          </w:tcPr>
+          <w:p>
+            <w:pPr>
+              <w:jc w:val="right"/>
+              <w:pBdr>
+                <w:bottom w:val="none" w:sz="0" w:space="0" w:color="000000"/>
+                <w:top w:val="none" w:sz="0" w:space="0" w:color="000000"/>
+                <w:left w:val="none" w:sz="0" w:space="0" w:color="000000"/>
+                <w:right w:val="none" w:sz="0" w:space="0" w:color="000000"/>
+              </w:pBdr>
+              <w:spacing w:after="36" w:before="36" w:line="240"/>
+              <w:ind w:left="100" w:right="100" w:firstLine="0" w:firstLineChars="0"/>
+              <w:rPr>
+                <w:rFonts w:ascii="Times New Roman" w:hAnsi="Times New Roman" w:eastAsia="Times New Roman" w:cs="Times New Roman"/>
+                <w:i w:val="false"/>
+                <w:b w:val="true"/>
+                <w:u w:val="none"/>
+                <w:strike w:val="false"/>
+                <w:sz w:val="16"/>
+                <w:szCs w:val="16"/>
+                <w:color w:val="000000"/>
+              </w:rPr>
+            </w:pPr>
+            <w:r xmlns:w="http://schemas.openxmlformats.org/wordprocessingml/2006/main" xmlns:wp="http://schemas.openxmlformats.org/drawingml/2006/wordprocessingDrawing" xmlns:r="http://schemas.openxmlformats.org/officeDocument/2006/relationships" xmlns:w14="http://schemas.microsoft.com/office/word/2010/wordml">
+              <w:rPr>
+                <w:rFonts w:ascii="Times New Roman" w:hAnsi="Times New Roman" w:eastAsia="Times New Roman" w:cs="Times New Roman"/>
+                <w:i w:val="false"/>
+                <w:b w:val="true"/>
+                <w:u w:val="none"/>
+                <w:strike w:val="false"/>
+                <w:sz w:val="16"/>
+                <w:szCs w:val="16"/>
+                <w:color w:val="000000"/>
+              </w:rPr>
+              <w:t xml:space="preserve">08 - المواصلات</w:t>
+            </w:r>
+          </w:p>
+        </w:tc>
+      </w:tr>
+      <w:tr>
+        <w:trPr>
+          <w:trHeight w:val="360" w:hRule="auto"/>
+        </w:trPr>
+        body11
+        <w:tc>
+          <w:tcPr>
+            <w:tcBorders>
+              <w:bottom w:val="none" w:sz="0" w:space="0" w:color="000000"/>
+              <w:top w:val="none" w:sz="0" w:space="0" w:color="000000"/>
+              <w:left w:val="none" w:sz="0" w:space="0" w:color="000000"/>
+              <w:right w:val="none" w:sz="0" w:space="0" w:color="000000"/>
+            </w:tcBorders>
+            <w:shd w:val="clear" w:color="auto" w:fill="FFFFFF"/>
+            <w:tcMar>
+              <w:top w:w="0" w:type="dxa"/>
+              <w:bottom w:w="0" w:type="dxa"/>
+              <w:left w:w="0" w:type="dxa"/>
+              <w:right w:w="0" w:type="dxa"/>
+            </w:tcMar>
+            <w:vAlign w:val="center"/>
+          </w:tcPr>
+          <w:p>
+            <w:pPr>
+              <w:jc w:val="right"/>
+              <w:pBdr>
+                <w:bottom w:val="none" w:sz="0" w:space="0" w:color="000000"/>
+                <w:top w:val="none" w:sz="0" w:space="0" w:color="000000"/>
+                <w:left w:val="none" w:sz="0" w:space="0" w:color="000000"/>
+                <w:right w:val="none" w:sz="0" w:space="0" w:color="000000"/>
+              </w:pBdr>
+              <w:spacing w:after="36" w:before="36" w:line="240"/>
+              <w:ind w:left="100" w:right="100" w:firstLine="0" w:firstLineChars="0"/>
+              <w:rPr>
+                <w:rFonts w:ascii="Times New Roman" w:hAnsi="Times New Roman" w:eastAsia="Times New Roman" w:cs="Times New Roman"/>
+                <w:i w:val="false"/>
+                <w:b w:val="true"/>
+                <w:u w:val="none"/>
+                <w:strike w:val="false"/>
+                <w:sz w:val="16"/>
+                <w:szCs w:val="16"/>
+                <w:color w:val="000000"/>
+              </w:rPr>
+            </w:pPr>
+            <w:r xmlns:w="http://schemas.openxmlformats.org/wordprocessingml/2006/main" xmlns:wp="http://schemas.openxmlformats.org/drawingml/2006/wordprocessingDrawing" xmlns:r="http://schemas.openxmlformats.org/officeDocument/2006/relationships" xmlns:w14="http://schemas.microsoft.com/office/word/2010/wordml">
+              <w:rPr>
+                <w:rFonts w:ascii="Times New Roman" w:hAnsi="Times New Roman" w:eastAsia="Times New Roman" w:cs="Times New Roman"/>
+                <w:i w:val="false"/>
+                <w:b w:val="true"/>
+                <w:u w:val="none"/>
+                <w:strike w:val="false"/>
+                <w:sz w:val="16"/>
+                <w:szCs w:val="16"/>
+                <w:color w:val="000000"/>
+              </w:rPr>
+              <w:t xml:space="preserve">-0,4</w:t>
+            </w:r>
+          </w:p>
+        </w:tc>
+        <w:tc>
+          <w:tcPr>
+            <w:tcBorders>
+              <w:bottom w:val="none" w:sz="0" w:space="0" w:color="000000"/>
+              <w:top w:val="none" w:sz="0" w:space="0" w:color="000000"/>
+              <w:left w:val="none" w:sz="0" w:space="0" w:color="000000"/>
+              <w:right w:val="none" w:sz="0" w:space="0" w:color="000000"/>
+            </w:tcBorders>
+            <w:shd w:val="clear" w:color="auto" w:fill="FFFFFF"/>
+            <w:tcMar>
+              <w:top w:w="0" w:type="dxa"/>
+              <w:bottom w:w="0" w:type="dxa"/>
+              <w:left w:w="0" w:type="dxa"/>
+              <w:right w:w="0" w:type="dxa"/>
+            </w:tcMar>
+            <w:vAlign w:val="center"/>
+          </w:tcPr>
+          <w:p>
+            <w:pPr>
+              <w:jc w:val="right"/>
+              <w:pBdr>
+                <w:bottom w:val="none" w:sz="0" w:space="0" w:color="000000"/>
+                <w:top w:val="none" w:sz="0" w:space="0" w:color="000000"/>
+                <w:left w:val="none" w:sz="0" w:space="0" w:color="000000"/>
+                <w:right w:val="none" w:sz="0" w:space="0" w:color="000000"/>
+              </w:pBdr>
+              <w:spacing w:after="36" w:before="36" w:line="240"/>
+              <w:ind w:left="100" w:right="100" w:firstLine="0" w:firstLineChars="0"/>
+              <w:rPr>
+                <w:rFonts w:ascii="Times New Roman" w:hAnsi="Times New Roman" w:eastAsia="Times New Roman" w:cs="Times New Roman"/>
+                <w:i w:val="false"/>
+                <w:b w:val="true"/>
+                <w:u w:val="none"/>
+                <w:strike w:val="false"/>
+                <w:sz w:val="16"/>
+                <w:szCs w:val="16"/>
+                <w:color w:val="000000"/>
+              </w:rPr>
+            </w:pPr>
+            <w:r xmlns:w="http://schemas.openxmlformats.org/wordprocessingml/2006/main" xmlns:wp="http://schemas.openxmlformats.org/drawingml/2006/wordprocessingDrawing" xmlns:r="http://schemas.openxmlformats.org/officeDocument/2006/relationships" xmlns:w14="http://schemas.microsoft.com/office/word/2010/wordml">
+              <w:rPr>
+                <w:rFonts w:ascii="Times New Roman" w:hAnsi="Times New Roman" w:eastAsia="Times New Roman" w:cs="Times New Roman"/>
+                <w:i w:val="false"/>
+                <w:b w:val="true"/>
+                <w:u w:val="none"/>
+                <w:strike w:val="false"/>
+                <w:sz w:val="16"/>
+                <w:szCs w:val="16"/>
+                <w:color w:val="000000"/>
+              </w:rPr>
+              <w:t xml:space="preserve">-0,1</w:t>
+            </w:r>
+          </w:p>
+        </w:tc>
+        <w:tc>
+          <w:tcPr>
+            <w:tcBorders>
+              <w:bottom w:val="none" w:sz="0" w:space="0" w:color="000000"/>
+              <w:top w:val="none" w:sz="0" w:space="0" w:color="000000"/>
+              <w:left w:val="none" w:sz="0" w:space="0" w:color="000000"/>
+              <w:right w:val="none" w:sz="0" w:space="0" w:color="000000"/>
+            </w:tcBorders>
+            <w:shd w:val="clear" w:color="auto" w:fill="FFFFFF"/>
+            <w:tcMar>
+              <w:top w:w="0" w:type="dxa"/>
+              <w:bottom w:w="0" w:type="dxa"/>
+              <w:left w:w="0" w:type="dxa"/>
+              <w:right w:w="0" w:type="dxa"/>
+            </w:tcMar>
+            <w:vAlign w:val="center"/>
+          </w:tcPr>
+          <w:p>
+            <w:pPr>
+              <w:jc w:val="center"/>
+              <w:pBdr>
+                <w:bottom w:val="none" w:sz="0" w:space="0" w:color="000000"/>
+                <w:top w:val="none" w:sz="0" w:space="0" w:color="000000"/>
+                <w:left w:val="none" w:sz="0" w:space="0" w:color="000000"/>
+                <w:right w:val="none" w:sz="0" w:space="0" w:color="000000"/>
+              </w:pBdr>
+              <w:spacing w:after="36" w:before="36" w:line="240"/>
+              <w:ind w:left="100" w:right="100" w:firstLine="0" w:firstLineChars="0"/>
+              <w:rPr>
+                <w:rFonts w:ascii="Times New Roman" w:hAnsi="Times New Roman" w:eastAsia="Times New Roman" w:cs="Times New Roman"/>
+                <w:i w:val="false"/>
+                <w:b w:val="true"/>
+                <w:u w:val="none"/>
+                <w:strike w:val="false"/>
+                <w:sz w:val="16"/>
+                <w:szCs w:val="16"/>
+                <w:color w:val="000000"/>
+              </w:rPr>
+            </w:pPr>
+            <w:r xmlns:w="http://schemas.openxmlformats.org/wordprocessingml/2006/main" xmlns:wp="http://schemas.openxmlformats.org/drawingml/2006/wordprocessingDrawing" xmlns:r="http://schemas.openxmlformats.org/officeDocument/2006/relationships" xmlns:w14="http://schemas.microsoft.com/office/word/2010/wordml">
+              <w:rPr>
+                <w:rFonts w:ascii="Times New Roman" w:hAnsi="Times New Roman" w:eastAsia="Times New Roman" w:cs="Times New Roman"/>
+                <w:i w:val="false"/>
+                <w:b w:val="true"/>
+                <w:u w:val="none"/>
+                <w:strike w:val="false"/>
+                <w:sz w:val="16"/>
+                <w:szCs w:val="16"/>
+                <w:color w:val="000000"/>
+              </w:rPr>
+              <w:t xml:space="preserve">0,0</w:t>
+            </w:r>
+          </w:p>
+        </w:tc>
+        <w:tc>
+          <w:tcPr>
+            <w:tcBorders>
+              <w:bottom w:val="none" w:sz="0" w:space="0" w:color="000000"/>
+              <w:top w:val="none" w:sz="0" w:space="0" w:color="000000"/>
+              <w:left w:val="none" w:sz="0" w:space="0" w:color="000000"/>
+              <w:right w:val="none" w:sz="0" w:space="0" w:color="000000"/>
+            </w:tcBorders>
+            <w:shd w:val="clear" w:color="auto" w:fill="FFFFFF"/>
+            <w:tcMar>
+              <w:top w:w="0" w:type="dxa"/>
+              <w:bottom w:w="0" w:type="dxa"/>
+              <w:left w:w="0" w:type="dxa"/>
+              <w:right w:w="0" w:type="dxa"/>
+            </w:tcMar>
+            <w:vAlign w:val="center"/>
+          </w:tcPr>
+          <w:p>
+            <w:pPr>
+              <w:jc w:val="center"/>
+              <w:pBdr>
+                <w:bottom w:val="none" w:sz="0" w:space="0" w:color="000000"/>
+                <w:top w:val="none" w:sz="0" w:space="0" w:color="000000"/>
+                <w:left w:val="none" w:sz="0" w:space="0" w:color="000000"/>
+                <w:right w:val="none" w:sz="0" w:space="0" w:color="000000"/>
+              </w:pBdr>
+              <w:spacing w:after="36" w:before="36" w:line="240"/>
+              <w:ind w:left="100" w:right="100" w:firstLine="0" w:firstLineChars="0"/>
+              <w:rPr>
+                <w:rFonts w:ascii="Times New Roman" w:hAnsi="Times New Roman" w:eastAsia="Times New Roman" w:cs="Times New Roman"/>
+                <w:i w:val="false"/>
+                <w:b w:val="true"/>
+                <w:u w:val="none"/>
+                <w:strike w:val="false"/>
+                <w:sz w:val="16"/>
+                <w:szCs w:val="16"/>
+                <w:color w:val="000000"/>
+              </w:rPr>
+            </w:pPr>
+            <w:r xmlns:w="http://schemas.openxmlformats.org/wordprocessingml/2006/main" xmlns:wp="http://schemas.openxmlformats.org/drawingml/2006/wordprocessingDrawing" xmlns:r="http://schemas.openxmlformats.org/officeDocument/2006/relationships" xmlns:w14="http://schemas.microsoft.com/office/word/2010/wordml">
+              <w:rPr>
+                <w:rFonts w:ascii="Times New Roman" w:hAnsi="Times New Roman" w:eastAsia="Times New Roman" w:cs="Times New Roman"/>
+                <w:i w:val="false"/>
+                <w:b w:val="true"/>
+                <w:u w:val="none"/>
+                <w:strike w:val="false"/>
+                <w:sz w:val="16"/>
+                <w:szCs w:val="16"/>
+                <w:color w:val="000000"/>
+              </w:rPr>
+              <w:t xml:space="preserve">104,9</w:t>
+            </w:r>
+          </w:p>
+        </w:tc>
+        <w:tc>
+          <w:tcPr>
+            <w:tcBorders>
+              <w:bottom w:val="none" w:sz="0" w:space="0" w:color="000000"/>
+              <w:top w:val="none" w:sz="0" w:space="0" w:color="000000"/>
+              <w:left w:val="none" w:sz="0" w:space="0" w:color="000000"/>
+              <w:right w:val="none" w:sz="0" w:space="0" w:color="000000"/>
+            </w:tcBorders>
+            <w:shd w:val="clear" w:color="auto" w:fill="FFFFFF"/>
+            <w:tcMar>
+              <w:top w:w="0" w:type="dxa"/>
+              <w:bottom w:w="0" w:type="dxa"/>
+              <w:left w:w="0" w:type="dxa"/>
+              <w:right w:w="0" w:type="dxa"/>
+            </w:tcMar>
+            <w:vAlign w:val="center"/>
+          </w:tcPr>
+          <w:p>
+            <w:pPr>
+              <w:jc w:val="center"/>
+              <w:pBdr>
+                <w:bottom w:val="none" w:sz="0" w:space="0" w:color="000000"/>
+                <w:top w:val="none" w:sz="0" w:space="0" w:color="000000"/>
+                <w:left w:val="none" w:sz="0" w:space="0" w:color="000000"/>
+                <w:right w:val="none" w:sz="0" w:space="0" w:color="000000"/>
+              </w:pBdr>
+              <w:spacing w:after="36" w:before="36" w:line="240"/>
+              <w:ind w:left="100" w:right="100" w:firstLine="0" w:firstLineChars="0"/>
+              <w:rPr>
+                <w:rFonts w:ascii="Times New Roman" w:hAnsi="Times New Roman" w:eastAsia="Times New Roman" w:cs="Times New Roman"/>
+                <w:i w:val="false"/>
+                <w:b w:val="true"/>
+                <w:u w:val="none"/>
+                <w:strike w:val="false"/>
+                <w:sz w:val="16"/>
+                <w:szCs w:val="16"/>
+                <w:color w:val="000000"/>
+              </w:rPr>
+            </w:pPr>
+            <w:r xmlns:w="http://schemas.openxmlformats.org/wordprocessingml/2006/main" xmlns:wp="http://schemas.openxmlformats.org/drawingml/2006/wordprocessingDrawing" xmlns:r="http://schemas.openxmlformats.org/officeDocument/2006/relationships" xmlns:w14="http://schemas.microsoft.com/office/word/2010/wordml">
+              <w:rPr>
+                <w:rFonts w:ascii="Times New Roman" w:hAnsi="Times New Roman" w:eastAsia="Times New Roman" w:cs="Times New Roman"/>
+                <w:i w:val="false"/>
+                <w:b w:val="true"/>
+                <w:u w:val="none"/>
+                <w:strike w:val="false"/>
+                <w:sz w:val="16"/>
+                <w:szCs w:val="16"/>
+                <w:color w:val="000000"/>
+              </w:rPr>
+              <w:t xml:space="preserve">104,9</w:t>
+            </w:r>
+          </w:p>
+        </w:tc>
+        <w:tc>
+          <w:tcPr>
+            <w:tcBorders>
+              <w:bottom w:val="none" w:sz="0" w:space="0" w:color="000000"/>
+              <w:top w:val="none" w:sz="0" w:space="0" w:color="000000"/>
+              <w:left w:val="none" w:sz="0" w:space="0" w:color="000000"/>
+              <w:right w:val="none" w:sz="0" w:space="0" w:color="000000"/>
+            </w:tcBorders>
+            <w:shd w:val="clear" w:color="auto" w:fill="FFFFFF"/>
+            <w:tcMar>
+              <w:top w:w="0" w:type="dxa"/>
+              <w:bottom w:w="0" w:type="dxa"/>
+              <w:left w:w="0" w:type="dxa"/>
+              <w:right w:w="0" w:type="dxa"/>
+            </w:tcMar>
+            <w:vAlign w:val="center"/>
+          </w:tcPr>
+          <w:p>
+            <w:pPr>
+              <w:jc w:val="center"/>
+              <w:pBdr>
+                <w:bottom w:val="none" w:sz="0" w:space="0" w:color="000000"/>
+                <w:top w:val="none" w:sz="0" w:space="0" w:color="000000"/>
+                <w:left w:val="none" w:sz="0" w:space="0" w:color="000000"/>
+                <w:right w:val="none" w:sz="0" w:space="0" w:color="000000"/>
+              </w:pBdr>
+              <w:spacing w:after="36" w:before="36" w:line="240"/>
+              <w:ind w:left="100" w:right="100" w:firstLine="0" w:firstLineChars="0"/>
+              <w:rPr>
+                <w:rFonts w:ascii="Times New Roman" w:hAnsi="Times New Roman" w:eastAsia="Times New Roman" w:cs="Times New Roman"/>
+                <w:i w:val="false"/>
+                <w:b w:val="true"/>
+                <w:u w:val="none"/>
+                <w:strike w:val="false"/>
+                <w:sz w:val="16"/>
+                <w:szCs w:val="16"/>
+                <w:color w:val="000000"/>
+              </w:rPr>
+            </w:pPr>
+            <w:r xmlns:w="http://schemas.openxmlformats.org/wordprocessingml/2006/main" xmlns:wp="http://schemas.openxmlformats.org/drawingml/2006/wordprocessingDrawing" xmlns:r="http://schemas.openxmlformats.org/officeDocument/2006/relationships" xmlns:w14="http://schemas.microsoft.com/office/word/2010/wordml">
+              <w:rPr>
+                <w:rFonts w:ascii="Times New Roman" w:hAnsi="Times New Roman" w:eastAsia="Times New Roman" w:cs="Times New Roman"/>
+                <w:i w:val="false"/>
+                <w:b w:val="true"/>
+                <w:u w:val="none"/>
+                <w:strike w:val="false"/>
+                <w:sz w:val="16"/>
+                <w:szCs w:val="16"/>
+                <w:color w:val="000000"/>
+              </w:rPr>
+              <w:t xml:space="preserve">104,9</w:t>
+            </w:r>
+          </w:p>
+        </w:tc>
+        <w:tc>
+          <w:tcPr>
+            <w:tcBorders>
+              <w:bottom w:val="none" w:sz="0" w:space="0" w:color="000000"/>
+              <w:top w:val="none" w:sz="0" w:space="0" w:color="000000"/>
+              <w:left w:val="none" w:sz="0" w:space="0" w:color="000000"/>
+              <w:right w:val="none" w:sz="0" w:space="0" w:color="000000"/>
+            </w:tcBorders>
+            <w:shd w:val="clear" w:color="auto" w:fill="FFFFFF"/>
+            <w:tcMar>
+              <w:top w:w="0" w:type="dxa"/>
+              <w:bottom w:w="0" w:type="dxa"/>
+              <w:left w:w="0" w:type="dxa"/>
+              <w:right w:w="0" w:type="dxa"/>
+            </w:tcMar>
+            <w:vAlign w:val="center"/>
+          </w:tcPr>
+          <w:p>
+            <w:pPr>
+              <w:jc w:val="center"/>
+              <w:pBdr>
+                <w:bottom w:val="none" w:sz="0" w:space="0" w:color="000000"/>
+                <w:top w:val="none" w:sz="0" w:space="0" w:color="000000"/>
+                <w:left w:val="none" w:sz="0" w:space="0" w:color="000000"/>
+                <w:right w:val="none" w:sz="0" w:space="0" w:color="000000"/>
+              </w:pBdr>
+              <w:spacing w:after="36" w:before="36" w:line="240"/>
+              <w:ind w:left="100" w:right="100" w:firstLine="0" w:firstLineChars="0"/>
+              <w:rPr>
+                <w:rFonts w:ascii="Times New Roman" w:hAnsi="Times New Roman" w:eastAsia="Times New Roman" w:cs="Times New Roman"/>
+                <w:i w:val="false"/>
+                <w:b w:val="true"/>
+                <w:u w:val="none"/>
+                <w:strike w:val="false"/>
+                <w:sz w:val="16"/>
+                <w:szCs w:val="16"/>
+                <w:color w:val="000000"/>
+              </w:rPr>
+            </w:pPr>
+            <w:r xmlns:w="http://schemas.openxmlformats.org/wordprocessingml/2006/main" xmlns:wp="http://schemas.openxmlformats.org/drawingml/2006/wordprocessingDrawing" xmlns:r="http://schemas.openxmlformats.org/officeDocument/2006/relationships" xmlns:w14="http://schemas.microsoft.com/office/word/2010/wordml">
+              <w:rPr>
+                <w:rFonts w:ascii="Times New Roman" w:hAnsi="Times New Roman" w:eastAsia="Times New Roman" w:cs="Times New Roman"/>
+                <w:i w:val="false"/>
+                <w:b w:val="true"/>
+                <w:u w:val="none"/>
+                <w:strike w:val="false"/>
+                <w:sz w:val="16"/>
+                <w:szCs w:val="16"/>
+                <w:color w:val="000000"/>
+              </w:rPr>
+              <w:t xml:space="preserve">105,0</w:t>
+            </w:r>
+          </w:p>
+        </w:tc>
+        <w:tc>
+          <w:tcPr>
+            <w:tcBorders>
+              <w:bottom w:val="none" w:sz="0" w:space="0" w:color="000000"/>
+              <w:top w:val="none" w:sz="0" w:space="0" w:color="000000"/>
+              <w:left w:val="none" w:sz="0" w:space="0" w:color="000000"/>
+              <w:right w:val="none" w:sz="0" w:space="0" w:color="000000"/>
+            </w:tcBorders>
+            <w:shd w:val="clear" w:color="auto" w:fill="FFFFFF"/>
+            <w:tcMar>
+              <w:top w:w="0" w:type="dxa"/>
+              <w:bottom w:w="0" w:type="dxa"/>
+              <w:left w:w="0" w:type="dxa"/>
+              <w:right w:w="0" w:type="dxa"/>
+            </w:tcMar>
+            <w:vAlign w:val="center"/>
+          </w:tcPr>
+          <w:p>
+            <w:pPr>
+              <w:jc w:val="right"/>
+              <w:pBdr>
+                <w:bottom w:val="none" w:sz="0" w:space="0" w:color="000000"/>
+                <w:top w:val="none" w:sz="0" w:space="0" w:color="000000"/>
+                <w:left w:val="none" w:sz="0" w:space="0" w:color="000000"/>
+                <w:right w:val="none" w:sz="0" w:space="0" w:color="000000"/>
+              </w:pBdr>
+              <w:spacing w:after="36" w:before="36" w:line="240"/>
+              <w:ind w:left="100" w:right="100" w:firstLine="0" w:firstLineChars="0"/>
+              <w:rPr>
+                <w:rFonts w:ascii="Times New Roman" w:hAnsi="Times New Roman" w:eastAsia="Times New Roman" w:cs="Times New Roman"/>
+                <w:i w:val="false"/>
+                <w:b w:val="true"/>
+                <w:u w:val="none"/>
+                <w:strike w:val="false"/>
+                <w:sz w:val="16"/>
+                <w:szCs w:val="16"/>
+                <w:color w:val="000000"/>
+              </w:rPr>
+            </w:pPr>
+            <w:r xmlns:w="http://schemas.openxmlformats.org/wordprocessingml/2006/main" xmlns:wp="http://schemas.openxmlformats.org/drawingml/2006/wordprocessingDrawing" xmlns:r="http://schemas.openxmlformats.org/officeDocument/2006/relationships" xmlns:w14="http://schemas.microsoft.com/office/word/2010/wordml">
+              <w:rPr>
+                <w:rFonts w:ascii="Times New Roman" w:hAnsi="Times New Roman" w:eastAsia="Times New Roman" w:cs="Times New Roman"/>
+                <w:i w:val="false"/>
+                <w:b w:val="true"/>
+                <w:u w:val="none"/>
+                <w:strike w:val="false"/>
+                <w:sz w:val="16"/>
+                <w:szCs w:val="16"/>
+                <w:color w:val="000000"/>
+              </w:rPr>
+              <w:t xml:space="preserve">105,3</w:t>
+            </w:r>
+          </w:p>
+        </w:tc>
+        <w:tc>
+          <w:tcPr>
+            <w:tcBorders>
+              <w:bottom w:val="none" w:sz="0" w:space="0" w:color="000000"/>
+              <w:top w:val="none" w:sz="0" w:space="0" w:color="000000"/>
+              <w:left w:val="none" w:sz="0" w:space="0" w:color="000000"/>
+              <w:right w:val="none" w:sz="0" w:space="0" w:color="000000"/>
+            </w:tcBorders>
+            <w:shd w:val="clear" w:color="auto" w:fill="FFFFFF"/>
+            <w:tcMar>
+              <w:top w:w="0" w:type="dxa"/>
+              <w:bottom w:w="0" w:type="dxa"/>
+              <w:left w:w="0" w:type="dxa"/>
+              <w:right w:w="0" w:type="dxa"/>
+            </w:tcMar>
+            <w:vAlign w:val="center"/>
+          </w:tcPr>
+          <w:p>
+            <w:pPr>
+              <w:jc w:val="right"/>
+              <w:pBdr>
+                <w:bottom w:val="none" w:sz="0" w:space="0" w:color="000000"/>
+                <w:top w:val="none" w:sz="0" w:space="0" w:color="000000"/>
+                <w:left w:val="none" w:sz="0" w:space="0" w:color="000000"/>
+                <w:right w:val="none" w:sz="0" w:space="0" w:color="000000"/>
+              </w:pBdr>
+              <w:spacing w:after="36" w:before="36" w:line="240"/>
+              <w:ind w:left="100" w:right="100" w:firstLine="0" w:firstLineChars="0"/>
+              <w:rPr>
+                <w:rFonts w:ascii="Times New Roman" w:hAnsi="Times New Roman" w:eastAsia="Times New Roman" w:cs="Times New Roman"/>
+                <w:i w:val="false"/>
+                <w:b w:val="true"/>
+                <w:u w:val="none"/>
+                <w:strike w:val="false"/>
+                <w:sz w:val="16"/>
+                <w:szCs w:val="16"/>
+                <w:color w:val="000000"/>
+              </w:rPr>
+            </w:pPr>
+            <w:r xmlns:w="http://schemas.openxmlformats.org/wordprocessingml/2006/main" xmlns:wp="http://schemas.openxmlformats.org/drawingml/2006/wordprocessingDrawing" xmlns:r="http://schemas.openxmlformats.org/officeDocument/2006/relationships" xmlns:w14="http://schemas.microsoft.com/office/word/2010/wordml">
+              <w:rPr>
+                <w:rFonts w:ascii="Times New Roman" w:hAnsi="Times New Roman" w:eastAsia="Times New Roman" w:cs="Times New Roman"/>
+                <w:i w:val="false"/>
+                <w:b w:val="true"/>
+                <w:u w:val="none"/>
+                <w:strike w:val="false"/>
+                <w:sz w:val="16"/>
+                <w:szCs w:val="16"/>
+                <w:color w:val="000000"/>
+              </w:rPr>
+              <w:t xml:space="preserve">2,735</w:t>
+            </w:r>
+          </w:p>
+        </w:tc>
+        <w:tc>
+          <w:tcPr>
+            <w:tcBorders>
+              <w:bottom w:val="none" w:sz="0" w:space="0" w:color="000000"/>
+              <w:top w:val="none" w:sz="0" w:space="0" w:color="000000"/>
+              <w:left w:val="none" w:sz="0" w:space="0" w:color="000000"/>
+              <w:right w:val="none" w:sz="0" w:space="0" w:color="000000"/>
+            </w:tcBorders>
+            <w:shd w:val="clear" w:color="auto" w:fill="FFFFFF"/>
+            <w:tcMar>
+              <w:top w:w="0" w:type="dxa"/>
+              <w:bottom w:w="0" w:type="dxa"/>
+              <w:left w:w="0" w:type="dxa"/>
+              <w:right w:w="0" w:type="dxa"/>
+            </w:tcMar>
+            <w:vAlign w:val="center"/>
+          </w:tcPr>
+          <w:p>
+            <w:pPr>
+              <w:jc w:val="right"/>
+              <w:pBdr>
+                <w:bottom w:val="none" w:sz="0" w:space="0" w:color="000000"/>
+                <w:top w:val="none" w:sz="0" w:space="0" w:color="000000"/>
+                <w:left w:val="none" w:sz="0" w:space="0" w:color="000000"/>
+                <w:right w:val="none" w:sz="0" w:space="0" w:color="000000"/>
+              </w:pBdr>
+              <w:spacing w:after="36" w:before="36" w:line="240"/>
+              <w:ind w:left="100" w:right="100" w:firstLine="0" w:firstLineChars="0"/>
+              <w:rPr>
+                <w:rFonts w:ascii="Times New Roman" w:hAnsi="Times New Roman" w:eastAsia="Times New Roman" w:cs="Times New Roman"/>
+                <w:i w:val="false"/>
+                <w:b w:val="true"/>
+                <w:u w:val="none"/>
+                <w:strike w:val="false"/>
+                <w:sz w:val="16"/>
+                <w:szCs w:val="16"/>
+                <w:color w:val="000000"/>
+              </w:rPr>
+            </w:pPr>
+            <w:r xmlns:w="http://schemas.openxmlformats.org/wordprocessingml/2006/main" xmlns:wp="http://schemas.openxmlformats.org/drawingml/2006/wordprocessingDrawing" xmlns:r="http://schemas.openxmlformats.org/officeDocument/2006/relationships" xmlns:w14="http://schemas.microsoft.com/office/word/2010/wordml">
+              <w:rPr>
+                <w:rFonts w:ascii="Times New Roman" w:hAnsi="Times New Roman" w:eastAsia="Times New Roman" w:cs="Times New Roman"/>
+                <w:i w:val="false"/>
+                <w:b w:val="true"/>
+                <w:u w:val="none"/>
+                <w:strike w:val="false"/>
+                <w:sz w:val="16"/>
+                <w:szCs w:val="16"/>
+                <w:color w:val="000000"/>
+              </w:rPr>
+              <w:t xml:space="preserve">09 - الترفيه والثقافة</w:t>
+            </w:r>
+          </w:p>
+        </w:tc>
+      </w:tr>
+      <w:tr>
+        <w:trPr>
+          <w:trHeight w:val="360" w:hRule="auto"/>
+        </w:trPr>
+        body12
+        <w:tc>
+          <w:tcPr>
+            <w:tcBorders>
+              <w:bottom w:val="none" w:sz="0" w:space="0" w:color="000000"/>
+              <w:top w:val="none" w:sz="0" w:space="0" w:color="000000"/>
+              <w:left w:val="none" w:sz="0" w:space="0" w:color="000000"/>
+              <w:right w:val="none" w:sz="0" w:space="0" w:color="000000"/>
+            </w:tcBorders>
+            <w:shd w:val="clear" w:color="auto" w:fill="FFFFFF"/>
+            <w:tcMar>
+              <w:top w:w="0" w:type="dxa"/>
+              <w:bottom w:w="0" w:type="dxa"/>
+              <w:left w:w="0" w:type="dxa"/>
+              <w:right w:w="0" w:type="dxa"/>
+            </w:tcMar>
+            <w:vAlign w:val="center"/>
+          </w:tcPr>
+          <w:p>
+            <w:pPr>
+              <w:jc w:val="right"/>
+              <w:pBdr>
+                <w:bottom w:val="none" w:sz="0" w:space="0" w:color="000000"/>
+                <w:top w:val="none" w:sz="0" w:space="0" w:color="000000"/>
+                <w:left w:val="none" w:sz="0" w:space="0" w:color="000000"/>
+                <w:right w:val="none" w:sz="0" w:space="0" w:color="000000"/>
+              </w:pBdr>
+              <w:spacing w:after="36" w:before="36" w:line="240"/>
+              <w:ind w:left="100" w:right="100" w:firstLine="0" w:firstLineChars="0"/>
+              <w:rPr>
+                <w:rFonts w:ascii="Times New Roman" w:hAnsi="Times New Roman" w:eastAsia="Times New Roman" w:cs="Times New Roman"/>
+                <w:i w:val="false"/>
+                <w:b w:val="true"/>
+                <w:u w:val="none"/>
+                <w:strike w:val="false"/>
+                <w:sz w:val="16"/>
+                <w:szCs w:val="16"/>
+                <w:color w:val="000000"/>
+              </w:rPr>
+            </w:pPr>
+            <w:r xmlns:w="http://schemas.openxmlformats.org/wordprocessingml/2006/main" xmlns:wp="http://schemas.openxmlformats.org/drawingml/2006/wordprocessingDrawing" xmlns:r="http://schemas.openxmlformats.org/officeDocument/2006/relationships" xmlns:w14="http://schemas.microsoft.com/office/word/2010/wordml">
+              <w:rPr>
+                <w:rFonts w:ascii="Times New Roman" w:hAnsi="Times New Roman" w:eastAsia="Times New Roman" w:cs="Times New Roman"/>
+                <w:i w:val="false"/>
+                <w:b w:val="true"/>
+                <w:u w:val="none"/>
+                <w:strike w:val="false"/>
+                <w:sz w:val="16"/>
+                <w:szCs w:val="16"/>
+                <w:color w:val="000000"/>
+              </w:rPr>
+              <w:t xml:space="preserve">2,1</w:t>
+            </w:r>
+          </w:p>
+        </w:tc>
+        <w:tc>
+          <w:tcPr>
+            <w:tcBorders>
+              <w:bottom w:val="none" w:sz="0" w:space="0" w:color="000000"/>
+              <w:top w:val="none" w:sz="0" w:space="0" w:color="000000"/>
+              <w:left w:val="none" w:sz="0" w:space="0" w:color="000000"/>
+              <w:right w:val="none" w:sz="0" w:space="0" w:color="000000"/>
+            </w:tcBorders>
+            <w:shd w:val="clear" w:color="auto" w:fill="FFFFFF"/>
+            <w:tcMar>
+              <w:top w:w="0" w:type="dxa"/>
+              <w:bottom w:w="0" w:type="dxa"/>
+              <w:left w:w="0" w:type="dxa"/>
+              <w:right w:w="0" w:type="dxa"/>
+            </w:tcMar>
+            <w:vAlign w:val="center"/>
+          </w:tcPr>
+          <w:p>
+            <w:pPr>
+              <w:jc w:val="right"/>
+              <w:pBdr>
+                <w:bottom w:val="none" w:sz="0" w:space="0" w:color="000000"/>
+                <w:top w:val="none" w:sz="0" w:space="0" w:color="000000"/>
+                <w:left w:val="none" w:sz="0" w:space="0" w:color="000000"/>
+                <w:right w:val="none" w:sz="0" w:space="0" w:color="000000"/>
+              </w:pBdr>
+              <w:spacing w:after="36" w:before="36" w:line="240"/>
+              <w:ind w:left="100" w:right="100" w:firstLine="0" w:firstLineChars="0"/>
+              <w:rPr>
+                <w:rFonts w:ascii="Times New Roman" w:hAnsi="Times New Roman" w:eastAsia="Times New Roman" w:cs="Times New Roman"/>
+                <w:i w:val="false"/>
+                <w:b w:val="true"/>
+                <w:u w:val="none"/>
+                <w:strike w:val="false"/>
+                <w:sz w:val="16"/>
+                <w:szCs w:val="16"/>
+                <w:color w:val="000000"/>
+              </w:rPr>
+            </w:pPr>
+            <w:r xmlns:w="http://schemas.openxmlformats.org/wordprocessingml/2006/main" xmlns:wp="http://schemas.openxmlformats.org/drawingml/2006/wordprocessingDrawing" xmlns:r="http://schemas.openxmlformats.org/officeDocument/2006/relationships" xmlns:w14="http://schemas.microsoft.com/office/word/2010/wordml">
+              <w:rPr>
+                <w:rFonts w:ascii="Times New Roman" w:hAnsi="Times New Roman" w:eastAsia="Times New Roman" w:cs="Times New Roman"/>
+                <w:i w:val="false"/>
+                <w:b w:val="true"/>
+                <w:u w:val="none"/>
+                <w:strike w:val="false"/>
+                <w:sz w:val="16"/>
+                <w:szCs w:val="16"/>
+                <w:color w:val="000000"/>
+              </w:rPr>
+              <w:t xml:space="preserve">0,0</w:t>
+            </w:r>
+          </w:p>
+        </w:tc>
+        <w:tc>
+          <w:tcPr>
+            <w:tcBorders>
+              <w:bottom w:val="none" w:sz="0" w:space="0" w:color="000000"/>
+              <w:top w:val="none" w:sz="0" w:space="0" w:color="000000"/>
+              <w:left w:val="none" w:sz="0" w:space="0" w:color="000000"/>
+              <w:right w:val="none" w:sz="0" w:space="0" w:color="000000"/>
+            </w:tcBorders>
+            <w:shd w:val="clear" w:color="auto" w:fill="FFFFFF"/>
+            <w:tcMar>
+              <w:top w:w="0" w:type="dxa"/>
+              <w:bottom w:w="0" w:type="dxa"/>
+              <w:left w:w="0" w:type="dxa"/>
+              <w:right w:w="0" w:type="dxa"/>
+            </w:tcMar>
+            <w:vAlign w:val="center"/>
+          </w:tcPr>
+          <w:p>
+            <w:pPr>
+              <w:jc w:val="center"/>
+              <w:pBdr>
+                <w:bottom w:val="none" w:sz="0" w:space="0" w:color="000000"/>
+                <w:top w:val="none" w:sz="0" w:space="0" w:color="000000"/>
+                <w:left w:val="none" w:sz="0" w:space="0" w:color="000000"/>
+                <w:right w:val="none" w:sz="0" w:space="0" w:color="000000"/>
+              </w:pBdr>
+              <w:spacing w:after="36" w:before="36" w:line="240"/>
+              <w:ind w:left="100" w:right="100" w:firstLine="0" w:firstLineChars="0"/>
+              <w:rPr>
+                <w:rFonts w:ascii="Times New Roman" w:hAnsi="Times New Roman" w:eastAsia="Times New Roman" w:cs="Times New Roman"/>
+                <w:i w:val="false"/>
+                <w:b w:val="true"/>
+                <w:u w:val="none"/>
+                <w:strike w:val="false"/>
+                <w:sz w:val="16"/>
+                <w:szCs w:val="16"/>
+                <w:color w:val="000000"/>
+              </w:rPr>
+            </w:pPr>
+            <w:r xmlns:w="http://schemas.openxmlformats.org/wordprocessingml/2006/main" xmlns:wp="http://schemas.openxmlformats.org/drawingml/2006/wordprocessingDrawing" xmlns:r="http://schemas.openxmlformats.org/officeDocument/2006/relationships" xmlns:w14="http://schemas.microsoft.com/office/word/2010/wordml">
+              <w:rPr>
+                <w:rFonts w:ascii="Times New Roman" w:hAnsi="Times New Roman" w:eastAsia="Times New Roman" w:cs="Times New Roman"/>
+                <w:i w:val="false"/>
+                <w:b w:val="true"/>
+                <w:u w:val="none"/>
+                <w:strike w:val="false"/>
+                <w:sz w:val="16"/>
+                <w:szCs w:val="16"/>
+                <w:color w:val="000000"/>
+              </w:rPr>
+              <w:t xml:space="preserve">0,0</w:t>
+            </w:r>
+          </w:p>
+        </w:tc>
+        <w:tc>
+          <w:tcPr>
+            <w:tcBorders>
+              <w:bottom w:val="none" w:sz="0" w:space="0" w:color="000000"/>
+              <w:top w:val="none" w:sz="0" w:space="0" w:color="000000"/>
+              <w:left w:val="none" w:sz="0" w:space="0" w:color="000000"/>
+              <w:right w:val="none" w:sz="0" w:space="0" w:color="000000"/>
+            </w:tcBorders>
+            <w:shd w:val="clear" w:color="auto" w:fill="FFFFFF"/>
+            <w:tcMar>
+              <w:top w:w="0" w:type="dxa"/>
+              <w:bottom w:w="0" w:type="dxa"/>
+              <w:left w:w="0" w:type="dxa"/>
+              <w:right w:w="0" w:type="dxa"/>
+            </w:tcMar>
+            <w:vAlign w:val="center"/>
+          </w:tcPr>
+          <w:p>
+            <w:pPr>
+              <w:jc w:val="center"/>
+              <w:pBdr>
+                <w:bottom w:val="none" w:sz="0" w:space="0" w:color="000000"/>
+                <w:top w:val="none" w:sz="0" w:space="0" w:color="000000"/>
+                <w:left w:val="none" w:sz="0" w:space="0" w:color="000000"/>
+                <w:right w:val="none" w:sz="0" w:space="0" w:color="000000"/>
+              </w:pBdr>
+              <w:spacing w:after="36" w:before="36" w:line="240"/>
+              <w:ind w:left="100" w:right="100" w:firstLine="0" w:firstLineChars="0"/>
+              <w:rPr>
+                <w:rFonts w:ascii="Times New Roman" w:hAnsi="Times New Roman" w:eastAsia="Times New Roman" w:cs="Times New Roman"/>
+                <w:i w:val="false"/>
+                <w:b w:val="true"/>
+                <w:u w:val="none"/>
+                <w:strike w:val="false"/>
+                <w:sz w:val="16"/>
+                <w:szCs w:val="16"/>
+                <w:color w:val="000000"/>
+              </w:rPr>
+            </w:pPr>
+            <w:r xmlns:w="http://schemas.openxmlformats.org/wordprocessingml/2006/main" xmlns:wp="http://schemas.openxmlformats.org/drawingml/2006/wordprocessingDrawing" xmlns:r="http://schemas.openxmlformats.org/officeDocument/2006/relationships" xmlns:w14="http://schemas.microsoft.com/office/word/2010/wordml">
+              <w:rPr>
+                <w:rFonts w:ascii="Times New Roman" w:hAnsi="Times New Roman" w:eastAsia="Times New Roman" w:cs="Times New Roman"/>
+                <w:i w:val="false"/>
+                <w:b w:val="true"/>
+                <w:u w:val="none"/>
+                <w:strike w:val="false"/>
+                <w:sz w:val="16"/>
+                <w:szCs w:val="16"/>
+                <w:color w:val="000000"/>
+              </w:rPr>
+              <w:t xml:space="preserve">124,4</w:t>
+            </w:r>
+          </w:p>
+        </w:tc>
+        <w:tc>
+          <w:tcPr>
+            <w:tcBorders>
+              <w:bottom w:val="none" w:sz="0" w:space="0" w:color="000000"/>
+              <w:top w:val="none" w:sz="0" w:space="0" w:color="000000"/>
+              <w:left w:val="none" w:sz="0" w:space="0" w:color="000000"/>
+              <w:right w:val="none" w:sz="0" w:space="0" w:color="000000"/>
+            </w:tcBorders>
+            <w:shd w:val="clear" w:color="auto" w:fill="FFFFFF"/>
+            <w:tcMar>
+              <w:top w:w="0" w:type="dxa"/>
+              <w:bottom w:w="0" w:type="dxa"/>
+              <w:left w:w="0" w:type="dxa"/>
+              <w:right w:w="0" w:type="dxa"/>
+            </w:tcMar>
+            <w:vAlign w:val="center"/>
+          </w:tcPr>
+          <w:p>
+            <w:pPr>
+              <w:jc w:val="center"/>
+              <w:pBdr>
+                <w:bottom w:val="none" w:sz="0" w:space="0" w:color="000000"/>
+                <w:top w:val="none" w:sz="0" w:space="0" w:color="000000"/>
+                <w:left w:val="none" w:sz="0" w:space="0" w:color="000000"/>
+                <w:right w:val="none" w:sz="0" w:space="0" w:color="000000"/>
+              </w:pBdr>
+              <w:spacing w:after="36" w:before="36" w:line="240"/>
+              <w:ind w:left="100" w:right="100" w:firstLine="0" w:firstLineChars="0"/>
+              <w:rPr>
+                <w:rFonts w:ascii="Times New Roman" w:hAnsi="Times New Roman" w:eastAsia="Times New Roman" w:cs="Times New Roman"/>
+                <w:i w:val="false"/>
+                <w:b w:val="true"/>
+                <w:u w:val="none"/>
+                <w:strike w:val="false"/>
+                <w:sz w:val="16"/>
+                <w:szCs w:val="16"/>
+                <w:color w:val="000000"/>
+              </w:rPr>
+            </w:pPr>
+            <w:r xmlns:w="http://schemas.openxmlformats.org/wordprocessingml/2006/main" xmlns:wp="http://schemas.openxmlformats.org/drawingml/2006/wordprocessingDrawing" xmlns:r="http://schemas.openxmlformats.org/officeDocument/2006/relationships" xmlns:w14="http://schemas.microsoft.com/office/word/2010/wordml">
+              <w:rPr>
+                <w:rFonts w:ascii="Times New Roman" w:hAnsi="Times New Roman" w:eastAsia="Times New Roman" w:cs="Times New Roman"/>
+                <w:i w:val="false"/>
+                <w:b w:val="true"/>
+                <w:u w:val="none"/>
+                <w:strike w:val="false"/>
+                <w:sz w:val="16"/>
+                <w:szCs w:val="16"/>
+                <w:color w:val="000000"/>
+              </w:rPr>
+              <w:t xml:space="preserve">124,4</w:t>
+            </w:r>
+          </w:p>
+        </w:tc>
+        <w:tc>
+          <w:tcPr>
+            <w:tcBorders>
+              <w:bottom w:val="none" w:sz="0" w:space="0" w:color="000000"/>
+              <w:top w:val="none" w:sz="0" w:space="0" w:color="000000"/>
+              <w:left w:val="none" w:sz="0" w:space="0" w:color="000000"/>
+              <w:right w:val="none" w:sz="0" w:space="0" w:color="000000"/>
+            </w:tcBorders>
+            <w:shd w:val="clear" w:color="auto" w:fill="FFFFFF"/>
+            <w:tcMar>
+              <w:top w:w="0" w:type="dxa"/>
+              <w:bottom w:w="0" w:type="dxa"/>
+              <w:left w:w="0" w:type="dxa"/>
+              <w:right w:w="0" w:type="dxa"/>
+            </w:tcMar>
+            <w:vAlign w:val="center"/>
+          </w:tcPr>
+          <w:p>
+            <w:pPr>
+              <w:jc w:val="center"/>
+              <w:pBdr>
+                <w:bottom w:val="none" w:sz="0" w:space="0" w:color="000000"/>
+                <w:top w:val="none" w:sz="0" w:space="0" w:color="000000"/>
+                <w:left w:val="none" w:sz="0" w:space="0" w:color="000000"/>
+                <w:right w:val="none" w:sz="0" w:space="0" w:color="000000"/>
+              </w:pBdr>
+              <w:spacing w:after="36" w:before="36" w:line="240"/>
+              <w:ind w:left="100" w:right="100" w:firstLine="0" w:firstLineChars="0"/>
+              <w:rPr>
+                <w:rFonts w:ascii="Times New Roman" w:hAnsi="Times New Roman" w:eastAsia="Times New Roman" w:cs="Times New Roman"/>
+                <w:i w:val="false"/>
+                <w:b w:val="true"/>
+                <w:u w:val="none"/>
+                <w:strike w:val="false"/>
+                <w:sz w:val="16"/>
+                <w:szCs w:val="16"/>
+                <w:color w:val="000000"/>
+              </w:rPr>
+            </w:pPr>
+            <w:r xmlns:w="http://schemas.openxmlformats.org/wordprocessingml/2006/main" xmlns:wp="http://schemas.openxmlformats.org/drawingml/2006/wordprocessingDrawing" xmlns:r="http://schemas.openxmlformats.org/officeDocument/2006/relationships" xmlns:w14="http://schemas.microsoft.com/office/word/2010/wordml">
+              <w:rPr>
+                <w:rFonts w:ascii="Times New Roman" w:hAnsi="Times New Roman" w:eastAsia="Times New Roman" w:cs="Times New Roman"/>
+                <w:i w:val="false"/>
+                <w:b w:val="true"/>
+                <w:u w:val="none"/>
+                <w:strike w:val="false"/>
+                <w:sz w:val="16"/>
+                <w:szCs w:val="16"/>
+                <w:color w:val="000000"/>
+              </w:rPr>
+              <w:t xml:space="preserve">124,4</w:t>
+            </w:r>
+          </w:p>
+        </w:tc>
+        <w:tc>
+          <w:tcPr>
+            <w:tcBorders>
+              <w:bottom w:val="none" w:sz="0" w:space="0" w:color="000000"/>
+              <w:top w:val="none" w:sz="0" w:space="0" w:color="000000"/>
+              <w:left w:val="none" w:sz="0" w:space="0" w:color="000000"/>
+              <w:right w:val="none" w:sz="0" w:space="0" w:color="000000"/>
+            </w:tcBorders>
+            <w:shd w:val="clear" w:color="auto" w:fill="FFFFFF"/>
+            <w:tcMar>
+              <w:top w:w="0" w:type="dxa"/>
+              <w:bottom w:w="0" w:type="dxa"/>
+              <w:left w:w="0" w:type="dxa"/>
+              <w:right w:w="0" w:type="dxa"/>
+            </w:tcMar>
+            <w:vAlign w:val="center"/>
+          </w:tcPr>
+          <w:p>
+            <w:pPr>
+              <w:jc w:val="center"/>
+              <w:pBdr>
+                <w:bottom w:val="none" w:sz="0" w:space="0" w:color="000000"/>
+                <w:top w:val="none" w:sz="0" w:space="0" w:color="000000"/>
+                <w:left w:val="none" w:sz="0" w:space="0" w:color="000000"/>
+                <w:right w:val="none" w:sz="0" w:space="0" w:color="000000"/>
+              </w:pBdr>
+              <w:spacing w:after="36" w:before="36" w:line="240"/>
+              <w:ind w:left="100" w:right="100" w:firstLine="0" w:firstLineChars="0"/>
+              <w:rPr>
+                <w:rFonts w:ascii="Times New Roman" w:hAnsi="Times New Roman" w:eastAsia="Times New Roman" w:cs="Times New Roman"/>
+                <w:i w:val="false"/>
+                <w:b w:val="true"/>
+                <w:u w:val="none"/>
+                <w:strike w:val="false"/>
+                <w:sz w:val="16"/>
+                <w:szCs w:val="16"/>
+                <w:color w:val="000000"/>
+              </w:rPr>
+            </w:pPr>
+            <w:r xmlns:w="http://schemas.openxmlformats.org/wordprocessingml/2006/main" xmlns:wp="http://schemas.openxmlformats.org/drawingml/2006/wordprocessingDrawing" xmlns:r="http://schemas.openxmlformats.org/officeDocument/2006/relationships" xmlns:w14="http://schemas.microsoft.com/office/word/2010/wordml">
+              <w:rPr>
+                <w:rFonts w:ascii="Times New Roman" w:hAnsi="Times New Roman" w:eastAsia="Times New Roman" w:cs="Times New Roman"/>
+                <w:i w:val="false"/>
+                <w:b w:val="true"/>
+                <w:u w:val="none"/>
+                <w:strike w:val="false"/>
+                <w:sz w:val="16"/>
+                <w:szCs w:val="16"/>
+                <w:color w:val="000000"/>
+              </w:rPr>
+              <w:t xml:space="preserve">124,4</w:t>
+            </w:r>
+          </w:p>
+        </w:tc>
+        <w:tc>
+          <w:tcPr>
+            <w:tcBorders>
+              <w:bottom w:val="none" w:sz="0" w:space="0" w:color="000000"/>
+              <w:top w:val="none" w:sz="0" w:space="0" w:color="000000"/>
+              <w:left w:val="none" w:sz="0" w:space="0" w:color="000000"/>
+              <w:right w:val="none" w:sz="0" w:space="0" w:color="000000"/>
+            </w:tcBorders>
+            <w:shd w:val="clear" w:color="auto" w:fill="FFFFFF"/>
+            <w:tcMar>
+              <w:top w:w="0" w:type="dxa"/>
+              <w:bottom w:w="0" w:type="dxa"/>
+              <w:left w:w="0" w:type="dxa"/>
+              <w:right w:w="0" w:type="dxa"/>
+            </w:tcMar>
+            <w:vAlign w:val="center"/>
+          </w:tcPr>
+          <w:p>
+            <w:pPr>
+              <w:jc w:val="right"/>
+              <w:pBdr>
+                <w:bottom w:val="none" w:sz="0" w:space="0" w:color="000000"/>
+                <w:top w:val="none" w:sz="0" w:space="0" w:color="000000"/>
+                <w:left w:val="none" w:sz="0" w:space="0" w:color="000000"/>
+                <w:right w:val="none" w:sz="0" w:space="0" w:color="000000"/>
+              </w:pBdr>
+              <w:spacing w:after="36" w:before="36" w:line="240"/>
+              <w:ind w:left="100" w:right="100" w:firstLine="0" w:firstLineChars="0"/>
+              <w:rPr>
+                <w:rFonts w:ascii="Times New Roman" w:hAnsi="Times New Roman" w:eastAsia="Times New Roman" w:cs="Times New Roman"/>
+                <w:i w:val="false"/>
+                <w:b w:val="true"/>
+                <w:u w:val="none"/>
+                <w:strike w:val="false"/>
+                <w:sz w:val="16"/>
+                <w:szCs w:val="16"/>
+                <w:color w:val="000000"/>
+              </w:rPr>
+            </w:pPr>
+            <w:r xmlns:w="http://schemas.openxmlformats.org/wordprocessingml/2006/main" xmlns:wp="http://schemas.openxmlformats.org/drawingml/2006/wordprocessingDrawing" xmlns:r="http://schemas.openxmlformats.org/officeDocument/2006/relationships" xmlns:w14="http://schemas.microsoft.com/office/word/2010/wordml">
+              <w:rPr>
+                <w:rFonts w:ascii="Times New Roman" w:hAnsi="Times New Roman" w:eastAsia="Times New Roman" w:cs="Times New Roman"/>
+                <w:i w:val="false"/>
+                <w:b w:val="true"/>
+                <w:u w:val="none"/>
+                <w:strike w:val="false"/>
+                <w:sz w:val="16"/>
+                <w:szCs w:val="16"/>
+                <w:color w:val="000000"/>
+              </w:rPr>
+              <w:t xml:space="preserve">121,8</w:t>
+            </w:r>
+          </w:p>
+        </w:tc>
+        <w:tc>
+          <w:tcPr>
+            <w:tcBorders>
+              <w:bottom w:val="none" w:sz="0" w:space="0" w:color="000000"/>
+              <w:top w:val="none" w:sz="0" w:space="0" w:color="000000"/>
+              <w:left w:val="none" w:sz="0" w:space="0" w:color="000000"/>
+              <w:right w:val="none" w:sz="0" w:space="0" w:color="000000"/>
+            </w:tcBorders>
+            <w:shd w:val="clear" w:color="auto" w:fill="FFFFFF"/>
+            <w:tcMar>
+              <w:top w:w="0" w:type="dxa"/>
+              <w:bottom w:w="0" w:type="dxa"/>
+              <w:left w:w="0" w:type="dxa"/>
+              <w:right w:w="0" w:type="dxa"/>
+            </w:tcMar>
+            <w:vAlign w:val="center"/>
+          </w:tcPr>
+          <w:p>
+            <w:pPr>
+              <w:jc w:val="right"/>
+              <w:pBdr>
+                <w:bottom w:val="none" w:sz="0" w:space="0" w:color="000000"/>
+                <w:top w:val="none" w:sz="0" w:space="0" w:color="000000"/>
+                <w:left w:val="none" w:sz="0" w:space="0" w:color="000000"/>
+                <w:right w:val="none" w:sz="0" w:space="0" w:color="000000"/>
+              </w:pBdr>
+              <w:spacing w:after="36" w:before="36" w:line="240"/>
+              <w:ind w:left="100" w:right="100" w:firstLine="0" w:firstLineChars="0"/>
+              <w:rPr>
+                <w:rFonts w:ascii="Times New Roman" w:hAnsi="Times New Roman" w:eastAsia="Times New Roman" w:cs="Times New Roman"/>
+                <w:i w:val="false"/>
+                <w:b w:val="true"/>
+                <w:u w:val="none"/>
+                <w:strike w:val="false"/>
+                <w:sz w:val="16"/>
+                <w:szCs w:val="16"/>
+                <w:color w:val="000000"/>
+              </w:rPr>
+            </w:pPr>
+            <w:r xmlns:w="http://schemas.openxmlformats.org/wordprocessingml/2006/main" xmlns:wp="http://schemas.openxmlformats.org/drawingml/2006/wordprocessingDrawing" xmlns:r="http://schemas.openxmlformats.org/officeDocument/2006/relationships" xmlns:w14="http://schemas.microsoft.com/office/word/2010/wordml">
+              <w:rPr>
+                <w:rFonts w:ascii="Times New Roman" w:hAnsi="Times New Roman" w:eastAsia="Times New Roman" w:cs="Times New Roman"/>
+                <w:i w:val="false"/>
+                <w:b w:val="true"/>
+                <w:u w:val="none"/>
+                <w:strike w:val="false"/>
+                <w:sz w:val="16"/>
+                <w:szCs w:val="16"/>
+                <w:color w:val="000000"/>
+              </w:rPr>
+              <w:t xml:space="preserve">5,636</w:t>
+            </w:r>
+          </w:p>
+        </w:tc>
+        <w:tc>
+          <w:tcPr>
+            <w:tcBorders>
+              <w:bottom w:val="none" w:sz="0" w:space="0" w:color="000000"/>
+              <w:top w:val="none" w:sz="0" w:space="0" w:color="000000"/>
+              <w:left w:val="none" w:sz="0" w:space="0" w:color="000000"/>
+              <w:right w:val="none" w:sz="0" w:space="0" w:color="000000"/>
+            </w:tcBorders>
+            <w:shd w:val="clear" w:color="auto" w:fill="FFFFFF"/>
+            <w:tcMar>
+              <w:top w:w="0" w:type="dxa"/>
+              <w:bottom w:w="0" w:type="dxa"/>
+              <w:left w:w="0" w:type="dxa"/>
+              <w:right w:w="0" w:type="dxa"/>
+            </w:tcMar>
+            <w:vAlign w:val="center"/>
+          </w:tcPr>
+          <w:p>
+            <w:pPr>
+              <w:jc w:val="right"/>
+              <w:pBdr>
+                <w:bottom w:val="none" w:sz="0" w:space="0" w:color="000000"/>
+                <w:top w:val="none" w:sz="0" w:space="0" w:color="000000"/>
+                <w:left w:val="none" w:sz="0" w:space="0" w:color="000000"/>
+                <w:right w:val="none" w:sz="0" w:space="0" w:color="000000"/>
+              </w:pBdr>
+              <w:spacing w:after="36" w:before="36" w:line="240"/>
+              <w:ind w:left="100" w:right="100" w:firstLine="0" w:firstLineChars="0"/>
+              <w:rPr>
+                <w:rFonts w:ascii="Times New Roman" w:hAnsi="Times New Roman" w:eastAsia="Times New Roman" w:cs="Times New Roman"/>
+                <w:i w:val="false"/>
+                <w:b w:val="true"/>
+                <w:u w:val="none"/>
+                <w:strike w:val="false"/>
+                <w:sz w:val="16"/>
+                <w:szCs w:val="16"/>
+                <w:color w:val="000000"/>
+              </w:rPr>
+            </w:pPr>
+            <w:r xmlns:w="http://schemas.openxmlformats.org/wordprocessingml/2006/main" xmlns:wp="http://schemas.openxmlformats.org/drawingml/2006/wordprocessingDrawing" xmlns:r="http://schemas.openxmlformats.org/officeDocument/2006/relationships" xmlns:w14="http://schemas.microsoft.com/office/word/2010/wordml">
+              <w:rPr>
+                <w:rFonts w:ascii="Times New Roman" w:hAnsi="Times New Roman" w:eastAsia="Times New Roman" w:cs="Times New Roman"/>
+                <w:i w:val="false"/>
+                <w:b w:val="true"/>
+                <w:u w:val="none"/>
+                <w:strike w:val="false"/>
+                <w:sz w:val="16"/>
+                <w:szCs w:val="16"/>
+                <w:color w:val="000000"/>
+              </w:rPr>
+              <w:t xml:space="preserve">10 - التعليم</w:t>
+            </w:r>
+          </w:p>
+        </w:tc>
+      </w:tr>
+      <w:tr>
+        <w:trPr>
+          <w:trHeight w:val="360" w:hRule="auto"/>
+        </w:trPr>
+        body13
+        <w:tc>
+          <w:tcPr>
+            <w:tcBorders>
+              <w:bottom w:val="none" w:sz="0" w:space="0" w:color="000000"/>
+              <w:top w:val="none" w:sz="0" w:space="0" w:color="000000"/>
+              <w:left w:val="none" w:sz="0" w:space="0" w:color="000000"/>
+              <w:right w:val="none" w:sz="0" w:space="0" w:color="000000"/>
+            </w:tcBorders>
+            <w:shd w:val="clear" w:color="auto" w:fill="FFFFFF"/>
+            <w:tcMar>
+              <w:top w:w="0" w:type="dxa"/>
+              <w:bottom w:w="0" w:type="dxa"/>
+              <w:left w:w="0" w:type="dxa"/>
+              <w:right w:w="0" w:type="dxa"/>
+            </w:tcMar>
+            <w:vAlign w:val="center"/>
+          </w:tcPr>
+          <w:p>
+            <w:pPr>
+              <w:jc w:val="right"/>
+              <w:pBdr>
+                <w:bottom w:val="none" w:sz="0" w:space="0" w:color="000000"/>
+                <w:top w:val="none" w:sz="0" w:space="0" w:color="000000"/>
+                <w:left w:val="none" w:sz="0" w:space="0" w:color="000000"/>
+                <w:right w:val="none" w:sz="0" w:space="0" w:color="000000"/>
+              </w:pBdr>
+              <w:spacing w:after="36" w:before="36" w:line="240"/>
+              <w:ind w:left="100" w:right="100" w:firstLine="0" w:firstLineChars="0"/>
+              <w:rPr>
+                <w:rFonts w:ascii="Times New Roman" w:hAnsi="Times New Roman" w:eastAsia="Times New Roman" w:cs="Times New Roman"/>
+                <w:i w:val="false"/>
+                <w:b w:val="true"/>
+                <w:u w:val="none"/>
+                <w:strike w:val="false"/>
+                <w:sz w:val="16"/>
+                <w:szCs w:val="16"/>
+                <w:color w:val="000000"/>
+              </w:rPr>
+            </w:pPr>
+            <w:r xmlns:w="http://schemas.openxmlformats.org/wordprocessingml/2006/main" xmlns:wp="http://schemas.openxmlformats.org/drawingml/2006/wordprocessingDrawing" xmlns:r="http://schemas.openxmlformats.org/officeDocument/2006/relationships" xmlns:w14="http://schemas.microsoft.com/office/word/2010/wordml">
+              <w:rPr>
+                <w:rFonts w:ascii="Times New Roman" w:hAnsi="Times New Roman" w:eastAsia="Times New Roman" w:cs="Times New Roman"/>
+                <w:i w:val="false"/>
+                <w:b w:val="true"/>
+                <w:u w:val="none"/>
+                <w:strike w:val="false"/>
+                <w:sz w:val="16"/>
+                <w:szCs w:val="16"/>
+                <w:color w:val="000000"/>
+              </w:rPr>
+              <w:t xml:space="preserve">2,3</w:t>
+            </w:r>
+          </w:p>
+        </w:tc>
+        <w:tc>
+          <w:tcPr>
+            <w:tcBorders>
+              <w:bottom w:val="none" w:sz="0" w:space="0" w:color="000000"/>
+              <w:top w:val="none" w:sz="0" w:space="0" w:color="000000"/>
+              <w:left w:val="none" w:sz="0" w:space="0" w:color="000000"/>
+              <w:right w:val="none" w:sz="0" w:space="0" w:color="000000"/>
+            </w:tcBorders>
+            <w:shd w:val="clear" w:color="auto" w:fill="FFFFFF"/>
+            <w:tcMar>
+              <w:top w:w="0" w:type="dxa"/>
+              <w:bottom w:w="0" w:type="dxa"/>
+              <w:left w:w="0" w:type="dxa"/>
+              <w:right w:w="0" w:type="dxa"/>
+            </w:tcMar>
+            <w:vAlign w:val="center"/>
+          </w:tcPr>
+          <w:p>
+            <w:pPr>
+              <w:jc w:val="right"/>
+              <w:pBdr>
+                <w:bottom w:val="none" w:sz="0" w:space="0" w:color="000000"/>
+                <w:top w:val="none" w:sz="0" w:space="0" w:color="000000"/>
+                <w:left w:val="none" w:sz="0" w:space="0" w:color="000000"/>
+                <w:right w:val="none" w:sz="0" w:space="0" w:color="000000"/>
+              </w:pBdr>
+              <w:spacing w:after="36" w:before="36" w:line="240"/>
+              <w:ind w:left="100" w:right="100" w:firstLine="0" w:firstLineChars="0"/>
+              <w:rPr>
+                <w:rFonts w:ascii="Times New Roman" w:hAnsi="Times New Roman" w:eastAsia="Times New Roman" w:cs="Times New Roman"/>
+                <w:i w:val="false"/>
+                <w:b w:val="true"/>
+                <w:u w:val="none"/>
+                <w:strike w:val="false"/>
+                <w:sz w:val="16"/>
+                <w:szCs w:val="16"/>
+                <w:color w:val="000000"/>
+              </w:rPr>
+            </w:pPr>
+            <w:r xmlns:w="http://schemas.openxmlformats.org/wordprocessingml/2006/main" xmlns:wp="http://schemas.openxmlformats.org/drawingml/2006/wordprocessingDrawing" xmlns:r="http://schemas.openxmlformats.org/officeDocument/2006/relationships" xmlns:w14="http://schemas.microsoft.com/office/word/2010/wordml">
+              <w:rPr>
+                <w:rFonts w:ascii="Times New Roman" w:hAnsi="Times New Roman" w:eastAsia="Times New Roman" w:cs="Times New Roman"/>
+                <w:i w:val="false"/>
+                <w:b w:val="true"/>
+                <w:u w:val="none"/>
+                <w:strike w:val="false"/>
+                <w:sz w:val="16"/>
+                <w:szCs w:val="16"/>
+                <w:color w:val="000000"/>
+              </w:rPr>
+              <w:t xml:space="preserve">0,2</w:t>
+            </w:r>
+          </w:p>
+        </w:tc>
+        <w:tc>
+          <w:tcPr>
+            <w:tcBorders>
+              <w:bottom w:val="none" w:sz="0" w:space="0" w:color="000000"/>
+              <w:top w:val="none" w:sz="0" w:space="0" w:color="000000"/>
+              <w:left w:val="none" w:sz="0" w:space="0" w:color="000000"/>
+              <w:right w:val="none" w:sz="0" w:space="0" w:color="000000"/>
+            </w:tcBorders>
+            <w:shd w:val="clear" w:color="auto" w:fill="FFFFFF"/>
+            <w:tcMar>
+              <w:top w:w="0" w:type="dxa"/>
+              <w:bottom w:w="0" w:type="dxa"/>
+              <w:left w:w="0" w:type="dxa"/>
+              <w:right w:w="0" w:type="dxa"/>
+            </w:tcMar>
+            <w:vAlign w:val="center"/>
+          </w:tcPr>
+          <w:p>
+            <w:pPr>
+              <w:jc w:val="center"/>
+              <w:pBdr>
+                <w:bottom w:val="none" w:sz="0" w:space="0" w:color="000000"/>
+                <w:top w:val="none" w:sz="0" w:space="0" w:color="000000"/>
+                <w:left w:val="none" w:sz="0" w:space="0" w:color="000000"/>
+                <w:right w:val="none" w:sz="0" w:space="0" w:color="000000"/>
+              </w:pBdr>
+              <w:spacing w:after="36" w:before="36" w:line="240"/>
+              <w:ind w:left="100" w:right="100" w:firstLine="0" w:firstLineChars="0"/>
+              <w:rPr>
+                <w:rFonts w:ascii="Times New Roman" w:hAnsi="Times New Roman" w:eastAsia="Times New Roman" w:cs="Times New Roman"/>
+                <w:i w:val="false"/>
+                <w:b w:val="true"/>
+                <w:u w:val="none"/>
+                <w:strike w:val="false"/>
+                <w:sz w:val="16"/>
+                <w:szCs w:val="16"/>
+                <w:color w:val="000000"/>
+              </w:rPr>
+            </w:pPr>
+            <w:r xmlns:w="http://schemas.openxmlformats.org/wordprocessingml/2006/main" xmlns:wp="http://schemas.openxmlformats.org/drawingml/2006/wordprocessingDrawing" xmlns:r="http://schemas.openxmlformats.org/officeDocument/2006/relationships" xmlns:w14="http://schemas.microsoft.com/office/word/2010/wordml">
+              <w:rPr>
+                <w:rFonts w:ascii="Times New Roman" w:hAnsi="Times New Roman" w:eastAsia="Times New Roman" w:cs="Times New Roman"/>
+                <w:i w:val="false"/>
+                <w:b w:val="true"/>
+                <w:u w:val="none"/>
+                <w:strike w:val="false"/>
+                <w:sz w:val="16"/>
+                <w:szCs w:val="16"/>
+                <w:color w:val="000000"/>
+              </w:rPr>
+              <w:t xml:space="preserve">-0,2</w:t>
+            </w:r>
+          </w:p>
+        </w:tc>
+        <w:tc>
+          <w:tcPr>
+            <w:tcBorders>
+              <w:bottom w:val="none" w:sz="0" w:space="0" w:color="000000"/>
+              <w:top w:val="none" w:sz="0" w:space="0" w:color="000000"/>
+              <w:left w:val="none" w:sz="0" w:space="0" w:color="000000"/>
+              <w:right w:val="none" w:sz="0" w:space="0" w:color="000000"/>
+            </w:tcBorders>
+            <w:shd w:val="clear" w:color="auto" w:fill="FFFFFF"/>
+            <w:tcMar>
+              <w:top w:w="0" w:type="dxa"/>
+              <w:bottom w:w="0" w:type="dxa"/>
+              <w:left w:w="0" w:type="dxa"/>
+              <w:right w:w="0" w:type="dxa"/>
+            </w:tcMar>
+            <w:vAlign w:val="center"/>
+          </w:tcPr>
+          <w:p>
+            <w:pPr>
+              <w:jc w:val="center"/>
+              <w:pBdr>
+                <w:bottom w:val="none" w:sz="0" w:space="0" w:color="000000"/>
+                <w:top w:val="none" w:sz="0" w:space="0" w:color="000000"/>
+                <w:left w:val="none" w:sz="0" w:space="0" w:color="000000"/>
+                <w:right w:val="none" w:sz="0" w:space="0" w:color="000000"/>
+              </w:pBdr>
+              <w:spacing w:after="36" w:before="36" w:line="240"/>
+              <w:ind w:left="100" w:right="100" w:firstLine="0" w:firstLineChars="0"/>
+              <w:rPr>
+                <w:rFonts w:ascii="Times New Roman" w:hAnsi="Times New Roman" w:eastAsia="Times New Roman" w:cs="Times New Roman"/>
+                <w:i w:val="false"/>
+                <w:b w:val="true"/>
+                <w:u w:val="none"/>
+                <w:strike w:val="false"/>
+                <w:sz w:val="16"/>
+                <w:szCs w:val="16"/>
+                <w:color w:val="000000"/>
+              </w:rPr>
+            </w:pPr>
+            <w:r xmlns:w="http://schemas.openxmlformats.org/wordprocessingml/2006/main" xmlns:wp="http://schemas.openxmlformats.org/drawingml/2006/wordprocessingDrawing" xmlns:r="http://schemas.openxmlformats.org/officeDocument/2006/relationships" xmlns:w14="http://schemas.microsoft.com/office/word/2010/wordml">
+              <w:rPr>
+                <w:rFonts w:ascii="Times New Roman" w:hAnsi="Times New Roman" w:eastAsia="Times New Roman" w:cs="Times New Roman"/>
+                <w:i w:val="false"/>
+                <w:b w:val="true"/>
+                <w:u w:val="none"/>
+                <w:strike w:val="false"/>
+                <w:sz w:val="16"/>
+                <w:szCs w:val="16"/>
+                <w:color w:val="000000"/>
+              </w:rPr>
+              <w:t xml:space="preserve">122,5</w:t>
+            </w:r>
+          </w:p>
+        </w:tc>
+        <w:tc>
+          <w:tcPr>
+            <w:tcBorders>
+              <w:bottom w:val="none" w:sz="0" w:space="0" w:color="000000"/>
+              <w:top w:val="none" w:sz="0" w:space="0" w:color="000000"/>
+              <w:left w:val="none" w:sz="0" w:space="0" w:color="000000"/>
+              <w:right w:val="none" w:sz="0" w:space="0" w:color="000000"/>
+            </w:tcBorders>
+            <w:shd w:val="clear" w:color="auto" w:fill="FFFFFF"/>
+            <w:tcMar>
+              <w:top w:w="0" w:type="dxa"/>
+              <w:bottom w:w="0" w:type="dxa"/>
+              <w:left w:w="0" w:type="dxa"/>
+              <w:right w:w="0" w:type="dxa"/>
+            </w:tcMar>
+            <w:vAlign w:val="center"/>
+          </w:tcPr>
+          <w:p>
+            <w:pPr>
+              <w:jc w:val="center"/>
+              <w:pBdr>
+                <w:bottom w:val="none" w:sz="0" w:space="0" w:color="000000"/>
+                <w:top w:val="none" w:sz="0" w:space="0" w:color="000000"/>
+                <w:left w:val="none" w:sz="0" w:space="0" w:color="000000"/>
+                <w:right w:val="none" w:sz="0" w:space="0" w:color="000000"/>
+              </w:pBdr>
+              <w:spacing w:after="36" w:before="36" w:line="240"/>
+              <w:ind w:left="100" w:right="100" w:firstLine="0" w:firstLineChars="0"/>
+              <w:rPr>
+                <w:rFonts w:ascii="Times New Roman" w:hAnsi="Times New Roman" w:eastAsia="Times New Roman" w:cs="Times New Roman"/>
+                <w:i w:val="false"/>
+                <w:b w:val="true"/>
+                <w:u w:val="none"/>
+                <w:strike w:val="false"/>
+                <w:sz w:val="16"/>
+                <w:szCs w:val="16"/>
+                <w:color w:val="000000"/>
+              </w:rPr>
+            </w:pPr>
+            <w:r xmlns:w="http://schemas.openxmlformats.org/wordprocessingml/2006/main" xmlns:wp="http://schemas.openxmlformats.org/drawingml/2006/wordprocessingDrawing" xmlns:r="http://schemas.openxmlformats.org/officeDocument/2006/relationships" xmlns:w14="http://schemas.microsoft.com/office/word/2010/wordml">
+              <w:rPr>
+                <w:rFonts w:ascii="Times New Roman" w:hAnsi="Times New Roman" w:eastAsia="Times New Roman" w:cs="Times New Roman"/>
+                <w:i w:val="false"/>
+                <w:b w:val="true"/>
+                <w:u w:val="none"/>
+                <w:strike w:val="false"/>
+                <w:sz w:val="16"/>
+                <w:szCs w:val="16"/>
+                <w:color w:val="000000"/>
+              </w:rPr>
+              <w:t xml:space="preserve">122,8</w:t>
+            </w:r>
+          </w:p>
+        </w:tc>
+        <w:tc>
+          <w:tcPr>
+            <w:tcBorders>
+              <w:bottom w:val="none" w:sz="0" w:space="0" w:color="000000"/>
+              <w:top w:val="none" w:sz="0" w:space="0" w:color="000000"/>
+              <w:left w:val="none" w:sz="0" w:space="0" w:color="000000"/>
+              <w:right w:val="none" w:sz="0" w:space="0" w:color="000000"/>
+            </w:tcBorders>
+            <w:shd w:val="clear" w:color="auto" w:fill="FFFFFF"/>
+            <w:tcMar>
+              <w:top w:w="0" w:type="dxa"/>
+              <w:bottom w:w="0" w:type="dxa"/>
+              <w:left w:w="0" w:type="dxa"/>
+              <w:right w:w="0" w:type="dxa"/>
+            </w:tcMar>
+            <w:vAlign w:val="center"/>
+          </w:tcPr>
+          <w:p>
+            <w:pPr>
+              <w:jc w:val="center"/>
+              <w:pBdr>
+                <w:bottom w:val="none" w:sz="0" w:space="0" w:color="000000"/>
+                <w:top w:val="none" w:sz="0" w:space="0" w:color="000000"/>
+                <w:left w:val="none" w:sz="0" w:space="0" w:color="000000"/>
+                <w:right w:val="none" w:sz="0" w:space="0" w:color="000000"/>
+              </w:pBdr>
+              <w:spacing w:after="36" w:before="36" w:line="240"/>
+              <w:ind w:left="100" w:right="100" w:firstLine="0" w:firstLineChars="0"/>
+              <w:rPr>
+                <w:rFonts w:ascii="Times New Roman" w:hAnsi="Times New Roman" w:eastAsia="Times New Roman" w:cs="Times New Roman"/>
+                <w:i w:val="false"/>
+                <w:b w:val="true"/>
+                <w:u w:val="none"/>
+                <w:strike w:val="false"/>
+                <w:sz w:val="16"/>
+                <w:szCs w:val="16"/>
+                <w:color w:val="000000"/>
+              </w:rPr>
+            </w:pPr>
+            <w:r xmlns:w="http://schemas.openxmlformats.org/wordprocessingml/2006/main" xmlns:wp="http://schemas.openxmlformats.org/drawingml/2006/wordprocessingDrawing" xmlns:r="http://schemas.openxmlformats.org/officeDocument/2006/relationships" xmlns:w14="http://schemas.microsoft.com/office/word/2010/wordml">
+              <w:rPr>
+                <w:rFonts w:ascii="Times New Roman" w:hAnsi="Times New Roman" w:eastAsia="Times New Roman" w:cs="Times New Roman"/>
+                <w:i w:val="false"/>
+                <w:b w:val="true"/>
+                <w:u w:val="none"/>
+                <w:strike w:val="false"/>
+                <w:sz w:val="16"/>
+                <w:szCs w:val="16"/>
+                <w:color w:val="000000"/>
+              </w:rPr>
+              <w:t xml:space="preserve">122,2</w:t>
+            </w:r>
+          </w:p>
+        </w:tc>
+        <w:tc>
+          <w:tcPr>
+            <w:tcBorders>
+              <w:bottom w:val="none" w:sz="0" w:space="0" w:color="000000"/>
+              <w:top w:val="none" w:sz="0" w:space="0" w:color="000000"/>
+              <w:left w:val="none" w:sz="0" w:space="0" w:color="000000"/>
+              <w:right w:val="none" w:sz="0" w:space="0" w:color="000000"/>
+            </w:tcBorders>
+            <w:shd w:val="clear" w:color="auto" w:fill="FFFFFF"/>
+            <w:tcMar>
+              <w:top w:w="0" w:type="dxa"/>
+              <w:bottom w:w="0" w:type="dxa"/>
+              <w:left w:w="0" w:type="dxa"/>
+              <w:right w:w="0" w:type="dxa"/>
+            </w:tcMar>
+            <w:vAlign w:val="center"/>
+          </w:tcPr>
+          <w:p>
+            <w:pPr>
+              <w:jc w:val="center"/>
+              <w:pBdr>
+                <w:bottom w:val="none" w:sz="0" w:space="0" w:color="000000"/>
+                <w:top w:val="none" w:sz="0" w:space="0" w:color="000000"/>
+                <w:left w:val="none" w:sz="0" w:space="0" w:color="000000"/>
+                <w:right w:val="none" w:sz="0" w:space="0" w:color="000000"/>
+              </w:pBdr>
+              <w:spacing w:after="36" w:before="36" w:line="240"/>
+              <w:ind w:left="100" w:right="100" w:firstLine="0" w:firstLineChars="0"/>
+              <w:rPr>
+                <w:rFonts w:ascii="Times New Roman" w:hAnsi="Times New Roman" w:eastAsia="Times New Roman" w:cs="Times New Roman"/>
+                <w:i w:val="false"/>
+                <w:b w:val="true"/>
+                <w:u w:val="none"/>
+                <w:strike w:val="false"/>
+                <w:sz w:val="16"/>
+                <w:szCs w:val="16"/>
+                <w:color w:val="000000"/>
+              </w:rPr>
+            </w:pPr>
+            <w:r xmlns:w="http://schemas.openxmlformats.org/wordprocessingml/2006/main" xmlns:wp="http://schemas.openxmlformats.org/drawingml/2006/wordprocessingDrawing" xmlns:r="http://schemas.openxmlformats.org/officeDocument/2006/relationships" xmlns:w14="http://schemas.microsoft.com/office/word/2010/wordml">
+              <w:rPr>
+                <w:rFonts w:ascii="Times New Roman" w:hAnsi="Times New Roman" w:eastAsia="Times New Roman" w:cs="Times New Roman"/>
+                <w:i w:val="false"/>
+                <w:b w:val="true"/>
+                <w:u w:val="none"/>
+                <w:strike w:val="false"/>
+                <w:sz w:val="16"/>
+                <w:szCs w:val="16"/>
+                <w:color w:val="000000"/>
+              </w:rPr>
+              <w:t xml:space="preserve">122,2</w:t>
+            </w:r>
+          </w:p>
+        </w:tc>
+        <w:tc>
+          <w:tcPr>
+            <w:tcBorders>
+              <w:bottom w:val="none" w:sz="0" w:space="0" w:color="000000"/>
+              <w:top w:val="none" w:sz="0" w:space="0" w:color="000000"/>
+              <w:left w:val="none" w:sz="0" w:space="0" w:color="000000"/>
+              <w:right w:val="none" w:sz="0" w:space="0" w:color="000000"/>
+            </w:tcBorders>
+            <w:shd w:val="clear" w:color="auto" w:fill="FFFFFF"/>
+            <w:tcMar>
+              <w:top w:w="0" w:type="dxa"/>
+              <w:bottom w:w="0" w:type="dxa"/>
+              <w:left w:w="0" w:type="dxa"/>
+              <w:right w:w="0" w:type="dxa"/>
+            </w:tcMar>
+            <w:vAlign w:val="center"/>
+          </w:tcPr>
+          <w:p>
+            <w:pPr>
+              <w:jc w:val="right"/>
+              <w:pBdr>
+                <w:bottom w:val="none" w:sz="0" w:space="0" w:color="000000"/>
+                <w:top w:val="none" w:sz="0" w:space="0" w:color="000000"/>
+                <w:left w:val="none" w:sz="0" w:space="0" w:color="000000"/>
+                <w:right w:val="none" w:sz="0" w:space="0" w:color="000000"/>
+              </w:pBdr>
+              <w:spacing w:after="36" w:before="36" w:line="240"/>
+              <w:ind w:left="100" w:right="100" w:firstLine="0" w:firstLineChars="0"/>
+              <w:rPr>
+                <w:rFonts w:ascii="Times New Roman" w:hAnsi="Times New Roman" w:eastAsia="Times New Roman" w:cs="Times New Roman"/>
+                <w:i w:val="false"/>
+                <w:b w:val="true"/>
+                <w:u w:val="none"/>
+                <w:strike w:val="false"/>
+                <w:sz w:val="16"/>
+                <w:szCs w:val="16"/>
+                <w:color w:val="000000"/>
+              </w:rPr>
+            </w:pPr>
+            <w:r xmlns:w="http://schemas.openxmlformats.org/wordprocessingml/2006/main" xmlns:wp="http://schemas.openxmlformats.org/drawingml/2006/wordprocessingDrawing" xmlns:r="http://schemas.openxmlformats.org/officeDocument/2006/relationships" xmlns:w14="http://schemas.microsoft.com/office/word/2010/wordml">
+              <w:rPr>
+                <w:rFonts w:ascii="Times New Roman" w:hAnsi="Times New Roman" w:eastAsia="Times New Roman" w:cs="Times New Roman"/>
+                <w:i w:val="false"/>
+                <w:b w:val="true"/>
+                <w:u w:val="none"/>
+                <w:strike w:val="false"/>
+                <w:sz w:val="16"/>
+                <w:szCs w:val="16"/>
+                <w:color w:val="000000"/>
+              </w:rPr>
+              <w:t xml:space="preserve">119,8</w:t>
+            </w:r>
+          </w:p>
+        </w:tc>
+        <w:tc>
+          <w:tcPr>
+            <w:tcBorders>
+              <w:bottom w:val="none" w:sz="0" w:space="0" w:color="000000"/>
+              <w:top w:val="none" w:sz="0" w:space="0" w:color="000000"/>
+              <w:left w:val="none" w:sz="0" w:space="0" w:color="000000"/>
+              <w:right w:val="none" w:sz="0" w:space="0" w:color="000000"/>
+            </w:tcBorders>
+            <w:shd w:val="clear" w:color="auto" w:fill="FFFFFF"/>
+            <w:tcMar>
+              <w:top w:w="0" w:type="dxa"/>
+              <w:bottom w:w="0" w:type="dxa"/>
+              <w:left w:w="0" w:type="dxa"/>
+              <w:right w:w="0" w:type="dxa"/>
+            </w:tcMar>
+            <w:vAlign w:val="center"/>
+          </w:tcPr>
+          <w:p>
+            <w:pPr>
+              <w:jc w:val="right"/>
+              <w:pBdr>
+                <w:bottom w:val="none" w:sz="0" w:space="0" w:color="000000"/>
+                <w:top w:val="none" w:sz="0" w:space="0" w:color="000000"/>
+                <w:left w:val="none" w:sz="0" w:space="0" w:color="000000"/>
+                <w:right w:val="none" w:sz="0" w:space="0" w:color="000000"/>
+              </w:pBdr>
+              <w:spacing w:after="36" w:before="36" w:line="240"/>
+              <w:ind w:left="100" w:right="100" w:firstLine="0" w:firstLineChars="0"/>
+              <w:rPr>
+                <w:rFonts w:ascii="Times New Roman" w:hAnsi="Times New Roman" w:eastAsia="Times New Roman" w:cs="Times New Roman"/>
+                <w:i w:val="false"/>
+                <w:b w:val="true"/>
+                <w:u w:val="none"/>
+                <w:strike w:val="false"/>
+                <w:sz w:val="16"/>
+                <w:szCs w:val="16"/>
+                <w:color w:val="000000"/>
+              </w:rPr>
+            </w:pPr>
+            <w:r xmlns:w="http://schemas.openxmlformats.org/wordprocessingml/2006/main" xmlns:wp="http://schemas.openxmlformats.org/drawingml/2006/wordprocessingDrawing" xmlns:r="http://schemas.openxmlformats.org/officeDocument/2006/relationships" xmlns:w14="http://schemas.microsoft.com/office/word/2010/wordml">
+              <w:rPr>
+                <w:rFonts w:ascii="Times New Roman" w:hAnsi="Times New Roman" w:eastAsia="Times New Roman" w:cs="Times New Roman"/>
+                <w:i w:val="false"/>
+                <w:b w:val="true"/>
+                <w:u w:val="none"/>
+                <w:strike w:val="false"/>
+                <w:sz w:val="16"/>
+                <w:szCs w:val="16"/>
+                <w:color w:val="000000"/>
+              </w:rPr>
+              <w:t xml:space="preserve">1,461</w:t>
+            </w:r>
+          </w:p>
+        </w:tc>
+        <w:tc>
+          <w:tcPr>
+            <w:tcBorders>
+              <w:bottom w:val="none" w:sz="0" w:space="0" w:color="000000"/>
+              <w:top w:val="none" w:sz="0" w:space="0" w:color="000000"/>
+              <w:left w:val="none" w:sz="0" w:space="0" w:color="000000"/>
+              <w:right w:val="none" w:sz="0" w:space="0" w:color="000000"/>
+            </w:tcBorders>
+            <w:shd w:val="clear" w:color="auto" w:fill="FFFFFF"/>
+            <w:tcMar>
+              <w:top w:w="0" w:type="dxa"/>
+              <w:bottom w:w="0" w:type="dxa"/>
+              <w:left w:w="0" w:type="dxa"/>
+              <w:right w:w="0" w:type="dxa"/>
+            </w:tcMar>
+            <w:vAlign w:val="center"/>
+          </w:tcPr>
+          <w:p>
+            <w:pPr>
+              <w:jc w:val="right"/>
+              <w:pBdr>
+                <w:bottom w:val="none" w:sz="0" w:space="0" w:color="000000"/>
+                <w:top w:val="none" w:sz="0" w:space="0" w:color="000000"/>
+                <w:left w:val="none" w:sz="0" w:space="0" w:color="000000"/>
+                <w:right w:val="none" w:sz="0" w:space="0" w:color="000000"/>
+              </w:pBdr>
+              <w:spacing w:after="36" w:before="36" w:line="240"/>
+              <w:ind w:left="100" w:right="100" w:firstLine="0" w:firstLineChars="0"/>
+              <w:rPr>
+                <w:rFonts w:ascii="Times New Roman" w:hAnsi="Times New Roman" w:eastAsia="Times New Roman" w:cs="Times New Roman"/>
+                <w:i w:val="false"/>
+                <w:b w:val="true"/>
+                <w:u w:val="none"/>
+                <w:strike w:val="false"/>
+                <w:sz w:val="16"/>
+                <w:szCs w:val="16"/>
+                <w:color w:val="000000"/>
+              </w:rPr>
+            </w:pPr>
+            <w:r xmlns:w="http://schemas.openxmlformats.org/wordprocessingml/2006/main" xmlns:wp="http://schemas.openxmlformats.org/drawingml/2006/wordprocessingDrawing" xmlns:r="http://schemas.openxmlformats.org/officeDocument/2006/relationships" xmlns:w14="http://schemas.microsoft.com/office/word/2010/wordml">
+              <w:rPr>
+                <w:rFonts w:ascii="Times New Roman" w:hAnsi="Times New Roman" w:eastAsia="Times New Roman" w:cs="Times New Roman"/>
+                <w:i w:val="false"/>
+                <w:b w:val="true"/>
+                <w:u w:val="none"/>
+                <w:strike w:val="false"/>
+                <w:sz w:val="16"/>
+                <w:szCs w:val="16"/>
+                <w:color w:val="000000"/>
+              </w:rPr>
+              <w:t xml:space="preserve">11 - مطاعم وفنادق</w:t>
+            </w:r>
+          </w:p>
+        </w:tc>
+      </w:tr>
+      <w:tr>
+        <w:trPr>
+          <w:trHeight w:val="360" w:hRule="auto"/>
+        </w:trPr>
+        body14
+        <w:tc>
+          <w:tcPr>
+            <w:tcBorders>
+              <w:bottom w:val="single" w:sz="8" w:space="0" w:color="000000"/>
+              <w:top w:val="none" w:sz="0" w:space="0" w:color="000000"/>
+              <w:left w:val="none" w:sz="0" w:space="0" w:color="000000"/>
+              <w:right w:val="none" w:sz="0" w:space="0" w:color="000000"/>
+            </w:tcBorders>
+            <w:shd w:val="clear" w:color="auto" w:fill="FFFFFF"/>
+            <w:tcMar>
+              <w:top w:w="0" w:type="dxa"/>
+              <w:bottom w:w="0" w:type="dxa"/>
+              <w:left w:w="0" w:type="dxa"/>
+              <w:right w:w="0" w:type="dxa"/>
+            </w:tcMar>
+            <w:vAlign w:val="center"/>
+          </w:tcPr>
+          <w:p>
+            <w:pPr>
+              <w:jc w:val="right"/>
+              <w:pBdr>
+                <w:bottom w:val="none" w:sz="0" w:space="0" w:color="000000"/>
+                <w:top w:val="none" w:sz="0" w:space="0" w:color="000000"/>
+                <w:left w:val="none" w:sz="0" w:space="0" w:color="000000"/>
+                <w:right w:val="none" w:sz="0" w:space="0" w:color="000000"/>
+              </w:pBdr>
+              <w:spacing w:after="36" w:before="36" w:line="240"/>
+              <w:ind w:left="100" w:right="100" w:firstLine="0" w:firstLineChars="0"/>
+              <w:rPr>
+                <w:rFonts w:ascii="Times New Roman" w:hAnsi="Times New Roman" w:eastAsia="Times New Roman" w:cs="Times New Roman"/>
+                <w:i w:val="false"/>
+                <w:b w:val="true"/>
+                <w:u w:val="none"/>
+                <w:strike w:val="false"/>
+                <w:sz w:val="16"/>
+                <w:szCs w:val="16"/>
+                <w:color w:val="000000"/>
+              </w:rPr>
+            </w:pPr>
+            <w:r xmlns:w="http://schemas.openxmlformats.org/wordprocessingml/2006/main" xmlns:wp="http://schemas.openxmlformats.org/drawingml/2006/wordprocessingDrawing" xmlns:r="http://schemas.openxmlformats.org/officeDocument/2006/relationships" xmlns:w14="http://schemas.microsoft.com/office/word/2010/wordml">
+              <w:rPr>
+                <w:rFonts w:ascii="Times New Roman" w:hAnsi="Times New Roman" w:eastAsia="Times New Roman" w:cs="Times New Roman"/>
+                <w:i w:val="false"/>
+                <w:b w:val="true"/>
+                <w:u w:val="none"/>
+                <w:strike w:val="false"/>
+                <w:sz w:val="16"/>
+                <w:szCs w:val="16"/>
+                <w:color w:val="000000"/>
+              </w:rPr>
+              <w:t xml:space="preserve">2,8</w:t>
+            </w:r>
+          </w:p>
+        </w:tc>
+        <w:tc>
+          <w:tcPr>
+            <w:tcBorders>
+              <w:bottom w:val="single" w:sz="8" w:space="0" w:color="000000"/>
+              <w:top w:val="none" w:sz="0" w:space="0" w:color="000000"/>
+              <w:left w:val="none" w:sz="0" w:space="0" w:color="000000"/>
+              <w:right w:val="none" w:sz="0" w:space="0" w:color="000000"/>
+            </w:tcBorders>
+            <w:shd w:val="clear" w:color="auto" w:fill="FFFFFF"/>
+            <w:tcMar>
+              <w:top w:w="0" w:type="dxa"/>
+              <w:bottom w:w="0" w:type="dxa"/>
+              <w:left w:w="0" w:type="dxa"/>
+              <w:right w:w="0" w:type="dxa"/>
+            </w:tcMar>
+            <w:vAlign w:val="center"/>
+          </w:tcPr>
+          <w:p>
+            <w:pPr>
+              <w:jc w:val="right"/>
+              <w:pBdr>
+                <w:bottom w:val="none" w:sz="0" w:space="0" w:color="000000"/>
+                <w:top w:val="none" w:sz="0" w:space="0" w:color="000000"/>
+                <w:left w:val="none" w:sz="0" w:space="0" w:color="000000"/>
+                <w:right w:val="none" w:sz="0" w:space="0" w:color="000000"/>
+              </w:pBdr>
+              <w:spacing w:after="36" w:before="36" w:line="240"/>
+              <w:ind w:left="100" w:right="100" w:firstLine="0" w:firstLineChars="0"/>
+              <w:rPr>
+                <w:rFonts w:ascii="Times New Roman" w:hAnsi="Times New Roman" w:eastAsia="Times New Roman" w:cs="Times New Roman"/>
+                <w:i w:val="false"/>
+                <w:b w:val="true"/>
+                <w:u w:val="none"/>
+                <w:strike w:val="false"/>
+                <w:sz w:val="16"/>
+                <w:szCs w:val="16"/>
+                <w:color w:val="000000"/>
+              </w:rPr>
+            </w:pPr>
+            <w:r xmlns:w="http://schemas.openxmlformats.org/wordprocessingml/2006/main" xmlns:wp="http://schemas.openxmlformats.org/drawingml/2006/wordprocessingDrawing" xmlns:r="http://schemas.openxmlformats.org/officeDocument/2006/relationships" xmlns:w14="http://schemas.microsoft.com/office/word/2010/wordml">
+              <w:rPr>
+                <w:rFonts w:ascii="Times New Roman" w:hAnsi="Times New Roman" w:eastAsia="Times New Roman" w:cs="Times New Roman"/>
+                <w:i w:val="false"/>
+                <w:b w:val="true"/>
+                <w:u w:val="none"/>
+                <w:strike w:val="false"/>
+                <w:sz w:val="16"/>
+                <w:szCs w:val="16"/>
+                <w:color w:val="000000"/>
+              </w:rPr>
+              <w:t xml:space="preserve">1,4</w:t>
+            </w:r>
+          </w:p>
+        </w:tc>
+        <w:tc>
+          <w:tcPr>
+            <w:tcBorders>
+              <w:bottom w:val="single" w:sz="8" w:space="0" w:color="000000"/>
+              <w:top w:val="none" w:sz="0" w:space="0" w:color="000000"/>
+              <w:left w:val="none" w:sz="0" w:space="0" w:color="000000"/>
+              <w:right w:val="none" w:sz="0" w:space="0" w:color="000000"/>
+            </w:tcBorders>
+            <w:shd w:val="clear" w:color="auto" w:fill="FFFFFF"/>
+            <w:tcMar>
+              <w:top w:w="0" w:type="dxa"/>
+              <w:bottom w:w="0" w:type="dxa"/>
+              <w:left w:w="0" w:type="dxa"/>
+              <w:right w:w="0" w:type="dxa"/>
+            </w:tcMar>
+            <w:vAlign w:val="center"/>
+          </w:tcPr>
+          <w:p>
+            <w:pPr>
+              <w:jc w:val="center"/>
+              <w:pBdr>
+                <w:bottom w:val="none" w:sz="0" w:space="0" w:color="000000"/>
+                <w:top w:val="none" w:sz="0" w:space="0" w:color="000000"/>
+                <w:left w:val="none" w:sz="0" w:space="0" w:color="000000"/>
+                <w:right w:val="none" w:sz="0" w:space="0" w:color="000000"/>
+              </w:pBdr>
+              <w:spacing w:after="36" w:before="36" w:line="240"/>
+              <w:ind w:left="100" w:right="100" w:firstLine="0" w:firstLineChars="0"/>
+              <w:rPr>
+                <w:rFonts w:ascii="Times New Roman" w:hAnsi="Times New Roman" w:eastAsia="Times New Roman" w:cs="Times New Roman"/>
+                <w:i w:val="false"/>
+                <w:b w:val="true"/>
+                <w:u w:val="none"/>
+                <w:strike w:val="false"/>
+                <w:sz w:val="16"/>
+                <w:szCs w:val="16"/>
+                <w:color w:val="000000"/>
+              </w:rPr>
+            </w:pPr>
+            <w:r xmlns:w="http://schemas.openxmlformats.org/wordprocessingml/2006/main" xmlns:wp="http://schemas.openxmlformats.org/drawingml/2006/wordprocessingDrawing" xmlns:r="http://schemas.openxmlformats.org/officeDocument/2006/relationships" xmlns:w14="http://schemas.microsoft.com/office/word/2010/wordml">
+              <w:rPr>
+                <w:rFonts w:ascii="Times New Roman" w:hAnsi="Times New Roman" w:eastAsia="Times New Roman" w:cs="Times New Roman"/>
+                <w:i w:val="false"/>
+                <w:b w:val="true"/>
+                <w:u w:val="none"/>
+                <w:strike w:val="false"/>
+                <w:sz w:val="16"/>
+                <w:szCs w:val="16"/>
+                <w:color w:val="000000"/>
+              </w:rPr>
+              <w:t xml:space="preserve">1,0</w:t>
+            </w:r>
+          </w:p>
+        </w:tc>
+        <w:tc>
+          <w:tcPr>
+            <w:tcBorders>
+              <w:bottom w:val="single" w:sz="8" w:space="0" w:color="000000"/>
+              <w:top w:val="none" w:sz="0" w:space="0" w:color="000000"/>
+              <w:left w:val="none" w:sz="0" w:space="0" w:color="000000"/>
+              <w:right w:val="none" w:sz="0" w:space="0" w:color="000000"/>
+            </w:tcBorders>
+            <w:shd w:val="clear" w:color="auto" w:fill="FFFFFF"/>
+            <w:tcMar>
+              <w:top w:w="0" w:type="dxa"/>
+              <w:bottom w:w="0" w:type="dxa"/>
+              <w:left w:w="0" w:type="dxa"/>
+              <w:right w:w="0" w:type="dxa"/>
+            </w:tcMar>
+            <w:vAlign w:val="center"/>
+          </w:tcPr>
+          <w:p>
+            <w:pPr>
+              <w:jc w:val="center"/>
+              <w:pBdr>
+                <w:bottom w:val="none" w:sz="0" w:space="0" w:color="000000"/>
+                <w:top w:val="none" w:sz="0" w:space="0" w:color="000000"/>
+                <w:left w:val="none" w:sz="0" w:space="0" w:color="000000"/>
+                <w:right w:val="none" w:sz="0" w:space="0" w:color="000000"/>
+              </w:pBdr>
+              <w:spacing w:after="36" w:before="36" w:line="240"/>
+              <w:ind w:left="100" w:right="100" w:firstLine="0" w:firstLineChars="0"/>
+              <w:rPr>
+                <w:rFonts w:ascii="Times New Roman" w:hAnsi="Times New Roman" w:eastAsia="Times New Roman" w:cs="Times New Roman"/>
+                <w:i w:val="false"/>
+                <w:b w:val="true"/>
+                <w:u w:val="none"/>
+                <w:strike w:val="false"/>
+                <w:sz w:val="16"/>
+                <w:szCs w:val="16"/>
+                <w:color w:val="000000"/>
+              </w:rPr>
+            </w:pPr>
+            <w:r xmlns:w="http://schemas.openxmlformats.org/wordprocessingml/2006/main" xmlns:wp="http://schemas.openxmlformats.org/drawingml/2006/wordprocessingDrawing" xmlns:r="http://schemas.openxmlformats.org/officeDocument/2006/relationships" xmlns:w14="http://schemas.microsoft.com/office/word/2010/wordml">
+              <w:rPr>
+                <w:rFonts w:ascii="Times New Roman" w:hAnsi="Times New Roman" w:eastAsia="Times New Roman" w:cs="Times New Roman"/>
+                <w:i w:val="false"/>
+                <w:b w:val="true"/>
+                <w:u w:val="none"/>
+                <w:strike w:val="false"/>
+                <w:sz w:val="16"/>
+                <w:szCs w:val="16"/>
+                <w:color w:val="000000"/>
+              </w:rPr>
+              <w:t xml:space="preserve">119,1</w:t>
+            </w:r>
+          </w:p>
+        </w:tc>
+        <w:tc>
+          <w:tcPr>
+            <w:tcBorders>
+              <w:bottom w:val="single" w:sz="8" w:space="0" w:color="000000"/>
+              <w:top w:val="none" w:sz="0" w:space="0" w:color="000000"/>
+              <w:left w:val="none" w:sz="0" w:space="0" w:color="000000"/>
+              <w:right w:val="none" w:sz="0" w:space="0" w:color="000000"/>
+            </w:tcBorders>
+            <w:shd w:val="clear" w:color="auto" w:fill="FFFFFF"/>
+            <w:tcMar>
+              <w:top w:w="0" w:type="dxa"/>
+              <w:bottom w:w="0" w:type="dxa"/>
+              <w:left w:w="0" w:type="dxa"/>
+              <w:right w:w="0" w:type="dxa"/>
+            </w:tcMar>
+            <w:vAlign w:val="center"/>
+          </w:tcPr>
+          <w:p>
+            <w:pPr>
+              <w:jc w:val="center"/>
+              <w:pBdr>
+                <w:bottom w:val="none" w:sz="0" w:space="0" w:color="000000"/>
+                <w:top w:val="none" w:sz="0" w:space="0" w:color="000000"/>
+                <w:left w:val="none" w:sz="0" w:space="0" w:color="000000"/>
+                <w:right w:val="none" w:sz="0" w:space="0" w:color="000000"/>
+              </w:pBdr>
+              <w:spacing w:after="36" w:before="36" w:line="240"/>
+              <w:ind w:left="100" w:right="100" w:firstLine="0" w:firstLineChars="0"/>
+              <w:rPr>
+                <w:rFonts w:ascii="Times New Roman" w:hAnsi="Times New Roman" w:eastAsia="Times New Roman" w:cs="Times New Roman"/>
+                <w:i w:val="false"/>
+                <w:b w:val="true"/>
+                <w:u w:val="none"/>
+                <w:strike w:val="false"/>
+                <w:sz w:val="16"/>
+                <w:szCs w:val="16"/>
+                <w:color w:val="000000"/>
+              </w:rPr>
+            </w:pPr>
+            <w:r xmlns:w="http://schemas.openxmlformats.org/wordprocessingml/2006/main" xmlns:wp="http://schemas.openxmlformats.org/drawingml/2006/wordprocessingDrawing" xmlns:r="http://schemas.openxmlformats.org/officeDocument/2006/relationships" xmlns:w14="http://schemas.microsoft.com/office/word/2010/wordml">
+              <w:rPr>
+                <w:rFonts w:ascii="Times New Roman" w:hAnsi="Times New Roman" w:eastAsia="Times New Roman" w:cs="Times New Roman"/>
+                <w:i w:val="false"/>
+                <w:b w:val="true"/>
+                <w:u w:val="none"/>
+                <w:strike w:val="false"/>
+                <w:sz w:val="16"/>
+                <w:szCs w:val="16"/>
+                <w:color w:val="000000"/>
+              </w:rPr>
+              <w:t xml:space="preserve">117,9</w:t>
+            </w:r>
+          </w:p>
+        </w:tc>
+        <w:tc>
+          <w:tcPr>
+            <w:tcBorders>
+              <w:bottom w:val="single" w:sz="8" w:space="0" w:color="000000"/>
+              <w:top w:val="none" w:sz="0" w:space="0" w:color="000000"/>
+              <w:left w:val="none" w:sz="0" w:space="0" w:color="000000"/>
+              <w:right w:val="none" w:sz="0" w:space="0" w:color="000000"/>
+            </w:tcBorders>
+            <w:shd w:val="clear" w:color="auto" w:fill="FFFFFF"/>
+            <w:tcMar>
+              <w:top w:w="0" w:type="dxa"/>
+              <w:bottom w:w="0" w:type="dxa"/>
+              <w:left w:w="0" w:type="dxa"/>
+              <w:right w:w="0" w:type="dxa"/>
+            </w:tcMar>
+            <w:vAlign w:val="center"/>
+          </w:tcPr>
+          <w:p>
+            <w:pPr>
+              <w:jc w:val="center"/>
+              <w:pBdr>
+                <w:bottom w:val="none" w:sz="0" w:space="0" w:color="000000"/>
+                <w:top w:val="none" w:sz="0" w:space="0" w:color="000000"/>
+                <w:left w:val="none" w:sz="0" w:space="0" w:color="000000"/>
+                <w:right w:val="none" w:sz="0" w:space="0" w:color="000000"/>
+              </w:pBdr>
+              <w:spacing w:after="36" w:before="36" w:line="240"/>
+              <w:ind w:left="100" w:right="100" w:firstLine="0" w:firstLineChars="0"/>
+              <w:rPr>
+                <w:rFonts w:ascii="Times New Roman" w:hAnsi="Times New Roman" w:eastAsia="Times New Roman" w:cs="Times New Roman"/>
+                <w:i w:val="false"/>
+                <w:b w:val="true"/>
+                <w:u w:val="none"/>
+                <w:strike w:val="false"/>
+                <w:sz w:val="16"/>
+                <w:szCs w:val="16"/>
+                <w:color w:val="000000"/>
+              </w:rPr>
+            </w:pPr>
+            <w:r xmlns:w="http://schemas.openxmlformats.org/wordprocessingml/2006/main" xmlns:wp="http://schemas.openxmlformats.org/drawingml/2006/wordprocessingDrawing" xmlns:r="http://schemas.openxmlformats.org/officeDocument/2006/relationships" xmlns:w14="http://schemas.microsoft.com/office/word/2010/wordml">
+              <w:rPr>
+                <w:rFonts w:ascii="Times New Roman" w:hAnsi="Times New Roman" w:eastAsia="Times New Roman" w:cs="Times New Roman"/>
+                <w:i w:val="false"/>
+                <w:b w:val="true"/>
+                <w:u w:val="none"/>
+                <w:strike w:val="false"/>
+                <w:sz w:val="16"/>
+                <w:szCs w:val="16"/>
+                <w:color w:val="000000"/>
+              </w:rPr>
+              <w:t xml:space="preserve">117,8</w:t>
+            </w:r>
+          </w:p>
+        </w:tc>
+        <w:tc>
+          <w:tcPr>
+            <w:tcBorders>
+              <w:bottom w:val="single" w:sz="8" w:space="0" w:color="000000"/>
+              <w:top w:val="none" w:sz="0" w:space="0" w:color="000000"/>
+              <w:left w:val="none" w:sz="0" w:space="0" w:color="000000"/>
+              <w:right w:val="none" w:sz="0" w:space="0" w:color="000000"/>
+            </w:tcBorders>
+            <w:shd w:val="clear" w:color="auto" w:fill="FFFFFF"/>
+            <w:tcMar>
+              <w:top w:w="0" w:type="dxa"/>
+              <w:bottom w:w="0" w:type="dxa"/>
+              <w:left w:w="0" w:type="dxa"/>
+              <w:right w:w="0" w:type="dxa"/>
+            </w:tcMar>
+            <w:vAlign w:val="center"/>
+          </w:tcPr>
+          <w:p>
+            <w:pPr>
+              <w:jc w:val="center"/>
+              <w:pBdr>
+                <w:bottom w:val="none" w:sz="0" w:space="0" w:color="000000"/>
+                <w:top w:val="none" w:sz="0" w:space="0" w:color="000000"/>
+                <w:left w:val="none" w:sz="0" w:space="0" w:color="000000"/>
+                <w:right w:val="none" w:sz="0" w:space="0" w:color="000000"/>
+              </w:pBdr>
+              <w:spacing w:after="36" w:before="36" w:line="240"/>
+              <w:ind w:left="100" w:right="100" w:firstLine="0" w:firstLineChars="0"/>
+              <w:rPr>
+                <w:rFonts w:ascii="Times New Roman" w:hAnsi="Times New Roman" w:eastAsia="Times New Roman" w:cs="Times New Roman"/>
+                <w:i w:val="false"/>
+                <w:b w:val="true"/>
+                <w:u w:val="none"/>
+                <w:strike w:val="false"/>
+                <w:sz w:val="16"/>
+                <w:szCs w:val="16"/>
+                <w:color w:val="000000"/>
+              </w:rPr>
+            </w:pPr>
+            <w:r xmlns:w="http://schemas.openxmlformats.org/wordprocessingml/2006/main" xmlns:wp="http://schemas.openxmlformats.org/drawingml/2006/wordprocessingDrawing" xmlns:r="http://schemas.openxmlformats.org/officeDocument/2006/relationships" xmlns:w14="http://schemas.microsoft.com/office/word/2010/wordml">
+              <w:rPr>
+                <w:rFonts w:ascii="Times New Roman" w:hAnsi="Times New Roman" w:eastAsia="Times New Roman" w:cs="Times New Roman"/>
+                <w:i w:val="false"/>
+                <w:b w:val="true"/>
+                <w:u w:val="none"/>
+                <w:strike w:val="false"/>
+                <w:sz w:val="16"/>
+                <w:szCs w:val="16"/>
+                <w:color w:val="000000"/>
+              </w:rPr>
+              <w:t xml:space="preserve">117,4</w:t>
+            </w:r>
+          </w:p>
+        </w:tc>
+        <w:tc>
+          <w:tcPr>
+            <w:tcBorders>
+              <w:bottom w:val="single" w:sz="8" w:space="0" w:color="000000"/>
+              <w:top w:val="none" w:sz="0" w:space="0" w:color="000000"/>
+              <w:left w:val="none" w:sz="0" w:space="0" w:color="000000"/>
+              <w:right w:val="none" w:sz="0" w:space="0" w:color="000000"/>
+            </w:tcBorders>
+            <w:shd w:val="clear" w:color="auto" w:fill="FFFFFF"/>
+            <w:tcMar>
+              <w:top w:w="0" w:type="dxa"/>
+              <w:bottom w:w="0" w:type="dxa"/>
+              <w:left w:w="0" w:type="dxa"/>
+              <w:right w:w="0" w:type="dxa"/>
+            </w:tcMar>
+            <w:vAlign w:val="center"/>
+          </w:tcPr>
+          <w:p>
+            <w:pPr>
+              <w:jc w:val="right"/>
+              <w:pBdr>
+                <w:bottom w:val="none" w:sz="0" w:space="0" w:color="000000"/>
+                <w:top w:val="none" w:sz="0" w:space="0" w:color="000000"/>
+                <w:left w:val="none" w:sz="0" w:space="0" w:color="000000"/>
+                <w:right w:val="none" w:sz="0" w:space="0" w:color="000000"/>
+              </w:pBdr>
+              <w:spacing w:after="36" w:before="36" w:line="240"/>
+              <w:ind w:left="100" w:right="100" w:firstLine="0" w:firstLineChars="0"/>
+              <w:rPr>
+                <w:rFonts w:ascii="Times New Roman" w:hAnsi="Times New Roman" w:eastAsia="Times New Roman" w:cs="Times New Roman"/>
+                <w:i w:val="false"/>
+                <w:b w:val="true"/>
+                <w:u w:val="none"/>
+                <w:strike w:val="false"/>
+                <w:sz w:val="16"/>
+                <w:szCs w:val="16"/>
+                <w:color w:val="000000"/>
+              </w:rPr>
+            </w:pPr>
+            <w:r xmlns:w="http://schemas.openxmlformats.org/wordprocessingml/2006/main" xmlns:wp="http://schemas.openxmlformats.org/drawingml/2006/wordprocessingDrawing" xmlns:r="http://schemas.openxmlformats.org/officeDocument/2006/relationships" xmlns:w14="http://schemas.microsoft.com/office/word/2010/wordml">
+              <w:rPr>
+                <w:rFonts w:ascii="Times New Roman" w:hAnsi="Times New Roman" w:eastAsia="Times New Roman" w:cs="Times New Roman"/>
+                <w:i w:val="false"/>
+                <w:b w:val="true"/>
+                <w:u w:val="none"/>
+                <w:strike w:val="false"/>
+                <w:sz w:val="16"/>
+                <w:szCs w:val="16"/>
+                <w:color w:val="000000"/>
+              </w:rPr>
+              <w:t xml:space="preserve">115,9</w:t>
+            </w:r>
+          </w:p>
+        </w:tc>
+        <w:tc>
+          <w:tcPr>
+            <w:tcBorders>
+              <w:bottom w:val="single" w:sz="8" w:space="0" w:color="000000"/>
+              <w:top w:val="none" w:sz="0" w:space="0" w:color="000000"/>
+              <w:left w:val="none" w:sz="0" w:space="0" w:color="000000"/>
+              <w:right w:val="none" w:sz="0" w:space="0" w:color="000000"/>
+            </w:tcBorders>
+            <w:shd w:val="clear" w:color="auto" w:fill="FFFFFF"/>
+            <w:tcMar>
+              <w:top w:w="0" w:type="dxa"/>
+              <w:bottom w:w="0" w:type="dxa"/>
+              <w:left w:w="0" w:type="dxa"/>
+              <w:right w:w="0" w:type="dxa"/>
+            </w:tcMar>
+            <w:vAlign w:val="center"/>
+          </w:tcPr>
+          <w:p>
+            <w:pPr>
+              <w:jc w:val="right"/>
+              <w:pBdr>
+                <w:bottom w:val="none" w:sz="0" w:space="0" w:color="000000"/>
+                <w:top w:val="none" w:sz="0" w:space="0" w:color="000000"/>
+                <w:left w:val="none" w:sz="0" w:space="0" w:color="000000"/>
+                <w:right w:val="none" w:sz="0" w:space="0" w:color="000000"/>
+              </w:pBdr>
+              <w:spacing w:after="36" w:before="36" w:line="240"/>
+              <w:ind w:left="100" w:right="100" w:firstLine="0" w:firstLineChars="0"/>
+              <w:rPr>
+                <w:rFonts w:ascii="Times New Roman" w:hAnsi="Times New Roman" w:eastAsia="Times New Roman" w:cs="Times New Roman"/>
+                <w:i w:val="false"/>
+                <w:b w:val="true"/>
+                <w:u w:val="none"/>
+                <w:strike w:val="false"/>
+                <w:sz w:val="16"/>
+                <w:szCs w:val="16"/>
+                <w:color w:val="000000"/>
+              </w:rPr>
+            </w:pPr>
+            <w:r xmlns:w="http://schemas.openxmlformats.org/wordprocessingml/2006/main" xmlns:wp="http://schemas.openxmlformats.org/drawingml/2006/wordprocessingDrawing" xmlns:r="http://schemas.openxmlformats.org/officeDocument/2006/relationships" xmlns:w14="http://schemas.microsoft.com/office/word/2010/wordml">
+              <w:rPr>
+                <w:rFonts w:ascii="Times New Roman" w:hAnsi="Times New Roman" w:eastAsia="Times New Roman" w:cs="Times New Roman"/>
+                <w:i w:val="false"/>
+                <w:b w:val="true"/>
+                <w:u w:val="none"/>
+                <w:strike w:val="false"/>
+                <w:sz w:val="16"/>
+                <w:szCs w:val="16"/>
+                <w:color w:val="000000"/>
+              </w:rPr>
+              <w:t xml:space="preserve">7,115</w:t>
+            </w:r>
+          </w:p>
+        </w:tc>
+        <w:tc>
+          <w:tcPr>
+            <w:tcBorders>
+              <w:bottom w:val="single" w:sz="8" w:space="0" w:color="000000"/>
+              <w:top w:val="none" w:sz="0" w:space="0" w:color="000000"/>
+              <w:left w:val="none" w:sz="0" w:space="0" w:color="000000"/>
+              <w:right w:val="none" w:sz="0" w:space="0" w:color="000000"/>
+            </w:tcBorders>
+            <w:shd w:val="clear" w:color="auto" w:fill="FFFFFF"/>
+            <w:tcMar>
+              <w:top w:w="0" w:type="dxa"/>
+              <w:bottom w:w="0" w:type="dxa"/>
+              <w:left w:w="0" w:type="dxa"/>
+              <w:right w:w="0" w:type="dxa"/>
+            </w:tcMar>
+            <w:vAlign w:val="center"/>
+          </w:tcPr>
+          <w:p>
+            <w:pPr>
+              <w:jc w:val="right"/>
+              <w:pBdr>
+                <w:bottom w:val="none" w:sz="0" w:space="0" w:color="000000"/>
+                <w:top w:val="none" w:sz="0" w:space="0" w:color="000000"/>
+                <w:left w:val="none" w:sz="0" w:space="0" w:color="000000"/>
+                <w:right w:val="none" w:sz="0" w:space="0" w:color="000000"/>
+              </w:pBdr>
+              <w:spacing w:after="36" w:before="36" w:line="240"/>
+              <w:ind w:left="100" w:right="100" w:firstLine="0" w:firstLineChars="0"/>
+              <w:rPr>
+                <w:rFonts w:ascii="Times New Roman" w:hAnsi="Times New Roman" w:eastAsia="Times New Roman" w:cs="Times New Roman"/>
+                <w:i w:val="false"/>
+                <w:b w:val="true"/>
+                <w:u w:val="none"/>
+                <w:strike w:val="false"/>
+                <w:sz w:val="16"/>
+                <w:szCs w:val="16"/>
+                <w:color w:val="000000"/>
+              </w:rPr>
+            </w:pPr>
+            <w:r xmlns:w="http://schemas.openxmlformats.org/wordprocessingml/2006/main" xmlns:wp="http://schemas.openxmlformats.org/drawingml/2006/wordprocessingDrawing" xmlns:r="http://schemas.openxmlformats.org/officeDocument/2006/relationships" xmlns:w14="http://schemas.microsoft.com/office/word/2010/wordml">
+              <w:rPr>
+                <w:rFonts w:ascii="Times New Roman" w:hAnsi="Times New Roman" w:eastAsia="Times New Roman" w:cs="Times New Roman"/>
+                <w:i w:val="false"/>
+                <w:b w:val="true"/>
+                <w:u w:val="none"/>
+                <w:strike w:val="false"/>
+                <w:sz w:val="16"/>
+                <w:szCs w:val="16"/>
+                <w:color w:val="000000"/>
+              </w:rPr>
+              <w:t xml:space="preserve">12 - مواد وخدمات أخرى</w:t>
+            </w:r>
+          </w:p>
+        </w:tc>
+      </w:tr>
+      <w:tr>
+        <w:trPr>
+          <w:trHeight w:val="360" w:hRule="auto"/>
+        </w:trPr>
+        body15
+        <w:tc>
+          <w:tcPr>
+            <w:tcBorders>
+              <w:bottom w:val="single" w:sz="8" w:space="0" w:color="000000"/>
+              <w:top w:val="single" w:sz="8" w:space="0" w:color="000000"/>
+              <w:left w:val="none" w:sz="0" w:space="0" w:color="000000"/>
+              <w:right w:val="none" w:sz="0" w:space="0" w:color="000000"/>
+            </w:tcBorders>
+            <w:shd w:val="clear" w:color="auto" w:fill="FBD4B4"/>
+            <w:tcMar>
+              <w:top w:w="0" w:type="dxa"/>
+              <w:bottom w:w="0" w:type="dxa"/>
+              <w:left w:w="0" w:type="dxa"/>
+              <w:right w:w="0" w:type="dxa"/>
+            </w:tcMar>
+            <w:vAlign w:val="center"/>
+          </w:tcPr>
+          <w:p>
+            <w:pPr>
+              <w:jc w:val="right"/>
+              <w:pBdr>
+                <w:bottom w:val="none" w:sz="0" w:space="0" w:color="000000"/>
+                <w:top w:val="none" w:sz="0" w:space="0" w:color="000000"/>
+                <w:left w:val="none" w:sz="0" w:space="0" w:color="000000"/>
+                <w:right w:val="none" w:sz="0" w:space="0" w:color="000000"/>
+              </w:pBdr>
+              <w:spacing w:after="36" w:before="36" w:line="240"/>
+              <w:ind w:left="100" w:right="100" w:firstLine="0" w:firstLineChars="0"/>
+              <w:rPr>
+                <w:rFonts w:ascii="Times New Roman" w:hAnsi="Times New Roman" w:eastAsia="Times New Roman" w:cs="Times New Roman"/>
+                <w:i w:val="false"/>
+                <w:b w:val="true"/>
+                <w:u w:val="none"/>
+                <w:strike w:val="false"/>
+                <w:sz w:val="16"/>
+                <w:szCs w:val="16"/>
+                <w:color w:val="000000"/>
+              </w:rPr>
+            </w:pPr>
+            <w:r xmlns:w="http://schemas.openxmlformats.org/wordprocessingml/2006/main" xmlns:wp="http://schemas.openxmlformats.org/drawingml/2006/wordprocessingDrawing" xmlns:r="http://schemas.openxmlformats.org/officeDocument/2006/relationships" xmlns:w14="http://schemas.microsoft.com/office/word/2010/wordml">
+              <w:rPr>
+                <w:rFonts w:ascii="Times New Roman" w:hAnsi="Times New Roman" w:eastAsia="Times New Roman" w:cs="Times New Roman"/>
+                <w:i w:val="false"/>
+                <w:b w:val="true"/>
+                <w:u w:val="none"/>
+                <w:strike w:val="false"/>
+                <w:sz w:val="16"/>
+                <w:szCs w:val="16"/>
+                <w:color w:val="000000"/>
+              </w:rPr>
+              <w:t xml:space="preserve">-0,8</w:t>
+            </w:r>
+          </w:p>
+        </w:tc>
+        <w:tc>
+          <w:tcPr>
+            <w:tcBorders>
+              <w:bottom w:val="single" w:sz="8" w:space="0" w:color="000000"/>
+              <w:top w:val="single" w:sz="8" w:space="0" w:color="000000"/>
+              <w:left w:val="none" w:sz="0" w:space="0" w:color="000000"/>
+              <w:right w:val="none" w:sz="0" w:space="0" w:color="000000"/>
+            </w:tcBorders>
+            <w:shd w:val="clear" w:color="auto" w:fill="FBD4B4"/>
+            <w:tcMar>
+              <w:top w:w="0" w:type="dxa"/>
+              <w:bottom w:w="0" w:type="dxa"/>
+              <w:left w:w="0" w:type="dxa"/>
+              <w:right w:w="0" w:type="dxa"/>
+            </w:tcMar>
+            <w:vAlign w:val="center"/>
+          </w:tcPr>
+          <w:p>
+            <w:pPr>
+              <w:jc w:val="right"/>
+              <w:pBdr>
+                <w:bottom w:val="none" w:sz="0" w:space="0" w:color="000000"/>
+                <w:top w:val="none" w:sz="0" w:space="0" w:color="000000"/>
+                <w:left w:val="none" w:sz="0" w:space="0" w:color="000000"/>
+                <w:right w:val="none" w:sz="0" w:space="0" w:color="000000"/>
+              </w:pBdr>
+              <w:spacing w:after="36" w:before="36" w:line="240"/>
+              <w:ind w:left="100" w:right="100" w:firstLine="0" w:firstLineChars="0"/>
+              <w:rPr>
+                <w:rFonts w:ascii="Times New Roman" w:hAnsi="Times New Roman" w:eastAsia="Times New Roman" w:cs="Times New Roman"/>
+                <w:i w:val="false"/>
+                <w:b w:val="true"/>
+                <w:u w:val="none"/>
+                <w:strike w:val="false"/>
+                <w:sz w:val="16"/>
+                <w:szCs w:val="16"/>
+                <w:color w:val="000000"/>
+              </w:rPr>
+            </w:pPr>
+            <w:r xmlns:w="http://schemas.openxmlformats.org/wordprocessingml/2006/main" xmlns:wp="http://schemas.openxmlformats.org/drawingml/2006/wordprocessingDrawing" xmlns:r="http://schemas.openxmlformats.org/officeDocument/2006/relationships" xmlns:w14="http://schemas.microsoft.com/office/word/2010/wordml">
+              <w:rPr>
+                <w:rFonts w:ascii="Times New Roman" w:hAnsi="Times New Roman" w:eastAsia="Times New Roman" w:cs="Times New Roman"/>
+                <w:i w:val="false"/>
+                <w:b w:val="true"/>
+                <w:u w:val="none"/>
+                <w:strike w:val="false"/>
+                <w:sz w:val="16"/>
+                <w:szCs w:val="16"/>
+                <w:color w:val="000000"/>
+              </w:rPr>
+              <w:t xml:space="preserve">-0,4</w:t>
+            </w:r>
+          </w:p>
+        </w:tc>
+        <w:tc>
+          <w:tcPr>
+            <w:tcBorders>
+              <w:bottom w:val="single" w:sz="8" w:space="0" w:color="000000"/>
+              <w:top w:val="single" w:sz="8" w:space="0" w:color="000000"/>
+              <w:left w:val="none" w:sz="0" w:space="0" w:color="000000"/>
+              <w:right w:val="none" w:sz="0" w:space="0" w:color="000000"/>
+            </w:tcBorders>
+            <w:shd w:val="clear" w:color="auto" w:fill="FBD4B4"/>
+            <w:tcMar>
+              <w:top w:w="0" w:type="dxa"/>
+              <w:bottom w:w="0" w:type="dxa"/>
+              <w:left w:w="0" w:type="dxa"/>
+              <w:right w:w="0" w:type="dxa"/>
+            </w:tcMar>
+            <w:vAlign w:val="center"/>
+          </w:tcPr>
+          <w:p>
+            <w:pPr>
+              <w:jc w:val="center"/>
+              <w:pBdr>
+                <w:bottom w:val="none" w:sz="0" w:space="0" w:color="000000"/>
+                <w:top w:val="none" w:sz="0" w:space="0" w:color="000000"/>
+                <w:left w:val="none" w:sz="0" w:space="0" w:color="000000"/>
+                <w:right w:val="none" w:sz="0" w:space="0" w:color="000000"/>
+              </w:pBdr>
+              <w:spacing w:after="36" w:before="36" w:line="240"/>
+              <w:ind w:left="100" w:right="100" w:firstLine="0" w:firstLineChars="0"/>
+              <w:rPr>
+                <w:rFonts w:ascii="Times New Roman" w:hAnsi="Times New Roman" w:eastAsia="Times New Roman" w:cs="Times New Roman"/>
+                <w:i w:val="false"/>
+                <w:b w:val="true"/>
+                <w:u w:val="none"/>
+                <w:strike w:val="false"/>
+                <w:sz w:val="16"/>
+                <w:szCs w:val="16"/>
+                <w:color w:val="000000"/>
+              </w:rPr>
+            </w:pPr>
+            <w:r xmlns:w="http://schemas.openxmlformats.org/wordprocessingml/2006/main" xmlns:wp="http://schemas.openxmlformats.org/drawingml/2006/wordprocessingDrawing" xmlns:r="http://schemas.openxmlformats.org/officeDocument/2006/relationships" xmlns:w14="http://schemas.microsoft.com/office/word/2010/wordml">
+              <w:rPr>
+                <w:rFonts w:ascii="Times New Roman" w:hAnsi="Times New Roman" w:eastAsia="Times New Roman" w:cs="Times New Roman"/>
+                <w:i w:val="false"/>
+                <w:b w:val="true"/>
+                <w:u w:val="none"/>
+                <w:strike w:val="false"/>
+                <w:sz w:val="16"/>
+                <w:szCs w:val="16"/>
+                <w:color w:val="000000"/>
+              </w:rPr>
+              <w:t xml:space="preserve">0,3</w:t>
+            </w:r>
+          </w:p>
+        </w:tc>
+        <w:tc>
+          <w:tcPr>
+            <w:tcBorders>
+              <w:bottom w:val="single" w:sz="8" w:space="0" w:color="000000"/>
+              <w:top w:val="single" w:sz="8" w:space="0" w:color="000000"/>
+              <w:left w:val="none" w:sz="0" w:space="0" w:color="000000"/>
+              <w:right w:val="none" w:sz="0" w:space="0" w:color="000000"/>
+            </w:tcBorders>
+            <w:shd w:val="clear" w:color="auto" w:fill="FBD4B4"/>
+            <w:tcMar>
+              <w:top w:w="0" w:type="dxa"/>
+              <w:bottom w:w="0" w:type="dxa"/>
+              <w:left w:w="0" w:type="dxa"/>
+              <w:right w:w="0" w:type="dxa"/>
+            </w:tcMar>
+            <w:vAlign w:val="center"/>
+          </w:tcPr>
+          <w:p>
+            <w:pPr>
+              <w:jc w:val="center"/>
+              <w:pBdr>
+                <w:bottom w:val="none" w:sz="0" w:space="0" w:color="000000"/>
+                <w:top w:val="none" w:sz="0" w:space="0" w:color="000000"/>
+                <w:left w:val="none" w:sz="0" w:space="0" w:color="000000"/>
+                <w:right w:val="none" w:sz="0" w:space="0" w:color="000000"/>
+              </w:pBdr>
+              <w:spacing w:after="36" w:before="36" w:line="240"/>
+              <w:ind w:left="100" w:right="100" w:firstLine="0" w:firstLineChars="0"/>
+              <w:rPr>
+                <w:rFonts w:ascii="Times New Roman" w:hAnsi="Times New Roman" w:eastAsia="Times New Roman" w:cs="Times New Roman"/>
+                <w:i w:val="false"/>
+                <w:b w:val="true"/>
+                <w:u w:val="none"/>
+                <w:strike w:val="false"/>
+                <w:sz w:val="16"/>
+                <w:szCs w:val="16"/>
+                <w:color w:val="000000"/>
+              </w:rPr>
+            </w:pPr>
+            <w:r xmlns:w="http://schemas.openxmlformats.org/wordprocessingml/2006/main" xmlns:wp="http://schemas.openxmlformats.org/drawingml/2006/wordprocessingDrawing" xmlns:r="http://schemas.openxmlformats.org/officeDocument/2006/relationships" xmlns:w14="http://schemas.microsoft.com/office/word/2010/wordml">
+              <w:rPr>
+                <w:rFonts w:ascii="Times New Roman" w:hAnsi="Times New Roman" w:eastAsia="Times New Roman" w:cs="Times New Roman"/>
+                <w:i w:val="false"/>
+                <w:b w:val="true"/>
+                <w:u w:val="none"/>
+                <w:strike w:val="false"/>
+                <w:sz w:val="16"/>
+                <w:szCs w:val="16"/>
+                <w:color w:val="000000"/>
+              </w:rPr>
+              <w:t xml:space="preserve">119,0</w:t>
+            </w:r>
+          </w:p>
+        </w:tc>
+        <w:tc>
+          <w:tcPr>
+            <w:tcBorders>
+              <w:bottom w:val="single" w:sz="8" w:space="0" w:color="000000"/>
+              <w:top w:val="single" w:sz="8" w:space="0" w:color="000000"/>
+              <w:left w:val="none" w:sz="0" w:space="0" w:color="000000"/>
+              <w:right w:val="none" w:sz="0" w:space="0" w:color="000000"/>
+            </w:tcBorders>
+            <w:shd w:val="clear" w:color="auto" w:fill="FBD4B4"/>
+            <w:tcMar>
+              <w:top w:w="0" w:type="dxa"/>
+              <w:bottom w:w="0" w:type="dxa"/>
+              <w:left w:w="0" w:type="dxa"/>
+              <w:right w:w="0" w:type="dxa"/>
+            </w:tcMar>
+            <w:vAlign w:val="center"/>
+          </w:tcPr>
+          <w:p>
+            <w:pPr>
+              <w:jc w:val="center"/>
+              <w:pBdr>
+                <w:bottom w:val="none" w:sz="0" w:space="0" w:color="000000"/>
+                <w:top w:val="none" w:sz="0" w:space="0" w:color="000000"/>
+                <w:left w:val="none" w:sz="0" w:space="0" w:color="000000"/>
+                <w:right w:val="none" w:sz="0" w:space="0" w:color="000000"/>
+              </w:pBdr>
+              <w:spacing w:after="36" w:before="36" w:line="240"/>
+              <w:ind w:left="100" w:right="100" w:firstLine="0" w:firstLineChars="0"/>
+              <w:rPr>
+                <w:rFonts w:ascii="Times New Roman" w:hAnsi="Times New Roman" w:eastAsia="Times New Roman" w:cs="Times New Roman"/>
+                <w:i w:val="false"/>
+                <w:b w:val="true"/>
+                <w:u w:val="none"/>
+                <w:strike w:val="false"/>
+                <w:sz w:val="16"/>
+                <w:szCs w:val="16"/>
+                <w:color w:val="000000"/>
+              </w:rPr>
+            </w:pPr>
+            <w:r xmlns:w="http://schemas.openxmlformats.org/wordprocessingml/2006/main" xmlns:wp="http://schemas.openxmlformats.org/drawingml/2006/wordprocessingDrawing" xmlns:r="http://schemas.openxmlformats.org/officeDocument/2006/relationships" xmlns:w14="http://schemas.microsoft.com/office/word/2010/wordml">
+              <w:rPr>
+                <w:rFonts w:ascii="Times New Roman" w:hAnsi="Times New Roman" w:eastAsia="Times New Roman" w:cs="Times New Roman"/>
+                <w:i w:val="false"/>
+                <w:b w:val="true"/>
+                <w:u w:val="none"/>
+                <w:strike w:val="false"/>
+                <w:sz w:val="16"/>
+                <w:szCs w:val="16"/>
+                <w:color w:val="000000"/>
+              </w:rPr>
+              <w:t xml:space="preserve">118,7</w:t>
+            </w:r>
+          </w:p>
+        </w:tc>
+        <w:tc>
+          <w:tcPr>
+            <w:tcBorders>
+              <w:bottom w:val="single" w:sz="8" w:space="0" w:color="000000"/>
+              <w:top w:val="single" w:sz="8" w:space="0" w:color="000000"/>
+              <w:left w:val="none" w:sz="0" w:space="0" w:color="000000"/>
+              <w:right w:val="none" w:sz="0" w:space="0" w:color="000000"/>
+            </w:tcBorders>
+            <w:shd w:val="clear" w:color="auto" w:fill="FBD4B4"/>
+            <w:tcMar>
+              <w:top w:w="0" w:type="dxa"/>
+              <w:bottom w:w="0" w:type="dxa"/>
+              <w:left w:w="0" w:type="dxa"/>
+              <w:right w:w="0" w:type="dxa"/>
+            </w:tcMar>
+            <w:vAlign w:val="center"/>
+          </w:tcPr>
+          <w:p>
+            <w:pPr>
+              <w:jc w:val="center"/>
+              <w:pBdr>
+                <w:bottom w:val="none" w:sz="0" w:space="0" w:color="000000"/>
+                <w:top w:val="none" w:sz="0" w:space="0" w:color="000000"/>
+                <w:left w:val="none" w:sz="0" w:space="0" w:color="000000"/>
+                <w:right w:val="none" w:sz="0" w:space="0" w:color="000000"/>
+              </w:pBdr>
+              <w:spacing w:after="36" w:before="36" w:line="240"/>
+              <w:ind w:left="100" w:right="100" w:firstLine="0" w:firstLineChars="0"/>
+              <w:rPr>
+                <w:rFonts w:ascii="Times New Roman" w:hAnsi="Times New Roman" w:eastAsia="Times New Roman" w:cs="Times New Roman"/>
+                <w:i w:val="false"/>
+                <w:b w:val="true"/>
+                <w:u w:val="none"/>
+                <w:strike w:val="false"/>
+                <w:sz w:val="16"/>
+                <w:szCs w:val="16"/>
+                <w:color w:val="000000"/>
+              </w:rPr>
+            </w:pPr>
+            <w:r xmlns:w="http://schemas.openxmlformats.org/wordprocessingml/2006/main" xmlns:wp="http://schemas.openxmlformats.org/drawingml/2006/wordprocessingDrawing" xmlns:r="http://schemas.openxmlformats.org/officeDocument/2006/relationships" xmlns:w14="http://schemas.microsoft.com/office/word/2010/wordml">
+              <w:rPr>
+                <w:rFonts w:ascii="Times New Roman" w:hAnsi="Times New Roman" w:eastAsia="Times New Roman" w:cs="Times New Roman"/>
+                <w:i w:val="false"/>
+                <w:b w:val="true"/>
+                <w:u w:val="none"/>
+                <w:strike w:val="false"/>
+                <w:sz w:val="16"/>
+                <w:szCs w:val="16"/>
+                <w:color w:val="000000"/>
+              </w:rPr>
+              <w:t xml:space="preserve">118,8</w:t>
+            </w:r>
+          </w:p>
+        </w:tc>
+        <w:tc>
+          <w:tcPr>
+            <w:tcBorders>
+              <w:bottom w:val="single" w:sz="8" w:space="0" w:color="000000"/>
+              <w:top w:val="single" w:sz="8" w:space="0" w:color="000000"/>
+              <w:left w:val="none" w:sz="0" w:space="0" w:color="000000"/>
+              <w:right w:val="none" w:sz="0" w:space="0" w:color="000000"/>
+            </w:tcBorders>
+            <w:shd w:val="clear" w:color="auto" w:fill="FBD4B4"/>
+            <w:tcMar>
+              <w:top w:w="0" w:type="dxa"/>
+              <w:bottom w:w="0" w:type="dxa"/>
+              <w:left w:w="0" w:type="dxa"/>
+              <w:right w:w="0" w:type="dxa"/>
+            </w:tcMar>
+            <w:vAlign w:val="center"/>
+          </w:tcPr>
+          <w:p>
+            <w:pPr>
+              <w:jc w:val="center"/>
+              <w:pBdr>
+                <w:bottom w:val="none" w:sz="0" w:space="0" w:color="000000"/>
+                <w:top w:val="none" w:sz="0" w:space="0" w:color="000000"/>
+                <w:left w:val="none" w:sz="0" w:space="0" w:color="000000"/>
+                <w:right w:val="none" w:sz="0" w:space="0" w:color="000000"/>
+              </w:pBdr>
+              <w:spacing w:after="36" w:before="36" w:line="240"/>
+              <w:ind w:left="100" w:right="100" w:firstLine="0" w:firstLineChars="0"/>
+              <w:rPr>
+                <w:rFonts w:ascii="Times New Roman" w:hAnsi="Times New Roman" w:eastAsia="Times New Roman" w:cs="Times New Roman"/>
+                <w:i w:val="false"/>
+                <w:b w:val="true"/>
+                <w:u w:val="none"/>
+                <w:strike w:val="false"/>
+                <w:sz w:val="16"/>
+                <w:szCs w:val="16"/>
+                <w:color w:val="000000"/>
+              </w:rPr>
+            </w:pPr>
+            <w:r xmlns:w="http://schemas.openxmlformats.org/wordprocessingml/2006/main" xmlns:wp="http://schemas.openxmlformats.org/drawingml/2006/wordprocessingDrawing" xmlns:r="http://schemas.openxmlformats.org/officeDocument/2006/relationships" xmlns:w14="http://schemas.microsoft.com/office/word/2010/wordml">
+              <w:rPr>
+                <w:rFonts w:ascii="Times New Roman" w:hAnsi="Times New Roman" w:eastAsia="Times New Roman" w:cs="Times New Roman"/>
+                <w:i w:val="false"/>
+                <w:b w:val="true"/>
+                <w:u w:val="none"/>
+                <w:strike w:val="false"/>
+                <w:sz w:val="16"/>
+                <w:szCs w:val="16"/>
+                <w:color w:val="000000"/>
+              </w:rPr>
+              <w:t xml:space="preserve">119,5</w:t>
+            </w:r>
+          </w:p>
+        </w:tc>
+        <w:tc>
+          <w:tcPr>
+            <w:tcBorders>
+              <w:bottom w:val="single" w:sz="8" w:space="0" w:color="000000"/>
+              <w:top w:val="single" w:sz="8" w:space="0" w:color="000000"/>
+              <w:left w:val="none" w:sz="0" w:space="0" w:color="000000"/>
+              <w:right w:val="none" w:sz="0" w:space="0" w:color="000000"/>
+            </w:tcBorders>
+            <w:shd w:val="clear" w:color="auto" w:fill="FBD4B4"/>
+            <w:tcMar>
+              <w:top w:w="0" w:type="dxa"/>
+              <w:bottom w:w="0" w:type="dxa"/>
+              <w:left w:w="0" w:type="dxa"/>
+              <w:right w:w="0" w:type="dxa"/>
+            </w:tcMar>
+            <w:vAlign w:val="center"/>
+          </w:tcPr>
+          <w:p>
+            <w:pPr>
+              <w:jc w:val="right"/>
+              <w:pBdr>
+                <w:bottom w:val="none" w:sz="0" w:space="0" w:color="000000"/>
+                <w:top w:val="none" w:sz="0" w:space="0" w:color="000000"/>
+                <w:left w:val="none" w:sz="0" w:space="0" w:color="000000"/>
+                <w:right w:val="none" w:sz="0" w:space="0" w:color="000000"/>
+              </w:pBdr>
+              <w:spacing w:after="36" w:before="36" w:line="240"/>
+              <w:ind w:left="100" w:right="100" w:firstLine="0" w:firstLineChars="0"/>
+              <w:rPr>
+                <w:rFonts w:ascii="Times New Roman" w:hAnsi="Times New Roman" w:eastAsia="Times New Roman" w:cs="Times New Roman"/>
+                <w:i w:val="false"/>
+                <w:b w:val="true"/>
+                <w:u w:val="none"/>
+                <w:strike w:val="false"/>
+                <w:sz w:val="16"/>
+                <w:szCs w:val="16"/>
+                <w:color w:val="000000"/>
+              </w:rPr>
+            </w:pPr>
+            <w:r xmlns:w="http://schemas.openxmlformats.org/wordprocessingml/2006/main" xmlns:wp="http://schemas.openxmlformats.org/drawingml/2006/wordprocessingDrawing" xmlns:r="http://schemas.openxmlformats.org/officeDocument/2006/relationships" xmlns:w14="http://schemas.microsoft.com/office/word/2010/wordml">
+              <w:rPr>
+                <w:rFonts w:ascii="Times New Roman" w:hAnsi="Times New Roman" w:eastAsia="Times New Roman" w:cs="Times New Roman"/>
+                <w:i w:val="false"/>
+                <w:b w:val="true"/>
+                <w:u w:val="none"/>
+                <w:strike w:val="false"/>
+                <w:sz w:val="16"/>
+                <w:szCs w:val="16"/>
+                <w:color w:val="000000"/>
+              </w:rPr>
+              <w:t xml:space="preserve">119,9</w:t>
+            </w:r>
+          </w:p>
+        </w:tc>
+        <w:tc>
+          <w:tcPr>
+            <w:tcBorders>
+              <w:bottom w:val="single" w:sz="8" w:space="0" w:color="000000"/>
+              <w:top w:val="single" w:sz="8" w:space="0" w:color="000000"/>
+              <w:left w:val="none" w:sz="0" w:space="0" w:color="000000"/>
+              <w:right w:val="none" w:sz="0" w:space="0" w:color="000000"/>
+            </w:tcBorders>
+            <w:shd w:val="clear" w:color="auto" w:fill="FBD4B4"/>
+            <w:tcMar>
+              <w:top w:w="0" w:type="dxa"/>
+              <w:bottom w:w="0" w:type="dxa"/>
+              <w:left w:w="0" w:type="dxa"/>
+              <w:right w:w="0" w:type="dxa"/>
+            </w:tcMar>
+            <w:vAlign w:val="center"/>
+          </w:tcPr>
+          <w:p>
+            <w:pPr>
+              <w:jc w:val="right"/>
+              <w:pBdr>
+                <w:bottom w:val="none" w:sz="0" w:space="0" w:color="000000"/>
+                <w:top w:val="none" w:sz="0" w:space="0" w:color="000000"/>
+                <w:left w:val="none" w:sz="0" w:space="0" w:color="000000"/>
+                <w:right w:val="none" w:sz="0" w:space="0" w:color="000000"/>
+              </w:pBdr>
+              <w:spacing w:after="36" w:before="36" w:line="240"/>
+              <w:ind w:left="100" w:right="100" w:firstLine="0" w:firstLineChars="0"/>
+              <w:rPr>
+                <w:rFonts w:ascii="Times New Roman" w:hAnsi="Times New Roman" w:eastAsia="Times New Roman" w:cs="Times New Roman"/>
+                <w:i w:val="false"/>
+                <w:b w:val="true"/>
+                <w:u w:val="none"/>
+                <w:strike w:val="false"/>
+                <w:sz w:val="16"/>
+                <w:szCs w:val="16"/>
+                <w:color w:val="000000"/>
+              </w:rPr>
+            </w:pPr>
+            <w:r xmlns:w="http://schemas.openxmlformats.org/wordprocessingml/2006/main" xmlns:wp="http://schemas.openxmlformats.org/drawingml/2006/wordprocessingDrawing" xmlns:r="http://schemas.openxmlformats.org/officeDocument/2006/relationships" xmlns:w14="http://schemas.microsoft.com/office/word/2010/wordml">
+              <w:rPr>
+                <w:rFonts w:ascii="Times New Roman" w:hAnsi="Times New Roman" w:eastAsia="Times New Roman" w:cs="Times New Roman"/>
+                <w:i w:val="false"/>
+                <w:b w:val="true"/>
+                <w:u w:val="none"/>
+                <w:strike w:val="false"/>
+                <w:sz w:val="16"/>
+                <w:szCs w:val="16"/>
+                <w:color w:val="000000"/>
+              </w:rPr>
+              <w:t xml:space="preserve">100,000</w:t>
+            </w:r>
+          </w:p>
+        </w:tc>
+        <w:tc>
+          <w:tcPr>
+            <w:tcBorders>
+              <w:bottom w:val="single" w:sz="8" w:space="0" w:color="000000"/>
+              <w:top w:val="single" w:sz="8" w:space="0" w:color="000000"/>
+              <w:left w:val="none" w:sz="0" w:space="0" w:color="000000"/>
+              <w:right w:val="none" w:sz="0" w:space="0" w:color="000000"/>
+            </w:tcBorders>
+            <w:shd w:val="clear" w:color="auto" w:fill="FBD4B4"/>
+            <w:tcMar>
+              <w:top w:w="0" w:type="dxa"/>
+              <w:bottom w:w="0" w:type="dxa"/>
+              <w:left w:w="0" w:type="dxa"/>
+              <w:right w:w="0" w:type="dxa"/>
+            </w:tcMar>
+            <w:vAlign w:val="center"/>
+          </w:tcPr>
+          <w:p>
+            <w:pPr>
+              <w:jc w:val="right"/>
+              <w:pBdr>
+                <w:bottom w:val="none" w:sz="0" w:space="0" w:color="000000"/>
+                <w:top w:val="none" w:sz="0" w:space="0" w:color="000000"/>
+                <w:left w:val="none" w:sz="0" w:space="0" w:color="000000"/>
+                <w:right w:val="none" w:sz="0" w:space="0" w:color="000000"/>
+              </w:pBdr>
+              <w:spacing w:after="36" w:before="36" w:line="240"/>
+              <w:ind w:left="100" w:right="100" w:firstLine="0" w:firstLineChars="0"/>
+              <w:rPr>
+                <w:rFonts w:ascii="Times New Roman" w:hAnsi="Times New Roman" w:eastAsia="Times New Roman" w:cs="Times New Roman"/>
+                <w:i w:val="false"/>
+                <w:b w:val="true"/>
+                <w:u w:val="none"/>
+                <w:strike w:val="false"/>
+                <w:sz w:val="16"/>
+                <w:szCs w:val="16"/>
+                <w:color w:val="000000"/>
+              </w:rPr>
+            </w:pPr>
+            <w:r xmlns:w="http://schemas.openxmlformats.org/wordprocessingml/2006/main" xmlns:wp="http://schemas.openxmlformats.org/drawingml/2006/wordprocessingDrawing" xmlns:r="http://schemas.openxmlformats.org/officeDocument/2006/relationships" xmlns:w14="http://schemas.microsoft.com/office/word/2010/wordml">
+              <w:rPr>
+                <w:rFonts w:ascii="Times New Roman" w:hAnsi="Times New Roman" w:eastAsia="Times New Roman" w:cs="Times New Roman"/>
+                <w:i w:val="false"/>
+                <w:b w:val="true"/>
+                <w:u w:val="none"/>
+                <w:strike w:val="false"/>
+                <w:sz w:val="16"/>
+                <w:szCs w:val="16"/>
+                <w:color w:val="000000"/>
+              </w:rPr>
+              <w:t xml:space="preserve">الرقم الاستدلالي العام</w:t>
+            </w:r>
+          </w:p>
+        </w:tc>
+      </w:tr>
+    </w:tbl>
+    <w:p>
+      <w:pPr>
+        <w:pStyle w:val="ipcpara0"/>
+      </w:pPr>
+      <w:r>
+        <w:t xml:space="preserve">المصدر: المندوبية السامية للتخطيط، مديرية الإحصاء -البحث الوطني حول الأثمان عند الاستهلاك</w:t>
       </w:r>
     </w:p>
     <w:sectPr>
